--- a/reports/HC_Parcel_Sales_Prediction.docx
+++ b/reports/HC_Parcel_Sales_Prediction.docx
@@ -32,166 +32,2668 @@
     </w:p>
     <w:p>
       <w:pPr>
+        <w:sectPr>
+          <w:footerReference w:type="even" r:id="rId8"/>
+          <w:footerReference w:type="default" r:id="rId9"/>
+          <w:pgSz w:w="12240" w:h="15840"/>
+          <w:pgMar w:top="1440" w:right="1440" w:bottom="1440" w:left="1440" w:header="720" w:footer="720" w:gutter="0"/>
+          <w:cols w:space="720"/>
+          <w:vAlign w:val="center"/>
+          <w:docGrid w:linePitch="360"/>
+        </w:sectPr>
+      </w:pPr>
+    </w:p>
+    <w:p>
+      <w:pPr>
+        <w:rPr>
+          <w:rFonts w:asciiTheme="majorHAnsi" w:hAnsiTheme="majorHAnsi"/>
+          <w:color w:val="0F4761"/>
+          <w:sz w:val="40"/>
+          <w:szCs w:val="40"/>
+        </w:rPr>
+      </w:pPr>
+      <w:r>
+        <w:rPr>
+          <w:rFonts w:asciiTheme="majorHAnsi" w:hAnsiTheme="majorHAnsi"/>
+          <w:color w:val="0F4761"/>
+          <w:sz w:val="40"/>
+          <w:szCs w:val="40"/>
+        </w:rPr>
+        <w:lastRenderedPageBreak/>
+        <w:t>Abstract</w:t>
+      </w:r>
+    </w:p>
+    <w:p>
+      <w:r>
+        <w:t xml:space="preserve">This study explores the use of machine learning to predict residential property sale values in Hillsborough County, Florida. Accurate valuation is critical for disaster response and recovery planning, particularly in post-hurricane damage assessments. The project involved extracting and merging parcel and historical sales data, followed by cleaning, feature selection, and exploratory </w:t>
+      </w:r>
+      <w:r>
+        <w:t xml:space="preserve">data </w:t>
+      </w:r>
+      <w:r>
+        <w:t>analysis</w:t>
+      </w:r>
+      <w:r>
+        <w:t xml:space="preserve"> for residential parcel sales from 2014-2024</w:t>
+      </w:r>
+      <w:r>
+        <w:t xml:space="preserve">. A Box-Cox transformation was applied to correct for target variable skewness, and models were trained using a consistent pipeline that handled preprocessing and hyperparameter tuning. Five models were evaluated: </w:t>
+      </w:r>
+      <w:r>
+        <w:t>Linear Regression</w:t>
+      </w:r>
+      <w:r>
+        <w:t xml:space="preserve">, </w:t>
+      </w:r>
+      <w:r>
+        <w:t>Elastic Net</w:t>
+      </w:r>
+      <w:r>
+        <w:t xml:space="preserve">, </w:t>
+      </w:r>
+      <w:r>
+        <w:t>Random Forest</w:t>
+      </w:r>
+      <w:r>
+        <w:t xml:space="preserve">, </w:t>
+      </w:r>
+      <w:r>
+        <w:t>Artificial Neural Network</w:t>
+      </w:r>
+      <w:r>
+        <w:t xml:space="preserve"> (ANN), and </w:t>
+      </w:r>
+      <w:r>
+        <w:t>Light Gradient Boosting Machine</w:t>
+      </w:r>
+      <w:r>
+        <w:t xml:space="preserve"> (</w:t>
+      </w:r>
+      <w:proofErr w:type="spellStart"/>
+      <w:r>
+        <w:t>LightGBM</w:t>
+      </w:r>
+      <w:proofErr w:type="spellEnd"/>
+      <w:r>
+        <w:t xml:space="preserve">). Hyperparameters were optimized using randomized search with cross-validation. Model performance was assessed using </w:t>
+      </w:r>
+      <w:r>
+        <w:t>r</w:t>
+      </w:r>
+      <w:r>
+        <w:t xml:space="preserve">oot </w:t>
+      </w:r>
+      <w:r>
+        <w:t>me</w:t>
+      </w:r>
+      <w:r>
+        <w:t>an</w:t>
+      </w:r>
+      <w:r>
+        <w:t xml:space="preserve"> s</w:t>
+      </w:r>
+      <w:r>
+        <w:t xml:space="preserve">quared </w:t>
+      </w:r>
+      <w:r>
+        <w:t>e</w:t>
+      </w:r>
+      <w:r>
+        <w:t xml:space="preserve">rror (RMSE) in USD on a holdout test set. Ensemble models, particularly </w:t>
+      </w:r>
+      <w:r>
+        <w:t>Random Forest</w:t>
+      </w:r>
+      <w:r>
+        <w:t xml:space="preserve"> and </w:t>
+      </w:r>
+      <w:proofErr w:type="spellStart"/>
+      <w:r>
+        <w:t>LightGBM</w:t>
+      </w:r>
+      <w:proofErr w:type="spellEnd"/>
+      <w:r>
+        <w:t>, outperformed linear methods, capturing complex, non-linear relationships in the data. The results demonstrate the feasibility of using machine learning for scalable, data-driven property valuation in support of emergency management applications.</w:t>
+      </w:r>
+    </w:p>
+    <w:p/>
+    <w:p>
+      <w:pPr>
+        <w:sectPr>
+          <w:footerReference w:type="default" r:id="rId10"/>
+          <w:pgSz w:w="12240" w:h="15840"/>
+          <w:pgMar w:top="1440" w:right="1440" w:bottom="1440" w:left="1440" w:header="720" w:footer="720" w:gutter="0"/>
+          <w:cols w:space="720"/>
+          <w:docGrid w:linePitch="360"/>
+        </w:sectPr>
+      </w:pPr>
+    </w:p>
+    <w:sdt>
+      <w:sdtPr>
+        <w:id w:val="1003009725"/>
+        <w:docPartObj>
+          <w:docPartGallery w:val="Table of Contents"/>
+          <w:docPartUnique/>
+        </w:docPartObj>
+      </w:sdtPr>
+      <w:sdtEndPr>
+        <w:rPr>
+          <w:rFonts w:ascii="Calibri" w:eastAsiaTheme="minorHAnsi" w:hAnsi="Calibri" w:cs="Calibri"/>
+          <w:noProof/>
+          <w:color w:val="auto"/>
+          <w:kern w:val="2"/>
+          <w:sz w:val="24"/>
+          <w:szCs w:val="24"/>
+          <w14:ligatures w14:val="standardContextual"/>
+        </w:rPr>
+      </w:sdtEndPr>
+      <w:sdtContent>
+        <w:p>
+          <w:pPr>
+            <w:pStyle w:val="TOCHeading"/>
+            <w:numPr>
+              <w:ilvl w:val="0"/>
+              <w:numId w:val="0"/>
+            </w:numPr>
+          </w:pPr>
+          <w:r>
+            <w:t>Table of Contents</w:t>
+          </w:r>
+        </w:p>
+        <w:p>
+          <w:pPr>
+            <w:pStyle w:val="TOC1"/>
+            <w:tabs>
+              <w:tab w:val="left" w:pos="480"/>
+              <w:tab w:val="right" w:leader="dot" w:pos="9350"/>
+            </w:tabs>
+            <w:rPr>
+              <w:rFonts w:eastAsiaTheme="minorEastAsia" w:cstheme="minorBidi"/>
+              <w:b w:val="0"/>
+              <w:bCs w:val="0"/>
+              <w:i w:val="0"/>
+              <w:iCs w:val="0"/>
+              <w:noProof/>
+            </w:rPr>
+          </w:pPr>
+          <w:r>
+            <w:rPr>
+              <w:b w:val="0"/>
+              <w:bCs w:val="0"/>
+            </w:rPr>
+            <w:fldChar w:fldCharType="begin"/>
+          </w:r>
+          <w:r>
+            <w:instrText xml:space="preserve"> TOC \o "1-3" \h \z \u </w:instrText>
+          </w:r>
+          <w:r>
+            <w:rPr>
+              <w:b w:val="0"/>
+              <w:bCs w:val="0"/>
+            </w:rPr>
+            <w:fldChar w:fldCharType="separate"/>
+          </w:r>
+          <w:hyperlink w:anchor="_Toc202275306" w:history="1">
+            <w:r>
+              <w:rPr>
+                <w:rStyle w:val="Hyperlink"/>
+                <w:rFonts w:eastAsia="Times New Roman"/>
+                <w:noProof/>
+              </w:rPr>
+              <w:t>1</w:t>
+            </w:r>
+            <w:r>
+              <w:rPr>
+                <w:rFonts w:eastAsiaTheme="minorEastAsia" w:cstheme="minorBidi"/>
+                <w:b w:val="0"/>
+                <w:bCs w:val="0"/>
+                <w:i w:val="0"/>
+                <w:iCs w:val="0"/>
+                <w:noProof/>
+              </w:rPr>
+              <w:tab/>
+            </w:r>
+            <w:r>
+              <w:rPr>
+                <w:rStyle w:val="Hyperlink"/>
+                <w:rFonts w:eastAsia="Times New Roman"/>
+                <w:noProof/>
+              </w:rPr>
+              <w:t>Introduction</w:t>
+            </w:r>
+            <w:r>
+              <w:rPr>
+                <w:noProof/>
+                <w:webHidden/>
+              </w:rPr>
+              <w:tab/>
+            </w:r>
+            <w:r>
+              <w:rPr>
+                <w:noProof/>
+                <w:webHidden/>
+              </w:rPr>
+              <w:fldChar w:fldCharType="begin"/>
+            </w:r>
+            <w:r>
+              <w:rPr>
+                <w:noProof/>
+                <w:webHidden/>
+              </w:rPr>
+              <w:instrText xml:space="preserve"> PAGEREF _Toc202275306 \h </w:instrText>
+            </w:r>
+            <w:r>
+              <w:rPr>
+                <w:noProof/>
+                <w:webHidden/>
+              </w:rPr>
+            </w:r>
+            <w:r>
+              <w:rPr>
+                <w:noProof/>
+                <w:webHidden/>
+              </w:rPr>
+              <w:fldChar w:fldCharType="separate"/>
+            </w:r>
+            <w:r>
+              <w:rPr>
+                <w:noProof/>
+                <w:webHidden/>
+              </w:rPr>
+              <w:t>1</w:t>
+            </w:r>
+            <w:r>
+              <w:rPr>
+                <w:noProof/>
+                <w:webHidden/>
+              </w:rPr>
+              <w:fldChar w:fldCharType="end"/>
+            </w:r>
+          </w:hyperlink>
+        </w:p>
+        <w:p>
+          <w:pPr>
+            <w:pStyle w:val="TOC1"/>
+            <w:tabs>
+              <w:tab w:val="left" w:pos="480"/>
+              <w:tab w:val="right" w:leader="dot" w:pos="9350"/>
+            </w:tabs>
+            <w:rPr>
+              <w:rFonts w:eastAsiaTheme="minorEastAsia" w:cstheme="minorBidi"/>
+              <w:b w:val="0"/>
+              <w:bCs w:val="0"/>
+              <w:i w:val="0"/>
+              <w:iCs w:val="0"/>
+              <w:noProof/>
+            </w:rPr>
+          </w:pPr>
+          <w:hyperlink w:anchor="_Toc202275307" w:history="1">
+            <w:r>
+              <w:rPr>
+                <w:rStyle w:val="Hyperlink"/>
+                <w:rFonts w:eastAsia="Times New Roman"/>
+                <w:noProof/>
+              </w:rPr>
+              <w:t>2</w:t>
+            </w:r>
+            <w:r>
+              <w:rPr>
+                <w:rFonts w:eastAsiaTheme="minorEastAsia" w:cstheme="minorBidi"/>
+                <w:b w:val="0"/>
+                <w:bCs w:val="0"/>
+                <w:i w:val="0"/>
+                <w:iCs w:val="0"/>
+                <w:noProof/>
+              </w:rPr>
+              <w:tab/>
+            </w:r>
+            <w:r>
+              <w:rPr>
+                <w:rStyle w:val="Hyperlink"/>
+                <w:rFonts w:eastAsia="Times New Roman"/>
+                <w:noProof/>
+              </w:rPr>
+              <w:t>Methodology</w:t>
+            </w:r>
+            <w:r>
+              <w:rPr>
+                <w:noProof/>
+                <w:webHidden/>
+              </w:rPr>
+              <w:tab/>
+            </w:r>
+            <w:r>
+              <w:rPr>
+                <w:noProof/>
+                <w:webHidden/>
+              </w:rPr>
+              <w:fldChar w:fldCharType="begin"/>
+            </w:r>
+            <w:r>
+              <w:rPr>
+                <w:noProof/>
+                <w:webHidden/>
+              </w:rPr>
+              <w:instrText xml:space="preserve"> PAGEREF _Toc202275307 \h </w:instrText>
+            </w:r>
+            <w:r>
+              <w:rPr>
+                <w:noProof/>
+                <w:webHidden/>
+              </w:rPr>
+            </w:r>
+            <w:r>
+              <w:rPr>
+                <w:noProof/>
+                <w:webHidden/>
+              </w:rPr>
+              <w:fldChar w:fldCharType="separate"/>
+            </w:r>
+            <w:r>
+              <w:rPr>
+                <w:noProof/>
+                <w:webHidden/>
+              </w:rPr>
+              <w:t>1</w:t>
+            </w:r>
+            <w:r>
+              <w:rPr>
+                <w:noProof/>
+                <w:webHidden/>
+              </w:rPr>
+              <w:fldChar w:fldCharType="end"/>
+            </w:r>
+          </w:hyperlink>
+        </w:p>
+        <w:p>
+          <w:pPr>
+            <w:pStyle w:val="TOC2"/>
+            <w:tabs>
+              <w:tab w:val="left" w:pos="960"/>
+              <w:tab w:val="right" w:leader="dot" w:pos="9350"/>
+            </w:tabs>
+            <w:rPr>
+              <w:rFonts w:eastAsiaTheme="minorEastAsia" w:cstheme="minorBidi"/>
+              <w:b w:val="0"/>
+              <w:bCs w:val="0"/>
+              <w:noProof/>
+              <w:sz w:val="24"/>
+              <w:szCs w:val="24"/>
+            </w:rPr>
+          </w:pPr>
+          <w:hyperlink w:anchor="_Toc202275308" w:history="1">
+            <w:r>
+              <w:rPr>
+                <w:rStyle w:val="Hyperlink"/>
+                <w:noProof/>
+              </w:rPr>
+              <w:t>2.1</w:t>
+            </w:r>
+            <w:r>
+              <w:rPr>
+                <w:rFonts w:eastAsiaTheme="minorEastAsia" w:cstheme="minorBidi"/>
+                <w:b w:val="0"/>
+                <w:bCs w:val="0"/>
+                <w:noProof/>
+                <w:sz w:val="24"/>
+                <w:szCs w:val="24"/>
+              </w:rPr>
+              <w:tab/>
+            </w:r>
+            <w:r>
+              <w:rPr>
+                <w:rStyle w:val="Hyperlink"/>
+                <w:noProof/>
+              </w:rPr>
+              <w:t>Models</w:t>
+            </w:r>
+            <w:r>
+              <w:rPr>
+                <w:noProof/>
+                <w:webHidden/>
+              </w:rPr>
+              <w:tab/>
+            </w:r>
+            <w:r>
+              <w:rPr>
+                <w:noProof/>
+                <w:webHidden/>
+              </w:rPr>
+              <w:fldChar w:fldCharType="begin"/>
+            </w:r>
+            <w:r>
+              <w:rPr>
+                <w:noProof/>
+                <w:webHidden/>
+              </w:rPr>
+              <w:instrText xml:space="preserve"> PAGEREF _Toc202275308 \h </w:instrText>
+            </w:r>
+            <w:r>
+              <w:rPr>
+                <w:noProof/>
+                <w:webHidden/>
+              </w:rPr>
+            </w:r>
+            <w:r>
+              <w:rPr>
+                <w:noProof/>
+                <w:webHidden/>
+              </w:rPr>
+              <w:fldChar w:fldCharType="separate"/>
+            </w:r>
+            <w:r>
+              <w:rPr>
+                <w:noProof/>
+                <w:webHidden/>
+              </w:rPr>
+              <w:t>2</w:t>
+            </w:r>
+            <w:r>
+              <w:rPr>
+                <w:noProof/>
+                <w:webHidden/>
+              </w:rPr>
+              <w:fldChar w:fldCharType="end"/>
+            </w:r>
+          </w:hyperlink>
+        </w:p>
+        <w:p>
+          <w:pPr>
+            <w:pStyle w:val="TOC3"/>
+            <w:tabs>
+              <w:tab w:val="left" w:pos="1200"/>
+              <w:tab w:val="right" w:leader="dot" w:pos="9350"/>
+            </w:tabs>
+            <w:rPr>
+              <w:rFonts w:eastAsiaTheme="minorEastAsia" w:cstheme="minorBidi"/>
+              <w:noProof/>
+              <w:sz w:val="24"/>
+              <w:szCs w:val="24"/>
+            </w:rPr>
+          </w:pPr>
+          <w:hyperlink w:anchor="_Toc202275309" w:history="1">
+            <w:r>
+              <w:rPr>
+                <w:rStyle w:val="Hyperlink"/>
+                <w:noProof/>
+              </w:rPr>
+              <w:t>2.1.1</w:t>
+            </w:r>
+            <w:r>
+              <w:rPr>
+                <w:rFonts w:eastAsiaTheme="minorEastAsia" w:cstheme="minorBidi"/>
+                <w:noProof/>
+                <w:sz w:val="24"/>
+                <w:szCs w:val="24"/>
+              </w:rPr>
+              <w:tab/>
+            </w:r>
+            <w:r>
+              <w:rPr>
+                <w:rStyle w:val="Hyperlink"/>
+                <w:noProof/>
+              </w:rPr>
+              <w:t>Linear Regression</w:t>
+            </w:r>
+            <w:r>
+              <w:rPr>
+                <w:noProof/>
+                <w:webHidden/>
+              </w:rPr>
+              <w:tab/>
+            </w:r>
+            <w:r>
+              <w:rPr>
+                <w:noProof/>
+                <w:webHidden/>
+              </w:rPr>
+              <w:fldChar w:fldCharType="begin"/>
+            </w:r>
+            <w:r>
+              <w:rPr>
+                <w:noProof/>
+                <w:webHidden/>
+              </w:rPr>
+              <w:instrText xml:space="preserve"> PAGEREF _Toc202275309 \h </w:instrText>
+            </w:r>
+            <w:r>
+              <w:rPr>
+                <w:noProof/>
+                <w:webHidden/>
+              </w:rPr>
+            </w:r>
+            <w:r>
+              <w:rPr>
+                <w:noProof/>
+                <w:webHidden/>
+              </w:rPr>
+              <w:fldChar w:fldCharType="separate"/>
+            </w:r>
+            <w:r>
+              <w:rPr>
+                <w:noProof/>
+                <w:webHidden/>
+              </w:rPr>
+              <w:t>2</w:t>
+            </w:r>
+            <w:r>
+              <w:rPr>
+                <w:noProof/>
+                <w:webHidden/>
+              </w:rPr>
+              <w:fldChar w:fldCharType="end"/>
+            </w:r>
+          </w:hyperlink>
+        </w:p>
+        <w:p>
+          <w:pPr>
+            <w:pStyle w:val="TOC3"/>
+            <w:tabs>
+              <w:tab w:val="left" w:pos="1200"/>
+              <w:tab w:val="right" w:leader="dot" w:pos="9350"/>
+            </w:tabs>
+            <w:rPr>
+              <w:rFonts w:eastAsiaTheme="minorEastAsia" w:cstheme="minorBidi"/>
+              <w:noProof/>
+              <w:sz w:val="24"/>
+              <w:szCs w:val="24"/>
+            </w:rPr>
+          </w:pPr>
+          <w:hyperlink w:anchor="_Toc202275310" w:history="1">
+            <w:r>
+              <w:rPr>
+                <w:rStyle w:val="Hyperlink"/>
+                <w:noProof/>
+              </w:rPr>
+              <w:t>2.1.2</w:t>
+            </w:r>
+            <w:r>
+              <w:rPr>
+                <w:rFonts w:eastAsiaTheme="minorEastAsia" w:cstheme="minorBidi"/>
+                <w:noProof/>
+                <w:sz w:val="24"/>
+                <w:szCs w:val="24"/>
+              </w:rPr>
+              <w:tab/>
+            </w:r>
+            <w:r>
+              <w:rPr>
+                <w:rStyle w:val="Hyperlink"/>
+                <w:noProof/>
+              </w:rPr>
+              <w:t>Elastic Net</w:t>
+            </w:r>
+            <w:r>
+              <w:rPr>
+                <w:noProof/>
+                <w:webHidden/>
+              </w:rPr>
+              <w:tab/>
+            </w:r>
+            <w:r>
+              <w:rPr>
+                <w:noProof/>
+                <w:webHidden/>
+              </w:rPr>
+              <w:fldChar w:fldCharType="begin"/>
+            </w:r>
+            <w:r>
+              <w:rPr>
+                <w:noProof/>
+                <w:webHidden/>
+              </w:rPr>
+              <w:instrText xml:space="preserve"> PAGEREF _Toc202275310 \h </w:instrText>
+            </w:r>
+            <w:r>
+              <w:rPr>
+                <w:noProof/>
+                <w:webHidden/>
+              </w:rPr>
+            </w:r>
+            <w:r>
+              <w:rPr>
+                <w:noProof/>
+                <w:webHidden/>
+              </w:rPr>
+              <w:fldChar w:fldCharType="separate"/>
+            </w:r>
+            <w:r>
+              <w:rPr>
+                <w:noProof/>
+                <w:webHidden/>
+              </w:rPr>
+              <w:t>2</w:t>
+            </w:r>
+            <w:r>
+              <w:rPr>
+                <w:noProof/>
+                <w:webHidden/>
+              </w:rPr>
+              <w:fldChar w:fldCharType="end"/>
+            </w:r>
+          </w:hyperlink>
+        </w:p>
+        <w:p>
+          <w:pPr>
+            <w:pStyle w:val="TOC3"/>
+            <w:tabs>
+              <w:tab w:val="left" w:pos="1200"/>
+              <w:tab w:val="right" w:leader="dot" w:pos="9350"/>
+            </w:tabs>
+            <w:rPr>
+              <w:rFonts w:eastAsiaTheme="minorEastAsia" w:cstheme="minorBidi"/>
+              <w:noProof/>
+              <w:sz w:val="24"/>
+              <w:szCs w:val="24"/>
+            </w:rPr>
+          </w:pPr>
+          <w:hyperlink w:anchor="_Toc202275311" w:history="1">
+            <w:r>
+              <w:rPr>
+                <w:rStyle w:val="Hyperlink"/>
+                <w:noProof/>
+              </w:rPr>
+              <w:t>2.1.3</w:t>
+            </w:r>
+            <w:r>
+              <w:rPr>
+                <w:rFonts w:eastAsiaTheme="minorEastAsia" w:cstheme="minorBidi"/>
+                <w:noProof/>
+                <w:sz w:val="24"/>
+                <w:szCs w:val="24"/>
+              </w:rPr>
+              <w:tab/>
+            </w:r>
+            <w:r>
+              <w:rPr>
+                <w:rStyle w:val="Hyperlink"/>
+                <w:noProof/>
+              </w:rPr>
+              <w:t>Random Forest</w:t>
+            </w:r>
+            <w:r>
+              <w:rPr>
+                <w:noProof/>
+                <w:webHidden/>
+              </w:rPr>
+              <w:tab/>
+            </w:r>
+            <w:r>
+              <w:rPr>
+                <w:noProof/>
+                <w:webHidden/>
+              </w:rPr>
+              <w:fldChar w:fldCharType="begin"/>
+            </w:r>
+            <w:r>
+              <w:rPr>
+                <w:noProof/>
+                <w:webHidden/>
+              </w:rPr>
+              <w:instrText xml:space="preserve"> PAGEREF _Toc202275311 \h </w:instrText>
+            </w:r>
+            <w:r>
+              <w:rPr>
+                <w:noProof/>
+                <w:webHidden/>
+              </w:rPr>
+            </w:r>
+            <w:r>
+              <w:rPr>
+                <w:noProof/>
+                <w:webHidden/>
+              </w:rPr>
+              <w:fldChar w:fldCharType="separate"/>
+            </w:r>
+            <w:r>
+              <w:rPr>
+                <w:noProof/>
+                <w:webHidden/>
+              </w:rPr>
+              <w:t>3</w:t>
+            </w:r>
+            <w:r>
+              <w:rPr>
+                <w:noProof/>
+                <w:webHidden/>
+              </w:rPr>
+              <w:fldChar w:fldCharType="end"/>
+            </w:r>
+          </w:hyperlink>
+        </w:p>
+        <w:p>
+          <w:pPr>
+            <w:pStyle w:val="TOC3"/>
+            <w:tabs>
+              <w:tab w:val="left" w:pos="1200"/>
+              <w:tab w:val="right" w:leader="dot" w:pos="9350"/>
+            </w:tabs>
+            <w:rPr>
+              <w:rFonts w:eastAsiaTheme="minorEastAsia" w:cstheme="minorBidi"/>
+              <w:noProof/>
+              <w:sz w:val="24"/>
+              <w:szCs w:val="24"/>
+            </w:rPr>
+          </w:pPr>
+          <w:hyperlink w:anchor="_Toc202275312" w:history="1">
+            <w:r>
+              <w:rPr>
+                <w:rStyle w:val="Hyperlink"/>
+                <w:noProof/>
+              </w:rPr>
+              <w:t>2.1.4</w:t>
+            </w:r>
+            <w:r>
+              <w:rPr>
+                <w:rFonts w:eastAsiaTheme="minorEastAsia" w:cstheme="minorBidi"/>
+                <w:noProof/>
+                <w:sz w:val="24"/>
+                <w:szCs w:val="24"/>
+              </w:rPr>
+              <w:tab/>
+            </w:r>
+            <w:r>
+              <w:rPr>
+                <w:rStyle w:val="Hyperlink"/>
+                <w:noProof/>
+              </w:rPr>
+              <w:t>Artificial Neural Network (ANN)</w:t>
+            </w:r>
+            <w:r>
+              <w:rPr>
+                <w:noProof/>
+                <w:webHidden/>
+              </w:rPr>
+              <w:tab/>
+            </w:r>
+            <w:r>
+              <w:rPr>
+                <w:noProof/>
+                <w:webHidden/>
+              </w:rPr>
+              <w:fldChar w:fldCharType="begin"/>
+            </w:r>
+            <w:r>
+              <w:rPr>
+                <w:noProof/>
+                <w:webHidden/>
+              </w:rPr>
+              <w:instrText xml:space="preserve"> PAGEREF _Toc202275312 \h </w:instrText>
+            </w:r>
+            <w:r>
+              <w:rPr>
+                <w:noProof/>
+                <w:webHidden/>
+              </w:rPr>
+            </w:r>
+            <w:r>
+              <w:rPr>
+                <w:noProof/>
+                <w:webHidden/>
+              </w:rPr>
+              <w:fldChar w:fldCharType="separate"/>
+            </w:r>
+            <w:r>
+              <w:rPr>
+                <w:noProof/>
+                <w:webHidden/>
+              </w:rPr>
+              <w:t>3</w:t>
+            </w:r>
+            <w:r>
+              <w:rPr>
+                <w:noProof/>
+                <w:webHidden/>
+              </w:rPr>
+              <w:fldChar w:fldCharType="end"/>
+            </w:r>
+          </w:hyperlink>
+        </w:p>
+        <w:p>
+          <w:pPr>
+            <w:pStyle w:val="TOC3"/>
+            <w:tabs>
+              <w:tab w:val="left" w:pos="1200"/>
+              <w:tab w:val="right" w:leader="dot" w:pos="9350"/>
+            </w:tabs>
+            <w:rPr>
+              <w:rFonts w:eastAsiaTheme="minorEastAsia" w:cstheme="minorBidi"/>
+              <w:noProof/>
+              <w:sz w:val="24"/>
+              <w:szCs w:val="24"/>
+            </w:rPr>
+          </w:pPr>
+          <w:hyperlink w:anchor="_Toc202275313" w:history="1">
+            <w:r>
+              <w:rPr>
+                <w:rStyle w:val="Hyperlink"/>
+                <w:noProof/>
+              </w:rPr>
+              <w:t>2.1.5</w:t>
+            </w:r>
+            <w:r>
+              <w:rPr>
+                <w:rFonts w:eastAsiaTheme="minorEastAsia" w:cstheme="minorBidi"/>
+                <w:noProof/>
+                <w:sz w:val="24"/>
+                <w:szCs w:val="24"/>
+              </w:rPr>
+              <w:tab/>
+            </w:r>
+            <w:r>
+              <w:rPr>
+                <w:rStyle w:val="Hyperlink"/>
+                <w:noProof/>
+              </w:rPr>
+              <w:t>Light Gradient Boosting Machine (LightGBM)</w:t>
+            </w:r>
+            <w:r>
+              <w:rPr>
+                <w:noProof/>
+                <w:webHidden/>
+              </w:rPr>
+              <w:tab/>
+            </w:r>
+            <w:r>
+              <w:rPr>
+                <w:noProof/>
+                <w:webHidden/>
+              </w:rPr>
+              <w:fldChar w:fldCharType="begin"/>
+            </w:r>
+            <w:r>
+              <w:rPr>
+                <w:noProof/>
+                <w:webHidden/>
+              </w:rPr>
+              <w:instrText xml:space="preserve"> PAGEREF _Toc202275313 \h </w:instrText>
+            </w:r>
+            <w:r>
+              <w:rPr>
+                <w:noProof/>
+                <w:webHidden/>
+              </w:rPr>
+            </w:r>
+            <w:r>
+              <w:rPr>
+                <w:noProof/>
+                <w:webHidden/>
+              </w:rPr>
+              <w:fldChar w:fldCharType="separate"/>
+            </w:r>
+            <w:r>
+              <w:rPr>
+                <w:noProof/>
+                <w:webHidden/>
+              </w:rPr>
+              <w:t>4</w:t>
+            </w:r>
+            <w:r>
+              <w:rPr>
+                <w:noProof/>
+                <w:webHidden/>
+              </w:rPr>
+              <w:fldChar w:fldCharType="end"/>
+            </w:r>
+          </w:hyperlink>
+        </w:p>
+        <w:p>
+          <w:pPr>
+            <w:pStyle w:val="TOC1"/>
+            <w:tabs>
+              <w:tab w:val="left" w:pos="480"/>
+              <w:tab w:val="right" w:leader="dot" w:pos="9350"/>
+            </w:tabs>
+            <w:rPr>
+              <w:rFonts w:eastAsiaTheme="minorEastAsia" w:cstheme="minorBidi"/>
+              <w:b w:val="0"/>
+              <w:bCs w:val="0"/>
+              <w:i w:val="0"/>
+              <w:iCs w:val="0"/>
+              <w:noProof/>
+            </w:rPr>
+          </w:pPr>
+          <w:hyperlink w:anchor="_Toc202275314" w:history="1">
+            <w:r>
+              <w:rPr>
+                <w:rStyle w:val="Hyperlink"/>
+                <w:noProof/>
+              </w:rPr>
+              <w:t>3</w:t>
+            </w:r>
+            <w:r>
+              <w:rPr>
+                <w:rFonts w:eastAsiaTheme="minorEastAsia" w:cstheme="minorBidi"/>
+                <w:b w:val="0"/>
+                <w:bCs w:val="0"/>
+                <w:i w:val="0"/>
+                <w:iCs w:val="0"/>
+                <w:noProof/>
+              </w:rPr>
+              <w:tab/>
+            </w:r>
+            <w:r>
+              <w:rPr>
+                <w:rStyle w:val="Hyperlink"/>
+                <w:noProof/>
+              </w:rPr>
+              <w:t>Exploratory Data Analysis</w:t>
+            </w:r>
+            <w:r>
+              <w:rPr>
+                <w:noProof/>
+                <w:webHidden/>
+              </w:rPr>
+              <w:tab/>
+            </w:r>
+            <w:r>
+              <w:rPr>
+                <w:noProof/>
+                <w:webHidden/>
+              </w:rPr>
+              <w:fldChar w:fldCharType="begin"/>
+            </w:r>
+            <w:r>
+              <w:rPr>
+                <w:noProof/>
+                <w:webHidden/>
+              </w:rPr>
+              <w:instrText xml:space="preserve"> PAGEREF _Toc202275314 \h </w:instrText>
+            </w:r>
+            <w:r>
+              <w:rPr>
+                <w:noProof/>
+                <w:webHidden/>
+              </w:rPr>
+            </w:r>
+            <w:r>
+              <w:rPr>
+                <w:noProof/>
+                <w:webHidden/>
+              </w:rPr>
+              <w:fldChar w:fldCharType="separate"/>
+            </w:r>
+            <w:r>
+              <w:rPr>
+                <w:noProof/>
+                <w:webHidden/>
+              </w:rPr>
+              <w:t>4</w:t>
+            </w:r>
+            <w:r>
+              <w:rPr>
+                <w:noProof/>
+                <w:webHidden/>
+              </w:rPr>
+              <w:fldChar w:fldCharType="end"/>
+            </w:r>
+          </w:hyperlink>
+        </w:p>
+        <w:p>
+          <w:pPr>
+            <w:pStyle w:val="TOC2"/>
+            <w:tabs>
+              <w:tab w:val="left" w:pos="960"/>
+              <w:tab w:val="right" w:leader="dot" w:pos="9350"/>
+            </w:tabs>
+            <w:rPr>
+              <w:rFonts w:eastAsiaTheme="minorEastAsia" w:cstheme="minorBidi"/>
+              <w:b w:val="0"/>
+              <w:bCs w:val="0"/>
+              <w:noProof/>
+              <w:sz w:val="24"/>
+              <w:szCs w:val="24"/>
+            </w:rPr>
+          </w:pPr>
+          <w:hyperlink w:anchor="_Toc202275315" w:history="1">
+            <w:r>
+              <w:rPr>
+                <w:rStyle w:val="Hyperlink"/>
+                <w:noProof/>
+              </w:rPr>
+              <w:t>3.1</w:t>
+            </w:r>
+            <w:r>
+              <w:rPr>
+                <w:rFonts w:eastAsiaTheme="minorEastAsia" w:cstheme="minorBidi"/>
+                <w:b w:val="0"/>
+                <w:bCs w:val="0"/>
+                <w:noProof/>
+                <w:sz w:val="24"/>
+                <w:szCs w:val="24"/>
+              </w:rPr>
+              <w:tab/>
+            </w:r>
+            <w:r>
+              <w:rPr>
+                <w:rStyle w:val="Hyperlink"/>
+                <w:noProof/>
+              </w:rPr>
+              <w:t>Land Use Group</w:t>
+            </w:r>
+            <w:r>
+              <w:rPr>
+                <w:noProof/>
+                <w:webHidden/>
+              </w:rPr>
+              <w:tab/>
+            </w:r>
+            <w:r>
+              <w:rPr>
+                <w:noProof/>
+                <w:webHidden/>
+              </w:rPr>
+              <w:fldChar w:fldCharType="begin"/>
+            </w:r>
+            <w:r>
+              <w:rPr>
+                <w:noProof/>
+                <w:webHidden/>
+              </w:rPr>
+              <w:instrText xml:space="preserve"> PAGEREF _Toc202275315 \h </w:instrText>
+            </w:r>
+            <w:r>
+              <w:rPr>
+                <w:noProof/>
+                <w:webHidden/>
+              </w:rPr>
+            </w:r>
+            <w:r>
+              <w:rPr>
+                <w:noProof/>
+                <w:webHidden/>
+              </w:rPr>
+              <w:fldChar w:fldCharType="separate"/>
+            </w:r>
+            <w:r>
+              <w:rPr>
+                <w:noProof/>
+                <w:webHidden/>
+              </w:rPr>
+              <w:t>5</w:t>
+            </w:r>
+            <w:r>
+              <w:rPr>
+                <w:noProof/>
+                <w:webHidden/>
+              </w:rPr>
+              <w:fldChar w:fldCharType="end"/>
+            </w:r>
+          </w:hyperlink>
+        </w:p>
+        <w:p>
+          <w:pPr>
+            <w:pStyle w:val="TOC2"/>
+            <w:tabs>
+              <w:tab w:val="left" w:pos="960"/>
+              <w:tab w:val="right" w:leader="dot" w:pos="9350"/>
+            </w:tabs>
+            <w:rPr>
+              <w:rFonts w:eastAsiaTheme="minorEastAsia" w:cstheme="minorBidi"/>
+              <w:b w:val="0"/>
+              <w:bCs w:val="0"/>
+              <w:noProof/>
+              <w:sz w:val="24"/>
+              <w:szCs w:val="24"/>
+            </w:rPr>
+          </w:pPr>
+          <w:hyperlink w:anchor="_Toc202275316" w:history="1">
+            <w:r>
+              <w:rPr>
+                <w:rStyle w:val="Hyperlink"/>
+                <w:noProof/>
+              </w:rPr>
+              <w:t>3.2</w:t>
+            </w:r>
+            <w:r>
+              <w:rPr>
+                <w:rFonts w:eastAsiaTheme="minorEastAsia" w:cstheme="minorBidi"/>
+                <w:b w:val="0"/>
+                <w:bCs w:val="0"/>
+                <w:noProof/>
+                <w:sz w:val="24"/>
+                <w:szCs w:val="24"/>
+              </w:rPr>
+              <w:tab/>
+            </w:r>
+            <w:r>
+              <w:rPr>
+                <w:rStyle w:val="Hyperlink"/>
+                <w:noProof/>
+              </w:rPr>
+              <w:t>Time Frame</w:t>
+            </w:r>
+            <w:r>
+              <w:rPr>
+                <w:noProof/>
+                <w:webHidden/>
+              </w:rPr>
+              <w:tab/>
+            </w:r>
+            <w:r>
+              <w:rPr>
+                <w:noProof/>
+                <w:webHidden/>
+              </w:rPr>
+              <w:fldChar w:fldCharType="begin"/>
+            </w:r>
+            <w:r>
+              <w:rPr>
+                <w:noProof/>
+                <w:webHidden/>
+              </w:rPr>
+              <w:instrText xml:space="preserve"> PAGEREF _Toc202275316 \h </w:instrText>
+            </w:r>
+            <w:r>
+              <w:rPr>
+                <w:noProof/>
+                <w:webHidden/>
+              </w:rPr>
+            </w:r>
+            <w:r>
+              <w:rPr>
+                <w:noProof/>
+                <w:webHidden/>
+              </w:rPr>
+              <w:fldChar w:fldCharType="separate"/>
+            </w:r>
+            <w:r>
+              <w:rPr>
+                <w:noProof/>
+                <w:webHidden/>
+              </w:rPr>
+              <w:t>6</w:t>
+            </w:r>
+            <w:r>
+              <w:rPr>
+                <w:noProof/>
+                <w:webHidden/>
+              </w:rPr>
+              <w:fldChar w:fldCharType="end"/>
+            </w:r>
+          </w:hyperlink>
+        </w:p>
+        <w:p>
+          <w:pPr>
+            <w:pStyle w:val="TOC2"/>
+            <w:tabs>
+              <w:tab w:val="left" w:pos="960"/>
+              <w:tab w:val="right" w:leader="dot" w:pos="9350"/>
+            </w:tabs>
+            <w:rPr>
+              <w:rFonts w:eastAsiaTheme="minorEastAsia" w:cstheme="minorBidi"/>
+              <w:b w:val="0"/>
+              <w:bCs w:val="0"/>
+              <w:noProof/>
+              <w:sz w:val="24"/>
+              <w:szCs w:val="24"/>
+            </w:rPr>
+          </w:pPr>
+          <w:hyperlink w:anchor="_Toc202275317" w:history="1">
+            <w:r>
+              <w:rPr>
+                <w:rStyle w:val="Hyperlink"/>
+                <w:noProof/>
+              </w:rPr>
+              <w:t>3.3</w:t>
+            </w:r>
+            <w:r>
+              <w:rPr>
+                <w:rFonts w:eastAsiaTheme="minorEastAsia" w:cstheme="minorBidi"/>
+                <w:b w:val="0"/>
+                <w:bCs w:val="0"/>
+                <w:noProof/>
+                <w:sz w:val="24"/>
+                <w:szCs w:val="24"/>
+              </w:rPr>
+              <w:tab/>
+            </w:r>
+            <w:r>
+              <w:rPr>
+                <w:rStyle w:val="Hyperlink"/>
+                <w:noProof/>
+              </w:rPr>
+              <w:t>Outliers</w:t>
+            </w:r>
+            <w:r>
+              <w:rPr>
+                <w:noProof/>
+                <w:webHidden/>
+              </w:rPr>
+              <w:tab/>
+            </w:r>
+            <w:r>
+              <w:rPr>
+                <w:noProof/>
+                <w:webHidden/>
+              </w:rPr>
+              <w:fldChar w:fldCharType="begin"/>
+            </w:r>
+            <w:r>
+              <w:rPr>
+                <w:noProof/>
+                <w:webHidden/>
+              </w:rPr>
+              <w:instrText xml:space="preserve"> PAGEREF _Toc202275317 \h </w:instrText>
+            </w:r>
+            <w:r>
+              <w:rPr>
+                <w:noProof/>
+                <w:webHidden/>
+              </w:rPr>
+            </w:r>
+            <w:r>
+              <w:rPr>
+                <w:noProof/>
+                <w:webHidden/>
+              </w:rPr>
+              <w:fldChar w:fldCharType="separate"/>
+            </w:r>
+            <w:r>
+              <w:rPr>
+                <w:noProof/>
+                <w:webHidden/>
+              </w:rPr>
+              <w:t>6</w:t>
+            </w:r>
+            <w:r>
+              <w:rPr>
+                <w:noProof/>
+                <w:webHidden/>
+              </w:rPr>
+              <w:fldChar w:fldCharType="end"/>
+            </w:r>
+          </w:hyperlink>
+        </w:p>
+        <w:p>
+          <w:pPr>
+            <w:pStyle w:val="TOC2"/>
+            <w:tabs>
+              <w:tab w:val="left" w:pos="960"/>
+              <w:tab w:val="right" w:leader="dot" w:pos="9350"/>
+            </w:tabs>
+            <w:rPr>
+              <w:rFonts w:eastAsiaTheme="minorEastAsia" w:cstheme="minorBidi"/>
+              <w:b w:val="0"/>
+              <w:bCs w:val="0"/>
+              <w:noProof/>
+              <w:sz w:val="24"/>
+              <w:szCs w:val="24"/>
+            </w:rPr>
+          </w:pPr>
+          <w:hyperlink w:anchor="_Toc202275318" w:history="1">
+            <w:r>
+              <w:rPr>
+                <w:rStyle w:val="Hyperlink"/>
+                <w:noProof/>
+              </w:rPr>
+              <w:t>3.4</w:t>
+            </w:r>
+            <w:r>
+              <w:rPr>
+                <w:rFonts w:eastAsiaTheme="minorEastAsia" w:cstheme="minorBidi"/>
+                <w:b w:val="0"/>
+                <w:bCs w:val="0"/>
+                <w:noProof/>
+                <w:sz w:val="24"/>
+                <w:szCs w:val="24"/>
+              </w:rPr>
+              <w:tab/>
+            </w:r>
+            <w:r>
+              <w:rPr>
+                <w:rStyle w:val="Hyperlink"/>
+                <w:noProof/>
+              </w:rPr>
+              <w:t>Multicollinearity</w:t>
+            </w:r>
+            <w:r>
+              <w:rPr>
+                <w:noProof/>
+                <w:webHidden/>
+              </w:rPr>
+              <w:tab/>
+            </w:r>
+            <w:r>
+              <w:rPr>
+                <w:noProof/>
+                <w:webHidden/>
+              </w:rPr>
+              <w:fldChar w:fldCharType="begin"/>
+            </w:r>
+            <w:r>
+              <w:rPr>
+                <w:noProof/>
+                <w:webHidden/>
+              </w:rPr>
+              <w:instrText xml:space="preserve"> PAGEREF _Toc202275318 \h </w:instrText>
+            </w:r>
+            <w:r>
+              <w:rPr>
+                <w:noProof/>
+                <w:webHidden/>
+              </w:rPr>
+            </w:r>
+            <w:r>
+              <w:rPr>
+                <w:noProof/>
+                <w:webHidden/>
+              </w:rPr>
+              <w:fldChar w:fldCharType="separate"/>
+            </w:r>
+            <w:r>
+              <w:rPr>
+                <w:noProof/>
+                <w:webHidden/>
+              </w:rPr>
+              <w:t>8</w:t>
+            </w:r>
+            <w:r>
+              <w:rPr>
+                <w:noProof/>
+                <w:webHidden/>
+              </w:rPr>
+              <w:fldChar w:fldCharType="end"/>
+            </w:r>
+          </w:hyperlink>
+        </w:p>
+        <w:p>
+          <w:pPr>
+            <w:pStyle w:val="TOC2"/>
+            <w:tabs>
+              <w:tab w:val="left" w:pos="960"/>
+              <w:tab w:val="right" w:leader="dot" w:pos="9350"/>
+            </w:tabs>
+            <w:rPr>
+              <w:rFonts w:eastAsiaTheme="minorEastAsia" w:cstheme="minorBidi"/>
+              <w:b w:val="0"/>
+              <w:bCs w:val="0"/>
+              <w:noProof/>
+              <w:sz w:val="24"/>
+              <w:szCs w:val="24"/>
+            </w:rPr>
+          </w:pPr>
+          <w:hyperlink w:anchor="_Toc202275319" w:history="1">
+            <w:r>
+              <w:rPr>
+                <w:rStyle w:val="Hyperlink"/>
+                <w:noProof/>
+              </w:rPr>
+              <w:t>3.5</w:t>
+            </w:r>
+            <w:r>
+              <w:rPr>
+                <w:rFonts w:eastAsiaTheme="minorEastAsia" w:cstheme="minorBidi"/>
+                <w:b w:val="0"/>
+                <w:bCs w:val="0"/>
+                <w:noProof/>
+                <w:sz w:val="24"/>
+                <w:szCs w:val="24"/>
+              </w:rPr>
+              <w:tab/>
+            </w:r>
+            <w:r>
+              <w:rPr>
+                <w:rStyle w:val="Hyperlink"/>
+                <w:noProof/>
+              </w:rPr>
+              <w:t>Transformation</w:t>
+            </w:r>
+            <w:r>
+              <w:rPr>
+                <w:noProof/>
+                <w:webHidden/>
+              </w:rPr>
+              <w:tab/>
+            </w:r>
+            <w:r>
+              <w:rPr>
+                <w:noProof/>
+                <w:webHidden/>
+              </w:rPr>
+              <w:fldChar w:fldCharType="begin"/>
+            </w:r>
+            <w:r>
+              <w:rPr>
+                <w:noProof/>
+                <w:webHidden/>
+              </w:rPr>
+              <w:instrText xml:space="preserve"> PAGEREF _Toc202275319 \h </w:instrText>
+            </w:r>
+            <w:r>
+              <w:rPr>
+                <w:noProof/>
+                <w:webHidden/>
+              </w:rPr>
+            </w:r>
+            <w:r>
+              <w:rPr>
+                <w:noProof/>
+                <w:webHidden/>
+              </w:rPr>
+              <w:fldChar w:fldCharType="separate"/>
+            </w:r>
+            <w:r>
+              <w:rPr>
+                <w:noProof/>
+                <w:webHidden/>
+              </w:rPr>
+              <w:t>9</w:t>
+            </w:r>
+            <w:r>
+              <w:rPr>
+                <w:noProof/>
+                <w:webHidden/>
+              </w:rPr>
+              <w:fldChar w:fldCharType="end"/>
+            </w:r>
+          </w:hyperlink>
+        </w:p>
+        <w:p>
+          <w:pPr>
+            <w:pStyle w:val="TOC1"/>
+            <w:tabs>
+              <w:tab w:val="left" w:pos="480"/>
+              <w:tab w:val="right" w:leader="dot" w:pos="9350"/>
+            </w:tabs>
+            <w:rPr>
+              <w:rFonts w:eastAsiaTheme="minorEastAsia" w:cstheme="minorBidi"/>
+              <w:b w:val="0"/>
+              <w:bCs w:val="0"/>
+              <w:i w:val="0"/>
+              <w:iCs w:val="0"/>
+              <w:noProof/>
+            </w:rPr>
+          </w:pPr>
+          <w:hyperlink w:anchor="_Toc202275320" w:history="1">
+            <w:r>
+              <w:rPr>
+                <w:rStyle w:val="Hyperlink"/>
+                <w:rFonts w:eastAsia="Times New Roman"/>
+                <w:noProof/>
+              </w:rPr>
+              <w:t>4</w:t>
+            </w:r>
+            <w:r>
+              <w:rPr>
+                <w:rFonts w:eastAsiaTheme="minorEastAsia" w:cstheme="minorBidi"/>
+                <w:b w:val="0"/>
+                <w:bCs w:val="0"/>
+                <w:i w:val="0"/>
+                <w:iCs w:val="0"/>
+                <w:noProof/>
+              </w:rPr>
+              <w:tab/>
+            </w:r>
+            <w:r>
+              <w:rPr>
+                <w:rStyle w:val="Hyperlink"/>
+                <w:rFonts w:eastAsia="Times New Roman"/>
+                <w:noProof/>
+              </w:rPr>
+              <w:t>Analysis</w:t>
+            </w:r>
+            <w:r>
+              <w:rPr>
+                <w:noProof/>
+                <w:webHidden/>
+              </w:rPr>
+              <w:tab/>
+            </w:r>
+            <w:r>
+              <w:rPr>
+                <w:noProof/>
+                <w:webHidden/>
+              </w:rPr>
+              <w:fldChar w:fldCharType="begin"/>
+            </w:r>
+            <w:r>
+              <w:rPr>
+                <w:noProof/>
+                <w:webHidden/>
+              </w:rPr>
+              <w:instrText xml:space="preserve"> PAGEREF _Toc202275320 \h </w:instrText>
+            </w:r>
+            <w:r>
+              <w:rPr>
+                <w:noProof/>
+                <w:webHidden/>
+              </w:rPr>
+            </w:r>
+            <w:r>
+              <w:rPr>
+                <w:noProof/>
+                <w:webHidden/>
+              </w:rPr>
+              <w:fldChar w:fldCharType="separate"/>
+            </w:r>
+            <w:r>
+              <w:rPr>
+                <w:noProof/>
+                <w:webHidden/>
+              </w:rPr>
+              <w:t>10</w:t>
+            </w:r>
+            <w:r>
+              <w:rPr>
+                <w:noProof/>
+                <w:webHidden/>
+              </w:rPr>
+              <w:fldChar w:fldCharType="end"/>
+            </w:r>
+          </w:hyperlink>
+        </w:p>
+        <w:p>
+          <w:pPr>
+            <w:pStyle w:val="TOC2"/>
+            <w:tabs>
+              <w:tab w:val="left" w:pos="960"/>
+              <w:tab w:val="right" w:leader="dot" w:pos="9350"/>
+            </w:tabs>
+            <w:rPr>
+              <w:rFonts w:eastAsiaTheme="minorEastAsia" w:cstheme="minorBidi"/>
+              <w:b w:val="0"/>
+              <w:bCs w:val="0"/>
+              <w:noProof/>
+              <w:sz w:val="24"/>
+              <w:szCs w:val="24"/>
+            </w:rPr>
+          </w:pPr>
+          <w:hyperlink w:anchor="_Toc202275321" w:history="1">
+            <w:r>
+              <w:rPr>
+                <w:rStyle w:val="Hyperlink"/>
+                <w:noProof/>
+              </w:rPr>
+              <w:t>4.1</w:t>
+            </w:r>
+            <w:r>
+              <w:rPr>
+                <w:rFonts w:eastAsiaTheme="minorEastAsia" w:cstheme="minorBidi"/>
+                <w:b w:val="0"/>
+                <w:bCs w:val="0"/>
+                <w:noProof/>
+                <w:sz w:val="24"/>
+                <w:szCs w:val="24"/>
+              </w:rPr>
+              <w:tab/>
+            </w:r>
+            <w:r>
+              <w:rPr>
+                <w:rStyle w:val="Hyperlink"/>
+                <w:noProof/>
+              </w:rPr>
+              <w:t>Training</w:t>
+            </w:r>
+            <w:r>
+              <w:rPr>
+                <w:noProof/>
+                <w:webHidden/>
+              </w:rPr>
+              <w:tab/>
+            </w:r>
+            <w:r>
+              <w:rPr>
+                <w:noProof/>
+                <w:webHidden/>
+              </w:rPr>
+              <w:fldChar w:fldCharType="begin"/>
+            </w:r>
+            <w:r>
+              <w:rPr>
+                <w:noProof/>
+                <w:webHidden/>
+              </w:rPr>
+              <w:instrText xml:space="preserve"> PAGEREF _Toc202275321 \h </w:instrText>
+            </w:r>
+            <w:r>
+              <w:rPr>
+                <w:noProof/>
+                <w:webHidden/>
+              </w:rPr>
+            </w:r>
+            <w:r>
+              <w:rPr>
+                <w:noProof/>
+                <w:webHidden/>
+              </w:rPr>
+              <w:fldChar w:fldCharType="separate"/>
+            </w:r>
+            <w:r>
+              <w:rPr>
+                <w:noProof/>
+                <w:webHidden/>
+              </w:rPr>
+              <w:t>10</w:t>
+            </w:r>
+            <w:r>
+              <w:rPr>
+                <w:noProof/>
+                <w:webHidden/>
+              </w:rPr>
+              <w:fldChar w:fldCharType="end"/>
+            </w:r>
+          </w:hyperlink>
+        </w:p>
+        <w:p>
+          <w:pPr>
+            <w:pStyle w:val="TOC2"/>
+            <w:tabs>
+              <w:tab w:val="left" w:pos="960"/>
+              <w:tab w:val="right" w:leader="dot" w:pos="9350"/>
+            </w:tabs>
+            <w:rPr>
+              <w:rFonts w:eastAsiaTheme="minorEastAsia" w:cstheme="minorBidi"/>
+              <w:b w:val="0"/>
+              <w:bCs w:val="0"/>
+              <w:noProof/>
+              <w:sz w:val="24"/>
+              <w:szCs w:val="24"/>
+            </w:rPr>
+          </w:pPr>
+          <w:hyperlink w:anchor="_Toc202275322" w:history="1">
+            <w:r>
+              <w:rPr>
+                <w:rStyle w:val="Hyperlink"/>
+                <w:noProof/>
+              </w:rPr>
+              <w:t>4.2</w:t>
+            </w:r>
+            <w:r>
+              <w:rPr>
+                <w:rFonts w:eastAsiaTheme="minorEastAsia" w:cstheme="minorBidi"/>
+                <w:b w:val="0"/>
+                <w:bCs w:val="0"/>
+                <w:noProof/>
+                <w:sz w:val="24"/>
+                <w:szCs w:val="24"/>
+              </w:rPr>
+              <w:tab/>
+            </w:r>
+            <w:r>
+              <w:rPr>
+                <w:rStyle w:val="Hyperlink"/>
+                <w:noProof/>
+              </w:rPr>
+              <w:t>Results</w:t>
+            </w:r>
+            <w:r>
+              <w:rPr>
+                <w:noProof/>
+                <w:webHidden/>
+              </w:rPr>
+              <w:tab/>
+            </w:r>
+            <w:r>
+              <w:rPr>
+                <w:noProof/>
+                <w:webHidden/>
+              </w:rPr>
+              <w:fldChar w:fldCharType="begin"/>
+            </w:r>
+            <w:r>
+              <w:rPr>
+                <w:noProof/>
+                <w:webHidden/>
+              </w:rPr>
+              <w:instrText xml:space="preserve"> PAGEREF _Toc202275322 \h </w:instrText>
+            </w:r>
+            <w:r>
+              <w:rPr>
+                <w:noProof/>
+                <w:webHidden/>
+              </w:rPr>
+            </w:r>
+            <w:r>
+              <w:rPr>
+                <w:noProof/>
+                <w:webHidden/>
+              </w:rPr>
+              <w:fldChar w:fldCharType="separate"/>
+            </w:r>
+            <w:r>
+              <w:rPr>
+                <w:noProof/>
+                <w:webHidden/>
+              </w:rPr>
+              <w:t>11</w:t>
+            </w:r>
+            <w:r>
+              <w:rPr>
+                <w:noProof/>
+                <w:webHidden/>
+              </w:rPr>
+              <w:fldChar w:fldCharType="end"/>
+            </w:r>
+          </w:hyperlink>
+        </w:p>
+        <w:p>
+          <w:pPr>
+            <w:pStyle w:val="TOC1"/>
+            <w:tabs>
+              <w:tab w:val="left" w:pos="480"/>
+              <w:tab w:val="right" w:leader="dot" w:pos="9350"/>
+            </w:tabs>
+            <w:rPr>
+              <w:rFonts w:eastAsiaTheme="minorEastAsia" w:cstheme="minorBidi"/>
+              <w:b w:val="0"/>
+              <w:bCs w:val="0"/>
+              <w:i w:val="0"/>
+              <w:iCs w:val="0"/>
+              <w:noProof/>
+            </w:rPr>
+          </w:pPr>
+          <w:hyperlink w:anchor="_Toc202275323" w:history="1">
+            <w:r>
+              <w:rPr>
+                <w:rStyle w:val="Hyperlink"/>
+                <w:noProof/>
+              </w:rPr>
+              <w:t>5</w:t>
+            </w:r>
+            <w:r>
+              <w:rPr>
+                <w:rFonts w:eastAsiaTheme="minorEastAsia" w:cstheme="minorBidi"/>
+                <w:b w:val="0"/>
+                <w:bCs w:val="0"/>
+                <w:i w:val="0"/>
+                <w:iCs w:val="0"/>
+                <w:noProof/>
+              </w:rPr>
+              <w:tab/>
+            </w:r>
+            <w:r>
+              <w:rPr>
+                <w:rStyle w:val="Hyperlink"/>
+                <w:noProof/>
+              </w:rPr>
+              <w:t>Conclusion</w:t>
+            </w:r>
+            <w:r>
+              <w:rPr>
+                <w:noProof/>
+                <w:webHidden/>
+              </w:rPr>
+              <w:tab/>
+            </w:r>
+            <w:r>
+              <w:rPr>
+                <w:noProof/>
+                <w:webHidden/>
+              </w:rPr>
+              <w:fldChar w:fldCharType="begin"/>
+            </w:r>
+            <w:r>
+              <w:rPr>
+                <w:noProof/>
+                <w:webHidden/>
+              </w:rPr>
+              <w:instrText xml:space="preserve"> PAGEREF _Toc202275323 \h </w:instrText>
+            </w:r>
+            <w:r>
+              <w:rPr>
+                <w:noProof/>
+                <w:webHidden/>
+              </w:rPr>
+            </w:r>
+            <w:r>
+              <w:rPr>
+                <w:noProof/>
+                <w:webHidden/>
+              </w:rPr>
+              <w:fldChar w:fldCharType="separate"/>
+            </w:r>
+            <w:r>
+              <w:rPr>
+                <w:noProof/>
+                <w:webHidden/>
+              </w:rPr>
+              <w:t>11</w:t>
+            </w:r>
+            <w:r>
+              <w:rPr>
+                <w:noProof/>
+                <w:webHidden/>
+              </w:rPr>
+              <w:fldChar w:fldCharType="end"/>
+            </w:r>
+          </w:hyperlink>
+        </w:p>
+        <w:p>
+          <w:pPr>
+            <w:pStyle w:val="TOC1"/>
+            <w:tabs>
+              <w:tab w:val="right" w:leader="dot" w:pos="9350"/>
+            </w:tabs>
+            <w:rPr>
+              <w:rFonts w:eastAsiaTheme="minorEastAsia" w:cstheme="minorBidi"/>
+              <w:b w:val="0"/>
+              <w:bCs w:val="0"/>
+              <w:i w:val="0"/>
+              <w:iCs w:val="0"/>
+              <w:noProof/>
+            </w:rPr>
+          </w:pPr>
+          <w:hyperlink w:anchor="_Toc202275324" w:history="1">
+            <w:r>
+              <w:rPr>
+                <w:rStyle w:val="Hyperlink"/>
+                <w:noProof/>
+              </w:rPr>
+              <w:t>Appendix A: Analytical Flowchart</w:t>
+            </w:r>
+            <w:r>
+              <w:rPr>
+                <w:noProof/>
+                <w:webHidden/>
+              </w:rPr>
+              <w:tab/>
+            </w:r>
+            <w:r>
+              <w:rPr>
+                <w:noProof/>
+                <w:webHidden/>
+              </w:rPr>
+              <w:fldChar w:fldCharType="begin"/>
+            </w:r>
+            <w:r>
+              <w:rPr>
+                <w:noProof/>
+                <w:webHidden/>
+              </w:rPr>
+              <w:instrText xml:space="preserve"> PAGEREF _Toc202275324 \h </w:instrText>
+            </w:r>
+            <w:r>
+              <w:rPr>
+                <w:noProof/>
+                <w:webHidden/>
+              </w:rPr>
+            </w:r>
+            <w:r>
+              <w:rPr>
+                <w:noProof/>
+                <w:webHidden/>
+              </w:rPr>
+              <w:fldChar w:fldCharType="separate"/>
+            </w:r>
+            <w:r>
+              <w:rPr>
+                <w:noProof/>
+                <w:webHidden/>
+              </w:rPr>
+              <w:t>14</w:t>
+            </w:r>
+            <w:r>
+              <w:rPr>
+                <w:noProof/>
+                <w:webHidden/>
+              </w:rPr>
+              <w:fldChar w:fldCharType="end"/>
+            </w:r>
+          </w:hyperlink>
+        </w:p>
+        <w:p>
+          <w:pPr>
+            <w:rPr>
+              <w:b/>
+              <w:bCs/>
+              <w:noProof/>
+            </w:rPr>
+          </w:pPr>
+          <w:r>
+            <w:rPr>
+              <w:b/>
+              <w:bCs/>
+              <w:noProof/>
+            </w:rPr>
+            <w:fldChar w:fldCharType="end"/>
+          </w:r>
+        </w:p>
+        <w:p>
+          <w:pPr>
+            <w:rPr>
+              <w:rFonts w:asciiTheme="majorHAnsi" w:eastAsiaTheme="majorEastAsia" w:hAnsiTheme="majorHAnsi" w:cstheme="majorBidi"/>
+              <w:b/>
+              <w:bCs/>
+              <w:color w:val="0F4761" w:themeColor="accent1" w:themeShade="BF"/>
+              <w:kern w:val="0"/>
+              <w14:ligatures w14:val="none"/>
+            </w:rPr>
+          </w:pPr>
+        </w:p>
+        <w:p>
+          <w:pPr>
+            <w:rPr>
+              <w:rFonts w:asciiTheme="majorHAnsi" w:eastAsiaTheme="majorEastAsia" w:hAnsiTheme="majorHAnsi" w:cstheme="majorBidi"/>
+              <w:b/>
+              <w:bCs/>
+              <w:color w:val="0F4761" w:themeColor="accent1" w:themeShade="BF"/>
+              <w:kern w:val="0"/>
+              <w:sz w:val="28"/>
+              <w:szCs w:val="28"/>
+              <w14:ligatures w14:val="none"/>
+            </w:rPr>
+          </w:pPr>
+          <w:r>
+            <w:rPr>
+              <w:rFonts w:asciiTheme="majorHAnsi" w:eastAsiaTheme="majorEastAsia" w:hAnsiTheme="majorHAnsi" w:cstheme="majorBidi"/>
+              <w:b/>
+              <w:bCs/>
+              <w:color w:val="0F4761" w:themeColor="accent1" w:themeShade="BF"/>
+              <w:kern w:val="0"/>
+              <w:sz w:val="28"/>
+              <w:szCs w:val="28"/>
+              <w14:ligatures w14:val="none"/>
+            </w:rPr>
+            <w:t>Figures</w:t>
+          </w:r>
+        </w:p>
+        <w:p>
+          <w:pPr>
+            <w:pStyle w:val="TableofFigures"/>
+            <w:tabs>
+              <w:tab w:val="right" w:leader="dot" w:pos="9350"/>
+            </w:tabs>
+            <w:rPr>
+              <w:rFonts w:asciiTheme="minorHAnsi" w:eastAsiaTheme="minorEastAsia" w:hAnsiTheme="minorHAnsi" w:cstheme="minorBidi"/>
+              <w:noProof/>
+            </w:rPr>
+          </w:pPr>
+          <w:r>
+            <w:fldChar w:fldCharType="begin"/>
+          </w:r>
+          <w:r>
+            <w:instrText xml:space="preserve"> TOC \h \z \c "Figure" </w:instrText>
+          </w:r>
+          <w:r>
+            <w:fldChar w:fldCharType="separate"/>
+          </w:r>
+          <w:hyperlink w:anchor="_Toc202275325" w:history="1">
+            <w:r>
+              <w:rPr>
+                <w:rStyle w:val="Hyperlink"/>
+                <w:noProof/>
+              </w:rPr>
+              <w:t>Figure 1: Sales Distribution for Raw Data</w:t>
+            </w:r>
+            <w:r>
+              <w:rPr>
+                <w:noProof/>
+                <w:webHidden/>
+              </w:rPr>
+              <w:tab/>
+            </w:r>
+            <w:r>
+              <w:rPr>
+                <w:noProof/>
+                <w:webHidden/>
+              </w:rPr>
+              <w:fldChar w:fldCharType="begin"/>
+            </w:r>
+            <w:r>
+              <w:rPr>
+                <w:noProof/>
+                <w:webHidden/>
+              </w:rPr>
+              <w:instrText xml:space="preserve"> PAGEREF _Toc202275325 \h </w:instrText>
+            </w:r>
+            <w:r>
+              <w:rPr>
+                <w:noProof/>
+                <w:webHidden/>
+              </w:rPr>
+            </w:r>
+            <w:r>
+              <w:rPr>
+                <w:noProof/>
+                <w:webHidden/>
+              </w:rPr>
+              <w:fldChar w:fldCharType="separate"/>
+            </w:r>
+            <w:r>
+              <w:rPr>
+                <w:noProof/>
+                <w:webHidden/>
+              </w:rPr>
+              <w:t>6</w:t>
+            </w:r>
+            <w:r>
+              <w:rPr>
+                <w:noProof/>
+                <w:webHidden/>
+              </w:rPr>
+              <w:fldChar w:fldCharType="end"/>
+            </w:r>
+          </w:hyperlink>
+        </w:p>
+        <w:p>
+          <w:pPr>
+            <w:pStyle w:val="TableofFigures"/>
+            <w:tabs>
+              <w:tab w:val="right" w:leader="dot" w:pos="9350"/>
+            </w:tabs>
+            <w:rPr>
+              <w:rFonts w:asciiTheme="minorHAnsi" w:eastAsiaTheme="minorEastAsia" w:hAnsiTheme="minorHAnsi" w:cstheme="minorBidi"/>
+              <w:noProof/>
+            </w:rPr>
+          </w:pPr>
+          <w:hyperlink w:anchor="_Toc202275326" w:history="1">
+            <w:r>
+              <w:rPr>
+                <w:rStyle w:val="Hyperlink"/>
+                <w:noProof/>
+              </w:rPr>
+              <w:t>Figure 2: Outlier Removal</w:t>
+            </w:r>
+            <w:r>
+              <w:rPr>
+                <w:noProof/>
+                <w:webHidden/>
+              </w:rPr>
+              <w:tab/>
+            </w:r>
+            <w:r>
+              <w:rPr>
+                <w:noProof/>
+                <w:webHidden/>
+              </w:rPr>
+              <w:fldChar w:fldCharType="begin"/>
+            </w:r>
+            <w:r>
+              <w:rPr>
+                <w:noProof/>
+                <w:webHidden/>
+              </w:rPr>
+              <w:instrText xml:space="preserve"> PAGEREF _Toc202275326 \h </w:instrText>
+            </w:r>
+            <w:r>
+              <w:rPr>
+                <w:noProof/>
+                <w:webHidden/>
+              </w:rPr>
+            </w:r>
+            <w:r>
+              <w:rPr>
+                <w:noProof/>
+                <w:webHidden/>
+              </w:rPr>
+              <w:fldChar w:fldCharType="separate"/>
+            </w:r>
+            <w:r>
+              <w:rPr>
+                <w:noProof/>
+                <w:webHidden/>
+              </w:rPr>
+              <w:t>7</w:t>
+            </w:r>
+            <w:r>
+              <w:rPr>
+                <w:noProof/>
+                <w:webHidden/>
+              </w:rPr>
+              <w:fldChar w:fldCharType="end"/>
+            </w:r>
+          </w:hyperlink>
+        </w:p>
+        <w:p>
+          <w:pPr>
+            <w:pStyle w:val="TableofFigures"/>
+            <w:tabs>
+              <w:tab w:val="right" w:leader="dot" w:pos="9350"/>
+            </w:tabs>
+            <w:rPr>
+              <w:rFonts w:asciiTheme="minorHAnsi" w:eastAsiaTheme="minorEastAsia" w:hAnsiTheme="minorHAnsi" w:cstheme="minorBidi"/>
+              <w:noProof/>
+            </w:rPr>
+          </w:pPr>
+          <w:hyperlink w:anchor="_Toc202275327" w:history="1">
+            <w:r>
+              <w:rPr>
+                <w:rStyle w:val="Hyperlink"/>
+                <w:noProof/>
+              </w:rPr>
+              <w:t>Figure 3: Correlation Plot</w:t>
+            </w:r>
+            <w:r>
+              <w:rPr>
+                <w:noProof/>
+                <w:webHidden/>
+              </w:rPr>
+              <w:tab/>
+            </w:r>
+            <w:r>
+              <w:rPr>
+                <w:noProof/>
+                <w:webHidden/>
+              </w:rPr>
+              <w:fldChar w:fldCharType="begin"/>
+            </w:r>
+            <w:r>
+              <w:rPr>
+                <w:noProof/>
+                <w:webHidden/>
+              </w:rPr>
+              <w:instrText xml:space="preserve"> PAGEREF _Toc202275327 \h </w:instrText>
+            </w:r>
+            <w:r>
+              <w:rPr>
+                <w:noProof/>
+                <w:webHidden/>
+              </w:rPr>
+            </w:r>
+            <w:r>
+              <w:rPr>
+                <w:noProof/>
+                <w:webHidden/>
+              </w:rPr>
+              <w:fldChar w:fldCharType="separate"/>
+            </w:r>
+            <w:r>
+              <w:rPr>
+                <w:noProof/>
+                <w:webHidden/>
+              </w:rPr>
+              <w:t>8</w:t>
+            </w:r>
+            <w:r>
+              <w:rPr>
+                <w:noProof/>
+                <w:webHidden/>
+              </w:rPr>
+              <w:fldChar w:fldCharType="end"/>
+            </w:r>
+          </w:hyperlink>
+        </w:p>
+        <w:p>
+          <w:pPr>
+            <w:pStyle w:val="TableofFigures"/>
+            <w:tabs>
+              <w:tab w:val="right" w:leader="dot" w:pos="9350"/>
+            </w:tabs>
+            <w:rPr>
+              <w:rFonts w:asciiTheme="minorHAnsi" w:eastAsiaTheme="minorEastAsia" w:hAnsiTheme="minorHAnsi" w:cstheme="minorBidi"/>
+              <w:noProof/>
+            </w:rPr>
+          </w:pPr>
+          <w:hyperlink w:anchor="_Toc202275328" w:history="1">
+            <w:r>
+              <w:rPr>
+                <w:rStyle w:val="Hyperlink"/>
+                <w:noProof/>
+              </w:rPr>
+              <w:t>Figure 4: Box-Cox Transformation</w:t>
+            </w:r>
+            <w:r>
+              <w:rPr>
+                <w:noProof/>
+                <w:webHidden/>
+              </w:rPr>
+              <w:tab/>
+            </w:r>
+            <w:r>
+              <w:rPr>
+                <w:noProof/>
+                <w:webHidden/>
+              </w:rPr>
+              <w:fldChar w:fldCharType="begin"/>
+            </w:r>
+            <w:r>
+              <w:rPr>
+                <w:noProof/>
+                <w:webHidden/>
+              </w:rPr>
+              <w:instrText xml:space="preserve"> PAGEREF _Toc202275328 \h </w:instrText>
+            </w:r>
+            <w:r>
+              <w:rPr>
+                <w:noProof/>
+                <w:webHidden/>
+              </w:rPr>
+            </w:r>
+            <w:r>
+              <w:rPr>
+                <w:noProof/>
+                <w:webHidden/>
+              </w:rPr>
+              <w:fldChar w:fldCharType="separate"/>
+            </w:r>
+            <w:r>
+              <w:rPr>
+                <w:noProof/>
+                <w:webHidden/>
+              </w:rPr>
+              <w:t>10</w:t>
+            </w:r>
+            <w:r>
+              <w:rPr>
+                <w:noProof/>
+                <w:webHidden/>
+              </w:rPr>
+              <w:fldChar w:fldCharType="end"/>
+            </w:r>
+          </w:hyperlink>
+        </w:p>
+        <w:p>
+          <w:r>
+            <w:fldChar w:fldCharType="end"/>
+          </w:r>
+        </w:p>
+        <w:p/>
+        <w:p>
+          <w:pPr>
+            <w:rPr>
+              <w:rFonts w:asciiTheme="majorHAnsi" w:eastAsiaTheme="majorEastAsia" w:hAnsiTheme="majorHAnsi" w:cstheme="majorBidi"/>
+              <w:b/>
+              <w:bCs/>
+              <w:color w:val="0F4761" w:themeColor="accent1" w:themeShade="BF"/>
+              <w:kern w:val="0"/>
+              <w:sz w:val="28"/>
+              <w:szCs w:val="28"/>
+              <w14:ligatures w14:val="none"/>
+            </w:rPr>
+          </w:pPr>
+          <w:r>
+            <w:rPr>
+              <w:rFonts w:asciiTheme="majorHAnsi" w:eastAsiaTheme="majorEastAsia" w:hAnsiTheme="majorHAnsi" w:cstheme="majorBidi"/>
+              <w:b/>
+              <w:bCs/>
+              <w:color w:val="0F4761" w:themeColor="accent1" w:themeShade="BF"/>
+              <w:kern w:val="0"/>
+              <w:sz w:val="28"/>
+              <w:szCs w:val="28"/>
+              <w14:ligatures w14:val="none"/>
+            </w:rPr>
+            <w:t>Tables</w:t>
+          </w:r>
+        </w:p>
+        <w:p>
+          <w:pPr>
+            <w:pStyle w:val="TableofFigures"/>
+            <w:tabs>
+              <w:tab w:val="right" w:leader="dot" w:pos="9350"/>
+            </w:tabs>
+            <w:rPr>
+              <w:rFonts w:asciiTheme="minorHAnsi" w:eastAsiaTheme="minorEastAsia" w:hAnsiTheme="minorHAnsi" w:cstheme="minorBidi"/>
+              <w:noProof/>
+            </w:rPr>
+          </w:pPr>
+          <w:r>
+            <w:fldChar w:fldCharType="begin"/>
+          </w:r>
+          <w:r>
+            <w:instrText xml:space="preserve"> TOC \h \z \c "Table" </w:instrText>
+          </w:r>
+          <w:r>
+            <w:fldChar w:fldCharType="separate"/>
+          </w:r>
+          <w:hyperlink w:anchor="_Toc202275329" w:history="1">
+            <w:r>
+              <w:rPr>
+                <w:rStyle w:val="Hyperlink"/>
+                <w:noProof/>
+              </w:rPr>
+              <w:t>Table 1: Schema for Finalized Data</w:t>
+            </w:r>
+            <w:r>
+              <w:rPr>
+                <w:noProof/>
+                <w:webHidden/>
+              </w:rPr>
+              <w:tab/>
+            </w:r>
+            <w:r>
+              <w:rPr>
+                <w:noProof/>
+                <w:webHidden/>
+              </w:rPr>
+              <w:fldChar w:fldCharType="begin"/>
+            </w:r>
+            <w:r>
+              <w:rPr>
+                <w:noProof/>
+                <w:webHidden/>
+              </w:rPr>
+              <w:instrText xml:space="preserve"> PAGEREF _Toc202275329 \h </w:instrText>
+            </w:r>
+            <w:r>
+              <w:rPr>
+                <w:noProof/>
+                <w:webHidden/>
+              </w:rPr>
+            </w:r>
+            <w:r>
+              <w:rPr>
+                <w:noProof/>
+                <w:webHidden/>
+              </w:rPr>
+              <w:fldChar w:fldCharType="separate"/>
+            </w:r>
+            <w:r>
+              <w:rPr>
+                <w:noProof/>
+                <w:webHidden/>
+              </w:rPr>
+              <w:t>5</w:t>
+            </w:r>
+            <w:r>
+              <w:rPr>
+                <w:noProof/>
+                <w:webHidden/>
+              </w:rPr>
+              <w:fldChar w:fldCharType="end"/>
+            </w:r>
+          </w:hyperlink>
+        </w:p>
+        <w:p>
+          <w:pPr>
+            <w:pStyle w:val="TableofFigures"/>
+            <w:tabs>
+              <w:tab w:val="right" w:leader="dot" w:pos="9350"/>
+            </w:tabs>
+            <w:rPr>
+              <w:rFonts w:asciiTheme="minorHAnsi" w:eastAsiaTheme="minorEastAsia" w:hAnsiTheme="minorHAnsi" w:cstheme="minorBidi"/>
+              <w:noProof/>
+            </w:rPr>
+          </w:pPr>
+          <w:hyperlink w:anchor="_Toc202275330" w:history="1">
+            <w:r>
+              <w:rPr>
+                <w:rStyle w:val="Hyperlink"/>
+                <w:noProof/>
+              </w:rPr>
+              <w:t>Table 2: Land Use Breakdown for Raw Data</w:t>
+            </w:r>
+            <w:r>
+              <w:rPr>
+                <w:noProof/>
+                <w:webHidden/>
+              </w:rPr>
+              <w:tab/>
+            </w:r>
+            <w:r>
+              <w:rPr>
+                <w:noProof/>
+                <w:webHidden/>
+              </w:rPr>
+              <w:fldChar w:fldCharType="begin"/>
+            </w:r>
+            <w:r>
+              <w:rPr>
+                <w:noProof/>
+                <w:webHidden/>
+              </w:rPr>
+              <w:instrText xml:space="preserve"> PAGEREF _Toc202275330 \h </w:instrText>
+            </w:r>
+            <w:r>
+              <w:rPr>
+                <w:noProof/>
+                <w:webHidden/>
+              </w:rPr>
+            </w:r>
+            <w:r>
+              <w:rPr>
+                <w:noProof/>
+                <w:webHidden/>
+              </w:rPr>
+              <w:fldChar w:fldCharType="separate"/>
+            </w:r>
+            <w:r>
+              <w:rPr>
+                <w:noProof/>
+                <w:webHidden/>
+              </w:rPr>
+              <w:t>5</w:t>
+            </w:r>
+            <w:r>
+              <w:rPr>
+                <w:noProof/>
+                <w:webHidden/>
+              </w:rPr>
+              <w:fldChar w:fldCharType="end"/>
+            </w:r>
+          </w:hyperlink>
+        </w:p>
+        <w:p>
+          <w:pPr>
+            <w:pStyle w:val="TableofFigures"/>
+            <w:tabs>
+              <w:tab w:val="right" w:leader="dot" w:pos="9350"/>
+            </w:tabs>
+            <w:rPr>
+              <w:rFonts w:asciiTheme="minorHAnsi" w:eastAsiaTheme="minorEastAsia" w:hAnsiTheme="minorHAnsi" w:cstheme="minorBidi"/>
+              <w:noProof/>
+            </w:rPr>
+          </w:pPr>
+          <w:hyperlink w:anchor="_Toc202275331" w:history="1">
+            <w:r>
+              <w:rPr>
+                <w:rStyle w:val="Hyperlink"/>
+                <w:noProof/>
+              </w:rPr>
+              <w:t>Table 3: VIF Results</w:t>
+            </w:r>
+            <w:r>
+              <w:rPr>
+                <w:noProof/>
+                <w:webHidden/>
+              </w:rPr>
+              <w:tab/>
+            </w:r>
+            <w:r>
+              <w:rPr>
+                <w:noProof/>
+                <w:webHidden/>
+              </w:rPr>
+              <w:fldChar w:fldCharType="begin"/>
+            </w:r>
+            <w:r>
+              <w:rPr>
+                <w:noProof/>
+                <w:webHidden/>
+              </w:rPr>
+              <w:instrText xml:space="preserve"> PAGEREF _Toc202275331 \h </w:instrText>
+            </w:r>
+            <w:r>
+              <w:rPr>
+                <w:noProof/>
+                <w:webHidden/>
+              </w:rPr>
+            </w:r>
+            <w:r>
+              <w:rPr>
+                <w:noProof/>
+                <w:webHidden/>
+              </w:rPr>
+              <w:fldChar w:fldCharType="separate"/>
+            </w:r>
+            <w:r>
+              <w:rPr>
+                <w:noProof/>
+                <w:webHidden/>
+              </w:rPr>
+              <w:t>9</w:t>
+            </w:r>
+            <w:r>
+              <w:rPr>
+                <w:noProof/>
+                <w:webHidden/>
+              </w:rPr>
+              <w:fldChar w:fldCharType="end"/>
+            </w:r>
+          </w:hyperlink>
+        </w:p>
+        <w:p>
+          <w:pPr>
+            <w:pStyle w:val="TableofFigures"/>
+            <w:tabs>
+              <w:tab w:val="right" w:leader="dot" w:pos="9350"/>
+            </w:tabs>
+            <w:rPr>
+              <w:rFonts w:asciiTheme="minorHAnsi" w:eastAsiaTheme="minorEastAsia" w:hAnsiTheme="minorHAnsi" w:cstheme="minorBidi"/>
+              <w:noProof/>
+            </w:rPr>
+          </w:pPr>
+          <w:hyperlink w:anchor="_Toc202275332" w:history="1">
+            <w:r>
+              <w:rPr>
+                <w:rStyle w:val="Hyperlink"/>
+                <w:noProof/>
+              </w:rPr>
+              <w:t>Table 4: Parameter Grid</w:t>
+            </w:r>
+            <w:r>
+              <w:rPr>
+                <w:noProof/>
+                <w:webHidden/>
+              </w:rPr>
+              <w:tab/>
+            </w:r>
+            <w:r>
+              <w:rPr>
+                <w:noProof/>
+                <w:webHidden/>
+              </w:rPr>
+              <w:fldChar w:fldCharType="begin"/>
+            </w:r>
+            <w:r>
+              <w:rPr>
+                <w:noProof/>
+                <w:webHidden/>
+              </w:rPr>
+              <w:instrText xml:space="preserve"> PAGEREF _Toc202275332 \h </w:instrText>
+            </w:r>
+            <w:r>
+              <w:rPr>
+                <w:noProof/>
+                <w:webHidden/>
+              </w:rPr>
+            </w:r>
+            <w:r>
+              <w:rPr>
+                <w:noProof/>
+                <w:webHidden/>
+              </w:rPr>
+              <w:fldChar w:fldCharType="separate"/>
+            </w:r>
+            <w:r>
+              <w:rPr>
+                <w:noProof/>
+                <w:webHidden/>
+              </w:rPr>
+              <w:t>10</w:t>
+            </w:r>
+            <w:r>
+              <w:rPr>
+                <w:noProof/>
+                <w:webHidden/>
+              </w:rPr>
+              <w:fldChar w:fldCharType="end"/>
+            </w:r>
+          </w:hyperlink>
+        </w:p>
+        <w:p>
+          <w:pPr>
+            <w:pStyle w:val="TableofFigures"/>
+            <w:tabs>
+              <w:tab w:val="right" w:leader="dot" w:pos="9350"/>
+            </w:tabs>
+            <w:rPr>
+              <w:rFonts w:asciiTheme="minorHAnsi" w:eastAsiaTheme="minorEastAsia" w:hAnsiTheme="minorHAnsi" w:cstheme="minorBidi"/>
+              <w:noProof/>
+            </w:rPr>
+          </w:pPr>
+          <w:hyperlink w:anchor="_Toc202275333" w:history="1">
+            <w:r>
+              <w:rPr>
+                <w:rStyle w:val="Hyperlink"/>
+                <w:noProof/>
+              </w:rPr>
+              <w:t>Table 5: RMSE Results</w:t>
+            </w:r>
+            <w:r>
+              <w:rPr>
+                <w:noProof/>
+                <w:webHidden/>
+              </w:rPr>
+              <w:tab/>
+            </w:r>
+            <w:r>
+              <w:rPr>
+                <w:noProof/>
+                <w:webHidden/>
+              </w:rPr>
+              <w:fldChar w:fldCharType="begin"/>
+            </w:r>
+            <w:r>
+              <w:rPr>
+                <w:noProof/>
+                <w:webHidden/>
+              </w:rPr>
+              <w:instrText xml:space="preserve"> PAGEREF _Toc202275333 \h </w:instrText>
+            </w:r>
+            <w:r>
+              <w:rPr>
+                <w:noProof/>
+                <w:webHidden/>
+              </w:rPr>
+            </w:r>
+            <w:r>
+              <w:rPr>
+                <w:noProof/>
+                <w:webHidden/>
+              </w:rPr>
+              <w:fldChar w:fldCharType="separate"/>
+            </w:r>
+            <w:r>
+              <w:rPr>
+                <w:noProof/>
+                <w:webHidden/>
+              </w:rPr>
+              <w:t>11</w:t>
+            </w:r>
+            <w:r>
+              <w:rPr>
+                <w:noProof/>
+                <w:webHidden/>
+              </w:rPr>
+              <w:fldChar w:fldCharType="end"/>
+            </w:r>
+          </w:hyperlink>
+        </w:p>
+        <w:p>
+          <w:r>
+            <w:fldChar w:fldCharType="end"/>
+          </w:r>
+        </w:p>
+      </w:sdtContent>
+    </w:sdt>
+    <w:p>
+      <w:pPr>
+        <w:sectPr>
+          <w:footerReference w:type="default" r:id="rId11"/>
+          <w:pgSz w:w="12240" w:h="15840"/>
+          <w:pgMar w:top="1440" w:right="1440" w:bottom="1440" w:left="1440" w:header="720" w:footer="720" w:gutter="0"/>
+          <w:cols w:space="720"/>
+          <w:docGrid w:linePitch="360"/>
+        </w:sectPr>
+      </w:pPr>
+    </w:p>
+    <w:p>
+      <w:pPr>
         <w:pStyle w:val="Heading1"/>
         <w:rPr>
           <w:rFonts w:eastAsia="Times New Roman"/>
         </w:rPr>
       </w:pPr>
+      <w:bookmarkStart w:id="0" w:name="_Toc202275306"/>
       <w:r>
         <w:rPr>
           <w:rFonts w:eastAsia="Times New Roman"/>
         </w:rPr>
-        <w:t>Abstract</w:t>
-      </w:r>
-    </w:p>
-    <w:p>
-      <w:r>
-        <w:t xml:space="preserve">This study explores the use of machine learning to predict residential property sale values in Hillsborough County, Florida. Accurate valuation is critical for disaster response and recovery planning, particularly in post-hurricane damage assessments. The project involved extracting and merging parcel and historical sales data, followed by cleaning, feature selection, and exploratory </w:t>
-      </w:r>
-      <w:r>
-        <w:t xml:space="preserve">data </w:t>
-      </w:r>
-      <w:r>
-        <w:t xml:space="preserve">analysis. A Box-Cox transformation was applied to correct for target variable skewness, and models were trained using a consistent pipeline that handled preprocessing and hyperparameter tuning. Five models were evaluated: </w:t>
-      </w:r>
-      <w:r>
-        <w:t>l</w:t>
-      </w:r>
-      <w:r>
-        <w:t xml:space="preserve">inear </w:t>
-      </w:r>
-      <w:r>
-        <w:t>r</w:t>
-      </w:r>
-      <w:r>
-        <w:t xml:space="preserve">egression, </w:t>
-      </w:r>
-      <w:r>
-        <w:t>e</w:t>
-      </w:r>
-      <w:r>
-        <w:t xml:space="preserve">lastic </w:t>
-      </w:r>
-      <w:r>
-        <w:t>n</w:t>
-      </w:r>
-      <w:r>
-        <w:t xml:space="preserve">et, </w:t>
-      </w:r>
-      <w:r>
-        <w:t>r</w:t>
-      </w:r>
-      <w:r>
-        <w:t xml:space="preserve">andom </w:t>
-      </w:r>
-      <w:r>
-        <w:t>f</w:t>
-      </w:r>
-      <w:r>
-        <w:t xml:space="preserve">orest, </w:t>
-      </w:r>
-      <w:r>
-        <w:t>a</w:t>
-      </w:r>
-      <w:r>
-        <w:t xml:space="preserve">rtificial </w:t>
-      </w:r>
-      <w:r>
-        <w:t>n</w:t>
-      </w:r>
-      <w:r>
-        <w:t xml:space="preserve">eural Network (ANN), and </w:t>
-      </w:r>
-      <w:r>
-        <w:t>l</w:t>
-      </w:r>
-      <w:r>
-        <w:t xml:space="preserve">ight </w:t>
-      </w:r>
-      <w:r>
-        <w:t>g</w:t>
-      </w:r>
-      <w:r>
-        <w:t xml:space="preserve">radient </w:t>
-      </w:r>
-      <w:r>
-        <w:t>b</w:t>
-      </w:r>
-      <w:r>
-        <w:t xml:space="preserve">oosting </w:t>
-      </w:r>
-      <w:r>
-        <w:t>m</w:t>
-      </w:r>
-      <w:r>
-        <w:t>achine (</w:t>
-      </w:r>
-      <w:proofErr w:type="spellStart"/>
-      <w:r>
-        <w:t>LightGBM</w:t>
-      </w:r>
-      <w:proofErr w:type="spellEnd"/>
-      <w:r>
-        <w:t xml:space="preserve">). Hyperparameters were optimized using randomized search with cross-validation. Model performance was assessed using </w:t>
-      </w:r>
-      <w:r>
-        <w:t>r</w:t>
-      </w:r>
-      <w:r>
-        <w:t xml:space="preserve">oot </w:t>
-      </w:r>
-      <w:r>
-        <w:t>me</w:t>
-      </w:r>
-      <w:r>
-        <w:t>an</w:t>
-      </w:r>
-      <w:r>
-        <w:t xml:space="preserve"> s</w:t>
-      </w:r>
-      <w:r>
-        <w:t xml:space="preserve">quared </w:t>
-      </w:r>
-      <w:r>
-        <w:t>e</w:t>
-      </w:r>
-      <w:r>
-        <w:t xml:space="preserve">rror (RMSE) in USD on a holdout test set. Ensemble models, particularly </w:t>
-      </w:r>
-      <w:r>
-        <w:t>random forest</w:t>
-      </w:r>
-      <w:r>
-        <w:t xml:space="preserve"> and </w:t>
-      </w:r>
-      <w:proofErr w:type="spellStart"/>
-      <w:r>
-        <w:t>LightGBM</w:t>
-      </w:r>
-      <w:proofErr w:type="spellEnd"/>
-      <w:r>
-        <w:t>, outperformed linear methods, capturing complex, non-linear relationships in the data. The results demonstrate the feasibility of using machine learning for scalable, data-driven property valuation in support of emergency management applications.</w:t>
-      </w:r>
-    </w:p>
-    <w:p>
-      <w:r>
-        <w:br w:type="page"/>
-      </w:r>
-    </w:p>
-    <w:p/>
-    <w:p>
-      <w:pPr>
-        <w:pStyle w:val="Heading1"/>
-        <w:rPr>
-          <w:rFonts w:eastAsia="Times New Roman"/>
-        </w:rPr>
-      </w:pPr>
-      <w:r>
-        <w:rPr>
-          <w:rFonts w:eastAsia="Times New Roman"/>
-        </w:rPr>
+        <w:lastRenderedPageBreak/>
         <w:t>Introduction</w:t>
       </w:r>
+      <w:bookmarkEnd w:id="0"/>
     </w:p>
     <w:p>
       <w:r>
@@ -243,6 +2745,9 @@
         <w:t xml:space="preserve"> or used</w:t>
       </w:r>
       <w:r>
+        <w:t xml:space="preserve"> by local governments</w:t>
+      </w:r>
+      <w:r>
         <w:t xml:space="preserve">, and the </w:t>
       </w:r>
       <w:r>
@@ -271,28 +2776,25 @@
         <w:t>claim</w:t>
       </w:r>
       <w:r>
-        <w:t xml:space="preserve">. </w:t>
+        <w:t>.</w:t>
       </w:r>
     </w:p>
     <w:p/>
     <w:p>
       <w:r>
-        <w:t>Prior research highlights a clear shift from traditional hedonic regression toward more flexible machine learning methods</w:t>
-      </w:r>
-      <w:r>
-        <w:t>. The University of Colorado at Boulder</w:t>
-      </w:r>
-      <w:r>
-        <w:t xml:space="preserve"> found </w:t>
-      </w:r>
-      <w:r>
-        <w:t>artificial neural network</w:t>
+        <w:t xml:space="preserve">Prior research highlights a clear shift from traditional hedonic regression toward more flexible machine learning methods. The University of Colorado at Boulder found </w:t>
+      </w:r>
+      <w:r>
+        <w:t>Artificial Neural Network</w:t>
       </w:r>
       <w:r>
         <w:t xml:space="preserve"> and </w:t>
       </w:r>
       <w:r>
-        <w:t>random forest models</w:t>
+        <w:t>Random Forest</w:t>
+      </w:r>
+      <w:r>
+        <w:t xml:space="preserve"> models</w:t>
       </w:r>
       <w:r>
         <w:t xml:space="preserve"> outperformed traditional </w:t>
@@ -301,10 +2803,7 @@
         <w:t xml:space="preserve">models in valuing property sales </w:t>
       </w:r>
       <w:r>
-        <w:t>in Boulder</w:t>
-      </w:r>
-      <w:r>
-        <w:t xml:space="preserve">, Colorado </w:t>
+        <w:t xml:space="preserve">in Boulder, Colorado </w:t>
       </w:r>
       <w:sdt>
         <w:sdtPr>
@@ -333,10 +2832,16 @@
         </w:sdtContent>
       </w:sdt>
       <w:r>
-        <w:t xml:space="preserve">. Mora-Garcia et al. (2022) demonstrated that boosting models like </w:t>
-      </w:r>
-      <w:r>
-        <w:t>light gradient boosting machine</w:t>
+        <w:t xml:space="preserve">. </w:t>
+      </w:r>
+      <w:r>
+        <w:t>Similarly, others have</w:t>
+      </w:r>
+      <w:r>
+        <w:t xml:space="preserve"> demonstrated that boosting models like </w:t>
+      </w:r>
+      <w:r>
+        <w:t>Light Gradient Boosting Machine</w:t>
       </w:r>
       <w:r>
         <w:t xml:space="preserve"> were more robust than bagging and linear methods, especially across structural market changes during COVID</w:t>
@@ -398,16 +2903,31 @@
         <w:t xml:space="preserve"> </w:t>
       </w:r>
       <w:r>
-        <w:t xml:space="preserve">has risks of overfitting for smaller sample sizes and it’s beneficial to compare </w:t>
+        <w:t xml:space="preserve">has risks of overfitting </w:t>
+      </w:r>
+      <w:r>
+        <w:t>when analyzing</w:t>
+      </w:r>
+      <w:r>
+        <w:t xml:space="preserve"> smaller sample sizes and it’s beneficial to compare </w:t>
       </w:r>
       <w:r>
         <w:t xml:space="preserve">the performance of </w:t>
       </w:r>
       <w:r>
-        <w:t>ensemble models with simple regression models</w:t>
-      </w:r>
-      <w:r>
-        <w:t xml:space="preserve"> when dealing with property sales</w:t>
+        <w:t xml:space="preserve">ensemble models with simple </w:t>
+      </w:r>
+      <w:r>
+        <w:t xml:space="preserve">models such as </w:t>
+      </w:r>
+      <w:r>
+        <w:t>Linear Regression</w:t>
+      </w:r>
+      <w:r>
+        <w:t xml:space="preserve"> </w:t>
+      </w:r>
+      <w:r>
+        <w:t>when dealing with property sales</w:t>
       </w:r>
       <w:r>
         <w:t xml:space="preserve"> </w:t>
@@ -439,13 +2959,16 @@
         </w:sdtContent>
       </w:sdt>
       <w:r>
-        <w:t xml:space="preserve">. </w:t>
+        <w:t>.</w:t>
       </w:r>
     </w:p>
     <w:p/>
     <w:p>
       <w:r>
-        <w:t>Our study builds directly on these insights by comparing an expanded set of models, tuning hyperparameters, and adjusting for skewed sales via Box</w:t>
+        <w:t>This</w:t>
+      </w:r>
+      <w:r>
+        <w:t xml:space="preserve"> study builds directly on these insights by comparing an expanded set of models, tuning hyperparameters, and adjusting for skewed sales via Box</w:t>
       </w:r>
       <w:r>
         <w:rPr>
@@ -454,7 +2977,10 @@
         <w:t>‑</w:t>
       </w:r>
       <w:r>
-        <w:t>Cox, to deliver a more resilient predictive framework for Hillsborough County.</w:t>
+        <w:t>Cox to deliver a more resilient predictive framework for Hillsborough County</w:t>
+      </w:r>
+      <w:r>
+        <w:t>, Florida.</w:t>
       </w:r>
     </w:p>
     <w:p>
@@ -464,12 +2990,14 @@
           <w:rFonts w:eastAsia="Times New Roman"/>
         </w:rPr>
       </w:pPr>
+      <w:bookmarkStart w:id="1" w:name="_Toc202275307"/>
       <w:r>
         <w:rPr>
           <w:rFonts w:eastAsia="Times New Roman"/>
         </w:rPr>
         <w:t>Methodology</w:t>
       </w:r>
+      <w:bookmarkEnd w:id="1"/>
     </w:p>
     <w:p>
       <w:r>
@@ -523,7 +3051,13 @@
         <w:t xml:space="preserve"> </w:t>
       </w:r>
       <w:r>
-        <w:t xml:space="preserve">prior to training. The training subset will </w:t>
+        <w:t xml:space="preserve">prior to </w:t>
+      </w:r>
+      <w:r>
+        <w:t xml:space="preserve">model </w:t>
+      </w:r>
+      <w:r>
+        <w:t xml:space="preserve">training. The training subset will </w:t>
       </w:r>
       <w:r>
         <w:t xml:space="preserve">undergo multiple rounds of machine learning and deep learning </w:t>
@@ -813,41 +3347,135 @@
     <w:p/>
     <w:p>
       <w:r>
-        <w:t>See Appendix A for a workflow diagram.</w:t>
+        <w:t xml:space="preserve">See </w:t>
+      </w:r>
+      <w:hyperlink w:anchor="_Appendix_A:_Analytical" w:history="1">
+        <w:r>
+          <w:t>Appendi</w:t>
+        </w:r>
+        <w:r>
+          <w:t>x</w:t>
+        </w:r>
+        <w:r>
+          <w:t xml:space="preserve"> A</w:t>
+        </w:r>
+      </w:hyperlink>
+      <w:r>
+        <w:t xml:space="preserve"> for a</w:t>
+      </w:r>
+      <w:r>
+        <w:t>n analytical</w:t>
+      </w:r>
+      <w:r>
+        <w:t xml:space="preserve"> workflow diagram.</w:t>
       </w:r>
     </w:p>
     <w:p>
       <w:pPr>
         <w:pStyle w:val="Heading2"/>
       </w:pPr>
+      <w:bookmarkStart w:id="2" w:name="_Toc202275308"/>
       <w:r>
         <w:t>Models</w:t>
       </w:r>
+      <w:bookmarkEnd w:id="2"/>
     </w:p>
     <w:p>
       <w:r>
-        <w:t>This analysis considers 5 models: linear regression, elastic net, random forest, artificial neural network, and light gradient boosting</w:t>
-      </w:r>
-      <w:r>
-        <w:t xml:space="preserve"> machine</w:t>
+        <w:t xml:space="preserve">This analysis considers 5 models: </w:t>
+      </w:r>
+      <w:r>
+        <w:t>Linear Regression</w:t>
+      </w:r>
+      <w:r>
+        <w:t xml:space="preserve">, </w:t>
+      </w:r>
+      <w:r>
+        <w:t>Elastic Net</w:t>
+      </w:r>
+      <w:r>
+        <w:t xml:space="preserve">, </w:t>
+      </w:r>
+      <w:r>
+        <w:t>Random Forest</w:t>
+      </w:r>
+      <w:r>
+        <w:t xml:space="preserve">, </w:t>
+      </w:r>
+      <w:r>
+        <w:t>Artificial Neural Network</w:t>
+      </w:r>
+      <w:r>
+        <w:t xml:space="preserve">, and </w:t>
+      </w:r>
+      <w:r>
+        <w:t>Light Gradient Boosting Machine</w:t>
       </w:r>
       <w:r>
         <w:t>.</w:t>
+      </w:r>
+      <w:r>
+        <w:t xml:space="preserve"> </w:t>
+      </w:r>
+      <w:r>
+        <w:t>Linear Regression</w:t>
+      </w:r>
+      <w:r>
+        <w:t xml:space="preserve"> and </w:t>
+      </w:r>
+      <w:r>
+        <w:t>Elastic Net</w:t>
+      </w:r>
+      <w:r>
+        <w:t xml:space="preserve"> provide strong baseline approaches and offer interpretability, while </w:t>
+      </w:r>
+      <w:r>
+        <w:t>Random Forest</w:t>
+      </w:r>
+      <w:r>
+        <w:t xml:space="preserve"> and </w:t>
+      </w:r>
+      <w:r>
+        <w:t>Light Gradient Boosting Machine</w:t>
+      </w:r>
+      <w:r>
+        <w:t xml:space="preserve"> are well suited for capturing non-linear relationships. The </w:t>
+      </w:r>
+      <w:r>
+        <w:t>Artificial Neural Network</w:t>
+      </w:r>
+      <w:r>
+        <w:t xml:space="preserve"> was included to </w:t>
+      </w:r>
+      <w:r>
+        <w:t>evaluate</w:t>
+      </w:r>
+      <w:r>
+        <w:t xml:space="preserve"> complex patterns through a deep learning approach. </w:t>
+      </w:r>
+      <w:r>
+        <w:t xml:space="preserve">These models were selected to represent a diverse range of predictive </w:t>
+      </w:r>
+      <w:r>
+        <w:t xml:space="preserve">approaches </w:t>
+      </w:r>
+      <w:r>
+        <w:t>and balances interpretability and complexity</w:t>
+      </w:r>
+      <w:r>
+        <w:t xml:space="preserve"> using machine learning and deep learning.</w:t>
       </w:r>
     </w:p>
     <w:p/>
     <w:p>
       <w:pPr>
-        <w:rPr>
-          <w:rStyle w:val="Heading3Char"/>
-        </w:rPr>
-      </w:pPr>
-      <w:r>
-        <w:rPr>
-          <w:rStyle w:val="Heading3Char"/>
-        </w:rPr>
+        <w:pStyle w:val="Heading3"/>
+      </w:pPr>
+      <w:bookmarkStart w:id="3" w:name="_Toc202275309"/>
+      <w:r>
         <w:t>Linear Regression</w:t>
       </w:r>
+      <w:bookmarkEnd w:id="3"/>
     </w:p>
     <w:p>
       <w:r>
@@ -856,8 +3484,14 @@
       <w:r>
         <w:t xml:space="preserve"> </w:t>
       </w:r>
-      <w:r>
-        <w:t>Linear regression can be described as the following equation:</w:t>
+    </w:p>
+    <w:p/>
+    <w:p>
+      <w:r>
+        <w:t>Linear Regression</w:t>
+      </w:r>
+      <w:r>
+        <w:t xml:space="preserve"> can be described as the following equation:</w:t>
       </w:r>
     </w:p>
     <w:p/>
@@ -1092,7 +3726,7 @@
                 <w:rPr>
                   <w:rFonts w:ascii="Cambria Math" w:hAnsi="Cambria Math"/>
                 </w:rPr>
-                <m:t>p</m:t>
+                <m:t>n</m:t>
               </m:r>
             </m:sub>
           </m:sSub>
@@ -1118,7 +3752,7 @@
                 <w:rPr>
                   <w:rFonts w:ascii="Cambria Math" w:hAnsi="Cambria Math"/>
                 </w:rPr>
-                <m:t>p</m:t>
+                <m:t>n</m:t>
               </m:r>
             </m:sub>
           </m:sSub>
@@ -1258,7 +3892,19 @@
           <w:rPr>
             <w:rFonts w:ascii="Cambria Math" w:eastAsiaTheme="minorEastAsia" w:hAnsi="Cambria Math"/>
           </w:rPr>
-          <m:t>:  Coefficient for the jth feature</m:t>
+          <m:t>:  Coefficient for the j</m:t>
+        </m:r>
+        <m:r>
+          <w:rPr>
+            <w:rFonts w:ascii="Cambria Math" w:eastAsiaTheme="minorEastAsia" w:hAnsi="Cambria Math"/>
+          </w:rPr>
+          <m:t>'</m:t>
+        </m:r>
+        <m:r>
+          <w:rPr>
+            <w:rFonts w:ascii="Cambria Math" w:eastAsiaTheme="minorEastAsia" w:hAnsi="Cambria Math"/>
+          </w:rPr>
+          <m:t>th feature</m:t>
         </m:r>
       </m:oMath>
     </w:p>
@@ -1304,7 +3950,19 @@
           <w:rPr>
             <w:rFonts w:ascii="Cambria Math" w:eastAsiaTheme="minorEastAsia" w:hAnsi="Cambria Math"/>
           </w:rPr>
-          <m:t>:  Input of the jth predictor</m:t>
+          <m:t>:  Input of the j</m:t>
+        </m:r>
+        <m:r>
+          <w:rPr>
+            <w:rFonts w:ascii="Cambria Math" w:eastAsiaTheme="minorEastAsia" w:hAnsi="Cambria Math"/>
+          </w:rPr>
+          <m:t>'</m:t>
+        </m:r>
+        <m:r>
+          <w:rPr>
+            <w:rFonts w:ascii="Cambria Math" w:eastAsiaTheme="minorEastAsia" w:hAnsi="Cambria Math"/>
+          </w:rPr>
+          <m:t>th predictor</m:t>
         </m:r>
       </m:oMath>
     </w:p>
@@ -1324,7 +3982,13 @@
           <w:rPr>
             <w:rFonts w:ascii="Cambria Math" w:eastAsiaTheme="minorEastAsia" w:hAnsi="Cambria Math"/>
           </w:rPr>
-          <m:t>p:  Number of features</m:t>
+          <m:t>n</m:t>
+        </m:r>
+        <m:r>
+          <w:rPr>
+            <w:rFonts w:ascii="Cambria Math" w:eastAsiaTheme="minorEastAsia" w:hAnsi="Cambria Math"/>
+          </w:rPr>
+          <m:t>:  Number of features</m:t>
         </m:r>
       </m:oMath>
     </w:p>
@@ -1337,26 +4001,41 @@
     </w:p>
     <w:p>
       <w:pPr>
-        <w:rPr>
-          <w:rStyle w:val="Heading3Char"/>
-        </w:rPr>
-      </w:pPr>
-      <w:r>
-        <w:rPr>
-          <w:rStyle w:val="Heading3Char"/>
-        </w:rPr>
+        <w:pStyle w:val="Heading3"/>
+      </w:pPr>
+      <w:bookmarkStart w:id="4" w:name="_Toc202275310"/>
+      <w:r>
         <w:t>Elastic Net</w:t>
       </w:r>
+      <w:bookmarkEnd w:id="4"/>
     </w:p>
     <w:p>
       <w:r>
-        <w:t>A regularized linear regression model that blends the strengths of Lasso (L1) and Ridge (L2) penalties. It connects input features directly to the output through weighted linear combinations, optimizing these weights during training to minimize both prediction error and a combined regularization term. Elastic Net is especially effective for high-dimensional datasets with multicollinearity, offering a balance between feature selection and model stability.</w:t>
+        <w:t xml:space="preserve">A regularized </w:t>
+      </w:r>
+      <w:r>
+        <w:t>Linear Regression</w:t>
+      </w:r>
+      <w:r>
+        <w:t xml:space="preserve"> model that blends the strengths of Lasso (L1) and Ridge (L2) penalties. It connects input features directly to the output through weighted linear combinations, optimizing these weights during training to minimize both prediction error and a combined regularization term. </w:t>
+      </w:r>
+      <w:r>
+        <w:t>Elastic Net</w:t>
+      </w:r>
+      <w:r>
+        <w:t xml:space="preserve"> is especially effective for high-dimensional datasets with multicollinearity, offering a balance between feature selection and model stability.</w:t>
       </w:r>
       <w:r>
         <w:t xml:space="preserve"> </w:t>
       </w:r>
-      <w:r>
-        <w:t>Elastic net can be described as the following equation</w:t>
+    </w:p>
+    <w:p/>
+    <w:p>
+      <w:r>
+        <w:t>Elastic Net</w:t>
+      </w:r>
+      <w:r>
+        <w:t xml:space="preserve"> can be described as the following equation</w:t>
       </w:r>
       <w:r>
         <w:t>:</w:t>
@@ -1381,6 +4060,7 @@
             <w:rPr>
               <w:rFonts w:ascii="Cambria Math" w:hAnsi="Cambria Math"/>
             </w:rPr>
+            <w:lastRenderedPageBreak/>
             <m:t>Loss</m:t>
           </m:r>
           <m:r>
@@ -2144,43 +4824,66 @@
           <w:rPr>
             <w:rFonts w:ascii="Cambria Math" w:eastAsiaTheme="minorEastAsia" w:hAnsi="Cambria Math"/>
           </w:rPr>
-          <w:lastRenderedPageBreak/>
           <m:t>p:  Number of features</m:t>
         </m:r>
       </m:oMath>
     </w:p>
     <w:p/>
     <w:p>
-      <w:r>
-        <w:rPr>
-          <w:rStyle w:val="Heading3Char"/>
-        </w:rPr>
+      <w:pPr>
+        <w:pStyle w:val="Heading3"/>
+      </w:pPr>
+      <w:bookmarkStart w:id="5" w:name="_Toc202275311"/>
+      <w:r>
         <w:t>Random Forest</w:t>
       </w:r>
+      <w:bookmarkEnd w:id="5"/>
     </w:p>
     <w:p>
-      <w:proofErr w:type="gramStart"/>
-      <w:r>
-        <w:t>An</w:t>
-      </w:r>
-      <w:proofErr w:type="gramEnd"/>
+      <w:r>
+        <w:t xml:space="preserve">A </w:t>
+      </w:r>
+      <w:r>
+        <w:t xml:space="preserve">bagging </w:t>
+      </w:r>
+      <w:r>
+        <w:t xml:space="preserve">ensemble learning method that constructs </w:t>
+      </w:r>
+      <w:r>
+        <w:t>multiple</w:t>
+      </w:r>
+      <w:r>
+        <w:t xml:space="preserve"> decision trees using bootstrapped samples and random subsets of features. Each tree contributes to the final prediction through majority voting (classification) or averaging (regression). </w:t>
+      </w:r>
+      <w:r>
+        <w:t>Random Forest</w:t>
+      </w:r>
+      <w:r>
+        <w:t>s are robust to overfitting and perform well on complex, high-dimensional datasets with nonlinear relationships.</w:t>
+      </w:r>
       <w:r>
         <w:t xml:space="preserve"> </w:t>
       </w:r>
-      <w:r>
-        <w:t xml:space="preserve">bagging </w:t>
-      </w:r>
-      <w:r>
-        <w:t xml:space="preserve">ensemble learning method that constructs </w:t>
-      </w:r>
-      <w:r>
-        <w:t>multiple</w:t>
-      </w:r>
-      <w:r>
-        <w:t xml:space="preserve"> decision trees using bootstrapped samples and random subsets of features. Each tree contributes to the final prediction through majority voting (classification) or averaging (regression). Random Forests are robust to overfitting and perform well on complex, high-dimensional datasets with nonlinear relationships.</w:t>
-      </w:r>
-      <w:r>
-        <w:t xml:space="preserve"> There is no single close-formed solution, but random forest can typically be described as the following equation:</w:t>
+    </w:p>
+    <w:p/>
+    <w:p>
+      <w:r>
+        <w:t>There is no single close-formed solution</w:t>
+      </w:r>
+      <w:r>
+        <w:t xml:space="preserve"> for </w:t>
+      </w:r>
+      <w:r>
+        <w:t>Random Forest</w:t>
+      </w:r>
+      <w:r>
+        <w:t xml:space="preserve">, but </w:t>
+      </w:r>
+      <w:r>
+        <w:t>it</w:t>
+      </w:r>
+      <w:r>
+        <w:t xml:space="preserve"> can typically be described as the following equation:</w:t>
       </w:r>
     </w:p>
     <w:p/>
@@ -2453,7 +5156,19 @@
           <w:rPr>
             <w:rFonts w:ascii="Cambria Math" w:eastAsiaTheme="minorEastAsia" w:hAnsi="Cambria Math"/>
           </w:rPr>
-          <m:t>:  Prediction from the t-th decision tree</m:t>
+          <m:t>:  Prediction from the t</m:t>
+        </m:r>
+        <m:r>
+          <w:rPr>
+            <w:rFonts w:ascii="Cambria Math" w:eastAsiaTheme="minorEastAsia" w:hAnsi="Cambria Math"/>
+          </w:rPr>
+          <m:t>'</m:t>
+        </m:r>
+        <m:r>
+          <w:rPr>
+            <w:rFonts w:ascii="Cambria Math" w:eastAsiaTheme="minorEastAsia" w:hAnsi="Cambria Math"/>
+          </w:rPr>
+          <m:t>th decision tree</m:t>
         </m:r>
       </m:oMath>
     </w:p>
@@ -2479,12 +5194,17 @@
     </w:p>
     <w:p/>
     <w:p>
-      <w:r>
-        <w:rPr>
-          <w:rStyle w:val="Heading3Char"/>
-        </w:rPr>
-        <w:t>Artificial Neural Network (ANN)</w:t>
-      </w:r>
+      <w:pPr>
+        <w:pStyle w:val="Heading3"/>
+      </w:pPr>
+      <w:bookmarkStart w:id="6" w:name="_Toc202275312"/>
+      <w:r>
+        <w:t>Artificial Neural Network</w:t>
+      </w:r>
+      <w:r>
+        <w:t xml:space="preserve"> (ANN)</w:t>
+      </w:r>
+      <w:bookmarkEnd w:id="6"/>
     </w:p>
     <w:p>
       <w:r>
@@ -2493,11 +5213,14 @@
       <w:r>
         <w:t xml:space="preserve"> </w:t>
       </w:r>
+    </w:p>
+    <w:p/>
+    <w:p>
       <w:r>
         <w:t>For a simple feedforward network with one hidden layer</w:t>
       </w:r>
       <w:r>
-        <w:t>, the ANN can be described as the following equation:</w:t>
+        <w:t>, ANN can be described as the following equation:</w:t>
       </w:r>
     </w:p>
     <w:p/>
@@ -3292,30 +6015,28 @@
     </w:p>
     <w:p/>
     <w:p>
-      <w:r>
-        <w:rPr>
-          <w:rStyle w:val="Heading3Char"/>
-        </w:rPr>
-        <w:t>Light Gradient Boosting Machine (</w:t>
+      <w:pPr>
+        <w:pStyle w:val="Heading3"/>
+      </w:pPr>
+      <w:bookmarkStart w:id="7" w:name="_Toc202275313"/>
+      <w:r>
+        <w:t>Light Gradient Boosting Machine</w:t>
+      </w:r>
+      <w:r>
+        <w:t xml:space="preserve"> (</w:t>
       </w:r>
       <w:proofErr w:type="spellStart"/>
       <w:r>
-        <w:rPr>
-          <w:rStyle w:val="Heading3Char"/>
-        </w:rPr>
         <w:t>LightGBM</w:t>
       </w:r>
       <w:proofErr w:type="spellEnd"/>
       <w:r>
-        <w:rPr>
-          <w:rStyle w:val="Heading3Char"/>
-        </w:rPr>
         <w:t>)</w:t>
       </w:r>
+      <w:bookmarkEnd w:id="7"/>
     </w:p>
     <w:p>
       <w:r>
-        <w:lastRenderedPageBreak/>
         <w:t xml:space="preserve">A high-performance gradient boosting framework that builds decision trees sequentially, with each new tree correcting the errors of its predecessors. It uses histogram-based algorithms and leaf-wise tree growth to improve speed and accuracy. </w:t>
       </w:r>
       <w:proofErr w:type="spellStart"/>
@@ -3329,11 +6050,20 @@
       <w:r>
         <w:t xml:space="preserve"> </w:t>
       </w:r>
+    </w:p>
+    <w:p/>
+    <w:p>
       <w:r>
         <w:t>Like</w:t>
       </w:r>
       <w:r>
-        <w:t xml:space="preserve"> random forest, </w:t>
+        <w:t xml:space="preserve"> </w:t>
+      </w:r>
+      <w:r>
+        <w:t>Random Forest</w:t>
+      </w:r>
+      <w:r>
+        <w:t xml:space="preserve">, </w:t>
       </w:r>
       <w:proofErr w:type="spellStart"/>
       <w:r>
@@ -3749,17 +6479,19 @@
     <w:p/>
     <w:p>
       <w:pPr>
-        <w:pStyle w:val="Heading2"/>
+        <w:pStyle w:val="Heading1"/>
         <w:rPr>
           <w:rFonts w:eastAsiaTheme="minorEastAsia"/>
         </w:rPr>
       </w:pPr>
+      <w:bookmarkStart w:id="8" w:name="_Toc202275314"/>
       <w:r>
         <w:rPr>
           <w:rFonts w:eastAsiaTheme="minorEastAsia"/>
         </w:rPr>
         <w:t>Exploratory Data Analysis</w:t>
       </w:r>
+      <w:bookmarkEnd w:id="8"/>
     </w:p>
     <w:p>
       <w:r>
@@ -3807,20 +6539,36 @@
         <w:keepNext/>
         <w:jc w:val="center"/>
       </w:pPr>
-      <w:r>
+      <w:bookmarkStart w:id="9" w:name="_Toc202275329"/>
+      <w:r>
+        <w:lastRenderedPageBreak/>
         <w:t xml:space="preserve">Table </w:t>
       </w:r>
-      <w:fldSimple w:instr=" SEQ Table \* ARABIC ">
-        <w:r>
-          <w:rPr>
-            <w:noProof/>
-          </w:rPr>
-          <w:t>1</w:t>
-        </w:r>
-      </w:fldSimple>
+      <w:r>
+        <w:fldChar w:fldCharType="begin"/>
+      </w:r>
+      <w:r>
+        <w:instrText xml:space="preserve"> SEQ Table \* ARABIC </w:instrText>
+      </w:r>
+      <w:r>
+        <w:fldChar w:fldCharType="separate"/>
+      </w:r>
+      <w:r>
+        <w:rPr>
+          <w:noProof/>
+        </w:rPr>
+        <w:t>1</w:t>
+      </w:r>
+      <w:r>
+        <w:rPr>
+          <w:noProof/>
+        </w:rPr>
+        <w:fldChar w:fldCharType="end"/>
+      </w:r>
       <w:r>
         <w:t>: Schema for Finalized Data</w:t>
       </w:r>
+      <w:bookmarkEnd w:id="9"/>
     </w:p>
     <w:tbl>
       <w:tblPr>
@@ -3979,8 +6727,16 @@
           <w:p>
             <w:pPr>
               <w:jc w:val="center"/>
+              <w:rPr>
+                <w:sz w:val="22"/>
+                <w:szCs w:val="22"/>
+              </w:rPr>
             </w:pPr>
             <w:r>
+              <w:rPr>
+                <w:sz w:val="22"/>
+                <w:szCs w:val="22"/>
+              </w:rPr>
               <w:t>FOLIO</w:t>
             </w:r>
           </w:p>
@@ -4007,8 +6763,16 @@
           <w:p>
             <w:pPr>
               <w:jc w:val="center"/>
+              <w:rPr>
+                <w:sz w:val="22"/>
+                <w:szCs w:val="22"/>
+              </w:rPr>
             </w:pPr>
             <w:r>
+              <w:rPr>
+                <w:sz w:val="22"/>
+                <w:szCs w:val="22"/>
+              </w:rPr>
               <w:t>object</w:t>
             </w:r>
           </w:p>
@@ -4035,8 +6799,16 @@
           <w:p>
             <w:pPr>
               <w:jc w:val="center"/>
+              <w:rPr>
+                <w:sz w:val="22"/>
+                <w:szCs w:val="22"/>
+              </w:rPr>
             </w:pPr>
             <w:r>
+              <w:rPr>
+                <w:sz w:val="22"/>
+                <w:szCs w:val="22"/>
+              </w:rPr>
               <w:t>Folio of parcel. Primary key</w:t>
             </w:r>
           </w:p>
@@ -4069,8 +6841,16 @@
           <w:p>
             <w:pPr>
               <w:jc w:val="center"/>
+              <w:rPr>
+                <w:sz w:val="22"/>
+                <w:szCs w:val="22"/>
+              </w:rPr>
             </w:pPr>
             <w:r>
+              <w:rPr>
+                <w:sz w:val="22"/>
+                <w:szCs w:val="22"/>
+              </w:rPr>
               <w:t>SITE_ZIP</w:t>
             </w:r>
           </w:p>
@@ -4097,8 +6877,16 @@
           <w:p>
             <w:pPr>
               <w:jc w:val="center"/>
+              <w:rPr>
+                <w:sz w:val="22"/>
+                <w:szCs w:val="22"/>
+              </w:rPr>
             </w:pPr>
             <w:r>
+              <w:rPr>
+                <w:sz w:val="22"/>
+                <w:szCs w:val="22"/>
+              </w:rPr>
               <w:t>category</w:t>
             </w:r>
           </w:p>
@@ -4125,8 +6913,16 @@
           <w:p>
             <w:pPr>
               <w:jc w:val="center"/>
+              <w:rPr>
+                <w:sz w:val="22"/>
+                <w:szCs w:val="22"/>
+              </w:rPr>
             </w:pPr>
             <w:r>
+              <w:rPr>
+                <w:sz w:val="22"/>
+                <w:szCs w:val="22"/>
+              </w:rPr>
               <w:t>Postal zip code</w:t>
             </w:r>
           </w:p>
@@ -4159,9 +6955,17 @@
           <w:p>
             <w:pPr>
               <w:jc w:val="center"/>
+              <w:rPr>
+                <w:sz w:val="22"/>
+                <w:szCs w:val="22"/>
+              </w:rPr>
             </w:pPr>
             <w:proofErr w:type="spellStart"/>
             <w:r>
+              <w:rPr>
+                <w:sz w:val="22"/>
+                <w:szCs w:val="22"/>
+              </w:rPr>
               <w:t>tBEDS</w:t>
             </w:r>
             <w:proofErr w:type="spellEnd"/>
@@ -4189,8 +6993,16 @@
           <w:p>
             <w:pPr>
               <w:jc w:val="center"/>
+              <w:rPr>
+                <w:sz w:val="22"/>
+                <w:szCs w:val="22"/>
+              </w:rPr>
             </w:pPr>
             <w:r>
+              <w:rPr>
+                <w:sz w:val="22"/>
+                <w:szCs w:val="22"/>
+              </w:rPr>
               <w:t>float64</w:t>
             </w:r>
           </w:p>
@@ -4217,8 +7029,16 @@
           <w:p>
             <w:pPr>
               <w:jc w:val="center"/>
+              <w:rPr>
+                <w:sz w:val="22"/>
+                <w:szCs w:val="22"/>
+              </w:rPr>
             </w:pPr>
             <w:r>
+              <w:rPr>
+                <w:sz w:val="22"/>
+                <w:szCs w:val="22"/>
+              </w:rPr>
               <w:t>Number of beds</w:t>
             </w:r>
           </w:p>
@@ -4251,9 +7071,17 @@
           <w:p>
             <w:pPr>
               <w:jc w:val="center"/>
+              <w:rPr>
+                <w:sz w:val="22"/>
+                <w:szCs w:val="22"/>
+              </w:rPr>
             </w:pPr>
             <w:proofErr w:type="spellStart"/>
             <w:r>
+              <w:rPr>
+                <w:sz w:val="22"/>
+                <w:szCs w:val="22"/>
+              </w:rPr>
               <w:t>tBATHS</w:t>
             </w:r>
             <w:proofErr w:type="spellEnd"/>
@@ -4281,8 +7109,16 @@
           <w:p>
             <w:pPr>
               <w:jc w:val="center"/>
+              <w:rPr>
+                <w:sz w:val="22"/>
+                <w:szCs w:val="22"/>
+              </w:rPr>
             </w:pPr>
             <w:r>
+              <w:rPr>
+                <w:sz w:val="22"/>
+                <w:szCs w:val="22"/>
+              </w:rPr>
               <w:t>float64</w:t>
             </w:r>
           </w:p>
@@ -4309,8 +7145,16 @@
           <w:p>
             <w:pPr>
               <w:jc w:val="center"/>
+              <w:rPr>
+                <w:sz w:val="22"/>
+                <w:szCs w:val="22"/>
+              </w:rPr>
             </w:pPr>
             <w:r>
+              <w:rPr>
+                <w:sz w:val="22"/>
+                <w:szCs w:val="22"/>
+              </w:rPr>
               <w:t>Number of baths</w:t>
             </w:r>
           </w:p>
@@ -4343,9 +7187,17 @@
           <w:p>
             <w:pPr>
               <w:jc w:val="center"/>
+              <w:rPr>
+                <w:sz w:val="22"/>
+                <w:szCs w:val="22"/>
+              </w:rPr>
             </w:pPr>
             <w:proofErr w:type="spellStart"/>
             <w:r>
+              <w:rPr>
+                <w:sz w:val="22"/>
+                <w:szCs w:val="22"/>
+              </w:rPr>
               <w:t>tSTORIES</w:t>
             </w:r>
             <w:proofErr w:type="spellEnd"/>
@@ -4373,8 +7225,16 @@
           <w:p>
             <w:pPr>
               <w:jc w:val="center"/>
+              <w:rPr>
+                <w:sz w:val="22"/>
+                <w:szCs w:val="22"/>
+              </w:rPr>
             </w:pPr>
             <w:r>
+              <w:rPr>
+                <w:sz w:val="22"/>
+                <w:szCs w:val="22"/>
+              </w:rPr>
               <w:t>float64</w:t>
             </w:r>
           </w:p>
@@ -4401,8 +7261,16 @@
           <w:p>
             <w:pPr>
               <w:jc w:val="center"/>
+              <w:rPr>
+                <w:sz w:val="22"/>
+                <w:szCs w:val="22"/>
+              </w:rPr>
             </w:pPr>
             <w:r>
+              <w:rPr>
+                <w:sz w:val="22"/>
+                <w:szCs w:val="22"/>
+              </w:rPr>
               <w:t>Number of stories</w:t>
             </w:r>
           </w:p>
@@ -4435,9 +7303,17 @@
           <w:p>
             <w:pPr>
               <w:jc w:val="center"/>
+              <w:rPr>
+                <w:sz w:val="22"/>
+                <w:szCs w:val="22"/>
+              </w:rPr>
             </w:pPr>
             <w:proofErr w:type="spellStart"/>
             <w:r>
+              <w:rPr>
+                <w:sz w:val="22"/>
+                <w:szCs w:val="22"/>
+              </w:rPr>
               <w:t>tUNITS</w:t>
             </w:r>
             <w:proofErr w:type="spellEnd"/>
@@ -4465,8 +7341,16 @@
           <w:p>
             <w:pPr>
               <w:jc w:val="center"/>
+              <w:rPr>
+                <w:sz w:val="22"/>
+                <w:szCs w:val="22"/>
+              </w:rPr>
             </w:pPr>
             <w:r>
+              <w:rPr>
+                <w:sz w:val="22"/>
+                <w:szCs w:val="22"/>
+              </w:rPr>
               <w:t>float64</w:t>
             </w:r>
           </w:p>
@@ -4493,8 +7377,16 @@
           <w:p>
             <w:pPr>
               <w:jc w:val="center"/>
+              <w:rPr>
+                <w:sz w:val="22"/>
+                <w:szCs w:val="22"/>
+              </w:rPr>
             </w:pPr>
             <w:r>
+              <w:rPr>
+                <w:sz w:val="22"/>
+                <w:szCs w:val="22"/>
+              </w:rPr>
               <w:t>Number of units</w:t>
             </w:r>
           </w:p>
@@ -4527,9 +7419,17 @@
           <w:p>
             <w:pPr>
               <w:jc w:val="center"/>
+              <w:rPr>
+                <w:sz w:val="22"/>
+                <w:szCs w:val="22"/>
+              </w:rPr>
             </w:pPr>
             <w:proofErr w:type="spellStart"/>
             <w:r>
+              <w:rPr>
+                <w:sz w:val="22"/>
+                <w:szCs w:val="22"/>
+              </w:rPr>
               <w:t>tBLDGS</w:t>
             </w:r>
             <w:proofErr w:type="spellEnd"/>
@@ -4557,8 +7457,16 @@
           <w:p>
             <w:pPr>
               <w:jc w:val="center"/>
+              <w:rPr>
+                <w:sz w:val="22"/>
+                <w:szCs w:val="22"/>
+              </w:rPr>
             </w:pPr>
             <w:r>
+              <w:rPr>
+                <w:sz w:val="22"/>
+                <w:szCs w:val="22"/>
+              </w:rPr>
               <w:t>float64</w:t>
             </w:r>
           </w:p>
@@ -4585,8 +7493,16 @@
           <w:p>
             <w:pPr>
               <w:jc w:val="center"/>
+              <w:rPr>
+                <w:sz w:val="22"/>
+                <w:szCs w:val="22"/>
+              </w:rPr>
             </w:pPr>
             <w:r>
+              <w:rPr>
+                <w:sz w:val="22"/>
+                <w:szCs w:val="22"/>
+              </w:rPr>
               <w:t>Number of buildings</w:t>
             </w:r>
           </w:p>
@@ -4619,8 +7535,16 @@
           <w:p>
             <w:pPr>
               <w:jc w:val="center"/>
+              <w:rPr>
+                <w:sz w:val="22"/>
+                <w:szCs w:val="22"/>
+              </w:rPr>
             </w:pPr>
             <w:r>
+              <w:rPr>
+                <w:sz w:val="22"/>
+                <w:szCs w:val="22"/>
+              </w:rPr>
               <w:t>HEAT_AR</w:t>
             </w:r>
           </w:p>
@@ -4647,8 +7571,16 @@
           <w:p>
             <w:pPr>
               <w:jc w:val="center"/>
+              <w:rPr>
+                <w:sz w:val="22"/>
+                <w:szCs w:val="22"/>
+              </w:rPr>
             </w:pPr>
             <w:r>
+              <w:rPr>
+                <w:sz w:val="22"/>
+                <w:szCs w:val="22"/>
+              </w:rPr>
               <w:t>float64</w:t>
             </w:r>
           </w:p>
@@ -4675,15 +7607,22 @@
           <w:p>
             <w:pPr>
               <w:jc w:val="center"/>
+              <w:rPr>
+                <w:sz w:val="22"/>
+                <w:szCs w:val="22"/>
+              </w:rPr>
             </w:pPr>
             <w:r>
-              <w:t xml:space="preserve">Heating area in </w:t>
-            </w:r>
-            <w:r>
-              <w:t>ft</w:t>
-            </w:r>
-            <w:r>
-              <w:rPr>
+              <w:rPr>
+                <w:sz w:val="22"/>
+                <w:szCs w:val="22"/>
+              </w:rPr>
+              <w:t>Heating area in ft</w:t>
+            </w:r>
+            <w:r>
+              <w:rPr>
+                <w:sz w:val="22"/>
+                <w:szCs w:val="22"/>
                 <w:vertAlign w:val="superscript"/>
               </w:rPr>
               <w:t>2</w:t>
@@ -4718,8 +7657,16 @@
           <w:p>
             <w:pPr>
               <w:jc w:val="center"/>
+              <w:rPr>
+                <w:sz w:val="22"/>
+                <w:szCs w:val="22"/>
+              </w:rPr>
             </w:pPr>
             <w:r>
+              <w:rPr>
+                <w:sz w:val="22"/>
+                <w:szCs w:val="22"/>
+              </w:rPr>
               <w:t>ACREAGE</w:t>
             </w:r>
           </w:p>
@@ -4746,8 +7693,16 @@
           <w:p>
             <w:pPr>
               <w:jc w:val="center"/>
+              <w:rPr>
+                <w:sz w:val="22"/>
+                <w:szCs w:val="22"/>
+              </w:rPr>
             </w:pPr>
             <w:r>
+              <w:rPr>
+                <w:sz w:val="22"/>
+                <w:szCs w:val="22"/>
+              </w:rPr>
               <w:t>float64</w:t>
             </w:r>
           </w:p>
@@ -4774,8 +7729,16 @@
           <w:p>
             <w:pPr>
               <w:jc w:val="center"/>
+              <w:rPr>
+                <w:sz w:val="22"/>
+                <w:szCs w:val="22"/>
+              </w:rPr>
             </w:pPr>
             <w:r>
+              <w:rPr>
+                <w:sz w:val="22"/>
+                <w:szCs w:val="22"/>
+              </w:rPr>
               <w:t>Acreage of lot</w:t>
             </w:r>
           </w:p>
@@ -4808,8 +7771,16 @@
           <w:p>
             <w:pPr>
               <w:jc w:val="center"/>
+              <w:rPr>
+                <w:sz w:val="22"/>
+                <w:szCs w:val="22"/>
+              </w:rPr>
             </w:pPr>
             <w:r>
+              <w:rPr>
+                <w:sz w:val="22"/>
+                <w:szCs w:val="22"/>
+              </w:rPr>
               <w:t>LU_GRP</w:t>
             </w:r>
           </w:p>
@@ -4836,8 +7807,16 @@
           <w:p>
             <w:pPr>
               <w:jc w:val="center"/>
+              <w:rPr>
+                <w:sz w:val="22"/>
+                <w:szCs w:val="22"/>
+              </w:rPr>
             </w:pPr>
             <w:r>
+              <w:rPr>
+                <w:sz w:val="22"/>
+                <w:szCs w:val="22"/>
+              </w:rPr>
               <w:t>category</w:t>
             </w:r>
           </w:p>
@@ -4864,8 +7843,16 @@
           <w:p>
             <w:pPr>
               <w:jc w:val="center"/>
+              <w:rPr>
+                <w:sz w:val="22"/>
+                <w:szCs w:val="22"/>
+              </w:rPr>
             </w:pPr>
             <w:r>
+              <w:rPr>
+                <w:sz w:val="22"/>
+                <w:szCs w:val="22"/>
+              </w:rPr>
               <w:t>Generalized land use group</w:t>
             </w:r>
           </w:p>
@@ -4898,8 +7885,16 @@
           <w:p>
             <w:pPr>
               <w:jc w:val="center"/>
+              <w:rPr>
+                <w:sz w:val="22"/>
+                <w:szCs w:val="22"/>
+              </w:rPr>
             </w:pPr>
             <w:r>
+              <w:rPr>
+                <w:sz w:val="22"/>
+                <w:szCs w:val="22"/>
+              </w:rPr>
               <w:t>S_YEAR</w:t>
             </w:r>
           </w:p>
@@ -4926,8 +7921,16 @@
           <w:p>
             <w:pPr>
               <w:jc w:val="center"/>
+              <w:rPr>
+                <w:sz w:val="22"/>
+                <w:szCs w:val="22"/>
+              </w:rPr>
             </w:pPr>
             <w:r>
+              <w:rPr>
+                <w:sz w:val="22"/>
+                <w:szCs w:val="22"/>
+              </w:rPr>
               <w:t>category</w:t>
             </w:r>
           </w:p>
@@ -4954,8 +7957,16 @@
           <w:p>
             <w:pPr>
               <w:jc w:val="center"/>
+              <w:rPr>
+                <w:sz w:val="22"/>
+                <w:szCs w:val="22"/>
+              </w:rPr>
             </w:pPr>
             <w:r>
+              <w:rPr>
+                <w:sz w:val="22"/>
+                <w:szCs w:val="22"/>
+              </w:rPr>
               <w:t>Sale year derived from sale date</w:t>
             </w:r>
           </w:p>
@@ -4988,8 +7999,16 @@
           <w:p>
             <w:pPr>
               <w:jc w:val="center"/>
+              <w:rPr>
+                <w:sz w:val="22"/>
+                <w:szCs w:val="22"/>
+              </w:rPr>
             </w:pPr>
             <w:r>
+              <w:rPr>
+                <w:sz w:val="22"/>
+                <w:szCs w:val="22"/>
+              </w:rPr>
               <w:t>S_AMT</w:t>
             </w:r>
           </w:p>
@@ -5016,8 +8035,16 @@
           <w:p>
             <w:pPr>
               <w:jc w:val="center"/>
+              <w:rPr>
+                <w:sz w:val="22"/>
+                <w:szCs w:val="22"/>
+              </w:rPr>
             </w:pPr>
             <w:r>
+              <w:rPr>
+                <w:sz w:val="22"/>
+                <w:szCs w:val="22"/>
+              </w:rPr>
               <w:t>float64</w:t>
             </w:r>
           </w:p>
@@ -5044,14 +8071,30 @@
           <w:p>
             <w:pPr>
               <w:jc w:val="center"/>
+              <w:rPr>
+                <w:sz w:val="22"/>
+                <w:szCs w:val="22"/>
+              </w:rPr>
             </w:pPr>
             <w:r>
+              <w:rPr>
+                <w:sz w:val="22"/>
+                <w:szCs w:val="22"/>
+              </w:rPr>
               <w:t>Sale Amount</w:t>
             </w:r>
             <w:r>
+              <w:rPr>
+                <w:sz w:val="22"/>
+                <w:szCs w:val="22"/>
+              </w:rPr>
               <w:t xml:space="preserve"> (USD)</w:t>
             </w:r>
             <w:r>
+              <w:rPr>
+                <w:sz w:val="22"/>
+                <w:szCs w:val="22"/>
+              </w:rPr>
               <w:t>. Response value</w:t>
             </w:r>
           </w:p>
@@ -5061,14 +8104,16 @@
     <w:p/>
     <w:p>
       <w:pPr>
-        <w:pStyle w:val="Heading3"/>
-      </w:pPr>
+        <w:pStyle w:val="Heading2"/>
+      </w:pPr>
+      <w:bookmarkStart w:id="10" w:name="_Toc202275315"/>
       <w:r>
         <w:t>Land Use</w:t>
       </w:r>
       <w:r>
         <w:t xml:space="preserve"> Group</w:t>
       </w:r>
+      <w:bookmarkEnd w:id="10"/>
     </w:p>
     <w:p>
       <w:proofErr w:type="gramStart"/>
@@ -5095,6 +8140,30 @@
         <w:t xml:space="preserve"> properties</w:t>
       </w:r>
       <w:r>
+        <w:t xml:space="preserve"> (87.26%, n=</w:t>
+      </w:r>
+      <w:r>
+        <w:t xml:space="preserve"> </w:t>
+      </w:r>
+      <w:r>
+        <w:t>2</w:t>
+      </w:r>
+      <w:r>
+        <w:t>,</w:t>
+      </w:r>
+      <w:r>
+        <w:t>053</w:t>
+      </w:r>
+      <w:r>
+        <w:t>,</w:t>
+      </w:r>
+      <w:r>
+        <w:t>262</w:t>
+      </w:r>
+      <w:r>
+        <w:t>)</w:t>
+      </w:r>
+      <w:r>
         <w:t xml:space="preserve">. </w:t>
       </w:r>
       <w:r>
@@ -5107,7 +8176,13 @@
         <w:t xml:space="preserve">focuses </w:t>
       </w:r>
       <w:r>
-        <w:t>on single-family and multi-family properties helps reduce potential bias from the imbalance in property types.</w:t>
+        <w:t xml:space="preserve">on single-family and multi-family properties </w:t>
+      </w:r>
+      <w:r>
+        <w:t>to</w:t>
+      </w:r>
+      <w:r>
+        <w:t xml:space="preserve"> reduce potential bias from the imbalance in property types.</w:t>
       </w:r>
       <w:r>
         <w:t xml:space="preserve"> The table below shows the distribution by land use group.</w:t>
@@ -5120,20 +8195,35 @@
         <w:keepNext/>
         <w:jc w:val="center"/>
       </w:pPr>
+      <w:bookmarkStart w:id="11" w:name="_Toc202275330"/>
       <w:r>
         <w:t xml:space="preserve">Table </w:t>
       </w:r>
-      <w:fldSimple w:instr=" SEQ Table \* ARABIC ">
-        <w:r>
-          <w:rPr>
-            <w:noProof/>
-          </w:rPr>
-          <w:t>2</w:t>
-        </w:r>
-      </w:fldSimple>
+      <w:r>
+        <w:fldChar w:fldCharType="begin"/>
+      </w:r>
+      <w:r>
+        <w:instrText xml:space="preserve"> SEQ Table \* ARABIC </w:instrText>
+      </w:r>
+      <w:r>
+        <w:fldChar w:fldCharType="separate"/>
+      </w:r>
+      <w:r>
+        <w:rPr>
+          <w:noProof/>
+        </w:rPr>
+        <w:t>2</w:t>
+      </w:r>
+      <w:r>
+        <w:rPr>
+          <w:noProof/>
+        </w:rPr>
+        <w:fldChar w:fldCharType="end"/>
+      </w:r>
       <w:r>
         <w:t>: Land Use Breakdown for Raw Data</w:t>
       </w:r>
+      <w:bookmarkEnd w:id="11"/>
     </w:p>
     <w:tbl>
       <w:tblPr>
@@ -5147,7 +8237,7 @@
       <w:tblGrid>
         <w:gridCol w:w="6920"/>
         <w:gridCol w:w="1842"/>
-        <w:gridCol w:w="578"/>
+        <w:gridCol w:w="535"/>
       </w:tblGrid>
       <w:tr>
         <w:trPr>
@@ -5265,7 +8355,7 @@
       </w:tr>
       <w:tr>
         <w:trPr>
-          <w:trHeight w:val="576"/>
+          <w:trHeight w:val="432"/>
         </w:trPr>
         <w:tc>
           <w:tcPr>
@@ -5287,7 +8377,21 @@
             <w:hideMark/>
           </w:tcPr>
           <w:p>
-            <w:r>
+            <w:pPr>
+              <w:rPr>
+                <w:b/>
+                <w:bCs/>
+                <w:sz w:val="22"/>
+                <w:szCs w:val="22"/>
+              </w:rPr>
+            </w:pPr>
+            <w:r>
+              <w:rPr>
+                <w:b/>
+                <w:bCs/>
+                <w:sz w:val="22"/>
+                <w:szCs w:val="22"/>
+              </w:rPr>
               <w:t>SINGLE FAMILY</w:t>
             </w:r>
           </w:p>
@@ -5314,8 +8418,20 @@
           <w:p>
             <w:pPr>
               <w:jc w:val="center"/>
+              <w:rPr>
+                <w:b/>
+                <w:bCs/>
+                <w:sz w:val="22"/>
+                <w:szCs w:val="22"/>
+              </w:rPr>
             </w:pPr>
             <w:r>
+              <w:rPr>
+                <w:b/>
+                <w:bCs/>
+                <w:sz w:val="22"/>
+                <w:szCs w:val="22"/>
+              </w:rPr>
               <w:t>1,811,627</w:t>
             </w:r>
           </w:p>
@@ -5342,8 +8458,20 @@
           <w:p>
             <w:pPr>
               <w:jc w:val="center"/>
+              <w:rPr>
+                <w:b/>
+                <w:bCs/>
+                <w:sz w:val="22"/>
+                <w:szCs w:val="22"/>
+              </w:rPr>
             </w:pPr>
             <w:r>
+              <w:rPr>
+                <w:b/>
+                <w:bCs/>
+                <w:sz w:val="22"/>
+                <w:szCs w:val="22"/>
+              </w:rPr>
               <w:t>76.99</w:t>
             </w:r>
           </w:p>
@@ -5351,7 +8479,7 @@
       </w:tr>
       <w:tr>
         <w:trPr>
-          <w:trHeight w:val="576"/>
+          <w:trHeight w:val="432"/>
         </w:trPr>
         <w:tc>
           <w:tcPr>
@@ -5373,7 +8501,21 @@
             <w:hideMark/>
           </w:tcPr>
           <w:p>
-            <w:r>
+            <w:pPr>
+              <w:rPr>
+                <w:b/>
+                <w:bCs/>
+                <w:sz w:val="22"/>
+                <w:szCs w:val="22"/>
+              </w:rPr>
+            </w:pPr>
+            <w:r>
+              <w:rPr>
+                <w:b/>
+                <w:bCs/>
+                <w:sz w:val="22"/>
+                <w:szCs w:val="22"/>
+              </w:rPr>
               <w:t>MULTI-FAMILY</w:t>
             </w:r>
           </w:p>
@@ -5400,8 +8542,20 @@
           <w:p>
             <w:pPr>
               <w:jc w:val="center"/>
+              <w:rPr>
+                <w:b/>
+                <w:bCs/>
+                <w:sz w:val="22"/>
+                <w:szCs w:val="22"/>
+              </w:rPr>
             </w:pPr>
             <w:r>
+              <w:rPr>
+                <w:b/>
+                <w:bCs/>
+                <w:sz w:val="22"/>
+                <w:szCs w:val="22"/>
+              </w:rPr>
               <w:t>241,635</w:t>
             </w:r>
           </w:p>
@@ -5428,8 +8582,20 @@
           <w:p>
             <w:pPr>
               <w:jc w:val="center"/>
+              <w:rPr>
+                <w:b/>
+                <w:bCs/>
+                <w:sz w:val="22"/>
+                <w:szCs w:val="22"/>
+              </w:rPr>
             </w:pPr>
             <w:r>
+              <w:rPr>
+                <w:b/>
+                <w:bCs/>
+                <w:sz w:val="22"/>
+                <w:szCs w:val="22"/>
+              </w:rPr>
               <w:t>10.27</w:t>
             </w:r>
           </w:p>
@@ -5437,7 +8603,7 @@
       </w:tr>
       <w:tr>
         <w:trPr>
-          <w:trHeight w:val="576"/>
+          <w:trHeight w:val="432"/>
         </w:trPr>
         <w:tc>
           <w:tcPr>
@@ -5459,7 +8625,17 @@
             <w:hideMark/>
           </w:tcPr>
           <w:p>
-            <w:r>
+            <w:pPr>
+              <w:rPr>
+                <w:sz w:val="22"/>
+                <w:szCs w:val="22"/>
+              </w:rPr>
+            </w:pPr>
+            <w:r>
+              <w:rPr>
+                <w:sz w:val="22"/>
+                <w:szCs w:val="22"/>
+              </w:rPr>
               <w:t>VACANT RESIDENT</w:t>
             </w:r>
           </w:p>
@@ -5486,8 +8662,16 @@
           <w:p>
             <w:pPr>
               <w:jc w:val="center"/>
+              <w:rPr>
+                <w:sz w:val="22"/>
+                <w:szCs w:val="22"/>
+              </w:rPr>
             </w:pPr>
             <w:r>
+              <w:rPr>
+                <w:sz w:val="22"/>
+                <w:szCs w:val="22"/>
+              </w:rPr>
               <w:t>70,837</w:t>
             </w:r>
           </w:p>
@@ -5514,8 +8698,16 @@
           <w:p>
             <w:pPr>
               <w:jc w:val="center"/>
+              <w:rPr>
+                <w:sz w:val="22"/>
+                <w:szCs w:val="22"/>
+              </w:rPr>
             </w:pPr>
             <w:r>
+              <w:rPr>
+                <w:sz w:val="22"/>
+                <w:szCs w:val="22"/>
+              </w:rPr>
               <w:t>3.01</w:t>
             </w:r>
           </w:p>
@@ -5523,7 +8715,7 @@
       </w:tr>
       <w:tr>
         <w:trPr>
-          <w:trHeight w:val="576"/>
+          <w:trHeight w:val="432"/>
         </w:trPr>
         <w:tc>
           <w:tcPr>
@@ -5545,7 +8737,17 @@
             <w:hideMark/>
           </w:tcPr>
           <w:p>
-            <w:r>
+            <w:pPr>
+              <w:rPr>
+                <w:sz w:val="22"/>
+                <w:szCs w:val="22"/>
+              </w:rPr>
+            </w:pPr>
+            <w:r>
+              <w:rPr>
+                <w:sz w:val="22"/>
+                <w:szCs w:val="22"/>
+              </w:rPr>
               <w:t>MOBILE HOMES</w:t>
             </w:r>
           </w:p>
@@ -5572,8 +8774,16 @@
           <w:p>
             <w:pPr>
               <w:jc w:val="center"/>
+              <w:rPr>
+                <w:sz w:val="22"/>
+                <w:szCs w:val="22"/>
+              </w:rPr>
             </w:pPr>
             <w:r>
+              <w:rPr>
+                <w:sz w:val="22"/>
+                <w:szCs w:val="22"/>
+              </w:rPr>
               <w:t>62,889</w:t>
             </w:r>
           </w:p>
@@ -5600,8 +8810,16 @@
           <w:p>
             <w:pPr>
               <w:jc w:val="center"/>
+              <w:rPr>
+                <w:sz w:val="22"/>
+                <w:szCs w:val="22"/>
+              </w:rPr>
             </w:pPr>
             <w:r>
+              <w:rPr>
+                <w:sz w:val="22"/>
+                <w:szCs w:val="22"/>
+              </w:rPr>
               <w:t>2.67</w:t>
             </w:r>
           </w:p>
@@ -5609,7 +8827,7 @@
       </w:tr>
       <w:tr>
         <w:trPr>
-          <w:trHeight w:val="576"/>
+          <w:trHeight w:val="432"/>
         </w:trPr>
         <w:tc>
           <w:tcPr>
@@ -5631,7 +8849,17 @@
             <w:hideMark/>
           </w:tcPr>
           <w:p>
-            <w:r>
+            <w:pPr>
+              <w:rPr>
+                <w:sz w:val="22"/>
+                <w:szCs w:val="22"/>
+              </w:rPr>
+            </w:pPr>
+            <w:r>
+              <w:rPr>
+                <w:sz w:val="22"/>
+                <w:szCs w:val="22"/>
+              </w:rPr>
               <w:t>COMM./OFFICE</w:t>
             </w:r>
           </w:p>
@@ -5658,8 +8886,16 @@
           <w:p>
             <w:pPr>
               <w:jc w:val="center"/>
+              <w:rPr>
+                <w:sz w:val="22"/>
+                <w:szCs w:val="22"/>
+              </w:rPr>
             </w:pPr>
             <w:r>
+              <w:rPr>
+                <w:sz w:val="22"/>
+                <w:szCs w:val="22"/>
+              </w:rPr>
               <w:t>35,423</w:t>
             </w:r>
           </w:p>
@@ -5686,8 +8922,16 @@
           <w:p>
             <w:pPr>
               <w:jc w:val="center"/>
+              <w:rPr>
+                <w:sz w:val="22"/>
+                <w:szCs w:val="22"/>
+              </w:rPr>
             </w:pPr>
             <w:r>
+              <w:rPr>
+                <w:sz w:val="22"/>
+                <w:szCs w:val="22"/>
+              </w:rPr>
               <w:t>1.51</w:t>
             </w:r>
           </w:p>
@@ -5717,13 +8961,25 @@
             <w:hideMark/>
           </w:tcPr>
           <w:p>
-            <w:r>
+            <w:pPr>
+              <w:rPr>
+                <w:sz w:val="22"/>
+                <w:szCs w:val="22"/>
+              </w:rPr>
+            </w:pPr>
+            <w:r>
+              <w:rPr>
+                <w:sz w:val="22"/>
+                <w:szCs w:val="22"/>
+              </w:rPr>
               <w:t xml:space="preserve">OTHER: </w:t>
             </w:r>
             <w:r>
               <w:rPr>
                 <w:i/>
                 <w:iCs/>
+                <w:sz w:val="22"/>
+                <w:szCs w:val="22"/>
               </w:rPr>
               <w:t>(INVALID CODE, AGRICULTURAL, GOVERNMENT, STORE/SHP CENTE, INSTITUTIONAL, LIGHT INDUS., VACANT COMM., VACANT TOWNHOME, UTILITY, R/W, OFFICE CONDO, SCHOOLS/COLLEGE, VACANT INDUS., HEAVY INDUS., MEDICAL OFFICE CONDO, APT CONDO, COMMERCIAL, INDUSTRAL CONDO, CHURCH PARSONAGES, COOPERATIVE, 1 STY STORE CONDO, VACANT MH/COOP, SFR BLD ARND MH, MINING, MARINAS, CEMETERY, PRIVATE GC, SEMI PRIVATE GC, LANDSCAPE/WALL BUFFER, PARKS, HOA COMMERCIAL, EXEC/PRACTICE GC</w:t>
             </w:r>
@@ -5751,8 +9007,16 @@
           <w:p>
             <w:pPr>
               <w:jc w:val="center"/>
+              <w:rPr>
+                <w:sz w:val="22"/>
+                <w:szCs w:val="22"/>
+              </w:rPr>
             </w:pPr>
             <w:r>
+              <w:rPr>
+                <w:sz w:val="22"/>
+                <w:szCs w:val="22"/>
+              </w:rPr>
               <w:t>130,731</w:t>
             </w:r>
           </w:p>
@@ -5779,8 +9043,16 @@
           <w:p>
             <w:pPr>
               <w:jc w:val="center"/>
+              <w:rPr>
+                <w:sz w:val="22"/>
+                <w:szCs w:val="22"/>
+              </w:rPr>
             </w:pPr>
             <w:r>
+              <w:rPr>
+                <w:sz w:val="22"/>
+                <w:szCs w:val="22"/>
+              </w:rPr>
               <w:t>5.56</w:t>
             </w:r>
           </w:p>
@@ -5790,15 +9062,56 @@
     <w:p/>
     <w:p>
       <w:pPr>
-        <w:pStyle w:val="Heading3"/>
-      </w:pPr>
-      <w:r>
+        <w:pStyle w:val="Heading2"/>
+      </w:pPr>
+      <w:bookmarkStart w:id="12" w:name="_Toc202275316"/>
+      <w:r>
+        <w:lastRenderedPageBreak/>
         <w:t>Time Frame</w:t>
       </w:r>
+      <w:bookmarkEnd w:id="12"/>
     </w:p>
     <w:p>
       <w:r>
-        <w:t>The Hillsborough County Property Appraiser provides digital records of property sales in dating back to 1901; however, the quantity of records doesn’t start showing a significant amount until the late 1960s. The figure below shows the distribution of sales by year.</w:t>
+        <w:t xml:space="preserve">The Hillsborough County Property Appraiser provides digital records of property sales in dating back to 1901; however, the quantity of records doesn’t start showing a significant amount until the late 1960s. </w:t>
+      </w:r>
+      <w:r>
+        <w:t xml:space="preserve">The state of the economy also affects real estate valuation and can play a significant factor in the ability to purchase a home due to the cost of construction materials and the ability to acquire a loan </w:t>
+      </w:r>
+      <w:sdt>
+        <w:sdtPr>
+          <w:id w:val="-449789973"/>
+          <w:citation/>
+        </w:sdtPr>
+        <w:sdtContent>
+          <w:r>
+            <w:fldChar w:fldCharType="begin"/>
+          </w:r>
+          <w:r>
+            <w:instrText xml:space="preserve"> CITATION Duc13 \l 1033 </w:instrText>
+          </w:r>
+          <w:r>
+            <w:fldChar w:fldCharType="separate"/>
+          </w:r>
+          <w:r>
+            <w:rPr>
+              <w:noProof/>
+            </w:rPr>
+            <w:t>(Duca, 2013)</w:t>
+          </w:r>
+          <w:r>
+            <w:fldChar w:fldCharType="end"/>
+          </w:r>
+        </w:sdtContent>
+      </w:sdt>
+      <w:r>
+        <w:t>. To avoid significant financial events such as the Subprime Mortgage Crisis which started in 2007 and eventually led to a housing market crash in 2008, records from 2014-2024 are used for this analysis.</w:t>
+      </w:r>
+      <w:r>
+        <w:t xml:space="preserve"> </w:t>
+      </w:r>
+      <w:r>
+        <w:t>The figure below shows the distribution of sales by year.</w:t>
       </w:r>
     </w:p>
     <w:p>
@@ -5807,21 +9120,35 @@
         <w:keepNext/>
         <w:jc w:val="center"/>
       </w:pPr>
-      <w:r>
-        <w:lastRenderedPageBreak/>
+      <w:bookmarkStart w:id="13" w:name="_Toc202275325"/>
+      <w:r>
         <w:t xml:space="preserve">Figure </w:t>
       </w:r>
-      <w:fldSimple w:instr=" SEQ Figure \* ARABIC ">
-        <w:r>
-          <w:rPr>
-            <w:noProof/>
-          </w:rPr>
-          <w:t>1</w:t>
-        </w:r>
-      </w:fldSimple>
+      <w:r>
+        <w:fldChar w:fldCharType="begin"/>
+      </w:r>
+      <w:r>
+        <w:instrText xml:space="preserve"> SEQ Figure \* ARABIC </w:instrText>
+      </w:r>
+      <w:r>
+        <w:fldChar w:fldCharType="separate"/>
+      </w:r>
+      <w:r>
+        <w:rPr>
+          <w:noProof/>
+        </w:rPr>
+        <w:t>1</w:t>
+      </w:r>
+      <w:r>
+        <w:rPr>
+          <w:noProof/>
+        </w:rPr>
+        <w:fldChar w:fldCharType="end"/>
+      </w:r>
       <w:r>
         <w:t>: Sales Distribution for Raw Data</w:t>
       </w:r>
+      <w:bookmarkEnd w:id="13"/>
     </w:p>
     <w:p>
       <w:r>
@@ -5858,7 +9185,7 @@
                     </pic:cNvPicPr>
                   </pic:nvPicPr>
                   <pic:blipFill>
-                    <a:blip r:embed="rId6">
+                    <a:blip r:embed="rId12">
                       <a:extLst>
                         <a:ext uri="{28A0092B-C50C-407E-A947-70E740481C1C}">
                           <a14:useLocalDpi xmlns:a14="http://schemas.microsoft.com/office/drawing/2010/main" val="0"/>
@@ -5885,32 +9212,53 @@
         </w:drawing>
       </w:r>
     </w:p>
-    <w:p>
-      <w:r>
-        <w:t>To avoid significant financial events such as the Subprime Mortgage Crisis which started in 2007 and eventually led to a housing market crash in 2008, records from 2014-2024 are used for this analysis.</w:t>
-      </w:r>
-    </w:p>
     <w:p/>
     <w:p>
       <w:pPr>
-        <w:pStyle w:val="Heading3"/>
-      </w:pPr>
+        <w:pStyle w:val="Heading2"/>
+      </w:pPr>
+      <w:bookmarkStart w:id="14" w:name="_Toc202275317"/>
       <w:r>
         <w:t>Outliers</w:t>
       </w:r>
+      <w:bookmarkEnd w:id="14"/>
     </w:p>
     <w:p>
       <w:r>
-        <w:t>Outliers including sentinel values are systematically removed using an Isolation Forest. This model</w:t>
-      </w:r>
-      <w:r>
-        <w:t xml:space="preserve"> is an anomaly detection algorithm based on the idea of </w:t>
+        <w:t xml:space="preserve">Outliers </w:t>
+      </w:r>
+      <w:r>
+        <w:t>and</w:t>
+      </w:r>
+      <w:r>
+        <w:t xml:space="preserve"> sentinel values are systematically removed using an Isolation Forest. This model</w:t>
+      </w:r>
+      <w:r>
+        <w:t xml:space="preserve"> is an anomaly detection algorithm </w:t>
+      </w:r>
+      <w:r>
+        <w:t>that</w:t>
+      </w:r>
+      <w:r>
+        <w:t xml:space="preserve"> </w:t>
       </w:r>
       <w:r>
         <w:t xml:space="preserve">iteratively </w:t>
       </w:r>
       <w:r>
-        <w:t>isolating observations by randomly selecting features and splitting values</w:t>
+        <w:t>isolat</w:t>
+      </w:r>
+      <w:r>
+        <w:t>es</w:t>
+      </w:r>
+      <w:r>
+        <w:t xml:space="preserve"> observations by randomly selecting features and split</w:t>
+      </w:r>
+      <w:r>
+        <w:t>s</w:t>
+      </w:r>
+      <w:r>
+        <w:t xml:space="preserve"> values</w:t>
       </w:r>
       <w:r>
         <w:t xml:space="preserve"> until the instance is isolated or the tree reaches a predefined height limit</w:t>
@@ -5919,7 +9267,13 @@
         <w:t>.</w:t>
       </w:r>
       <w:r>
-        <w:t xml:space="preserve"> This uses the concept that anomalies</w:t>
+        <w:t xml:space="preserve"> This uses </w:t>
+      </w:r>
+      <w:r>
+        <w:t>a</w:t>
+      </w:r>
+      <w:r>
+        <w:t xml:space="preserve"> concept that anomalies</w:t>
       </w:r>
       <w:r>
         <w:t xml:space="preserve"> are easier to isolate because they require fewer random splits to be separated from the rest of the data.</w:t>
@@ -6165,6 +9519,7 @@
           <w:rPr>
             <w:rFonts w:ascii="Cambria Math" w:eastAsiaTheme="minorEastAsia" w:hAnsi="Cambria Math"/>
           </w:rPr>
+          <w:lastRenderedPageBreak/>
           <m:t>s</m:t>
         </m:r>
         <m:d>
@@ -6477,11 +9832,7 @@
         <w:t>scikit-learn</w:t>
       </w:r>
       <w:r>
-        <w:t xml:space="preserve"> Isolation Forest with contamination value of 0.025, number of </w:t>
-      </w:r>
-      <w:r>
-        <w:lastRenderedPageBreak/>
-        <w:t>estimators as 250, and max sample size of 256 was fitted to the data by year and the results are shown in the figure below.</w:t>
+        <w:t xml:space="preserve"> Isolation Forest with contamination value of 0.025, number of estimators as 250, and max sample size of 256 was fitted to the data by year and the results are shown in the figure below.</w:t>
       </w:r>
     </w:p>
     <w:p>
@@ -6490,20 +9841,35 @@
         <w:keepNext/>
         <w:jc w:val="center"/>
       </w:pPr>
+      <w:bookmarkStart w:id="15" w:name="_Toc202275326"/>
       <w:r>
         <w:t xml:space="preserve">Figure </w:t>
       </w:r>
-      <w:fldSimple w:instr=" SEQ Figure \* ARABIC ">
-        <w:r>
-          <w:rPr>
-            <w:noProof/>
-          </w:rPr>
-          <w:t>2</w:t>
-        </w:r>
-      </w:fldSimple>
+      <w:r>
+        <w:fldChar w:fldCharType="begin"/>
+      </w:r>
+      <w:r>
+        <w:instrText xml:space="preserve"> SEQ Figure \* ARABIC </w:instrText>
+      </w:r>
+      <w:r>
+        <w:fldChar w:fldCharType="separate"/>
+      </w:r>
+      <w:r>
+        <w:rPr>
+          <w:noProof/>
+        </w:rPr>
+        <w:t>2</w:t>
+      </w:r>
+      <w:r>
+        <w:rPr>
+          <w:noProof/>
+        </w:rPr>
+        <w:fldChar w:fldCharType="end"/>
+      </w:r>
       <w:r>
         <w:t>: Outlier Removal</w:t>
       </w:r>
+      <w:bookmarkEnd w:id="15"/>
     </w:p>
     <w:p>
       <w:pPr>
@@ -6543,7 +9909,7 @@
                     </pic:cNvPicPr>
                   </pic:nvPicPr>
                   <pic:blipFill>
-                    <a:blip r:embed="rId7">
+                    <a:blip r:embed="rId13">
                       <a:extLst>
                         <a:ext uri="{28A0092B-C50C-407E-A947-70E740481C1C}">
                           <a14:useLocalDpi xmlns:a14="http://schemas.microsoft.com/office/drawing/2010/main" val="0"/>
@@ -6571,6 +9937,7 @@
     </w:p>
     <w:p>
       <w:r>
+        <w:lastRenderedPageBreak/>
         <w:t>Heating area (ft</w:t>
       </w:r>
       <w:r>
@@ -6658,19 +10025,74 @@
     <w:p/>
     <w:p>
       <w:pPr>
-        <w:pStyle w:val="Heading3"/>
+        <w:pStyle w:val="Heading2"/>
         <w:rPr>
           <w:rFonts w:eastAsiaTheme="minorHAnsi"/>
         </w:rPr>
       </w:pPr>
-      <w:r>
-        <w:lastRenderedPageBreak/>
+      <w:bookmarkStart w:id="16" w:name="_Toc202275318"/>
+      <w:r>
         <w:t>Multicollinearity</w:t>
       </w:r>
+      <w:bookmarkEnd w:id="16"/>
     </w:p>
     <w:p>
       <w:r>
-        <w:t>Before training predictive models, it is important to assess multicollinearity among the input features. Multicollinearity occurs when two or more independent variables are highly correlated, which can distort model coefficients and reduce interpretability. To evaluate this, a correlation heatmap and Variance Inflation Factor (VIF) analysis were conducted to identify and address potential redundancies among predictors.</w:t>
+        <w:t>Before training predictive models, it is important to assess multicollinearity among the input features</w:t>
+      </w:r>
+      <w:r>
+        <w:t xml:space="preserve"> to ensure stability and reliability</w:t>
+      </w:r>
+      <w:r>
+        <w:t>. Multicollinearity occurs when two or more independent variables are highly correlated, which can distort model coefficients</w:t>
+      </w:r>
+      <w:r>
+        <w:t>, inflate standard errors,</w:t>
+      </w:r>
+      <w:r>
+        <w:t xml:space="preserve"> and reduce interpretability.</w:t>
+      </w:r>
+      <w:r>
+        <w:t xml:space="preserve"> </w:t>
+      </w:r>
+      <w:r>
+        <w:t>Elastic Net</w:t>
+      </w:r>
+      <w:r>
+        <w:t xml:space="preserve"> and some other models are more reliant to multicollinearity while this can especially be problematic for simple linear models.</w:t>
+      </w:r>
+      <w:r>
+        <w:t xml:space="preserve"> To evaluate this, a correlation heatmap </w:t>
+      </w:r>
+      <w:r>
+        <w:t>was used to visualize pairwise relationships among numeric features</w:t>
+      </w:r>
+      <w:r>
+        <w:t xml:space="preserve">. </w:t>
+      </w:r>
+      <w:r>
+        <w:t>Additionally,</w:t>
+      </w:r>
+      <w:r>
+        <w:t xml:space="preserve"> </w:t>
+      </w:r>
+      <w:r>
+        <w:t xml:space="preserve">a </w:t>
+      </w:r>
+      <w:r>
+        <w:t xml:space="preserve">Variance Inflation Factor (VIF) analysis </w:t>
+      </w:r>
+      <w:r>
+        <w:t xml:space="preserve">was performed to </w:t>
+      </w:r>
+      <w:r>
+        <w:t xml:space="preserve">measure </w:t>
+      </w:r>
+      <w:r>
+        <w:t>how much the variance of an estimated regression coefficient is inflated due to multicollinearity</w:t>
+      </w:r>
+      <w:r>
+        <w:t>.</w:t>
       </w:r>
     </w:p>
     <w:p/>
@@ -6680,20 +10102,35 @@
         <w:keepNext/>
         <w:jc w:val="center"/>
       </w:pPr>
+      <w:bookmarkStart w:id="17" w:name="_Toc202275327"/>
       <w:r>
         <w:t xml:space="preserve">Figure </w:t>
       </w:r>
-      <w:fldSimple w:instr=" SEQ Figure \* ARABIC ">
-        <w:r>
-          <w:rPr>
-            <w:noProof/>
-          </w:rPr>
-          <w:t>3</w:t>
-        </w:r>
-      </w:fldSimple>
+      <w:r>
+        <w:fldChar w:fldCharType="begin"/>
+      </w:r>
+      <w:r>
+        <w:instrText xml:space="preserve"> SEQ Figure \* ARABIC </w:instrText>
+      </w:r>
+      <w:r>
+        <w:fldChar w:fldCharType="separate"/>
+      </w:r>
+      <w:r>
+        <w:rPr>
+          <w:noProof/>
+        </w:rPr>
+        <w:t>3</w:t>
+      </w:r>
+      <w:r>
+        <w:rPr>
+          <w:noProof/>
+        </w:rPr>
+        <w:fldChar w:fldCharType="end"/>
+      </w:r>
       <w:r>
         <w:t>: Correlation Plot</w:t>
       </w:r>
+      <w:bookmarkEnd w:id="17"/>
     </w:p>
     <w:p>
       <w:pPr>
@@ -6733,7 +10170,7 @@
                     </pic:cNvPicPr>
                   </pic:nvPicPr>
                   <pic:blipFill>
-                    <a:blip r:embed="rId8">
+                    <a:blip r:embed="rId14">
                       <a:extLst>
                         <a:ext uri="{28A0092B-C50C-407E-A947-70E740481C1C}">
                           <a14:useLocalDpi xmlns:a14="http://schemas.microsoft.com/office/drawing/2010/main" val="0"/>
@@ -6802,23 +10239,42 @@
         <w:keepNext/>
         <w:jc w:val="center"/>
       </w:pPr>
-      <w:r>
+      <w:bookmarkStart w:id="18" w:name="_Toc202275331"/>
+      <w:r>
+        <w:lastRenderedPageBreak/>
         <w:t xml:space="preserve">Table </w:t>
       </w:r>
-      <w:fldSimple w:instr=" SEQ Table \* ARABIC ">
-        <w:r>
-          <w:rPr>
-            <w:noProof/>
-          </w:rPr>
-          <w:t>3</w:t>
-        </w:r>
-      </w:fldSimple>
+      <w:r>
+        <w:fldChar w:fldCharType="begin"/>
+      </w:r>
+      <w:r>
+        <w:instrText xml:space="preserve"> SEQ Table \* ARABIC </w:instrText>
+      </w:r>
+      <w:r>
+        <w:fldChar w:fldCharType="separate"/>
+      </w:r>
+      <w:r>
+        <w:rPr>
+          <w:noProof/>
+        </w:rPr>
+        <w:t>3</w:t>
+      </w:r>
+      <w:r>
+        <w:rPr>
+          <w:noProof/>
+        </w:rPr>
+        <w:fldChar w:fldCharType="end"/>
+      </w:r>
       <w:r>
         <w:t xml:space="preserve">: </w:t>
       </w:r>
       <w:r>
         <w:t>VIF</w:t>
       </w:r>
+      <w:r>
+        <w:t xml:space="preserve"> Results</w:t>
+      </w:r>
+      <w:bookmarkEnd w:id="18"/>
     </w:p>
     <w:tbl>
       <w:tblPr>
@@ -6940,9 +10396,17 @@
           <w:p>
             <w:pPr>
               <w:jc w:val="center"/>
+              <w:rPr>
+                <w:sz w:val="22"/>
+                <w:szCs w:val="22"/>
+              </w:rPr>
             </w:pPr>
             <w:proofErr w:type="spellStart"/>
             <w:r>
+              <w:rPr>
+                <w:sz w:val="22"/>
+                <w:szCs w:val="22"/>
+              </w:rPr>
               <w:t>tSTORIES</w:t>
             </w:r>
             <w:proofErr w:type="spellEnd"/>
@@ -6970,8 +10434,16 @@
           <w:p>
             <w:pPr>
               <w:jc w:val="center"/>
+              <w:rPr>
+                <w:sz w:val="22"/>
+                <w:szCs w:val="22"/>
+              </w:rPr>
             </w:pPr>
             <w:r>
+              <w:rPr>
+                <w:sz w:val="22"/>
+                <w:szCs w:val="22"/>
+              </w:rPr>
               <w:t>6.24</w:t>
             </w:r>
           </w:p>
@@ -7004,9 +10476,17 @@
           <w:p>
             <w:pPr>
               <w:jc w:val="center"/>
+              <w:rPr>
+                <w:sz w:val="22"/>
+                <w:szCs w:val="22"/>
+              </w:rPr>
             </w:pPr>
             <w:proofErr w:type="spellStart"/>
             <w:r>
+              <w:rPr>
+                <w:sz w:val="22"/>
+                <w:szCs w:val="22"/>
+              </w:rPr>
               <w:t>tBEDS</w:t>
             </w:r>
             <w:proofErr w:type="spellEnd"/>
@@ -7034,8 +10514,16 @@
           <w:p>
             <w:pPr>
               <w:jc w:val="center"/>
+              <w:rPr>
+                <w:sz w:val="22"/>
+                <w:szCs w:val="22"/>
+              </w:rPr>
             </w:pPr>
             <w:r>
+              <w:rPr>
+                <w:sz w:val="22"/>
+                <w:szCs w:val="22"/>
+              </w:rPr>
               <w:t>5.03</w:t>
             </w:r>
           </w:p>
@@ -7068,9 +10556,17 @@
           <w:p>
             <w:pPr>
               <w:jc w:val="center"/>
+              <w:rPr>
+                <w:sz w:val="22"/>
+                <w:szCs w:val="22"/>
+              </w:rPr>
             </w:pPr>
             <w:proofErr w:type="spellStart"/>
             <w:r>
+              <w:rPr>
+                <w:sz w:val="22"/>
+                <w:szCs w:val="22"/>
+              </w:rPr>
               <w:t>tBATHS</w:t>
             </w:r>
             <w:proofErr w:type="spellEnd"/>
@@ -7098,8 +10594,16 @@
           <w:p>
             <w:pPr>
               <w:jc w:val="center"/>
+              <w:rPr>
+                <w:sz w:val="22"/>
+                <w:szCs w:val="22"/>
+              </w:rPr>
             </w:pPr>
             <w:r>
+              <w:rPr>
+                <w:sz w:val="22"/>
+                <w:szCs w:val="22"/>
+              </w:rPr>
               <w:t>4.59</w:t>
             </w:r>
           </w:p>
@@ -7132,8 +10636,16 @@
           <w:p>
             <w:pPr>
               <w:jc w:val="center"/>
+              <w:rPr>
+                <w:sz w:val="22"/>
+                <w:szCs w:val="22"/>
+              </w:rPr>
             </w:pPr>
             <w:r>
+              <w:rPr>
+                <w:sz w:val="22"/>
+                <w:szCs w:val="22"/>
+              </w:rPr>
               <w:t>const</w:t>
             </w:r>
           </w:p>
@@ -7160,8 +10672,16 @@
           <w:p>
             <w:pPr>
               <w:jc w:val="center"/>
+              <w:rPr>
+                <w:sz w:val="22"/>
+                <w:szCs w:val="22"/>
+              </w:rPr>
             </w:pPr>
             <w:r>
+              <w:rPr>
+                <w:sz w:val="22"/>
+                <w:szCs w:val="22"/>
+              </w:rPr>
               <w:t>4.20</w:t>
             </w:r>
           </w:p>
@@ -7194,9 +10714,17 @@
           <w:p>
             <w:pPr>
               <w:jc w:val="center"/>
+              <w:rPr>
+                <w:sz w:val="22"/>
+                <w:szCs w:val="22"/>
+              </w:rPr>
             </w:pPr>
             <w:proofErr w:type="spellStart"/>
             <w:r>
+              <w:rPr>
+                <w:sz w:val="22"/>
+                <w:szCs w:val="22"/>
+              </w:rPr>
               <w:t>tBLDGS</w:t>
             </w:r>
             <w:proofErr w:type="spellEnd"/>
@@ -7224,8 +10752,16 @@
           <w:p>
             <w:pPr>
               <w:jc w:val="center"/>
+              <w:rPr>
+                <w:sz w:val="22"/>
+                <w:szCs w:val="22"/>
+              </w:rPr>
             </w:pPr>
             <w:r>
+              <w:rPr>
+                <w:sz w:val="22"/>
+                <w:szCs w:val="22"/>
+              </w:rPr>
               <w:t>4.04</w:t>
             </w:r>
           </w:p>
@@ -7258,8 +10794,16 @@
           <w:p>
             <w:pPr>
               <w:jc w:val="center"/>
+              <w:rPr>
+                <w:sz w:val="22"/>
+                <w:szCs w:val="22"/>
+              </w:rPr>
             </w:pPr>
             <w:r>
+              <w:rPr>
+                <w:sz w:val="22"/>
+                <w:szCs w:val="22"/>
+              </w:rPr>
               <w:t>HEAT_AR</w:t>
             </w:r>
           </w:p>
@@ -7286,8 +10830,16 @@
           <w:p>
             <w:pPr>
               <w:jc w:val="center"/>
+              <w:rPr>
+                <w:sz w:val="22"/>
+                <w:szCs w:val="22"/>
+              </w:rPr>
             </w:pPr>
             <w:r>
+              <w:rPr>
+                <w:sz w:val="22"/>
+                <w:szCs w:val="22"/>
+              </w:rPr>
               <w:t>1.96</w:t>
             </w:r>
           </w:p>
@@ -7320,9 +10872,17 @@
           <w:p>
             <w:pPr>
               <w:jc w:val="center"/>
+              <w:rPr>
+                <w:sz w:val="22"/>
+                <w:szCs w:val="22"/>
+              </w:rPr>
             </w:pPr>
             <w:proofErr w:type="spellStart"/>
             <w:r>
+              <w:rPr>
+                <w:sz w:val="22"/>
+                <w:szCs w:val="22"/>
+              </w:rPr>
               <w:t>tUNITS</w:t>
             </w:r>
             <w:proofErr w:type="spellEnd"/>
@@ -7350,8 +10910,16 @@
           <w:p>
             <w:pPr>
               <w:jc w:val="center"/>
+              <w:rPr>
+                <w:sz w:val="22"/>
+                <w:szCs w:val="22"/>
+              </w:rPr>
             </w:pPr>
             <w:r>
+              <w:rPr>
+                <w:sz w:val="22"/>
+                <w:szCs w:val="22"/>
+              </w:rPr>
               <w:t>1.89</w:t>
             </w:r>
           </w:p>
@@ -7384,8 +10952,16 @@
           <w:p>
             <w:pPr>
               <w:jc w:val="center"/>
+              <w:rPr>
+                <w:sz w:val="22"/>
+                <w:szCs w:val="22"/>
+              </w:rPr>
             </w:pPr>
             <w:r>
+              <w:rPr>
+                <w:sz w:val="22"/>
+                <w:szCs w:val="22"/>
+              </w:rPr>
               <w:t>ACREAGE</w:t>
             </w:r>
           </w:p>
@@ -7412,24 +10988,23 @@
           <w:p>
             <w:pPr>
               <w:jc w:val="center"/>
+              <w:rPr>
+                <w:sz w:val="22"/>
+                <w:szCs w:val="22"/>
+              </w:rPr>
             </w:pPr>
             <w:r>
+              <w:rPr>
+                <w:sz w:val="22"/>
+                <w:szCs w:val="22"/>
+              </w:rPr>
               <w:t>1.04</w:t>
             </w:r>
           </w:p>
         </w:tc>
       </w:tr>
     </w:tbl>
-    <w:p>
-      <w:pPr>
-        <w:jc w:val="center"/>
-      </w:pPr>
-    </w:p>
-    <w:p>
-      <w:pPr>
-        <w:jc w:val="center"/>
-      </w:pPr>
-    </w:p>
+    <w:p/>
     <w:p>
       <w:r>
         <w:t xml:space="preserve">No predictors have a high Variance Influence Factor (VIF </w:t>
@@ -7461,11 +11036,13 @@
     <w:p/>
     <w:p>
       <w:pPr>
-        <w:pStyle w:val="Heading3"/>
-      </w:pPr>
+        <w:pStyle w:val="Heading2"/>
+      </w:pPr>
+      <w:bookmarkStart w:id="19" w:name="_Toc202275319"/>
       <w:r>
         <w:t>Transformation</w:t>
       </w:r>
+      <w:bookmarkEnd w:id="19"/>
     </w:p>
     <w:p>
       <w:r>
@@ -7734,15 +11311,30 @@
           </w:rPr>
           <m:t>λ:  transformation control</m:t>
         </m:r>
+        <m:r>
+          <w:rPr>
+            <w:rFonts w:ascii="Cambria Math" w:eastAsiaTheme="minorEastAsia" w:hAnsi="Cambria Math"/>
+          </w:rPr>
+          <m:t xml:space="preserve"> value</m:t>
+        </m:r>
       </m:oMath>
     </w:p>
     <w:p>
       <w:pPr>
+        <w:rPr>
+          <w:rFonts w:eastAsiaTheme="minorEastAsia"/>
+        </w:rPr>
+      </w:pPr>
+    </w:p>
+    <w:p>
+      <w:pPr>
         <w:pStyle w:val="Caption"/>
         <w:keepNext/>
         <w:jc w:val="center"/>
       </w:pPr>
-      <w:r>
+      <w:bookmarkStart w:id="20" w:name="_Toc202275328"/>
+      <w:r>
+        <w:lastRenderedPageBreak/>
         <w:t xml:space="preserve">Figure </w:t>
       </w:r>
       <w:r>
@@ -7766,6 +11358,7 @@
       <w:r>
         <w:t>: Box-Cox Transformation</w:t>
       </w:r>
+      <w:bookmarkEnd w:id="20"/>
     </w:p>
     <w:p>
       <w:pPr>
@@ -7791,7 +11384,7 @@
                     <pic:cNvPicPr/>
                   </pic:nvPicPr>
                   <pic:blipFill>
-                    <a:blip r:embed="rId9">
+                    <a:blip r:embed="rId15">
                       <a:extLst>
                         <a:ext uri="{28A0092B-C50C-407E-A947-70E740481C1C}">
                           <a14:useLocalDpi xmlns:a14="http://schemas.microsoft.com/office/drawing/2010/main" val="0"/>
@@ -7825,21 +11418,24 @@
           <w:rFonts w:eastAsia="Times New Roman"/>
         </w:rPr>
       </w:pPr>
+      <w:bookmarkStart w:id="21" w:name="_Toc202275320"/>
       <w:r>
         <w:rPr>
           <w:rFonts w:eastAsia="Times New Roman"/>
         </w:rPr>
-        <w:lastRenderedPageBreak/>
         <w:t>Analysis</w:t>
       </w:r>
+      <w:bookmarkEnd w:id="21"/>
     </w:p>
     <w:p>
       <w:pPr>
         <w:pStyle w:val="Heading2"/>
       </w:pPr>
+      <w:bookmarkStart w:id="22" w:name="_Toc202275321"/>
       <w:r>
         <w:t>Training</w:t>
       </w:r>
+      <w:bookmarkEnd w:id="22"/>
     </w:p>
     <w:p>
       <w:r>
@@ -7896,20 +11492,35 @@
         <w:keepNext/>
         <w:jc w:val="center"/>
       </w:pPr>
+      <w:bookmarkStart w:id="23" w:name="_Toc202275332"/>
       <w:r>
         <w:t xml:space="preserve">Table </w:t>
       </w:r>
-      <w:fldSimple w:instr=" SEQ Table \* ARABIC ">
-        <w:r>
-          <w:rPr>
-            <w:noProof/>
-          </w:rPr>
-          <w:t>4</w:t>
-        </w:r>
-      </w:fldSimple>
+      <w:r>
+        <w:fldChar w:fldCharType="begin"/>
+      </w:r>
+      <w:r>
+        <w:instrText xml:space="preserve"> SEQ Table \* ARABIC </w:instrText>
+      </w:r>
+      <w:r>
+        <w:fldChar w:fldCharType="separate"/>
+      </w:r>
+      <w:r>
+        <w:rPr>
+          <w:noProof/>
+        </w:rPr>
+        <w:t>4</w:t>
+      </w:r>
+      <w:r>
+        <w:rPr>
+          <w:noProof/>
+        </w:rPr>
+        <w:fldChar w:fldCharType="end"/>
+      </w:r>
       <w:r>
         <w:t>: Parameter Grid</w:t>
       </w:r>
+      <w:bookmarkEnd w:id="23"/>
     </w:p>
     <w:tbl>
       <w:tblPr>
@@ -8031,8 +11642,16 @@
           <w:p>
             <w:pPr>
               <w:jc w:val="center"/>
+              <w:rPr>
+                <w:sz w:val="22"/>
+                <w:szCs w:val="22"/>
+              </w:rPr>
             </w:pPr>
             <w:r>
+              <w:rPr>
+                <w:sz w:val="22"/>
+                <w:szCs w:val="22"/>
+              </w:rPr>
               <w:t>Linear</w:t>
             </w:r>
           </w:p>
@@ -8059,11 +11678,23 @@
           <w:p>
             <w:pPr>
               <w:jc w:val="center"/>
+              <w:rPr>
+                <w:sz w:val="22"/>
+                <w:szCs w:val="22"/>
+              </w:rPr>
             </w:pPr>
             <w:r>
+              <w:rPr>
+                <w:sz w:val="22"/>
+                <w:szCs w:val="22"/>
+              </w:rPr>
               <w:t>None</w:t>
             </w:r>
             <w:r>
+              <w:rPr>
+                <w:sz w:val="22"/>
+                <w:szCs w:val="22"/>
+              </w:rPr>
               <w:t>; uses default</w:t>
             </w:r>
           </w:p>
@@ -8096,8 +11727,16 @@
           <w:p>
             <w:pPr>
               <w:jc w:val="center"/>
+              <w:rPr>
+                <w:sz w:val="22"/>
+                <w:szCs w:val="22"/>
+              </w:rPr>
             </w:pPr>
             <w:r>
+              <w:rPr>
+                <w:sz w:val="22"/>
+                <w:szCs w:val="22"/>
+              </w:rPr>
               <w:t>Elastic Net</w:t>
             </w:r>
           </w:p>
@@ -8124,11 +11763,17 @@
           <w:p>
             <w:pPr>
               <w:jc w:val="center"/>
+              <w:rPr>
+                <w:sz w:val="22"/>
+                <w:szCs w:val="22"/>
+              </w:rPr>
             </w:pPr>
             <m:oMath>
               <m:r>
                 <w:rPr>
                   <w:rFonts w:ascii="Cambria Math" w:hAnsi="Cambria Math"/>
+                  <w:sz w:val="22"/>
+                  <w:szCs w:val="22"/>
                 </w:rPr>
                 <m:t>α</m:t>
               </m:r>
@@ -8136,6 +11781,8 @@
             <w:r>
               <w:rPr>
                 <w:rFonts w:eastAsiaTheme="minorEastAsia"/>
+                <w:sz w:val="22"/>
+                <w:szCs w:val="22"/>
               </w:rPr>
               <w:t>, L1 ratio</w:t>
             </w:r>
@@ -8169,8 +11816,17 @@
           <w:p>
             <w:pPr>
               <w:jc w:val="center"/>
+              <w:rPr>
+                <w:sz w:val="22"/>
+                <w:szCs w:val="22"/>
+              </w:rPr>
             </w:pPr>
             <w:r>
+              <w:rPr>
+                <w:sz w:val="22"/>
+                <w:szCs w:val="22"/>
+              </w:rPr>
+              <w:lastRenderedPageBreak/>
               <w:t>Random Forest</w:t>
             </w:r>
           </w:p>
@@ -8197,8 +11853,16 @@
           <w:p>
             <w:pPr>
               <w:jc w:val="center"/>
+              <w:rPr>
+                <w:sz w:val="22"/>
+                <w:szCs w:val="22"/>
+              </w:rPr>
             </w:pPr>
             <w:r>
+              <w:rPr>
+                <w:sz w:val="22"/>
+                <w:szCs w:val="22"/>
+              </w:rPr>
               <w:t>Number of estimators, max tree depth</w:t>
             </w:r>
           </w:p>
@@ -8231,9 +11895,17 @@
           <w:p>
             <w:pPr>
               <w:jc w:val="center"/>
+              <w:rPr>
+                <w:sz w:val="22"/>
+                <w:szCs w:val="22"/>
+              </w:rPr>
             </w:pPr>
             <w:proofErr w:type="spellStart"/>
             <w:r>
+              <w:rPr>
+                <w:sz w:val="22"/>
+                <w:szCs w:val="22"/>
+              </w:rPr>
               <w:t>LightGBM</w:t>
             </w:r>
             <w:proofErr w:type="spellEnd"/>
@@ -8261,8 +11933,16 @@
           <w:p>
             <w:pPr>
               <w:jc w:val="center"/>
+              <w:rPr>
+                <w:sz w:val="22"/>
+                <w:szCs w:val="22"/>
+              </w:rPr>
             </w:pPr>
             <w:r>
+              <w:rPr>
+                <w:sz w:val="22"/>
+                <w:szCs w:val="22"/>
+              </w:rPr>
               <w:t xml:space="preserve">Number of estimators, initial learning rate, number leaves, min child samples, subsample fraction, boosting sample fraction, L1 term, L2 term </w:t>
             </w:r>
           </w:p>
@@ -8295,8 +11975,16 @@
           <w:p>
             <w:pPr>
               <w:jc w:val="center"/>
+              <w:rPr>
+                <w:sz w:val="22"/>
+                <w:szCs w:val="22"/>
+              </w:rPr>
             </w:pPr>
             <w:r>
+              <w:rPr>
+                <w:sz w:val="22"/>
+                <w:szCs w:val="22"/>
+              </w:rPr>
               <w:t>Artificial Neural Network</w:t>
             </w:r>
           </w:p>
@@ -8323,14 +12011,24 @@
           <w:p>
             <w:pPr>
               <w:jc w:val="center"/>
+              <w:rPr>
+                <w:sz w:val="22"/>
+                <w:szCs w:val="22"/>
+              </w:rPr>
             </w:pPr>
             <w:r>
+              <w:rPr>
+                <w:sz w:val="22"/>
+                <w:szCs w:val="22"/>
+              </w:rPr>
               <w:t xml:space="preserve">Hidden layer size, </w:t>
             </w:r>
             <m:oMath>
               <m:r>
                 <w:rPr>
                   <w:rFonts w:ascii="Cambria Math" w:hAnsi="Cambria Math"/>
+                  <w:sz w:val="22"/>
+                  <w:szCs w:val="22"/>
                 </w:rPr>
                 <m:t>α</m:t>
               </m:r>
@@ -8338,6 +12036,8 @@
             <w:r>
               <w:rPr>
                 <w:rFonts w:eastAsiaTheme="minorEastAsia"/>
+                <w:sz w:val="22"/>
+                <w:szCs w:val="22"/>
               </w:rPr>
               <w:t>, initial learning rate, max iterations</w:t>
             </w:r>
@@ -8350,38 +12050,110 @@
       <w:pPr>
         <w:pStyle w:val="Heading2"/>
       </w:pPr>
+      <w:bookmarkStart w:id="24" w:name="_Toc202275322"/>
       <w:r>
         <w:t>Results</w:t>
       </w:r>
+      <w:bookmarkEnd w:id="24"/>
     </w:p>
     <w:p>
       <w:r>
-        <w:t>To evaluate the models, RMSE was calculated during training on the Box-Cox–transformed target, while predictions on the testing subset were inverse-transformed to compute RMSE on the original sales amount scale (USD). For each model, the hyperparameters that achieved the lowest cross-validation error were used to fit and evaluate the final model on the test data.</w:t>
+        <w:t xml:space="preserve">For each model, the hyperparameters that achieved the lowest cross-validation error were used to fit and evaluate the </w:t>
+      </w:r>
+      <w:r>
+        <w:t>best</w:t>
+      </w:r>
+      <w:r>
+        <w:t xml:space="preserve"> model</w:t>
+      </w:r>
+      <w:r>
+        <w:t>s</w:t>
+      </w:r>
+      <w:r>
+        <w:t xml:space="preserve"> on the</w:t>
+      </w:r>
+      <w:r>
+        <w:t xml:space="preserve"> training and</w:t>
+      </w:r>
+      <w:r>
+        <w:t xml:space="preserve"> test</w:t>
+      </w:r>
+      <w:r>
+        <w:t>ing</w:t>
+      </w:r>
+      <w:r>
+        <w:t xml:space="preserve"> data.</w:t>
+      </w:r>
+      <w:r>
+        <w:t xml:space="preserve"> </w:t>
+      </w:r>
+      <w:r>
+        <w:t xml:space="preserve">To evaluate the models, RMSE was calculated during training on the Box-Cox–transformed target, </w:t>
+      </w:r>
+      <w:r>
+        <w:t>and</w:t>
+      </w:r>
+      <w:r>
+        <w:t xml:space="preserve"> predictions on the testing subset were inverse-transformed to compute RMSE on the original sales amount scale </w:t>
+      </w:r>
+      <w:r>
+        <w:t xml:space="preserve">of </w:t>
+      </w:r>
+      <w:r>
+        <w:t>USD.</w:t>
+      </w:r>
+      <w:r>
+        <w:t xml:space="preserve"> Reporting RMSE on both the transformed and original scale provides a more complete picture of model performance and </w:t>
+      </w:r>
+      <w:r>
+        <w:t>provides both statistically validity and stakeholder relevance</w:t>
+      </w:r>
+      <w:r>
+        <w:t>. The transformed RMSE reflects how well the model learned from a normalized distribution while the original scale RMSE reflects the error in real monetary terms for practical interpretation.</w:t>
       </w:r>
     </w:p>
+    <w:p/>
     <w:p>
       <w:pPr>
         <w:pStyle w:val="Caption"/>
         <w:keepNext/>
         <w:jc w:val="center"/>
       </w:pPr>
+      <w:bookmarkStart w:id="25" w:name="_Toc202275333"/>
       <w:r>
         <w:t xml:space="preserve">Table </w:t>
       </w:r>
-      <w:fldSimple w:instr=" SEQ Table \* ARABIC ">
-        <w:r>
-          <w:rPr>
-            <w:noProof/>
-          </w:rPr>
-          <w:t>5</w:t>
-        </w:r>
-      </w:fldSimple>
+      <w:r>
+        <w:fldChar w:fldCharType="begin"/>
+      </w:r>
+      <w:r>
+        <w:instrText xml:space="preserve"> SEQ Table \* ARABIC </w:instrText>
+      </w:r>
+      <w:r>
+        <w:fldChar w:fldCharType="separate"/>
+      </w:r>
+      <w:r>
+        <w:rPr>
+          <w:noProof/>
+        </w:rPr>
+        <w:t>5</w:t>
+      </w:r>
+      <w:r>
+        <w:rPr>
+          <w:noProof/>
+        </w:rPr>
+        <w:fldChar w:fldCharType="end"/>
+      </w:r>
       <w:r>
         <w:t xml:space="preserve">: </w:t>
       </w:r>
       <w:r>
         <w:t>RMSE</w:t>
       </w:r>
+      <w:r>
+        <w:t xml:space="preserve"> Results</w:t>
+      </w:r>
+      <w:bookmarkEnd w:id="25"/>
     </w:p>
     <w:tbl>
       <w:tblPr>
@@ -8564,8 +12336,16 @@
           <w:p>
             <w:pPr>
               <w:jc w:val="center"/>
+              <w:rPr>
+                <w:sz w:val="22"/>
+                <w:szCs w:val="22"/>
+              </w:rPr>
             </w:pPr>
             <w:r>
+              <w:rPr>
+                <w:sz w:val="22"/>
+                <w:szCs w:val="22"/>
+              </w:rPr>
               <w:t>Linear</w:t>
             </w:r>
           </w:p>
@@ -8584,8 +12364,16 @@
           <w:p>
             <w:pPr>
               <w:jc w:val="center"/>
+              <w:rPr>
+                <w:sz w:val="22"/>
+                <w:szCs w:val="22"/>
+              </w:rPr>
             </w:pPr>
             <w:r>
+              <w:rPr>
+                <w:sz w:val="22"/>
+                <w:szCs w:val="22"/>
+              </w:rPr>
               <w:t>0.0050849</w:t>
             </w:r>
           </w:p>
@@ -8612,8 +12400,16 @@
           <w:p>
             <w:pPr>
               <w:jc w:val="center"/>
+              <w:rPr>
+                <w:sz w:val="22"/>
+                <w:szCs w:val="22"/>
+              </w:rPr>
             </w:pPr>
             <w:r>
+              <w:rPr>
+                <w:sz w:val="22"/>
+                <w:szCs w:val="22"/>
+              </w:rPr>
               <w:t>2,419.10</w:t>
             </w:r>
           </w:p>
@@ -8646,8 +12442,16 @@
           <w:p>
             <w:pPr>
               <w:jc w:val="center"/>
+              <w:rPr>
+                <w:sz w:val="22"/>
+                <w:szCs w:val="22"/>
+              </w:rPr>
             </w:pPr>
             <w:r>
+              <w:rPr>
+                <w:sz w:val="22"/>
+                <w:szCs w:val="22"/>
+              </w:rPr>
               <w:t>Elastic Net</w:t>
             </w:r>
           </w:p>
@@ -8665,8 +12469,16 @@
           <w:p>
             <w:pPr>
               <w:jc w:val="center"/>
+              <w:rPr>
+                <w:sz w:val="22"/>
+                <w:szCs w:val="22"/>
+              </w:rPr>
             </w:pPr>
             <w:r>
+              <w:rPr>
+                <w:sz w:val="22"/>
+                <w:szCs w:val="22"/>
+              </w:rPr>
               <w:t>0.0051152</w:t>
             </w:r>
           </w:p>
@@ -8693,8 +12505,16 @@
           <w:p>
             <w:pPr>
               <w:jc w:val="center"/>
+              <w:rPr>
+                <w:sz w:val="22"/>
+                <w:szCs w:val="22"/>
+              </w:rPr>
             </w:pPr>
             <w:r>
+              <w:rPr>
+                <w:sz w:val="22"/>
+                <w:szCs w:val="22"/>
+              </w:rPr>
               <w:t>2,419.77</w:t>
             </w:r>
           </w:p>
@@ -8727,8 +12547,16 @@
           <w:p>
             <w:pPr>
               <w:jc w:val="center"/>
+              <w:rPr>
+                <w:sz w:val="22"/>
+                <w:szCs w:val="22"/>
+              </w:rPr>
             </w:pPr>
             <w:r>
+              <w:rPr>
+                <w:sz w:val="22"/>
+                <w:szCs w:val="22"/>
+              </w:rPr>
               <w:t>Random Forest</w:t>
             </w:r>
           </w:p>
@@ -8747,8 +12575,16 @@
           <w:p>
             <w:pPr>
               <w:jc w:val="center"/>
+              <w:rPr>
+                <w:sz w:val="22"/>
+                <w:szCs w:val="22"/>
+              </w:rPr>
             </w:pPr>
             <w:r>
+              <w:rPr>
+                <w:sz w:val="22"/>
+                <w:szCs w:val="22"/>
+              </w:rPr>
               <w:t>0.0044144</w:t>
             </w:r>
           </w:p>
@@ -8775,8 +12611,16 @@
           <w:p>
             <w:pPr>
               <w:jc w:val="center"/>
+              <w:rPr>
+                <w:sz w:val="22"/>
+                <w:szCs w:val="22"/>
+              </w:rPr>
             </w:pPr>
             <w:r>
+              <w:rPr>
+                <w:sz w:val="22"/>
+                <w:szCs w:val="22"/>
+              </w:rPr>
               <w:t>2,382.29</w:t>
             </w:r>
           </w:p>
@@ -8809,10 +12653,17 @@
           <w:p>
             <w:pPr>
               <w:jc w:val="center"/>
+              <w:rPr>
+                <w:sz w:val="22"/>
+                <w:szCs w:val="22"/>
+              </w:rPr>
             </w:pPr>
             <w:proofErr w:type="spellStart"/>
             <w:r>
-              <w:lastRenderedPageBreak/>
+              <w:rPr>
+                <w:sz w:val="22"/>
+                <w:szCs w:val="22"/>
+              </w:rPr>
               <w:t>LightGBM</w:t>
             </w:r>
             <w:proofErr w:type="spellEnd"/>
@@ -8831,8 +12682,16 @@
           <w:p>
             <w:pPr>
               <w:jc w:val="center"/>
+              <w:rPr>
+                <w:sz w:val="22"/>
+                <w:szCs w:val="22"/>
+              </w:rPr>
             </w:pPr>
             <w:r>
+              <w:rPr>
+                <w:sz w:val="22"/>
+                <w:szCs w:val="22"/>
+              </w:rPr>
               <w:t>0.0045119</w:t>
             </w:r>
           </w:p>
@@ -8859,8 +12718,16 @@
           <w:p>
             <w:pPr>
               <w:jc w:val="center"/>
+              <w:rPr>
+                <w:sz w:val="22"/>
+                <w:szCs w:val="22"/>
+              </w:rPr>
             </w:pPr>
             <w:r>
+              <w:rPr>
+                <w:sz w:val="22"/>
+                <w:szCs w:val="22"/>
+              </w:rPr>
               <w:t>2,406.30</w:t>
             </w:r>
           </w:p>
@@ -8893,8 +12760,16 @@
           <w:p>
             <w:pPr>
               <w:jc w:val="center"/>
+              <w:rPr>
+                <w:sz w:val="22"/>
+                <w:szCs w:val="22"/>
+              </w:rPr>
             </w:pPr>
             <w:r>
+              <w:rPr>
+                <w:sz w:val="22"/>
+                <w:szCs w:val="22"/>
+              </w:rPr>
               <w:t>ANN</w:t>
             </w:r>
           </w:p>
@@ -8913,8 +12788,16 @@
           <w:p>
             <w:pPr>
               <w:jc w:val="center"/>
+              <w:rPr>
+                <w:sz w:val="22"/>
+                <w:szCs w:val="22"/>
+              </w:rPr>
             </w:pPr>
             <w:r>
+              <w:rPr>
+                <w:sz w:val="22"/>
+                <w:szCs w:val="22"/>
+              </w:rPr>
               <w:t>0.0051727</w:t>
             </w:r>
           </w:p>
@@ -8941,12 +12824,17 @@
           <w:p>
             <w:pPr>
               <w:jc w:val="center"/>
+              <w:rPr>
+                <w:sz w:val="22"/>
+                <w:szCs w:val="22"/>
+              </w:rPr>
             </w:pPr>
             <w:r>
-              <w:t>2,419.</w:t>
-            </w:r>
-            <w:r>
-              <w:t>82</w:t>
+              <w:rPr>
+                <w:sz w:val="22"/>
+                <w:szCs w:val="22"/>
+              </w:rPr>
+              <w:t>2,419.82</w:t>
             </w:r>
           </w:p>
         </w:tc>
@@ -8958,82 +12846,120 @@
       <w:pPr>
         <w:pStyle w:val="Heading1"/>
       </w:pPr>
+      <w:bookmarkStart w:id="26" w:name="_Toc202275323"/>
       <w:r>
         <w:t>Conclusion</w:t>
       </w:r>
+      <w:bookmarkEnd w:id="26"/>
     </w:p>
     <w:p>
       <w:r>
-        <w:t>This project aimed to develop an accurate model to predict property sale values in Hillsborough County, Florida, with the goal of supporting post-disaster damage assessments. This analysis involved a complete pipeline from extracting and cleaning property appraiser and historical sales data to engineering features, exploring relationships, and applying advanced analytical techniques through machine learning.</w:t>
+        <w:t xml:space="preserve">This </w:t>
+      </w:r>
+      <w:r>
+        <w:t>project</w:t>
+      </w:r>
+      <w:r>
+        <w:t xml:space="preserve"> aimed to develop an accurate model to predict property sale values in Hillsborough County, Florida, with the goal of supporting post-disaster damage assessments. This analysis involved a complete pipeline from extracting and cleaning property appraiser and historical sales data to </w:t>
+      </w:r>
+      <w:r>
+        <w:t xml:space="preserve">feature </w:t>
+      </w:r>
+      <w:r>
+        <w:t>engineering, exploring relationships, and applying advanced analytical techniques through machine learning</w:t>
+      </w:r>
+      <w:r>
+        <w:t xml:space="preserve"> and deep learning</w:t>
+      </w:r>
+      <w:r>
+        <w:t>.</w:t>
       </w:r>
     </w:p>
     <w:p/>
     <w:p>
       <w:r>
-        <w:t xml:space="preserve">A Box-Cox transformation was necessary to normalize the skewed response variable, sales amount, to improve model performance and stability. Multiple machine learning models were trained and evaluated, including linear regression, elastic net, random forest, artificial neural network, and </w:t>
-      </w:r>
-      <w:r>
-        <w:t>l</w:t>
-      </w:r>
-      <w:r>
-        <w:t xml:space="preserve">ight </w:t>
-      </w:r>
-      <w:r>
-        <w:t>g</w:t>
-      </w:r>
-      <w:r>
-        <w:t xml:space="preserve">radient </w:t>
-      </w:r>
-      <w:r>
-        <w:t>b</w:t>
-      </w:r>
-      <w:r>
-        <w:t xml:space="preserve">oosting </w:t>
-      </w:r>
-      <w:r>
-        <w:t>m</w:t>
-      </w:r>
-      <w:r>
-        <w:t>achine</w:t>
-      </w:r>
-      <w:r>
-        <w:t>. Each model was processed through a consistent pipeline that handles preprocessing and hyperparameter optimization using randomization with cross-validation.</w:t>
+        <w:t xml:space="preserve">A Box-Cox transformation was necessary to normalize the skewed response variable, sales amount, to improve model performance and stability. </w:t>
+      </w:r>
+      <w:r>
+        <w:t>Analytical</w:t>
+      </w:r>
+      <w:r>
+        <w:t xml:space="preserve"> models were trained and evaluated, including </w:t>
+      </w:r>
+      <w:r>
+        <w:t>Linear Regression</w:t>
+      </w:r>
+      <w:r>
+        <w:t xml:space="preserve">, </w:t>
+      </w:r>
+      <w:r>
+        <w:t>Elastic Net</w:t>
+      </w:r>
+      <w:r>
+        <w:t xml:space="preserve">, </w:t>
+      </w:r>
+      <w:r>
+        <w:t>Random Forest</w:t>
+      </w:r>
+      <w:r>
+        <w:t xml:space="preserve">, </w:t>
+      </w:r>
+      <w:r>
+        <w:t>ANN</w:t>
+      </w:r>
+      <w:r>
+        <w:t xml:space="preserve">, and </w:t>
+      </w:r>
+      <w:proofErr w:type="spellStart"/>
+      <w:r>
+        <w:t>LightGBM</w:t>
+      </w:r>
+      <w:proofErr w:type="spellEnd"/>
+      <w:r>
+        <w:t xml:space="preserve">. Each </w:t>
+      </w:r>
+      <w:r>
+        <w:lastRenderedPageBreak/>
+        <w:t xml:space="preserve">model was processed through a consistent pipeline </w:t>
+      </w:r>
+      <w:r>
+        <w:t xml:space="preserve">and parameter grid </w:t>
+      </w:r>
+      <w:r>
+        <w:t>that handles preprocessing and hyperparameter optimization using randomization with cross-validation.</w:t>
       </w:r>
     </w:p>
     <w:p/>
     <w:p>
       <w:r>
-        <w:t xml:space="preserve">Among the models, ensemble methods like random forest and </w:t>
-      </w:r>
-      <w:r>
-        <w:t>l</w:t>
-      </w:r>
-      <w:r>
-        <w:t xml:space="preserve">ight </w:t>
-      </w:r>
-      <w:r>
-        <w:t>g</w:t>
-      </w:r>
-      <w:r>
-        <w:t xml:space="preserve">radient </w:t>
-      </w:r>
-      <w:r>
-        <w:t>b</w:t>
-      </w:r>
-      <w:r>
-        <w:t xml:space="preserve">oosting </w:t>
-      </w:r>
-      <w:r>
-        <w:t>m</w:t>
-      </w:r>
-      <w:r>
-        <w:t>achine</w:t>
+        <w:t>Among the models</w:t>
+      </w:r>
+      <w:r>
+        <w:t xml:space="preserve"> used</w:t>
+      </w:r>
+      <w:r>
+        <w:t xml:space="preserve">, ensemble methods like </w:t>
+      </w:r>
+      <w:r>
+        <w:t>Random Forest</w:t>
+      </w:r>
+      <w:r>
+        <w:t xml:space="preserve"> and </w:t>
+      </w:r>
+      <w:r>
+        <w:t>Light Gradient Boosting Machine</w:t>
       </w:r>
       <w:r>
         <w:t xml:space="preserve"> </w:t>
       </w:r>
       <w:r>
-        <w:t>outperformed others in terms of RMSE when evaluated on the holdout testing subset. While simpler models such as linear regression provide transparency and i</w:t>
+        <w:t xml:space="preserve">outperformed others in terms of RMSE when evaluated on the holdout testing subset. While simpler models such as </w:t>
+      </w:r>
+      <w:r>
+        <w:t>Linear Regression</w:t>
+      </w:r>
+      <w:r>
+        <w:t xml:space="preserve"> provide transparency and i</w:t>
       </w:r>
       <w:r>
         <w:t>nterpretability</w:t>
@@ -9045,7 +12971,16 @@
     <w:p/>
     <w:p>
       <w:r>
-        <w:t>The final models showed predictive accuracy at levels suitable for offering valuable insights for future valuing properties for emergency response planning and recovery.</w:t>
+        <w:t xml:space="preserve">The final models showed predictive accuracy at levels suitable for offering valuable insights for future </w:t>
+      </w:r>
+      <w:r>
+        <w:t>property valuation</w:t>
+      </w:r>
+      <w:r>
+        <w:t xml:space="preserve"> for emergency response planning and recovery</w:t>
+      </w:r>
+      <w:r>
+        <w:t xml:space="preserve"> efforts.</w:t>
       </w:r>
     </w:p>
     <w:p/>
@@ -9062,19 +12997,8 @@
           <w:docPartUnique/>
         </w:docPartObj>
       </w:sdtPr>
-      <w:sdtEndPr>
-        <w:rPr>
-          <w:rFonts w:ascii="Calibri" w:eastAsiaTheme="minorHAnsi" w:hAnsi="Calibri" w:cs="Calibri"/>
-          <w:color w:val="auto"/>
-          <w:sz w:val="24"/>
-          <w:szCs w:val="24"/>
-        </w:rPr>
-      </w:sdtEndPr>
       <w:sdtContent>
         <w:p>
-          <w:pPr>
-            <w:pStyle w:val="Heading1"/>
-          </w:pPr>
           <w:r>
             <w:t>References</w:t>
           </w:r>
@@ -9104,6 +13028,35 @@
               <w:r>
                 <w:fldChar w:fldCharType="separate"/>
               </w:r>
+              <w:r>
+                <w:rPr>
+                  <w:noProof/>
+                </w:rPr>
+                <w:t xml:space="preserve">Duca, J. V. (2013, November 22). </w:t>
+              </w:r>
+              <w:r>
+                <w:rPr>
+                  <w:i/>
+                  <w:iCs/>
+                  <w:noProof/>
+                </w:rPr>
+                <w:t>Subprime Mortgage Crisis</w:t>
+              </w:r>
+              <w:r>
+                <w:rPr>
+                  <w:noProof/>
+                </w:rPr>
+                <w:t>. Retrieved from Federal Reserve History: https://www.federalreservehistory.org/essays/subprime-mortgage-crisis</w:t>
+              </w:r>
+            </w:p>
+            <w:p>
+              <w:pPr>
+                <w:pStyle w:val="Bibliography"/>
+                <w:ind w:left="720" w:hanging="720"/>
+                <w:rPr>
+                  <w:noProof/>
+                </w:rPr>
+              </w:pPr>
               <w:r>
                 <w:rPr>
                   <w:noProof/>
@@ -9258,8 +13211,10 @@
     <w:p>
       <w:pPr>
         <w:sectPr>
+          <w:footerReference w:type="default" r:id="rId16"/>
           <w:pgSz w:w="12240" w:h="15840"/>
           <w:pgMar w:top="1440" w:right="1440" w:bottom="1440" w:left="1440" w:header="720" w:footer="720" w:gutter="0"/>
+          <w:pgNumType w:start="1"/>
           <w:cols w:space="720"/>
           <w:docGrid w:linePitch="360"/>
         </w:sectPr>
@@ -9268,8 +13223,14 @@
     <w:p>
       <w:pPr>
         <w:pStyle w:val="Heading1"/>
+        <w:numPr>
+          <w:ilvl w:val="0"/>
+          <w:numId w:val="0"/>
+        </w:numPr>
+        <w:ind w:left="432"/>
         <w:jc w:val="center"/>
         <w:sectPr>
+          <w:footerReference w:type="default" r:id="rId17"/>
           <w:pgSz w:w="12240" w:h="15840"/>
           <w:pgMar w:top="1440" w:right="1440" w:bottom="1440" w:left="1440" w:header="720" w:footer="720" w:gutter="0"/>
           <w:cols w:space="720"/>
@@ -9277,16 +13238,26 @@
           <w:docGrid w:linePitch="360"/>
         </w:sectPr>
       </w:pPr>
+      <w:bookmarkStart w:id="27" w:name="_Appendix_A:_Analytical"/>
+      <w:bookmarkStart w:id="28" w:name="_Toc202275324"/>
+      <w:bookmarkEnd w:id="27"/>
       <w:r>
         <w:lastRenderedPageBreak/>
         <w:t>Appendix A</w:t>
       </w:r>
+      <w:r>
+        <w:t>:</w:t>
+      </w:r>
+      <w:r>
+        <w:t xml:space="preserve"> </w:t>
+      </w:r>
+      <w:r>
+        <w:t>Analytical Flowchart</w:t>
+      </w:r>
+      <w:bookmarkEnd w:id="28"/>
     </w:p>
     <w:p>
-      <w:pPr>
-        <w:pStyle w:val="Heading1"/>
-        <w:jc w:val="center"/>
-      </w:pPr>
+      <w:commentRangeStart w:id="29"/>
       <w:r>
         <w:rPr>
           <w:noProof/>
@@ -9308,7 +13279,7 @@
                     <pic:cNvPicPr/>
                   </pic:nvPicPr>
                   <pic:blipFill>
-                    <a:blip r:embed="rId10">
+                    <a:blip r:embed="rId18">
                       <a:extLst>
                         <a:ext uri="{28A0092B-C50C-407E-A947-70E740481C1C}">
                           <a14:useLocalDpi xmlns:a14="http://schemas.microsoft.com/office/drawing/2010/main" val="0"/>
@@ -9334,8 +13305,16 @@
           </wp:inline>
         </w:drawing>
       </w:r>
+      <w:commentRangeEnd w:id="29"/>
+      <w:r>
+        <w:rPr>
+          <w:rStyle w:val="CommentReference"/>
+        </w:rPr>
+        <w:commentReference w:id="29"/>
+      </w:r>
     </w:p>
     <w:sectPr>
+      <w:footerReference w:type="default" r:id="rId23"/>
       <w:pgSz w:w="15840" w:h="12240" w:orient="landscape"/>
       <w:pgMar w:top="720" w:right="720" w:bottom="720" w:left="720" w:header="720" w:footer="720" w:gutter="0"/>
       <w:cols w:space="720"/>
@@ -9346,9 +13325,414 @@
 </w:document>
 </file>
 
+<file path=word/comments.xml><?xml version="1.0" encoding="utf-8"?>
+<w:comments xmlns:wpc="http://schemas.microsoft.com/office/word/2010/wordprocessingCanvas" xmlns:cx="http://schemas.microsoft.com/office/drawing/2014/chartex" xmlns:cx1="http://schemas.microsoft.com/office/drawing/2015/9/8/chartex" xmlns:cx2="http://schemas.microsoft.com/office/drawing/2015/10/21/chartex" xmlns:cx3="http://schemas.microsoft.com/office/drawing/2016/5/9/chartex" xmlns:cx4="http://schemas.microsoft.com/office/drawing/2016/5/10/chartex" xmlns:cx5="http://schemas.microsoft.com/office/drawing/2016/5/11/chartex" xmlns:cx6="http://schemas.microsoft.com/office/drawing/2016/5/12/chartex" xmlns:cx7="http://schemas.microsoft.com/office/drawing/2016/5/13/chartex" xmlns:cx8="http://schemas.microsoft.com/office/drawing/2016/5/14/chartex" xmlns:mc="http://schemas.openxmlformats.org/markup-compatibility/2006" xmlns:aink="http://schemas.microsoft.com/office/drawing/2016/ink" xmlns:am3d="http://schemas.microsoft.com/office/drawing/2017/model3d" xmlns:o="urn:schemas-microsoft-com:office:office" xmlns:oel="http://schemas.microsoft.com/office/2019/extlst" xmlns:r="http://schemas.openxmlformats.org/officeDocument/2006/relationships" xmlns:m="http://schemas.openxmlformats.org/officeDocument/2006/math" xmlns:v="urn:schemas-microsoft-com:vml" xmlns:wp14="http://schemas.microsoft.com/office/word/2010/wordprocessingDrawing" xmlns:wp="http://schemas.openxmlformats.org/drawingml/2006/wordprocessingDrawing" xmlns:w10="urn:schemas-microsoft-com:office:word" xmlns:w="http://schemas.openxmlformats.org/wordprocessingml/2006/main" xmlns:w14="http://schemas.microsoft.com/office/word/2010/wordml" xmlns:w15="http://schemas.microsoft.com/office/word/2012/wordml" xmlns:w16cex="http://schemas.microsoft.com/office/word/2018/wordml/cex" xmlns:w16cid="http://schemas.microsoft.com/office/word/2016/wordml/cid" xmlns:w16="http://schemas.microsoft.com/office/word/2018/wordml" xmlns:w16du="http://schemas.microsoft.com/office/word/2023/wordml/word16du" xmlns:w16sdtdh="http://schemas.microsoft.com/office/word/2020/wordml/sdtdatahash" xmlns:w16sdtfl="http://schemas.microsoft.com/office/word/2024/wordml/sdtformatlock" xmlns:w16se="http://schemas.microsoft.com/office/word/2015/wordml/symex" xmlns:wpg="http://schemas.microsoft.com/office/word/2010/wordprocessingGroup" xmlns:wpi="http://schemas.microsoft.com/office/word/2010/wordprocessingInk" xmlns:wne="http://schemas.microsoft.com/office/word/2006/wordml" xmlns:wps="http://schemas.microsoft.com/office/word/2010/wordprocessingShape" mc:Ignorable="w14 w15 w16se w16cid w16 w16cex w16sdtdh w16sdtfl w16du wp14">
+  <w:comment w:id="29" w:author="Bo Fethe" w:date="2025-06-30T23:28:00Z" w:initials="BF">
+    <w:p>
+      <w:r>
+        <w:rPr>
+          <w:rStyle w:val="CommentReference"/>
+        </w:rPr>
+        <w:annotationRef/>
+      </w:r>
+      <w:r>
+        <w:rPr>
+          <w:sz w:val="20"/>
+          <w:szCs w:val="20"/>
+        </w:rPr>
+        <w:t>Update before sending</w:t>
+      </w:r>
+    </w:p>
+  </w:comment>
+</w:comments>
+</file>
+
+<file path=word/commentsExtended.xml><?xml version="1.0" encoding="utf-8"?>
+<w15:commentsEx xmlns:wpc="http://schemas.microsoft.com/office/word/2010/wordprocessingCanvas" xmlns:cx="http://schemas.microsoft.com/office/drawing/2014/chartex" xmlns:cx1="http://schemas.microsoft.com/office/drawing/2015/9/8/chartex" xmlns:cx2="http://schemas.microsoft.com/office/drawing/2015/10/21/chartex" xmlns:cx3="http://schemas.microsoft.com/office/drawing/2016/5/9/chartex" xmlns:cx4="http://schemas.microsoft.com/office/drawing/2016/5/10/chartex" xmlns:cx5="http://schemas.microsoft.com/office/drawing/2016/5/11/chartex" xmlns:cx6="http://schemas.microsoft.com/office/drawing/2016/5/12/chartex" xmlns:cx7="http://schemas.microsoft.com/office/drawing/2016/5/13/chartex" xmlns:cx8="http://schemas.microsoft.com/office/drawing/2016/5/14/chartex" xmlns:mc="http://schemas.openxmlformats.org/markup-compatibility/2006" xmlns:aink="http://schemas.microsoft.com/office/drawing/2016/ink" xmlns:am3d="http://schemas.microsoft.com/office/drawing/2017/model3d" xmlns:o="urn:schemas-microsoft-com:office:office" xmlns:oel="http://schemas.microsoft.com/office/2019/extlst" xmlns:r="http://schemas.openxmlformats.org/officeDocument/2006/relationships" xmlns:m="http://schemas.openxmlformats.org/officeDocument/2006/math" xmlns:v="urn:schemas-microsoft-com:vml" xmlns:wp14="http://schemas.microsoft.com/office/word/2010/wordprocessingDrawing" xmlns:wp="http://schemas.openxmlformats.org/drawingml/2006/wordprocessingDrawing" xmlns:w10="urn:schemas-microsoft-com:office:word" xmlns:w="http://schemas.openxmlformats.org/wordprocessingml/2006/main" xmlns:w14="http://schemas.microsoft.com/office/word/2010/wordml" xmlns:w15="http://schemas.microsoft.com/office/word/2012/wordml" xmlns:w16cex="http://schemas.microsoft.com/office/word/2018/wordml/cex" xmlns:w16cid="http://schemas.microsoft.com/office/word/2016/wordml/cid" xmlns:w16="http://schemas.microsoft.com/office/word/2018/wordml" xmlns:w16du="http://schemas.microsoft.com/office/word/2023/wordml/word16du" xmlns:w16sdtdh="http://schemas.microsoft.com/office/word/2020/wordml/sdtdatahash" xmlns:w16sdtfl="http://schemas.microsoft.com/office/word/2024/wordml/sdtformatlock" xmlns:w16se="http://schemas.microsoft.com/office/word/2015/wordml/symex" xmlns:wpg="http://schemas.microsoft.com/office/word/2010/wordprocessingGroup" xmlns:wpi="http://schemas.microsoft.com/office/word/2010/wordprocessingInk" xmlns:wne="http://schemas.microsoft.com/office/word/2006/wordml" xmlns:wps="http://schemas.microsoft.com/office/word/2010/wordprocessingShape" mc:Ignorable="w14 w15 w16se w16cid w16 w16cex w16sdtdh w16sdtfl w16du wp14">
+  <w15:commentEx w15:paraId="742C2F90" w15:done="0"/>
+</w15:commentsEx>
+</file>
+
+<file path=word/commentsExtensible.xml><?xml version="1.0" encoding="utf-8"?>
+<w16cex:commentsExtensible xmlns:wpc="http://schemas.microsoft.com/office/word/2010/wordprocessingCanvas" xmlns:cx="http://schemas.microsoft.com/office/drawing/2014/chartex" xmlns:cx1="http://schemas.microsoft.com/office/drawing/2015/9/8/chartex" xmlns:cx2="http://schemas.microsoft.com/office/drawing/2015/10/21/chartex" xmlns:cx3="http://schemas.microsoft.com/office/drawing/2016/5/9/chartex" xmlns:cx4="http://schemas.microsoft.com/office/drawing/2016/5/10/chartex" xmlns:cx5="http://schemas.microsoft.com/office/drawing/2016/5/11/chartex" xmlns:cx6="http://schemas.microsoft.com/office/drawing/2016/5/12/chartex" xmlns:cx7="http://schemas.microsoft.com/office/drawing/2016/5/13/chartex" xmlns:cx8="http://schemas.microsoft.com/office/drawing/2016/5/14/chartex" xmlns:cr="http://schemas.microsoft.com/office/comments/2020/reactions" xmlns:mc="http://schemas.openxmlformats.org/markup-compatibility/2006" xmlns:aink="http://schemas.microsoft.com/office/drawing/2016/ink" xmlns:am3d="http://schemas.microsoft.com/office/drawing/2017/model3d" xmlns:o="urn:schemas-microsoft-com:office:office" xmlns:oel="http://schemas.microsoft.com/office/2019/extlst" xmlns:r="http://schemas.openxmlformats.org/officeDocument/2006/relationships" xmlns:m="http://schemas.openxmlformats.org/officeDocument/2006/math" xmlns:v="urn:schemas-microsoft-com:vml" xmlns:wp14="http://schemas.microsoft.com/office/word/2010/wordprocessingDrawing" xmlns:wp="http://schemas.openxmlformats.org/drawingml/2006/wordprocessingDrawing" xmlns:w10="urn:schemas-microsoft-com:office:word" xmlns:w="http://schemas.openxmlformats.org/wordprocessingml/2006/main" xmlns:w14="http://schemas.microsoft.com/office/word/2010/wordml" xmlns:w15="http://schemas.microsoft.com/office/word/2012/wordml" xmlns:w16cex="http://schemas.microsoft.com/office/word/2018/wordml/cex" xmlns:w16cid="http://schemas.microsoft.com/office/word/2016/wordml/cid" xmlns:w16="http://schemas.microsoft.com/office/word/2018/wordml" xmlns:w16du="http://schemas.microsoft.com/office/word/2023/wordml/word16du" xmlns:w16sdtdh="http://schemas.microsoft.com/office/word/2020/wordml/sdtdatahash" xmlns:w16sdtfl="http://schemas.microsoft.com/office/word/2024/wordml/sdtformatlock" xmlns:w16se="http://schemas.microsoft.com/office/word/2015/wordml/symex" xmlns:wpg="http://schemas.microsoft.com/office/word/2010/wordprocessingGroup" xmlns:wpi="http://schemas.microsoft.com/office/word/2010/wordprocessingInk" xmlns:wne="http://schemas.microsoft.com/office/word/2006/wordml" xmlns:wps="http://schemas.microsoft.com/office/word/2010/wordprocessingShape" mc:Ignorable="w14 w15 w16se w16cid w16 w16cex w16sdtdh w16sdtfl cr w16du wp14">
+  <w16cex:commentExtensible w16cex:durableId="48F71A0B" w16cex:dateUtc="2025-07-01T03:28:00Z"/>
+</w16cex:commentsExtensible>
+</file>
+
+<file path=word/commentsIds.xml><?xml version="1.0" encoding="utf-8"?>
+<w16cid:commentsIds xmlns:wpc="http://schemas.microsoft.com/office/word/2010/wordprocessingCanvas" xmlns:cx="http://schemas.microsoft.com/office/drawing/2014/chartex" xmlns:cx1="http://schemas.microsoft.com/office/drawing/2015/9/8/chartex" xmlns:cx2="http://schemas.microsoft.com/office/drawing/2015/10/21/chartex" xmlns:cx3="http://schemas.microsoft.com/office/drawing/2016/5/9/chartex" xmlns:cx4="http://schemas.microsoft.com/office/drawing/2016/5/10/chartex" xmlns:cx5="http://schemas.microsoft.com/office/drawing/2016/5/11/chartex" xmlns:cx6="http://schemas.microsoft.com/office/drawing/2016/5/12/chartex" xmlns:cx7="http://schemas.microsoft.com/office/drawing/2016/5/13/chartex" xmlns:cx8="http://schemas.microsoft.com/office/drawing/2016/5/14/chartex" xmlns:mc="http://schemas.openxmlformats.org/markup-compatibility/2006" xmlns:aink="http://schemas.microsoft.com/office/drawing/2016/ink" xmlns:am3d="http://schemas.microsoft.com/office/drawing/2017/model3d" xmlns:o="urn:schemas-microsoft-com:office:office" xmlns:oel="http://schemas.microsoft.com/office/2019/extlst" xmlns:r="http://schemas.openxmlformats.org/officeDocument/2006/relationships" xmlns:m="http://schemas.openxmlformats.org/officeDocument/2006/math" xmlns:v="urn:schemas-microsoft-com:vml" xmlns:wp14="http://schemas.microsoft.com/office/word/2010/wordprocessingDrawing" xmlns:wp="http://schemas.openxmlformats.org/drawingml/2006/wordprocessingDrawing" xmlns:w10="urn:schemas-microsoft-com:office:word" xmlns:w="http://schemas.openxmlformats.org/wordprocessingml/2006/main" xmlns:w14="http://schemas.microsoft.com/office/word/2010/wordml" xmlns:w15="http://schemas.microsoft.com/office/word/2012/wordml" xmlns:w16cex="http://schemas.microsoft.com/office/word/2018/wordml/cex" xmlns:w16cid="http://schemas.microsoft.com/office/word/2016/wordml/cid" xmlns:w16="http://schemas.microsoft.com/office/word/2018/wordml" xmlns:w16du="http://schemas.microsoft.com/office/word/2023/wordml/word16du" xmlns:w16sdtdh="http://schemas.microsoft.com/office/word/2020/wordml/sdtdatahash" xmlns:w16sdtfl="http://schemas.microsoft.com/office/word/2024/wordml/sdtformatlock" xmlns:w16se="http://schemas.microsoft.com/office/word/2015/wordml/symex" xmlns:wpg="http://schemas.microsoft.com/office/word/2010/wordprocessingGroup" xmlns:wpi="http://schemas.microsoft.com/office/word/2010/wordprocessingInk" xmlns:wne="http://schemas.microsoft.com/office/word/2006/wordml" xmlns:wps="http://schemas.microsoft.com/office/word/2010/wordprocessingShape" mc:Ignorable="w14 w15 w16se w16cid w16 w16cex w16sdtdh w16sdtfl w16du wp14">
+  <w16cid:commentId w16cid:paraId="742C2F90" w16cid:durableId="48F71A0B"/>
+</w16cid:commentsIds>
+</file>
+
+<file path=word/endnotes.xml><?xml version="1.0" encoding="utf-8"?>
+<w:endnotes xmlns:wpc="http://schemas.microsoft.com/office/word/2010/wordprocessingCanvas" xmlns:cx="http://schemas.microsoft.com/office/drawing/2014/chartex" xmlns:cx1="http://schemas.microsoft.com/office/drawing/2015/9/8/chartex" xmlns:cx2="http://schemas.microsoft.com/office/drawing/2015/10/21/chartex" xmlns:cx3="http://schemas.microsoft.com/office/drawing/2016/5/9/chartex" xmlns:cx4="http://schemas.microsoft.com/office/drawing/2016/5/10/chartex" xmlns:cx5="http://schemas.microsoft.com/office/drawing/2016/5/11/chartex" xmlns:cx6="http://schemas.microsoft.com/office/drawing/2016/5/12/chartex" xmlns:cx7="http://schemas.microsoft.com/office/drawing/2016/5/13/chartex" xmlns:cx8="http://schemas.microsoft.com/office/drawing/2016/5/14/chartex" xmlns:mc="http://schemas.openxmlformats.org/markup-compatibility/2006" xmlns:aink="http://schemas.microsoft.com/office/drawing/2016/ink" xmlns:am3d="http://schemas.microsoft.com/office/drawing/2017/model3d" xmlns:o="urn:schemas-microsoft-com:office:office" xmlns:oel="http://schemas.microsoft.com/office/2019/extlst" xmlns:r="http://schemas.openxmlformats.org/officeDocument/2006/relationships" xmlns:m="http://schemas.openxmlformats.org/officeDocument/2006/math" xmlns:v="urn:schemas-microsoft-com:vml" xmlns:wp14="http://schemas.microsoft.com/office/word/2010/wordprocessingDrawing" xmlns:wp="http://schemas.openxmlformats.org/drawingml/2006/wordprocessingDrawing" xmlns:w10="urn:schemas-microsoft-com:office:word" xmlns:w="http://schemas.openxmlformats.org/wordprocessingml/2006/main" xmlns:w14="http://schemas.microsoft.com/office/word/2010/wordml" xmlns:w15="http://schemas.microsoft.com/office/word/2012/wordml" xmlns:w16cex="http://schemas.microsoft.com/office/word/2018/wordml/cex" xmlns:w16cid="http://schemas.microsoft.com/office/word/2016/wordml/cid" xmlns:w16="http://schemas.microsoft.com/office/word/2018/wordml" xmlns:w16du="http://schemas.microsoft.com/office/word/2023/wordml/word16du" xmlns:w16sdtdh="http://schemas.microsoft.com/office/word/2020/wordml/sdtdatahash" xmlns:w16sdtfl="http://schemas.microsoft.com/office/word/2024/wordml/sdtformatlock" xmlns:w16se="http://schemas.microsoft.com/office/word/2015/wordml/symex" xmlns:wpg="http://schemas.microsoft.com/office/word/2010/wordprocessingGroup" xmlns:wpi="http://schemas.microsoft.com/office/word/2010/wordprocessingInk" xmlns:wne="http://schemas.microsoft.com/office/word/2006/wordml" xmlns:wps="http://schemas.microsoft.com/office/word/2010/wordprocessingShape" mc:Ignorable="w14 w15 w16se w16cid w16 w16cex w16sdtdh w16sdtfl w16du wp14">
+  <w:endnote w:type="separator" w:id="-1">
+    <w:p>
+      <w:r>
+        <w:separator/>
+      </w:r>
+    </w:p>
+  </w:endnote>
+  <w:endnote w:type="continuationSeparator" w:id="0">
+    <w:p>
+      <w:r>
+        <w:continuationSeparator/>
+      </w:r>
+    </w:p>
+  </w:endnote>
+</w:endnotes>
+</file>
+
+<file path=word/footer1.xml><?xml version="1.0" encoding="utf-8"?>
+<w:ftr xmlns:wpc="http://schemas.microsoft.com/office/word/2010/wordprocessingCanvas" xmlns:cx="http://schemas.microsoft.com/office/drawing/2014/chartex" xmlns:cx1="http://schemas.microsoft.com/office/drawing/2015/9/8/chartex" xmlns:cx2="http://schemas.microsoft.com/office/drawing/2015/10/21/chartex" xmlns:cx3="http://schemas.microsoft.com/office/drawing/2016/5/9/chartex" xmlns:cx4="http://schemas.microsoft.com/office/drawing/2016/5/10/chartex" xmlns:cx5="http://schemas.microsoft.com/office/drawing/2016/5/11/chartex" xmlns:cx6="http://schemas.microsoft.com/office/drawing/2016/5/12/chartex" xmlns:cx7="http://schemas.microsoft.com/office/drawing/2016/5/13/chartex" xmlns:cx8="http://schemas.microsoft.com/office/drawing/2016/5/14/chartex" xmlns:mc="http://schemas.openxmlformats.org/markup-compatibility/2006" xmlns:aink="http://schemas.microsoft.com/office/drawing/2016/ink" xmlns:am3d="http://schemas.microsoft.com/office/drawing/2017/model3d" xmlns:o="urn:schemas-microsoft-com:office:office" xmlns:oel="http://schemas.microsoft.com/office/2019/extlst" xmlns:r="http://schemas.openxmlformats.org/officeDocument/2006/relationships" xmlns:m="http://schemas.openxmlformats.org/officeDocument/2006/math" xmlns:v="urn:schemas-microsoft-com:vml" xmlns:wp14="http://schemas.microsoft.com/office/word/2010/wordprocessingDrawing" xmlns:wp="http://schemas.openxmlformats.org/drawingml/2006/wordprocessingDrawing" xmlns:w10="urn:schemas-microsoft-com:office:word" xmlns:w="http://schemas.openxmlformats.org/wordprocessingml/2006/main" xmlns:w14="http://schemas.microsoft.com/office/word/2010/wordml" xmlns:w15="http://schemas.microsoft.com/office/word/2012/wordml" xmlns:w16cex="http://schemas.microsoft.com/office/word/2018/wordml/cex" xmlns:w16cid="http://schemas.microsoft.com/office/word/2016/wordml/cid" xmlns:w16="http://schemas.microsoft.com/office/word/2018/wordml" xmlns:w16du="http://schemas.microsoft.com/office/word/2023/wordml/word16du" xmlns:w16sdtdh="http://schemas.microsoft.com/office/word/2020/wordml/sdtdatahash" xmlns:w16sdtfl="http://schemas.microsoft.com/office/word/2024/wordml/sdtformatlock" xmlns:w16se="http://schemas.microsoft.com/office/word/2015/wordml/symex" xmlns:wpg="http://schemas.microsoft.com/office/word/2010/wordprocessingGroup" xmlns:wpi="http://schemas.microsoft.com/office/word/2010/wordprocessingInk" xmlns:wne="http://schemas.microsoft.com/office/word/2006/wordml" xmlns:wps="http://schemas.microsoft.com/office/word/2010/wordprocessingShape" mc:Ignorable="w14 w15 w16se w16cid w16 w16cex w16sdtdh w16sdtfl w16du wp14">
+  <w:sdt>
+    <w:sdtPr>
+      <w:rPr>
+        <w:rStyle w:val="PageNumber"/>
+      </w:rPr>
+      <w:id w:val="-112601865"/>
+      <w:docPartObj>
+        <w:docPartGallery w:val="Page Numbers (Bottom of Page)"/>
+        <w:docPartUnique/>
+      </w:docPartObj>
+    </w:sdtPr>
+    <w:sdtContent>
+      <w:p>
+        <w:pPr>
+          <w:pStyle w:val="Footer"/>
+          <w:framePr w:wrap="none" w:vAnchor="text" w:hAnchor="margin" w:xAlign="right" w:y="1"/>
+          <w:rPr>
+            <w:rStyle w:val="PageNumber"/>
+          </w:rPr>
+        </w:pPr>
+        <w:r>
+          <w:rPr>
+            <w:rStyle w:val="PageNumber"/>
+          </w:rPr>
+          <w:fldChar w:fldCharType="begin"/>
+        </w:r>
+        <w:r>
+          <w:rPr>
+            <w:rStyle w:val="PageNumber"/>
+          </w:rPr>
+          <w:instrText xml:space="preserve"> PAGE </w:instrText>
+        </w:r>
+        <w:r>
+          <w:rPr>
+            <w:rStyle w:val="PageNumber"/>
+          </w:rPr>
+          <w:fldChar w:fldCharType="end"/>
+        </w:r>
+      </w:p>
+    </w:sdtContent>
+  </w:sdt>
+  <w:p>
+    <w:pPr>
+      <w:pStyle w:val="Footer"/>
+      <w:ind w:right="360"/>
+    </w:pPr>
+  </w:p>
+</w:ftr>
+</file>
+
+<file path=word/footer2.xml><?xml version="1.0" encoding="utf-8"?>
+<w:ftr xmlns:wpc="http://schemas.microsoft.com/office/word/2010/wordprocessingCanvas" xmlns:cx="http://schemas.microsoft.com/office/drawing/2014/chartex" xmlns:cx1="http://schemas.microsoft.com/office/drawing/2015/9/8/chartex" xmlns:cx2="http://schemas.microsoft.com/office/drawing/2015/10/21/chartex" xmlns:cx3="http://schemas.microsoft.com/office/drawing/2016/5/9/chartex" xmlns:cx4="http://schemas.microsoft.com/office/drawing/2016/5/10/chartex" xmlns:cx5="http://schemas.microsoft.com/office/drawing/2016/5/11/chartex" xmlns:cx6="http://schemas.microsoft.com/office/drawing/2016/5/12/chartex" xmlns:cx7="http://schemas.microsoft.com/office/drawing/2016/5/13/chartex" xmlns:cx8="http://schemas.microsoft.com/office/drawing/2016/5/14/chartex" xmlns:mc="http://schemas.openxmlformats.org/markup-compatibility/2006" xmlns:aink="http://schemas.microsoft.com/office/drawing/2016/ink" xmlns:am3d="http://schemas.microsoft.com/office/drawing/2017/model3d" xmlns:o="urn:schemas-microsoft-com:office:office" xmlns:oel="http://schemas.microsoft.com/office/2019/extlst" xmlns:r="http://schemas.openxmlformats.org/officeDocument/2006/relationships" xmlns:m="http://schemas.openxmlformats.org/officeDocument/2006/math" xmlns:v="urn:schemas-microsoft-com:vml" xmlns:wp14="http://schemas.microsoft.com/office/word/2010/wordprocessingDrawing" xmlns:wp="http://schemas.openxmlformats.org/drawingml/2006/wordprocessingDrawing" xmlns:w10="urn:schemas-microsoft-com:office:word" xmlns:w="http://schemas.openxmlformats.org/wordprocessingml/2006/main" xmlns:w14="http://schemas.microsoft.com/office/word/2010/wordml" xmlns:w15="http://schemas.microsoft.com/office/word/2012/wordml" xmlns:w16cex="http://schemas.microsoft.com/office/word/2018/wordml/cex" xmlns:w16cid="http://schemas.microsoft.com/office/word/2016/wordml/cid" xmlns:w16="http://schemas.microsoft.com/office/word/2018/wordml" xmlns:w16du="http://schemas.microsoft.com/office/word/2023/wordml/word16du" xmlns:w16sdtdh="http://schemas.microsoft.com/office/word/2020/wordml/sdtdatahash" xmlns:w16sdtfl="http://schemas.microsoft.com/office/word/2024/wordml/sdtformatlock" xmlns:w16se="http://schemas.microsoft.com/office/word/2015/wordml/symex" xmlns:wpg="http://schemas.microsoft.com/office/word/2010/wordprocessingGroup" xmlns:wpi="http://schemas.microsoft.com/office/word/2010/wordprocessingInk" xmlns:wne="http://schemas.microsoft.com/office/word/2006/wordml" xmlns:wps="http://schemas.microsoft.com/office/word/2010/wordprocessingShape" mc:Ignorable="w14 w15 w16se w16cid w16 w16cex w16sdtdh w16sdtfl w16du wp14">
+  <w:p>
+    <w:pPr>
+      <w:pStyle w:val="Footer"/>
+      <w:framePr w:wrap="none" w:vAnchor="text" w:hAnchor="margin" w:xAlign="right" w:y="1"/>
+      <w:rPr>
+        <w:rStyle w:val="PageNumber"/>
+      </w:rPr>
+    </w:pPr>
+  </w:p>
+  <w:p>
+    <w:pPr>
+      <w:pStyle w:val="Footer"/>
+      <w:ind w:right="360"/>
+    </w:pPr>
+  </w:p>
+</w:ftr>
+</file>
+
+<file path=word/footer3.xml><?xml version="1.0" encoding="utf-8"?>
+<w:ftr xmlns:wpc="http://schemas.microsoft.com/office/word/2010/wordprocessingCanvas" xmlns:cx="http://schemas.microsoft.com/office/drawing/2014/chartex" xmlns:cx1="http://schemas.microsoft.com/office/drawing/2015/9/8/chartex" xmlns:cx2="http://schemas.microsoft.com/office/drawing/2015/10/21/chartex" xmlns:cx3="http://schemas.microsoft.com/office/drawing/2016/5/9/chartex" xmlns:cx4="http://schemas.microsoft.com/office/drawing/2016/5/10/chartex" xmlns:cx5="http://schemas.microsoft.com/office/drawing/2016/5/11/chartex" xmlns:cx6="http://schemas.microsoft.com/office/drawing/2016/5/12/chartex" xmlns:cx7="http://schemas.microsoft.com/office/drawing/2016/5/13/chartex" xmlns:cx8="http://schemas.microsoft.com/office/drawing/2016/5/14/chartex" xmlns:mc="http://schemas.openxmlformats.org/markup-compatibility/2006" xmlns:aink="http://schemas.microsoft.com/office/drawing/2016/ink" xmlns:am3d="http://schemas.microsoft.com/office/drawing/2017/model3d" xmlns:o="urn:schemas-microsoft-com:office:office" xmlns:oel="http://schemas.microsoft.com/office/2019/extlst" xmlns:r="http://schemas.openxmlformats.org/officeDocument/2006/relationships" xmlns:m="http://schemas.openxmlformats.org/officeDocument/2006/math" xmlns:v="urn:schemas-microsoft-com:vml" xmlns:wp14="http://schemas.microsoft.com/office/word/2010/wordprocessingDrawing" xmlns:wp="http://schemas.openxmlformats.org/drawingml/2006/wordprocessingDrawing" xmlns:w10="urn:schemas-microsoft-com:office:word" xmlns:w="http://schemas.openxmlformats.org/wordprocessingml/2006/main" xmlns:w14="http://schemas.microsoft.com/office/word/2010/wordml" xmlns:w15="http://schemas.microsoft.com/office/word/2012/wordml" xmlns:w16cex="http://schemas.microsoft.com/office/word/2018/wordml/cex" xmlns:w16cid="http://schemas.microsoft.com/office/word/2016/wordml/cid" xmlns:w16="http://schemas.microsoft.com/office/word/2018/wordml" xmlns:w16du="http://schemas.microsoft.com/office/word/2023/wordml/word16du" xmlns:w16sdtdh="http://schemas.microsoft.com/office/word/2020/wordml/sdtdatahash" xmlns:w16sdtfl="http://schemas.microsoft.com/office/word/2024/wordml/sdtformatlock" xmlns:w16se="http://schemas.microsoft.com/office/word/2015/wordml/symex" xmlns:wpg="http://schemas.microsoft.com/office/word/2010/wordprocessingGroup" xmlns:wpi="http://schemas.microsoft.com/office/word/2010/wordprocessingInk" xmlns:wne="http://schemas.microsoft.com/office/word/2006/wordml" xmlns:wps="http://schemas.microsoft.com/office/word/2010/wordprocessingShape" mc:Ignorable="w14 w15 w16se w16cid w16 w16cex w16sdtdh w16sdtfl w16du wp14">
+  <w:p>
+    <w:pPr>
+      <w:pStyle w:val="Footer"/>
+      <w:framePr w:wrap="none" w:vAnchor="text" w:hAnchor="margin" w:xAlign="right" w:y="1"/>
+      <w:rPr>
+        <w:rStyle w:val="PageNumber"/>
+      </w:rPr>
+    </w:pPr>
+  </w:p>
+  <w:p>
+    <w:pPr>
+      <w:pStyle w:val="Footer"/>
+      <w:ind w:right="360"/>
+    </w:pPr>
+  </w:p>
+</w:ftr>
+</file>
+
+<file path=word/footer4.xml><?xml version="1.0" encoding="utf-8"?>
+<w:ftr xmlns:wpc="http://schemas.microsoft.com/office/word/2010/wordprocessingCanvas" xmlns:cx="http://schemas.microsoft.com/office/drawing/2014/chartex" xmlns:cx1="http://schemas.microsoft.com/office/drawing/2015/9/8/chartex" xmlns:cx2="http://schemas.microsoft.com/office/drawing/2015/10/21/chartex" xmlns:cx3="http://schemas.microsoft.com/office/drawing/2016/5/9/chartex" xmlns:cx4="http://schemas.microsoft.com/office/drawing/2016/5/10/chartex" xmlns:cx5="http://schemas.microsoft.com/office/drawing/2016/5/11/chartex" xmlns:cx6="http://schemas.microsoft.com/office/drawing/2016/5/12/chartex" xmlns:cx7="http://schemas.microsoft.com/office/drawing/2016/5/13/chartex" xmlns:cx8="http://schemas.microsoft.com/office/drawing/2016/5/14/chartex" xmlns:mc="http://schemas.openxmlformats.org/markup-compatibility/2006" xmlns:aink="http://schemas.microsoft.com/office/drawing/2016/ink" xmlns:am3d="http://schemas.microsoft.com/office/drawing/2017/model3d" xmlns:o="urn:schemas-microsoft-com:office:office" xmlns:oel="http://schemas.microsoft.com/office/2019/extlst" xmlns:r="http://schemas.openxmlformats.org/officeDocument/2006/relationships" xmlns:m="http://schemas.openxmlformats.org/officeDocument/2006/math" xmlns:v="urn:schemas-microsoft-com:vml" xmlns:wp14="http://schemas.microsoft.com/office/word/2010/wordprocessingDrawing" xmlns:wp="http://schemas.openxmlformats.org/drawingml/2006/wordprocessingDrawing" xmlns:w10="urn:schemas-microsoft-com:office:word" xmlns:w="http://schemas.openxmlformats.org/wordprocessingml/2006/main" xmlns:w14="http://schemas.microsoft.com/office/word/2010/wordml" xmlns:w15="http://schemas.microsoft.com/office/word/2012/wordml" xmlns:w16cex="http://schemas.microsoft.com/office/word/2018/wordml/cex" xmlns:w16cid="http://schemas.microsoft.com/office/word/2016/wordml/cid" xmlns:w16="http://schemas.microsoft.com/office/word/2018/wordml" xmlns:w16du="http://schemas.microsoft.com/office/word/2023/wordml/word16du" xmlns:w16sdtdh="http://schemas.microsoft.com/office/word/2020/wordml/sdtdatahash" xmlns:w16sdtfl="http://schemas.microsoft.com/office/word/2024/wordml/sdtformatlock" xmlns:w16se="http://schemas.microsoft.com/office/word/2015/wordml/symex" xmlns:wpg="http://schemas.microsoft.com/office/word/2010/wordprocessingGroup" xmlns:wpi="http://schemas.microsoft.com/office/word/2010/wordprocessingInk" xmlns:wne="http://schemas.microsoft.com/office/word/2006/wordml" xmlns:wps="http://schemas.microsoft.com/office/word/2010/wordprocessingShape" mc:Ignorable="w14 w15 w16se w16cid w16 w16cex w16sdtdh w16sdtfl w16du wp14">
+  <w:p>
+    <w:pPr>
+      <w:pStyle w:val="Footer"/>
+      <w:framePr w:wrap="none" w:vAnchor="text" w:hAnchor="margin" w:xAlign="right" w:y="1"/>
+      <w:rPr>
+        <w:rStyle w:val="PageNumber"/>
+      </w:rPr>
+    </w:pPr>
+  </w:p>
+  <w:p>
+    <w:pPr>
+      <w:pStyle w:val="Footer"/>
+      <w:ind w:right="360"/>
+    </w:pPr>
+  </w:p>
+</w:ftr>
+</file>
+
+<file path=word/footer5.xml><?xml version="1.0" encoding="utf-8"?>
+<w:ftr xmlns:wpc="http://schemas.microsoft.com/office/word/2010/wordprocessingCanvas" xmlns:cx="http://schemas.microsoft.com/office/drawing/2014/chartex" xmlns:cx1="http://schemas.microsoft.com/office/drawing/2015/9/8/chartex" xmlns:cx2="http://schemas.microsoft.com/office/drawing/2015/10/21/chartex" xmlns:cx3="http://schemas.microsoft.com/office/drawing/2016/5/9/chartex" xmlns:cx4="http://schemas.microsoft.com/office/drawing/2016/5/10/chartex" xmlns:cx5="http://schemas.microsoft.com/office/drawing/2016/5/11/chartex" xmlns:cx6="http://schemas.microsoft.com/office/drawing/2016/5/12/chartex" xmlns:cx7="http://schemas.microsoft.com/office/drawing/2016/5/13/chartex" xmlns:cx8="http://schemas.microsoft.com/office/drawing/2016/5/14/chartex" xmlns:mc="http://schemas.openxmlformats.org/markup-compatibility/2006" xmlns:aink="http://schemas.microsoft.com/office/drawing/2016/ink" xmlns:am3d="http://schemas.microsoft.com/office/drawing/2017/model3d" xmlns:o="urn:schemas-microsoft-com:office:office" xmlns:oel="http://schemas.microsoft.com/office/2019/extlst" xmlns:r="http://schemas.openxmlformats.org/officeDocument/2006/relationships" xmlns:m="http://schemas.openxmlformats.org/officeDocument/2006/math" xmlns:v="urn:schemas-microsoft-com:vml" xmlns:wp14="http://schemas.microsoft.com/office/word/2010/wordprocessingDrawing" xmlns:wp="http://schemas.openxmlformats.org/drawingml/2006/wordprocessingDrawing" xmlns:w10="urn:schemas-microsoft-com:office:word" xmlns:w="http://schemas.openxmlformats.org/wordprocessingml/2006/main" xmlns:w14="http://schemas.microsoft.com/office/word/2010/wordml" xmlns:w15="http://schemas.microsoft.com/office/word/2012/wordml" xmlns:w16cex="http://schemas.microsoft.com/office/word/2018/wordml/cex" xmlns:w16cid="http://schemas.microsoft.com/office/word/2016/wordml/cid" xmlns:w16="http://schemas.microsoft.com/office/word/2018/wordml" xmlns:w16du="http://schemas.microsoft.com/office/word/2023/wordml/word16du" xmlns:w16sdtdh="http://schemas.microsoft.com/office/word/2020/wordml/sdtdatahash" xmlns:w16sdtfl="http://schemas.microsoft.com/office/word/2024/wordml/sdtformatlock" xmlns:w16se="http://schemas.microsoft.com/office/word/2015/wordml/symex" xmlns:wpg="http://schemas.microsoft.com/office/word/2010/wordprocessingGroup" xmlns:wpi="http://schemas.microsoft.com/office/word/2010/wordprocessingInk" xmlns:wne="http://schemas.microsoft.com/office/word/2006/wordml" xmlns:wps="http://schemas.microsoft.com/office/word/2010/wordprocessingShape" mc:Ignorable="w14 w15 w16se w16cid w16 w16cex w16sdtdh w16sdtfl w16du wp14">
+  <w:sdt>
+    <w:sdtPr>
+      <w:rPr>
+        <w:rStyle w:val="PageNumber"/>
+      </w:rPr>
+      <w:id w:val="-785428865"/>
+      <w:docPartObj>
+        <w:docPartGallery w:val="Page Numbers (Bottom of Page)"/>
+        <w:docPartUnique/>
+      </w:docPartObj>
+    </w:sdtPr>
+    <w:sdtContent>
+      <w:p>
+        <w:pPr>
+          <w:pStyle w:val="Footer"/>
+          <w:framePr w:wrap="none" w:vAnchor="text" w:hAnchor="margin" w:xAlign="right" w:y="1"/>
+          <w:rPr>
+            <w:rStyle w:val="PageNumber"/>
+          </w:rPr>
+        </w:pPr>
+        <w:r>
+          <w:rPr>
+            <w:rStyle w:val="PageNumber"/>
+          </w:rPr>
+          <w:fldChar w:fldCharType="begin"/>
+        </w:r>
+        <w:r>
+          <w:rPr>
+            <w:rStyle w:val="PageNumber"/>
+          </w:rPr>
+          <w:instrText xml:space="preserve"> PAGE </w:instrText>
+        </w:r>
+        <w:r>
+          <w:rPr>
+            <w:rStyle w:val="PageNumber"/>
+          </w:rPr>
+          <w:fldChar w:fldCharType="separate"/>
+        </w:r>
+        <w:r>
+          <w:rPr>
+            <w:rStyle w:val="PageNumber"/>
+            <w:noProof/>
+          </w:rPr>
+          <w:t>4</w:t>
+        </w:r>
+        <w:r>
+          <w:rPr>
+            <w:rStyle w:val="PageNumber"/>
+          </w:rPr>
+          <w:fldChar w:fldCharType="end"/>
+        </w:r>
+      </w:p>
+    </w:sdtContent>
+  </w:sdt>
+  <w:p>
+    <w:pPr>
+      <w:pStyle w:val="Footer"/>
+      <w:framePr w:wrap="none" w:vAnchor="text" w:hAnchor="margin" w:xAlign="right" w:y="1"/>
+      <w:ind w:right="360"/>
+      <w:rPr>
+        <w:rStyle w:val="PageNumber"/>
+      </w:rPr>
+    </w:pPr>
+  </w:p>
+  <w:p>
+    <w:pPr>
+      <w:pStyle w:val="Footer"/>
+      <w:ind w:right="360"/>
+      <w:jc w:val="right"/>
+    </w:pPr>
+  </w:p>
+</w:ftr>
+</file>
+
+<file path=word/footer6.xml><?xml version="1.0" encoding="utf-8"?>
+<w:ftr xmlns:wpc="http://schemas.microsoft.com/office/word/2010/wordprocessingCanvas" xmlns:cx="http://schemas.microsoft.com/office/drawing/2014/chartex" xmlns:cx1="http://schemas.microsoft.com/office/drawing/2015/9/8/chartex" xmlns:cx2="http://schemas.microsoft.com/office/drawing/2015/10/21/chartex" xmlns:cx3="http://schemas.microsoft.com/office/drawing/2016/5/9/chartex" xmlns:cx4="http://schemas.microsoft.com/office/drawing/2016/5/10/chartex" xmlns:cx5="http://schemas.microsoft.com/office/drawing/2016/5/11/chartex" xmlns:cx6="http://schemas.microsoft.com/office/drawing/2016/5/12/chartex" xmlns:cx7="http://schemas.microsoft.com/office/drawing/2016/5/13/chartex" xmlns:cx8="http://schemas.microsoft.com/office/drawing/2016/5/14/chartex" xmlns:mc="http://schemas.openxmlformats.org/markup-compatibility/2006" xmlns:aink="http://schemas.microsoft.com/office/drawing/2016/ink" xmlns:am3d="http://schemas.microsoft.com/office/drawing/2017/model3d" xmlns:o="urn:schemas-microsoft-com:office:office" xmlns:oel="http://schemas.microsoft.com/office/2019/extlst" xmlns:r="http://schemas.openxmlformats.org/officeDocument/2006/relationships" xmlns:m="http://schemas.openxmlformats.org/officeDocument/2006/math" xmlns:v="urn:schemas-microsoft-com:vml" xmlns:wp14="http://schemas.microsoft.com/office/word/2010/wordprocessingDrawing" xmlns:wp="http://schemas.openxmlformats.org/drawingml/2006/wordprocessingDrawing" xmlns:w10="urn:schemas-microsoft-com:office:word" xmlns:w="http://schemas.openxmlformats.org/wordprocessingml/2006/main" xmlns:w14="http://schemas.microsoft.com/office/word/2010/wordml" xmlns:w15="http://schemas.microsoft.com/office/word/2012/wordml" xmlns:w16cex="http://schemas.microsoft.com/office/word/2018/wordml/cex" xmlns:w16cid="http://schemas.microsoft.com/office/word/2016/wordml/cid" xmlns:w16="http://schemas.microsoft.com/office/word/2018/wordml" xmlns:w16du="http://schemas.microsoft.com/office/word/2023/wordml/word16du" xmlns:w16sdtdh="http://schemas.microsoft.com/office/word/2020/wordml/sdtdatahash" xmlns:w16sdtfl="http://schemas.microsoft.com/office/word/2024/wordml/sdtformatlock" xmlns:w16se="http://schemas.microsoft.com/office/word/2015/wordml/symex" xmlns:wpg="http://schemas.microsoft.com/office/word/2010/wordprocessingGroup" xmlns:wpi="http://schemas.microsoft.com/office/word/2010/wordprocessingInk" xmlns:wne="http://schemas.microsoft.com/office/word/2006/wordml" xmlns:wps="http://schemas.microsoft.com/office/word/2010/wordprocessingShape" mc:Ignorable="w14 w15 w16se w16cid w16 w16cex w16sdtdh w16sdtfl w16du wp14">
+  <w:p>
+    <w:pPr>
+      <w:pStyle w:val="Footer"/>
+      <w:framePr w:wrap="none" w:vAnchor="text" w:hAnchor="margin" w:xAlign="right" w:y="1"/>
+      <w:ind w:right="360"/>
+      <w:rPr>
+        <w:rStyle w:val="PageNumber"/>
+      </w:rPr>
+    </w:pPr>
+  </w:p>
+  <w:p>
+    <w:pPr>
+      <w:pStyle w:val="Footer"/>
+      <w:ind w:right="360"/>
+      <w:jc w:val="right"/>
+    </w:pPr>
+  </w:p>
+</w:ftr>
+</file>
+
+<file path=word/footer7.xml><?xml version="1.0" encoding="utf-8"?>
+<w:ftr xmlns:wpc="http://schemas.microsoft.com/office/word/2010/wordprocessingCanvas" xmlns:cx="http://schemas.microsoft.com/office/drawing/2014/chartex" xmlns:cx1="http://schemas.microsoft.com/office/drawing/2015/9/8/chartex" xmlns:cx2="http://schemas.microsoft.com/office/drawing/2015/10/21/chartex" xmlns:cx3="http://schemas.microsoft.com/office/drawing/2016/5/9/chartex" xmlns:cx4="http://schemas.microsoft.com/office/drawing/2016/5/10/chartex" xmlns:cx5="http://schemas.microsoft.com/office/drawing/2016/5/11/chartex" xmlns:cx6="http://schemas.microsoft.com/office/drawing/2016/5/12/chartex" xmlns:cx7="http://schemas.microsoft.com/office/drawing/2016/5/13/chartex" xmlns:cx8="http://schemas.microsoft.com/office/drawing/2016/5/14/chartex" xmlns:mc="http://schemas.openxmlformats.org/markup-compatibility/2006" xmlns:aink="http://schemas.microsoft.com/office/drawing/2016/ink" xmlns:am3d="http://schemas.microsoft.com/office/drawing/2017/model3d" xmlns:o="urn:schemas-microsoft-com:office:office" xmlns:oel="http://schemas.microsoft.com/office/2019/extlst" xmlns:r="http://schemas.openxmlformats.org/officeDocument/2006/relationships" xmlns:m="http://schemas.openxmlformats.org/officeDocument/2006/math" xmlns:v="urn:schemas-microsoft-com:vml" xmlns:wp14="http://schemas.microsoft.com/office/word/2010/wordprocessingDrawing" xmlns:wp="http://schemas.openxmlformats.org/drawingml/2006/wordprocessingDrawing" xmlns:w10="urn:schemas-microsoft-com:office:word" xmlns:w="http://schemas.openxmlformats.org/wordprocessingml/2006/main" xmlns:w14="http://schemas.microsoft.com/office/word/2010/wordml" xmlns:w15="http://schemas.microsoft.com/office/word/2012/wordml" xmlns:w16cex="http://schemas.microsoft.com/office/word/2018/wordml/cex" xmlns:w16cid="http://schemas.microsoft.com/office/word/2016/wordml/cid" xmlns:w16="http://schemas.microsoft.com/office/word/2018/wordml" xmlns:w16du="http://schemas.microsoft.com/office/word/2023/wordml/word16du" xmlns:w16sdtdh="http://schemas.microsoft.com/office/word/2020/wordml/sdtdatahash" xmlns:w16sdtfl="http://schemas.microsoft.com/office/word/2024/wordml/sdtformatlock" xmlns:w16se="http://schemas.microsoft.com/office/word/2015/wordml/symex" xmlns:wpg="http://schemas.microsoft.com/office/word/2010/wordprocessingGroup" xmlns:wpi="http://schemas.microsoft.com/office/word/2010/wordprocessingInk" xmlns:wne="http://schemas.microsoft.com/office/word/2006/wordml" xmlns:wps="http://schemas.microsoft.com/office/word/2010/wordprocessingShape" mc:Ignorable="w14 w15 w16se w16cid w16 w16cex w16sdtdh w16sdtfl w16du wp14">
+  <w:p>
+    <w:pPr>
+      <w:pStyle w:val="Footer"/>
+      <w:framePr w:wrap="none" w:vAnchor="text" w:hAnchor="margin" w:xAlign="right" w:y="1"/>
+      <w:ind w:right="360"/>
+      <w:rPr>
+        <w:rStyle w:val="PageNumber"/>
+      </w:rPr>
+    </w:pPr>
+  </w:p>
+  <w:p>
+    <w:pPr>
+      <w:pStyle w:val="Footer"/>
+      <w:ind w:right="360"/>
+      <w:jc w:val="right"/>
+    </w:pPr>
+  </w:p>
+</w:ftr>
+</file>
+
+<file path=word/footnotes.xml><?xml version="1.0" encoding="utf-8"?>
+<w:footnotes xmlns:wpc="http://schemas.microsoft.com/office/word/2010/wordprocessingCanvas" xmlns:cx="http://schemas.microsoft.com/office/drawing/2014/chartex" xmlns:cx1="http://schemas.microsoft.com/office/drawing/2015/9/8/chartex" xmlns:cx2="http://schemas.microsoft.com/office/drawing/2015/10/21/chartex" xmlns:cx3="http://schemas.microsoft.com/office/drawing/2016/5/9/chartex" xmlns:cx4="http://schemas.microsoft.com/office/drawing/2016/5/10/chartex" xmlns:cx5="http://schemas.microsoft.com/office/drawing/2016/5/11/chartex" xmlns:cx6="http://schemas.microsoft.com/office/drawing/2016/5/12/chartex" xmlns:cx7="http://schemas.microsoft.com/office/drawing/2016/5/13/chartex" xmlns:cx8="http://schemas.microsoft.com/office/drawing/2016/5/14/chartex" xmlns:mc="http://schemas.openxmlformats.org/markup-compatibility/2006" xmlns:aink="http://schemas.microsoft.com/office/drawing/2016/ink" xmlns:am3d="http://schemas.microsoft.com/office/drawing/2017/model3d" xmlns:o="urn:schemas-microsoft-com:office:office" xmlns:oel="http://schemas.microsoft.com/office/2019/extlst" xmlns:r="http://schemas.openxmlformats.org/officeDocument/2006/relationships" xmlns:m="http://schemas.openxmlformats.org/officeDocument/2006/math" xmlns:v="urn:schemas-microsoft-com:vml" xmlns:wp14="http://schemas.microsoft.com/office/word/2010/wordprocessingDrawing" xmlns:wp="http://schemas.openxmlformats.org/drawingml/2006/wordprocessingDrawing" xmlns:w10="urn:schemas-microsoft-com:office:word" xmlns:w="http://schemas.openxmlformats.org/wordprocessingml/2006/main" xmlns:w14="http://schemas.microsoft.com/office/word/2010/wordml" xmlns:w15="http://schemas.microsoft.com/office/word/2012/wordml" xmlns:w16cex="http://schemas.microsoft.com/office/word/2018/wordml/cex" xmlns:w16cid="http://schemas.microsoft.com/office/word/2016/wordml/cid" xmlns:w16="http://schemas.microsoft.com/office/word/2018/wordml" xmlns:w16du="http://schemas.microsoft.com/office/word/2023/wordml/word16du" xmlns:w16sdtdh="http://schemas.microsoft.com/office/word/2020/wordml/sdtdatahash" xmlns:w16sdtfl="http://schemas.microsoft.com/office/word/2024/wordml/sdtformatlock" xmlns:w16se="http://schemas.microsoft.com/office/word/2015/wordml/symex" xmlns:wpg="http://schemas.microsoft.com/office/word/2010/wordprocessingGroup" xmlns:wpi="http://schemas.microsoft.com/office/word/2010/wordprocessingInk" xmlns:wne="http://schemas.microsoft.com/office/word/2006/wordml" xmlns:wps="http://schemas.microsoft.com/office/word/2010/wordprocessingShape" mc:Ignorable="w14 w15 w16se w16cid w16 w16cex w16sdtdh w16sdtfl w16du wp14">
+  <w:footnote w:type="separator" w:id="-1">
+    <w:p>
+      <w:r>
+        <w:separator/>
+      </w:r>
+    </w:p>
+  </w:footnote>
+  <w:footnote w:type="continuationSeparator" w:id="0">
+    <w:p>
+      <w:r>
+        <w:continuationSeparator/>
+      </w:r>
+    </w:p>
+  </w:footnote>
+</w:footnotes>
+</file>
+
 <file path=word/numbering.xml><?xml version="1.0" encoding="utf-8"?>
 <w:numbering xmlns:wpc="http://schemas.microsoft.com/office/word/2010/wordprocessingCanvas" xmlns:cx="http://schemas.microsoft.com/office/drawing/2014/chartex" xmlns:cx1="http://schemas.microsoft.com/office/drawing/2015/9/8/chartex" xmlns:cx2="http://schemas.microsoft.com/office/drawing/2015/10/21/chartex" xmlns:cx3="http://schemas.microsoft.com/office/drawing/2016/5/9/chartex" xmlns:cx4="http://schemas.microsoft.com/office/drawing/2016/5/10/chartex" xmlns:cx5="http://schemas.microsoft.com/office/drawing/2016/5/11/chartex" xmlns:cx6="http://schemas.microsoft.com/office/drawing/2016/5/12/chartex" xmlns:cx7="http://schemas.microsoft.com/office/drawing/2016/5/13/chartex" xmlns:cx8="http://schemas.microsoft.com/office/drawing/2016/5/14/chartex" xmlns:mc="http://schemas.openxmlformats.org/markup-compatibility/2006" xmlns:aink="http://schemas.microsoft.com/office/drawing/2016/ink" xmlns:am3d="http://schemas.microsoft.com/office/drawing/2017/model3d" xmlns:o="urn:schemas-microsoft-com:office:office" xmlns:oel="http://schemas.microsoft.com/office/2019/extlst" xmlns:r="http://schemas.openxmlformats.org/officeDocument/2006/relationships" xmlns:m="http://schemas.openxmlformats.org/officeDocument/2006/math" xmlns:v="urn:schemas-microsoft-com:vml" xmlns:wp14="http://schemas.microsoft.com/office/word/2010/wordprocessingDrawing" xmlns:wp="http://schemas.openxmlformats.org/drawingml/2006/wordprocessingDrawing" xmlns:w10="urn:schemas-microsoft-com:office:word" xmlns:w="http://schemas.openxmlformats.org/wordprocessingml/2006/main" xmlns:w14="http://schemas.microsoft.com/office/word/2010/wordml" xmlns:w15="http://schemas.microsoft.com/office/word/2012/wordml" xmlns:w16cex="http://schemas.microsoft.com/office/word/2018/wordml/cex" xmlns:w16cid="http://schemas.microsoft.com/office/word/2016/wordml/cid" xmlns:w16="http://schemas.microsoft.com/office/word/2018/wordml" xmlns:w16du="http://schemas.microsoft.com/office/word/2023/wordml/word16du" xmlns:w16sdtdh="http://schemas.microsoft.com/office/word/2020/wordml/sdtdatahash" xmlns:w16sdtfl="http://schemas.microsoft.com/office/word/2024/wordml/sdtformatlock" xmlns:w16se="http://schemas.microsoft.com/office/word/2015/wordml/symex" xmlns:wpg="http://schemas.microsoft.com/office/word/2010/wordprocessingGroup" xmlns:wpi="http://schemas.microsoft.com/office/word/2010/wordprocessingInk" xmlns:wne="http://schemas.microsoft.com/office/word/2006/wordml" xmlns:wps="http://schemas.microsoft.com/office/word/2010/wordprocessingShape" mc:Ignorable="w14 w15 w16se w16cid w16 w16cex w16sdtdh w16sdtfl w16du wp14">
   <w:abstractNum w:abstractNumId="0" w15:restartNumberingAfterBreak="0">
+    <w:nsid w:val="0BD76226"/>
+    <w:multiLevelType w:val="multilevel"/>
+    <w:tmpl w:val="04090025"/>
+    <w:lvl w:ilvl="0">
+      <w:start w:val="1"/>
+      <w:numFmt w:val="decimal"/>
+      <w:pStyle w:val="Heading1"/>
+      <w:lvlText w:val="%1"/>
+      <w:lvlJc w:val="left"/>
+      <w:pPr>
+        <w:ind w:left="432" w:hanging="432"/>
+      </w:pPr>
+    </w:lvl>
+    <w:lvl w:ilvl="1">
+      <w:start w:val="1"/>
+      <w:numFmt w:val="decimal"/>
+      <w:pStyle w:val="Heading2"/>
+      <w:lvlText w:val="%1.%2"/>
+      <w:lvlJc w:val="left"/>
+      <w:pPr>
+        <w:ind w:left="576" w:hanging="576"/>
+      </w:pPr>
+    </w:lvl>
+    <w:lvl w:ilvl="2">
+      <w:start w:val="1"/>
+      <w:numFmt w:val="decimal"/>
+      <w:pStyle w:val="Heading3"/>
+      <w:lvlText w:val="%1.%2.%3"/>
+      <w:lvlJc w:val="left"/>
+      <w:pPr>
+        <w:ind w:left="720" w:hanging="720"/>
+      </w:pPr>
+    </w:lvl>
+    <w:lvl w:ilvl="3">
+      <w:start w:val="1"/>
+      <w:numFmt w:val="decimal"/>
+      <w:pStyle w:val="Heading4"/>
+      <w:lvlText w:val="%1.%2.%3.%4"/>
+      <w:lvlJc w:val="left"/>
+      <w:pPr>
+        <w:ind w:left="864" w:hanging="864"/>
+      </w:pPr>
+    </w:lvl>
+    <w:lvl w:ilvl="4">
+      <w:start w:val="1"/>
+      <w:numFmt w:val="decimal"/>
+      <w:pStyle w:val="Heading5"/>
+      <w:lvlText w:val="%1.%2.%3.%4.%5"/>
+      <w:lvlJc w:val="left"/>
+      <w:pPr>
+        <w:ind w:left="1008" w:hanging="1008"/>
+      </w:pPr>
+    </w:lvl>
+    <w:lvl w:ilvl="5">
+      <w:start w:val="1"/>
+      <w:numFmt w:val="decimal"/>
+      <w:pStyle w:val="Heading6"/>
+      <w:lvlText w:val="%1.%2.%3.%4.%5.%6"/>
+      <w:lvlJc w:val="left"/>
+      <w:pPr>
+        <w:ind w:left="1152" w:hanging="1152"/>
+      </w:pPr>
+    </w:lvl>
+    <w:lvl w:ilvl="6">
+      <w:start w:val="1"/>
+      <w:numFmt w:val="decimal"/>
+      <w:pStyle w:val="Heading7"/>
+      <w:lvlText w:val="%1.%2.%3.%4.%5.%6.%7"/>
+      <w:lvlJc w:val="left"/>
+      <w:pPr>
+        <w:ind w:left="1296" w:hanging="1296"/>
+      </w:pPr>
+    </w:lvl>
+    <w:lvl w:ilvl="7">
+      <w:start w:val="1"/>
+      <w:numFmt w:val="decimal"/>
+      <w:pStyle w:val="Heading8"/>
+      <w:lvlText w:val="%1.%2.%3.%4.%5.%6.%7.%8"/>
+      <w:lvlJc w:val="left"/>
+      <w:pPr>
+        <w:ind w:left="1440" w:hanging="1440"/>
+      </w:pPr>
+    </w:lvl>
+    <w:lvl w:ilvl="8">
+      <w:start w:val="1"/>
+      <w:numFmt w:val="decimal"/>
+      <w:pStyle w:val="Heading9"/>
+      <w:lvlText w:val="%1.%2.%3.%4.%5.%6.%7.%8.%9"/>
+      <w:lvlJc w:val="left"/>
+      <w:pPr>
+        <w:ind w:left="1584" w:hanging="1584"/>
+      </w:pPr>
+    </w:lvl>
+  </w:abstractNum>
+  <w:abstractNum w:abstractNumId="1" w15:restartNumberingAfterBreak="0">
     <w:nsid w:val="224E4FC5"/>
     <w:multiLevelType w:val="multilevel"/>
     <w:tmpl w:val="D7D8F9FC"/>
@@ -9497,7 +13881,7 @@
       </w:rPr>
     </w:lvl>
   </w:abstractNum>
-  <w:abstractNum w:abstractNumId="1" w15:restartNumberingAfterBreak="0">
+  <w:abstractNum w:abstractNumId="2" w15:restartNumberingAfterBreak="0">
     <w:nsid w:val="2AF65CA4"/>
     <w:multiLevelType w:val="hybridMultilevel"/>
     <w:tmpl w:val="851615FE"/>
@@ -9610,7 +13994,7 @@
       </w:rPr>
     </w:lvl>
   </w:abstractNum>
-  <w:abstractNum w:abstractNumId="2" w15:restartNumberingAfterBreak="0">
+  <w:abstractNum w:abstractNumId="3" w15:restartNumberingAfterBreak="0">
     <w:nsid w:val="2E0D56DE"/>
     <w:multiLevelType w:val="hybridMultilevel"/>
     <w:tmpl w:val="ACBC2CE4"/>
@@ -9723,7 +14107,7 @@
       </w:rPr>
     </w:lvl>
   </w:abstractNum>
-  <w:abstractNum w:abstractNumId="3" w15:restartNumberingAfterBreak="0">
+  <w:abstractNum w:abstractNumId="4" w15:restartNumberingAfterBreak="0">
     <w:nsid w:val="3304553E"/>
     <w:multiLevelType w:val="hybridMultilevel"/>
     <w:tmpl w:val="DB88AE04"/>
@@ -9836,7 +14220,7 @@
       </w:rPr>
     </w:lvl>
   </w:abstractNum>
-  <w:abstractNum w:abstractNumId="4" w15:restartNumberingAfterBreak="0">
+  <w:abstractNum w:abstractNumId="5" w15:restartNumberingAfterBreak="0">
     <w:nsid w:val="3EF62209"/>
     <w:multiLevelType w:val="hybridMultilevel"/>
     <w:tmpl w:val="F7B688D4"/>
@@ -9949,7 +14333,7 @@
       </w:rPr>
     </w:lvl>
   </w:abstractNum>
-  <w:abstractNum w:abstractNumId="5" w15:restartNumberingAfterBreak="0">
+  <w:abstractNum w:abstractNumId="6" w15:restartNumberingAfterBreak="0">
     <w:nsid w:val="4A7C4544"/>
     <w:multiLevelType w:val="hybridMultilevel"/>
     <w:tmpl w:val="04CC5790"/>
@@ -10062,7 +14446,7 @@
       </w:rPr>
     </w:lvl>
   </w:abstractNum>
-  <w:abstractNum w:abstractNumId="6" w15:restartNumberingAfterBreak="0">
+  <w:abstractNum w:abstractNumId="7" w15:restartNumberingAfterBreak="0">
     <w:nsid w:val="4AF029E7"/>
     <w:multiLevelType w:val="hybridMultilevel"/>
     <w:tmpl w:val="767AAEAE"/>
@@ -10175,7 +14559,7 @@
       </w:rPr>
     </w:lvl>
   </w:abstractNum>
-  <w:abstractNum w:abstractNumId="7" w15:restartNumberingAfterBreak="0">
+  <w:abstractNum w:abstractNumId="8" w15:restartNumberingAfterBreak="0">
     <w:nsid w:val="4C8D08A0"/>
     <w:multiLevelType w:val="hybridMultilevel"/>
     <w:tmpl w:val="06A441D0"/>
@@ -10288,7 +14672,7 @@
       </w:rPr>
     </w:lvl>
   </w:abstractNum>
-  <w:abstractNum w:abstractNumId="8" w15:restartNumberingAfterBreak="0">
+  <w:abstractNum w:abstractNumId="9" w15:restartNumberingAfterBreak="0">
     <w:nsid w:val="57452CFB"/>
     <w:multiLevelType w:val="hybridMultilevel"/>
     <w:tmpl w:val="AAD650E2"/>
@@ -10401,7 +14785,7 @@
       </w:rPr>
     </w:lvl>
   </w:abstractNum>
-  <w:abstractNum w:abstractNumId="9" w15:restartNumberingAfterBreak="0">
+  <w:abstractNum w:abstractNumId="10" w15:restartNumberingAfterBreak="0">
     <w:nsid w:val="624417C4"/>
     <w:multiLevelType w:val="multilevel"/>
     <w:tmpl w:val="D0643304"/>
@@ -10550,7 +14934,93 @@
       </w:rPr>
     </w:lvl>
   </w:abstractNum>
-  <w:abstractNum w:abstractNumId="10" w15:restartNumberingAfterBreak="0">
+  <w:abstractNum w:abstractNumId="11" w15:restartNumberingAfterBreak="0">
+    <w:nsid w:val="632555FB"/>
+    <w:multiLevelType w:val="hybridMultilevel"/>
+    <w:tmpl w:val="9DB8082E"/>
+    <w:lvl w:ilvl="0" w:tplc="0409000F">
+      <w:start w:val="1"/>
+      <w:numFmt w:val="decimal"/>
+      <w:lvlText w:val="%1."/>
+      <w:lvlJc w:val="left"/>
+      <w:pPr>
+        <w:ind w:left="720" w:hanging="360"/>
+      </w:pPr>
+    </w:lvl>
+    <w:lvl w:ilvl="1" w:tplc="04090019" w:tentative="1">
+      <w:start w:val="1"/>
+      <w:numFmt w:val="lowerLetter"/>
+      <w:lvlText w:val="%2."/>
+      <w:lvlJc w:val="left"/>
+      <w:pPr>
+        <w:ind w:left="1440" w:hanging="360"/>
+      </w:pPr>
+    </w:lvl>
+    <w:lvl w:ilvl="2" w:tplc="0409001B" w:tentative="1">
+      <w:start w:val="1"/>
+      <w:numFmt w:val="lowerRoman"/>
+      <w:lvlText w:val="%3."/>
+      <w:lvlJc w:val="right"/>
+      <w:pPr>
+        <w:ind w:left="2160" w:hanging="180"/>
+      </w:pPr>
+    </w:lvl>
+    <w:lvl w:ilvl="3" w:tplc="0409000F" w:tentative="1">
+      <w:start w:val="1"/>
+      <w:numFmt w:val="decimal"/>
+      <w:lvlText w:val="%4."/>
+      <w:lvlJc w:val="left"/>
+      <w:pPr>
+        <w:ind w:left="2880" w:hanging="360"/>
+      </w:pPr>
+    </w:lvl>
+    <w:lvl w:ilvl="4" w:tplc="04090019" w:tentative="1">
+      <w:start w:val="1"/>
+      <w:numFmt w:val="lowerLetter"/>
+      <w:lvlText w:val="%5."/>
+      <w:lvlJc w:val="left"/>
+      <w:pPr>
+        <w:ind w:left="3600" w:hanging="360"/>
+      </w:pPr>
+    </w:lvl>
+    <w:lvl w:ilvl="5" w:tplc="0409001B" w:tentative="1">
+      <w:start w:val="1"/>
+      <w:numFmt w:val="lowerRoman"/>
+      <w:lvlText w:val="%6."/>
+      <w:lvlJc w:val="right"/>
+      <w:pPr>
+        <w:ind w:left="4320" w:hanging="180"/>
+      </w:pPr>
+    </w:lvl>
+    <w:lvl w:ilvl="6" w:tplc="0409000F" w:tentative="1">
+      <w:start w:val="1"/>
+      <w:numFmt w:val="decimal"/>
+      <w:lvlText w:val="%7."/>
+      <w:lvlJc w:val="left"/>
+      <w:pPr>
+        <w:ind w:left="5040" w:hanging="360"/>
+      </w:pPr>
+    </w:lvl>
+    <w:lvl w:ilvl="7" w:tplc="04090019" w:tentative="1">
+      <w:start w:val="1"/>
+      <w:numFmt w:val="lowerLetter"/>
+      <w:lvlText w:val="%8."/>
+      <w:lvlJc w:val="left"/>
+      <w:pPr>
+        <w:ind w:left="5760" w:hanging="360"/>
+      </w:pPr>
+    </w:lvl>
+    <w:lvl w:ilvl="8" w:tplc="0409001B" w:tentative="1">
+      <w:start w:val="1"/>
+      <w:numFmt w:val="lowerRoman"/>
+      <w:lvlText w:val="%9."/>
+      <w:lvlJc w:val="right"/>
+      <w:pPr>
+        <w:ind w:left="6480" w:hanging="180"/>
+      </w:pPr>
+    </w:lvl>
+  </w:abstractNum>
+  <w:abstractNum w:abstractNumId="12" w15:restartNumberingAfterBreak="0">
     <w:nsid w:val="6B9336B9"/>
     <w:multiLevelType w:val="hybridMultilevel"/>
     <w:tmpl w:val="179E69E0"/>
@@ -10663,7 +15133,7 @@
       </w:rPr>
     </w:lvl>
   </w:abstractNum>
-  <w:abstractNum w:abstractNumId="11" w15:restartNumberingAfterBreak="0">
+  <w:abstractNum w:abstractNumId="13" w15:restartNumberingAfterBreak="0">
     <w:nsid w:val="7D2368A5"/>
     <w:multiLevelType w:val="hybridMultilevel"/>
     <w:tmpl w:val="A678C846"/>
@@ -10777,42 +15247,56 @@
     </w:lvl>
   </w:abstractNum>
   <w:num w:numId="1" w16cid:durableId="16930241">
+    <w:abstractNumId w:val="1"/>
+  </w:num>
+  <w:num w:numId="2" w16cid:durableId="1034231379">
+    <w:abstractNumId w:val="10"/>
+  </w:num>
+  <w:num w:numId="3" w16cid:durableId="970479484">
+    <w:abstractNumId w:val="12"/>
+  </w:num>
+  <w:num w:numId="4" w16cid:durableId="1265111092">
+    <w:abstractNumId w:val="5"/>
+  </w:num>
+  <w:num w:numId="5" w16cid:durableId="1738818386">
+    <w:abstractNumId w:val="9"/>
+  </w:num>
+  <w:num w:numId="6" w16cid:durableId="222377751">
+    <w:abstractNumId w:val="3"/>
+  </w:num>
+  <w:num w:numId="7" w16cid:durableId="1708526044">
+    <w:abstractNumId w:val="13"/>
+  </w:num>
+  <w:num w:numId="8" w16cid:durableId="2080206983">
+    <w:abstractNumId w:val="8"/>
+  </w:num>
+  <w:num w:numId="9" w16cid:durableId="810176765">
+    <w:abstractNumId w:val="4"/>
+  </w:num>
+  <w:num w:numId="10" w16cid:durableId="975253908">
+    <w:abstractNumId w:val="7"/>
+  </w:num>
+  <w:num w:numId="11" w16cid:durableId="1686402833">
+    <w:abstractNumId w:val="2"/>
+  </w:num>
+  <w:num w:numId="12" w16cid:durableId="462314637">
+    <w:abstractNumId w:val="6"/>
+  </w:num>
+  <w:num w:numId="13" w16cid:durableId="2014991688">
+    <w:abstractNumId w:val="11"/>
+  </w:num>
+  <w:num w:numId="14" w16cid:durableId="73164433">
     <w:abstractNumId w:val="0"/>
   </w:num>
-  <w:num w:numId="2" w16cid:durableId="1034231379">
-    <w:abstractNumId w:val="9"/>
-  </w:num>
-  <w:num w:numId="3" w16cid:durableId="970479484">
-    <w:abstractNumId w:val="10"/>
-  </w:num>
-  <w:num w:numId="4" w16cid:durableId="1265111092">
-    <w:abstractNumId w:val="4"/>
-  </w:num>
-  <w:num w:numId="5" w16cid:durableId="1738818386">
-    <w:abstractNumId w:val="8"/>
-  </w:num>
-  <w:num w:numId="6" w16cid:durableId="222377751">
-    <w:abstractNumId w:val="2"/>
-  </w:num>
-  <w:num w:numId="7" w16cid:durableId="1708526044">
-    <w:abstractNumId w:val="11"/>
-  </w:num>
-  <w:num w:numId="8" w16cid:durableId="2080206983">
-    <w:abstractNumId w:val="7"/>
-  </w:num>
-  <w:num w:numId="9" w16cid:durableId="810176765">
-    <w:abstractNumId w:val="3"/>
-  </w:num>
-  <w:num w:numId="10" w16cid:durableId="975253908">
-    <w:abstractNumId w:val="6"/>
-  </w:num>
-  <w:num w:numId="11" w16cid:durableId="1686402833">
-    <w:abstractNumId w:val="1"/>
-  </w:num>
-  <w:num w:numId="12" w16cid:durableId="462314637">
-    <w:abstractNumId w:val="5"/>
-  </w:num>
 </w:numbering>
+</file>
+
+<file path=word/people.xml><?xml version="1.0" encoding="utf-8"?>
+<w15:people xmlns:wpc="http://schemas.microsoft.com/office/word/2010/wordprocessingCanvas" xmlns:cx="http://schemas.microsoft.com/office/drawing/2014/chartex" xmlns:cx1="http://schemas.microsoft.com/office/drawing/2015/9/8/chartex" xmlns:cx2="http://schemas.microsoft.com/office/drawing/2015/10/21/chartex" xmlns:cx3="http://schemas.microsoft.com/office/drawing/2016/5/9/chartex" xmlns:cx4="http://schemas.microsoft.com/office/drawing/2016/5/10/chartex" xmlns:cx5="http://schemas.microsoft.com/office/drawing/2016/5/11/chartex" xmlns:cx6="http://schemas.microsoft.com/office/drawing/2016/5/12/chartex" xmlns:cx7="http://schemas.microsoft.com/office/drawing/2016/5/13/chartex" xmlns:cx8="http://schemas.microsoft.com/office/drawing/2016/5/14/chartex" xmlns:mc="http://schemas.openxmlformats.org/markup-compatibility/2006" xmlns:aink="http://schemas.microsoft.com/office/drawing/2016/ink" xmlns:am3d="http://schemas.microsoft.com/office/drawing/2017/model3d" xmlns:o="urn:schemas-microsoft-com:office:office" xmlns:oel="http://schemas.microsoft.com/office/2019/extlst" xmlns:r="http://schemas.openxmlformats.org/officeDocument/2006/relationships" xmlns:m="http://schemas.openxmlformats.org/officeDocument/2006/math" xmlns:v="urn:schemas-microsoft-com:vml" xmlns:wp14="http://schemas.microsoft.com/office/word/2010/wordprocessingDrawing" xmlns:wp="http://schemas.openxmlformats.org/drawingml/2006/wordprocessingDrawing" xmlns:w10="urn:schemas-microsoft-com:office:word" xmlns:w="http://schemas.openxmlformats.org/wordprocessingml/2006/main" xmlns:w14="http://schemas.microsoft.com/office/word/2010/wordml" xmlns:w15="http://schemas.microsoft.com/office/word/2012/wordml" xmlns:w16cex="http://schemas.microsoft.com/office/word/2018/wordml/cex" xmlns:w16cid="http://schemas.microsoft.com/office/word/2016/wordml/cid" xmlns:w16="http://schemas.microsoft.com/office/word/2018/wordml" xmlns:w16du="http://schemas.microsoft.com/office/word/2023/wordml/word16du" xmlns:w16sdtdh="http://schemas.microsoft.com/office/word/2020/wordml/sdtdatahash" xmlns:w16sdtfl="http://schemas.microsoft.com/office/word/2024/wordml/sdtformatlock" xmlns:w16se="http://schemas.microsoft.com/office/word/2015/wordml/symex" xmlns:wpg="http://schemas.microsoft.com/office/word/2010/wordprocessingGroup" xmlns:wpi="http://schemas.microsoft.com/office/word/2010/wordprocessingInk" xmlns:wne="http://schemas.microsoft.com/office/word/2006/wordml" xmlns:wps="http://schemas.microsoft.com/office/word/2010/wordprocessingShape" mc:Ignorable="w14 w15 w16se w16cid w16 w16cex w16sdtdh w16sdtfl w16du wp14">
+  <w15:person w15:author="Bo Fethe">
+    <w15:presenceInfo w15:providerId="Windows Live" w15:userId="269fedc320c0f261"/>
+  </w15:person>
+</w15:people>
 </file>
 
 <file path=word/styles.xml><?xml version="1.0" encoding="utf-8"?>
@@ -11223,6 +15707,9 @@
     <w:pPr>
       <w:keepNext/>
       <w:keepLines/>
+      <w:numPr>
+        <w:numId w:val="14"/>
+      </w:numPr>
       <w:spacing w:before="360" w:after="80"/>
       <w:outlineLvl w:val="0"/>
     </w:pPr>
@@ -11245,6 +15732,10 @@
     <w:pPr>
       <w:keepNext/>
       <w:keepLines/>
+      <w:numPr>
+        <w:ilvl w:val="1"/>
+        <w:numId w:val="14"/>
+      </w:numPr>
       <w:spacing w:before="160" w:after="80"/>
       <w:outlineLvl w:val="1"/>
     </w:pPr>
@@ -11267,6 +15758,10 @@
     <w:pPr>
       <w:keepNext/>
       <w:keepLines/>
+      <w:numPr>
+        <w:ilvl w:val="2"/>
+        <w:numId w:val="14"/>
+      </w:numPr>
       <w:spacing w:before="160" w:after="80"/>
       <w:outlineLvl w:val="2"/>
     </w:pPr>
@@ -11290,6 +15785,10 @@
     <w:pPr>
       <w:keepNext/>
       <w:keepLines/>
+      <w:numPr>
+        <w:ilvl w:val="3"/>
+        <w:numId w:val="14"/>
+      </w:numPr>
       <w:spacing w:before="80" w:after="40"/>
       <w:outlineLvl w:val="3"/>
     </w:pPr>
@@ -11313,6 +15812,10 @@
     <w:pPr>
       <w:keepNext/>
       <w:keepLines/>
+      <w:numPr>
+        <w:ilvl w:val="4"/>
+        <w:numId w:val="14"/>
+      </w:numPr>
       <w:spacing w:before="80" w:after="40"/>
       <w:outlineLvl w:val="4"/>
     </w:pPr>
@@ -11334,6 +15837,10 @@
     <w:pPr>
       <w:keepNext/>
       <w:keepLines/>
+      <w:numPr>
+        <w:ilvl w:val="5"/>
+        <w:numId w:val="14"/>
+      </w:numPr>
       <w:spacing w:before="40"/>
       <w:outlineLvl w:val="5"/>
     </w:pPr>
@@ -11357,6 +15864,10 @@
     <w:pPr>
       <w:keepNext/>
       <w:keepLines/>
+      <w:numPr>
+        <w:ilvl w:val="6"/>
+        <w:numId w:val="14"/>
+      </w:numPr>
       <w:spacing w:before="40"/>
       <w:outlineLvl w:val="6"/>
     </w:pPr>
@@ -11378,6 +15889,10 @@
     <w:pPr>
       <w:keepNext/>
       <w:keepLines/>
+      <w:numPr>
+        <w:ilvl w:val="7"/>
+        <w:numId w:val="14"/>
+      </w:numPr>
       <w:outlineLvl w:val="7"/>
     </w:pPr>
     <w:rPr>
@@ -11400,6 +15915,10 @@
     <w:pPr>
       <w:keepNext/>
       <w:keepLines/>
+      <w:numPr>
+        <w:ilvl w:val="8"/>
+        <w:numId w:val="14"/>
+      </w:numPr>
       <w:outlineLvl w:val="8"/>
     </w:pPr>
     <w:rPr>
@@ -11410,7 +15929,6 @@
   <w:style w:type="character" w:default="1" w:styleId="DefaultParagraphFont">
     <w:name w:val="Default Paragraph Font"/>
     <w:uiPriority w:val="1"/>
-    <w:semiHidden/>
     <w:unhideWhenUsed/>
   </w:style>
   <w:style w:type="table" w:default="1" w:styleId="TableNormal">
@@ -11800,6 +16318,337 @@
     <w:uiPriority w:val="37"/>
     <w:unhideWhenUsed/>
     <w:rsid w:val="00486E7B"/>
+  </w:style>
+  <w:style w:type="paragraph" w:styleId="TOCHeading">
+    <w:name w:val="TOC Heading"/>
+    <w:basedOn w:val="Heading1"/>
+    <w:next w:val="Normal"/>
+    <w:uiPriority w:val="39"/>
+    <w:unhideWhenUsed/>
+    <w:qFormat/>
+    <w:rsid w:val="00AC35C6"/>
+    <w:pPr>
+      <w:spacing w:before="480" w:after="0" w:line="276" w:lineRule="auto"/>
+      <w:outlineLvl w:val="9"/>
+    </w:pPr>
+    <w:rPr>
+      <w:b/>
+      <w:bCs/>
+      <w:kern w:val="0"/>
+      <w:sz w:val="28"/>
+      <w:szCs w:val="28"/>
+      <w14:ligatures w14:val="none"/>
+    </w:rPr>
+  </w:style>
+  <w:style w:type="paragraph" w:styleId="TOC1">
+    <w:name w:val="toc 1"/>
+    <w:basedOn w:val="Normal"/>
+    <w:next w:val="Normal"/>
+    <w:autoRedefine/>
+    <w:uiPriority w:val="39"/>
+    <w:unhideWhenUsed/>
+    <w:rsid w:val="00AC35C6"/>
+    <w:pPr>
+      <w:spacing w:before="120"/>
+    </w:pPr>
+    <w:rPr>
+      <w:rFonts w:asciiTheme="minorHAnsi" w:hAnsiTheme="minorHAnsi"/>
+      <w:b/>
+      <w:bCs/>
+      <w:i/>
+      <w:iCs/>
+    </w:rPr>
+  </w:style>
+  <w:style w:type="paragraph" w:styleId="TOC2">
+    <w:name w:val="toc 2"/>
+    <w:basedOn w:val="Normal"/>
+    <w:next w:val="Normal"/>
+    <w:autoRedefine/>
+    <w:uiPriority w:val="39"/>
+    <w:unhideWhenUsed/>
+    <w:rsid w:val="00AC35C6"/>
+    <w:pPr>
+      <w:spacing w:before="120"/>
+      <w:ind w:left="240"/>
+    </w:pPr>
+    <w:rPr>
+      <w:rFonts w:asciiTheme="minorHAnsi" w:hAnsiTheme="minorHAnsi"/>
+      <w:b/>
+      <w:bCs/>
+      <w:sz w:val="22"/>
+      <w:szCs w:val="22"/>
+    </w:rPr>
+  </w:style>
+  <w:style w:type="paragraph" w:styleId="TOC3">
+    <w:name w:val="toc 3"/>
+    <w:basedOn w:val="Normal"/>
+    <w:next w:val="Normal"/>
+    <w:autoRedefine/>
+    <w:uiPriority w:val="39"/>
+    <w:unhideWhenUsed/>
+    <w:rsid w:val="00AC35C6"/>
+    <w:pPr>
+      <w:ind w:left="480"/>
+    </w:pPr>
+    <w:rPr>
+      <w:rFonts w:asciiTheme="minorHAnsi" w:hAnsiTheme="minorHAnsi"/>
+      <w:sz w:val="20"/>
+      <w:szCs w:val="20"/>
+    </w:rPr>
+  </w:style>
+  <w:style w:type="character" w:styleId="Hyperlink">
+    <w:name w:val="Hyperlink"/>
+    <w:basedOn w:val="DefaultParagraphFont"/>
+    <w:uiPriority w:val="99"/>
+    <w:unhideWhenUsed/>
+    <w:rsid w:val="00AC35C6"/>
+    <w:rPr>
+      <w:color w:val="467886" w:themeColor="hyperlink"/>
+      <w:u w:val="single"/>
+    </w:rPr>
+  </w:style>
+  <w:style w:type="paragraph" w:styleId="TOC4">
+    <w:name w:val="toc 4"/>
+    <w:basedOn w:val="Normal"/>
+    <w:next w:val="Normal"/>
+    <w:autoRedefine/>
+    <w:uiPriority w:val="39"/>
+    <w:semiHidden/>
+    <w:unhideWhenUsed/>
+    <w:rsid w:val="00AC35C6"/>
+    <w:pPr>
+      <w:ind w:left="720"/>
+    </w:pPr>
+    <w:rPr>
+      <w:rFonts w:asciiTheme="minorHAnsi" w:hAnsiTheme="minorHAnsi"/>
+      <w:sz w:val="20"/>
+      <w:szCs w:val="20"/>
+    </w:rPr>
+  </w:style>
+  <w:style w:type="paragraph" w:styleId="TOC5">
+    <w:name w:val="toc 5"/>
+    <w:basedOn w:val="Normal"/>
+    <w:next w:val="Normal"/>
+    <w:autoRedefine/>
+    <w:uiPriority w:val="39"/>
+    <w:semiHidden/>
+    <w:unhideWhenUsed/>
+    <w:rsid w:val="00AC35C6"/>
+    <w:pPr>
+      <w:ind w:left="960"/>
+    </w:pPr>
+    <w:rPr>
+      <w:rFonts w:asciiTheme="minorHAnsi" w:hAnsiTheme="minorHAnsi"/>
+      <w:sz w:val="20"/>
+      <w:szCs w:val="20"/>
+    </w:rPr>
+  </w:style>
+  <w:style w:type="paragraph" w:styleId="TOC6">
+    <w:name w:val="toc 6"/>
+    <w:basedOn w:val="Normal"/>
+    <w:next w:val="Normal"/>
+    <w:autoRedefine/>
+    <w:uiPriority w:val="39"/>
+    <w:semiHidden/>
+    <w:unhideWhenUsed/>
+    <w:rsid w:val="00AC35C6"/>
+    <w:pPr>
+      <w:ind w:left="1200"/>
+    </w:pPr>
+    <w:rPr>
+      <w:rFonts w:asciiTheme="minorHAnsi" w:hAnsiTheme="minorHAnsi"/>
+      <w:sz w:val="20"/>
+      <w:szCs w:val="20"/>
+    </w:rPr>
+  </w:style>
+  <w:style w:type="paragraph" w:styleId="TOC7">
+    <w:name w:val="toc 7"/>
+    <w:basedOn w:val="Normal"/>
+    <w:next w:val="Normal"/>
+    <w:autoRedefine/>
+    <w:uiPriority w:val="39"/>
+    <w:semiHidden/>
+    <w:unhideWhenUsed/>
+    <w:rsid w:val="00AC35C6"/>
+    <w:pPr>
+      <w:ind w:left="1440"/>
+    </w:pPr>
+    <w:rPr>
+      <w:rFonts w:asciiTheme="minorHAnsi" w:hAnsiTheme="minorHAnsi"/>
+      <w:sz w:val="20"/>
+      <w:szCs w:val="20"/>
+    </w:rPr>
+  </w:style>
+  <w:style w:type="paragraph" w:styleId="TOC8">
+    <w:name w:val="toc 8"/>
+    <w:basedOn w:val="Normal"/>
+    <w:next w:val="Normal"/>
+    <w:autoRedefine/>
+    <w:uiPriority w:val="39"/>
+    <w:semiHidden/>
+    <w:unhideWhenUsed/>
+    <w:rsid w:val="00AC35C6"/>
+    <w:pPr>
+      <w:ind w:left="1680"/>
+    </w:pPr>
+    <w:rPr>
+      <w:rFonts w:asciiTheme="minorHAnsi" w:hAnsiTheme="minorHAnsi"/>
+      <w:sz w:val="20"/>
+      <w:szCs w:val="20"/>
+    </w:rPr>
+  </w:style>
+  <w:style w:type="paragraph" w:styleId="TOC9">
+    <w:name w:val="toc 9"/>
+    <w:basedOn w:val="Normal"/>
+    <w:next w:val="Normal"/>
+    <w:autoRedefine/>
+    <w:uiPriority w:val="39"/>
+    <w:semiHidden/>
+    <w:unhideWhenUsed/>
+    <w:rsid w:val="00AC35C6"/>
+    <w:pPr>
+      <w:ind w:left="1920"/>
+    </w:pPr>
+    <w:rPr>
+      <w:rFonts w:asciiTheme="minorHAnsi" w:hAnsiTheme="minorHAnsi"/>
+      <w:sz w:val="20"/>
+      <w:szCs w:val="20"/>
+    </w:rPr>
+  </w:style>
+  <w:style w:type="paragraph" w:styleId="Footer">
+    <w:name w:val="footer"/>
+    <w:basedOn w:val="Normal"/>
+    <w:link w:val="FooterChar"/>
+    <w:uiPriority w:val="99"/>
+    <w:unhideWhenUsed/>
+    <w:rsid w:val="00AC35C6"/>
+    <w:pPr>
+      <w:tabs>
+        <w:tab w:val="center" w:pos="4680"/>
+        <w:tab w:val="right" w:pos="9360"/>
+      </w:tabs>
+    </w:pPr>
+  </w:style>
+  <w:style w:type="character" w:customStyle="1" w:styleId="FooterChar">
+    <w:name w:val="Footer Char"/>
+    <w:basedOn w:val="DefaultParagraphFont"/>
+    <w:link w:val="Footer"/>
+    <w:uiPriority w:val="99"/>
+    <w:rsid w:val="00AC35C6"/>
+  </w:style>
+  <w:style w:type="character" w:styleId="PageNumber">
+    <w:name w:val="page number"/>
+    <w:basedOn w:val="DefaultParagraphFont"/>
+    <w:uiPriority w:val="99"/>
+    <w:semiHidden/>
+    <w:unhideWhenUsed/>
+    <w:rsid w:val="00AC35C6"/>
+  </w:style>
+  <w:style w:type="paragraph" w:styleId="Header">
+    <w:name w:val="header"/>
+    <w:basedOn w:val="Normal"/>
+    <w:link w:val="HeaderChar"/>
+    <w:uiPriority w:val="99"/>
+    <w:unhideWhenUsed/>
+    <w:rsid w:val="00AC35C6"/>
+    <w:pPr>
+      <w:tabs>
+        <w:tab w:val="center" w:pos="4680"/>
+        <w:tab w:val="right" w:pos="9360"/>
+      </w:tabs>
+    </w:pPr>
+  </w:style>
+  <w:style w:type="character" w:customStyle="1" w:styleId="HeaderChar">
+    <w:name w:val="Header Char"/>
+    <w:basedOn w:val="DefaultParagraphFont"/>
+    <w:link w:val="Header"/>
+    <w:uiPriority w:val="99"/>
+    <w:rsid w:val="00AC35C6"/>
+  </w:style>
+  <w:style w:type="paragraph" w:styleId="TableofFigures">
+    <w:name w:val="table of figures"/>
+    <w:basedOn w:val="Normal"/>
+    <w:next w:val="Normal"/>
+    <w:uiPriority w:val="99"/>
+    <w:unhideWhenUsed/>
+    <w:rsid w:val="005374B4"/>
+  </w:style>
+  <w:style w:type="character" w:styleId="UnresolvedMention">
+    <w:name w:val="Unresolved Mention"/>
+    <w:basedOn w:val="DefaultParagraphFont"/>
+    <w:uiPriority w:val="99"/>
+    <w:semiHidden/>
+    <w:unhideWhenUsed/>
+    <w:rsid w:val="00AF0904"/>
+    <w:rPr>
+      <w:color w:val="605E5C"/>
+      <w:shd w:val="clear" w:color="auto" w:fill="E1DFDD"/>
+    </w:rPr>
+  </w:style>
+  <w:style w:type="character" w:styleId="CommentReference">
+    <w:name w:val="annotation reference"/>
+    <w:basedOn w:val="DefaultParagraphFont"/>
+    <w:uiPriority w:val="99"/>
+    <w:semiHidden/>
+    <w:unhideWhenUsed/>
+    <w:rsid w:val="00441AAC"/>
+    <w:rPr>
+      <w:sz w:val="16"/>
+      <w:szCs w:val="16"/>
+    </w:rPr>
+  </w:style>
+  <w:style w:type="paragraph" w:styleId="CommentText">
+    <w:name w:val="annotation text"/>
+    <w:basedOn w:val="Normal"/>
+    <w:link w:val="CommentTextChar"/>
+    <w:uiPriority w:val="99"/>
+    <w:semiHidden/>
+    <w:unhideWhenUsed/>
+    <w:rsid w:val="00441AAC"/>
+    <w:rPr>
+      <w:sz w:val="20"/>
+      <w:szCs w:val="20"/>
+    </w:rPr>
+  </w:style>
+  <w:style w:type="character" w:customStyle="1" w:styleId="CommentTextChar">
+    <w:name w:val="Comment Text Char"/>
+    <w:basedOn w:val="DefaultParagraphFont"/>
+    <w:link w:val="CommentText"/>
+    <w:uiPriority w:val="99"/>
+    <w:semiHidden/>
+    <w:rsid w:val="00441AAC"/>
+    <w:rPr>
+      <w:sz w:val="20"/>
+      <w:szCs w:val="20"/>
+    </w:rPr>
+  </w:style>
+  <w:style w:type="paragraph" w:styleId="CommentSubject">
+    <w:name w:val="annotation subject"/>
+    <w:basedOn w:val="CommentText"/>
+    <w:next w:val="CommentText"/>
+    <w:link w:val="CommentSubjectChar"/>
+    <w:uiPriority w:val="99"/>
+    <w:semiHidden/>
+    <w:unhideWhenUsed/>
+    <w:rsid w:val="00441AAC"/>
+    <w:rPr>
+      <w:b/>
+      <w:bCs/>
+    </w:rPr>
+  </w:style>
+  <w:style w:type="character" w:customStyle="1" w:styleId="CommentSubjectChar">
+    <w:name w:val="Comment Subject Char"/>
+    <w:basedOn w:val="CommentTextChar"/>
+    <w:link w:val="CommentSubject"/>
+    <w:uiPriority w:val="99"/>
+    <w:semiHidden/>
+    <w:rsid w:val="00441AAC"/>
+    <w:rPr>
+      <w:b/>
+      <w:bCs/>
+      <w:sz w:val="20"/>
+      <w:szCs w:val="20"/>
+    </w:rPr>
   </w:style>
 </w:styles>
 </file>
@@ -12204,7 +17053,7 @@
     <b:URL>https://github.com/bofethe/parcel-sales</b:URL>
     <b:Year>2025</b:Year>
     <b:ProductionCompany>GitHub</b:ProductionCompany>
-    <b:RefOrder>4</b:RefOrder>
+    <b:RefOrder>5</b:RefOrder>
   </b:Source>
   <b:Source>
     <b:Tag>Hil25</b:Tag>
@@ -12218,13 +17067,36 @@
     </b:Author>
     <b:URL>https://downloads.hcpafl.org/</b:URL>
     <b:Title>Public Downloads</b:Title>
-    <b:RefOrder>5</b:RefOrder>
+    <b:RefOrder>6</b:RefOrder>
+  </b:Source>
+  <b:Source>
+    <b:Tag>Duc13</b:Tag>
+    <b:SourceType>InternetSite</b:SourceType>
+    <b:Guid>{B1F38275-E023-3E4A-95C8-9DF66F62889E}</b:Guid>
+    <b:Title>Subprime Mortgage Crisis</b:Title>
+    <b:Year>2013</b:Year>
+    <b:Author>
+      <b:Author>
+        <b:NameList>
+          <b:Person>
+            <b:Last>Duca</b:Last>
+            <b:First>John</b:First>
+            <b:Middle>V.</b:Middle>
+          </b:Person>
+        </b:NameList>
+      </b:Author>
+    </b:Author>
+    <b:InternetSiteTitle>Federal Reserve History</b:InternetSiteTitle>
+    <b:URL>https://www.federalreservehistory.org/essays/subprime-mortgage-crisis</b:URL>
+    <b:Month>November</b:Month>
+    <b:Day>22</b:Day>
+    <b:RefOrder>4</b:RefOrder>
   </b:Source>
 </b:Sources>
 </file>
 
 <file path=customXml/itemProps1.xml><?xml version="1.0" encoding="utf-8"?>
-<ds:datastoreItem xmlns:ds="http://schemas.openxmlformats.org/officeDocument/2006/customXml" ds:itemID="{BC8C288C-DA1A-6843-8C45-C9A1B11C2FC7}">
+<ds:datastoreItem xmlns:ds="http://schemas.openxmlformats.org/officeDocument/2006/customXml" ds:itemID="{84F10FC2-88D1-8F46-88BF-6E2C3ED5C0C8}">
   <ds:schemaRefs>
     <ds:schemaRef ds:uri="http://schemas.openxmlformats.org/officeDocument/2006/bibliography"/>
   </ds:schemaRefs>

--- a/reports/HC_Parcel_Sales_Prediction.docx
+++ b/reports/HC_Parcel_Sales_Prediction.docx
@@ -2,43 +2,917 @@
 <file path=word/document.xml><?xml version="1.0" encoding="utf-8"?>
 <w:document xmlns:wpc="http://schemas.microsoft.com/office/word/2010/wordprocessingCanvas" xmlns:cx="http://schemas.microsoft.com/office/drawing/2014/chartex" xmlns:cx1="http://schemas.microsoft.com/office/drawing/2015/9/8/chartex" xmlns:cx2="http://schemas.microsoft.com/office/drawing/2015/10/21/chartex" xmlns:cx3="http://schemas.microsoft.com/office/drawing/2016/5/9/chartex" xmlns:cx4="http://schemas.microsoft.com/office/drawing/2016/5/10/chartex" xmlns:cx5="http://schemas.microsoft.com/office/drawing/2016/5/11/chartex" xmlns:cx6="http://schemas.microsoft.com/office/drawing/2016/5/12/chartex" xmlns:cx7="http://schemas.microsoft.com/office/drawing/2016/5/13/chartex" xmlns:cx8="http://schemas.microsoft.com/office/drawing/2016/5/14/chartex" xmlns:mc="http://schemas.openxmlformats.org/markup-compatibility/2006" xmlns:aink="http://schemas.microsoft.com/office/drawing/2016/ink" xmlns:am3d="http://schemas.microsoft.com/office/drawing/2017/model3d" xmlns:o="urn:schemas-microsoft-com:office:office" xmlns:oel="http://schemas.microsoft.com/office/2019/extlst" xmlns:r="http://schemas.openxmlformats.org/officeDocument/2006/relationships" xmlns:m="http://schemas.openxmlformats.org/officeDocument/2006/math" xmlns:v="urn:schemas-microsoft-com:vml" xmlns:wp14="http://schemas.microsoft.com/office/word/2010/wordprocessingDrawing" xmlns:wp="http://schemas.openxmlformats.org/drawingml/2006/wordprocessingDrawing" xmlns:w10="urn:schemas-microsoft-com:office:word" xmlns:w="http://schemas.openxmlformats.org/wordprocessingml/2006/main" xmlns:w14="http://schemas.microsoft.com/office/word/2010/wordml" xmlns:w15="http://schemas.microsoft.com/office/word/2012/wordml" xmlns:w16cex="http://schemas.microsoft.com/office/word/2018/wordml/cex" xmlns:w16cid="http://schemas.microsoft.com/office/word/2016/wordml/cid" xmlns:w16="http://schemas.microsoft.com/office/word/2018/wordml" xmlns:w16du="http://schemas.microsoft.com/office/word/2023/wordml/word16du" xmlns:w16sdtdh="http://schemas.microsoft.com/office/word/2020/wordml/sdtdatahash" xmlns:w16sdtfl="http://schemas.microsoft.com/office/word/2024/wordml/sdtformatlock" xmlns:w16se="http://schemas.microsoft.com/office/word/2015/wordml/symex" xmlns:wpg="http://schemas.microsoft.com/office/word/2010/wordprocessingGroup" xmlns:wpi="http://schemas.microsoft.com/office/word/2010/wordprocessingInk" xmlns:wne="http://schemas.microsoft.com/office/word/2006/wordml" xmlns:wps="http://schemas.microsoft.com/office/word/2010/wordprocessingShape" mc:Ignorable="w14 w15 w16se w16cid w16 w16cex w16sdtdh w16sdtfl w16du wp14">
   <w:body>
+    <w:sdt>
+      <w:sdtPr>
+        <w:id w:val="780149546"/>
+        <w:docPartObj>
+          <w:docPartGallery w:val="Cover Pages"/>
+          <w:docPartUnique/>
+        </w:docPartObj>
+      </w:sdtPr>
+      <w:sdtContent>
+        <w:p/>
+        <w:p>
+          <w:pPr>
+            <w:rPr>
+              <w:rFonts w:asciiTheme="majorHAnsi" w:eastAsiaTheme="majorEastAsia" w:hAnsiTheme="majorHAnsi" w:cstheme="majorBidi"/>
+              <w:spacing w:val="-10"/>
+              <w:kern w:val="28"/>
+              <w:sz w:val="56"/>
+              <w:szCs w:val="56"/>
+            </w:rPr>
+          </w:pPr>
+          <w:r>
+            <w:rPr>
+              <w:noProof/>
+              <w:lang w:eastAsia="zh-CN"/>
+            </w:rPr>
+            <mc:AlternateContent>
+              <mc:Choice Requires="wps">
+                <w:drawing>
+                  <wp:anchor distT="0" distB="0" distL="114300" distR="114300" simplePos="0" relativeHeight="251662336" behindDoc="0" locked="0" layoutInCell="1" allowOverlap="1" wp14:anchorId="6F01A8CA" wp14:editId="2DB545A5">
+                    <wp:simplePos x="0" y="0"/>
+                    <mc:AlternateContent>
+                      <mc:Choice Requires="wp14">
+                        <wp:positionH relativeFrom="page">
+                          <wp14:pctPosHOffset>15000</wp14:pctPosHOffset>
+                        </wp:positionH>
+                      </mc:Choice>
+                      <mc:Fallback>
+                        <wp:positionH relativeFrom="page">
+                          <wp:posOffset>1165860</wp:posOffset>
+                        </wp:positionH>
+                      </mc:Fallback>
+                    </mc:AlternateContent>
+                    <mc:AlternateContent>
+                      <mc:Choice Requires="wp14">
+                        <wp:positionV relativeFrom="page">
+                          <wp14:pctPosVOffset>9100</wp14:pctPosVOffset>
+                        </wp:positionV>
+                      </mc:Choice>
+                      <mc:Fallback>
+                        <wp:positionV relativeFrom="page">
+                          <wp:posOffset>915035</wp:posOffset>
+                        </wp:positionV>
+                      </mc:Fallback>
+                    </mc:AlternateContent>
+                    <wp:extent cx="3660775" cy="3651250"/>
+                    <wp:effectExtent l="0" t="0" r="10160" b="7620"/>
+                    <wp:wrapSquare wrapText="bothSides"/>
+                    <wp:docPr id="111" name="Text Box 91"/>
+                    <wp:cNvGraphicFramePr/>
+                    <a:graphic xmlns:a="http://schemas.openxmlformats.org/drawingml/2006/main">
+                      <a:graphicData uri="http://schemas.microsoft.com/office/word/2010/wordprocessingShape">
+                        <wps:wsp>
+                          <wps:cNvSpPr txBox="1"/>
+                          <wps:spPr>
+                            <a:xfrm>
+                              <a:off x="0" y="0"/>
+                              <a:ext cx="3660775" cy="3651250"/>
+                            </a:xfrm>
+                            <a:prstGeom prst="rect">
+                              <a:avLst/>
+                            </a:prstGeom>
+                            <a:noFill/>
+                            <a:ln w="6350">
+                              <a:noFill/>
+                            </a:ln>
+                            <a:effectLst/>
+                          </wps:spPr>
+                          <wps:style>
+                            <a:lnRef idx="0">
+                              <a:schemeClr val="accent1"/>
+                            </a:lnRef>
+                            <a:fillRef idx="0">
+                              <a:schemeClr val="accent1"/>
+                            </a:fillRef>
+                            <a:effectRef idx="0">
+                              <a:schemeClr val="accent1"/>
+                            </a:effectRef>
+                            <a:fontRef idx="minor">
+                              <a:schemeClr val="dk1"/>
+                            </a:fontRef>
+                          </wps:style>
+                          <wps:txbx>
+                            <w:txbxContent>
+                              <w:sdt>
+                                <w:sdtPr>
+                                  <w:rPr>
+                                    <w:caps/>
+                                    <w:color w:val="0A1D30" w:themeColor="text2" w:themeShade="BF"/>
+                                    <w:sz w:val="40"/>
+                                    <w:szCs w:val="40"/>
+                                  </w:rPr>
+                                  <w:alias w:val="Publish Date"/>
+                                  <w:tag w:val=""/>
+                                  <w:id w:val="400952559"/>
+                                  <w:dataBinding w:prefixMappings="xmlns:ns0='http://schemas.microsoft.com/office/2006/coverPageProps' " w:xpath="/ns0:CoverPageProperties[1]/ns0:PublishDate[1]" w:storeItemID="{55AF091B-3C7A-41E3-B477-F2FDAA23CFDA}"/>
+                                  <w:date w:fullDate="2025-07-02T00:00:00Z">
+                                    <w:dateFormat w:val="MMMM d, yyyy"/>
+                                    <w:lid w:val="en-US"/>
+                                    <w:storeMappedDataAs w:val="dateTime"/>
+                                    <w:calendar w:val="gregorian"/>
+                                  </w:date>
+                                </w:sdtPr>
+                                <w:sdtContent>
+                                  <w:p>
+                                    <w:pPr>
+                                      <w:pStyle w:val="NoSpacing"/>
+                                      <w:jc w:val="right"/>
+                                      <w:rPr>
+                                        <w:caps/>
+                                        <w:color w:val="0A1D30" w:themeColor="text2" w:themeShade="BF"/>
+                                        <w:sz w:val="40"/>
+                                        <w:szCs w:val="40"/>
+                                      </w:rPr>
+                                    </w:pPr>
+                                    <w:r>
+                                      <w:rPr>
+                                        <w:caps/>
+                                        <w:color w:val="0A1D30" w:themeColor="text2" w:themeShade="BF"/>
+                                        <w:sz w:val="40"/>
+                                        <w:szCs w:val="40"/>
+                                      </w:rPr>
+                                      <w:t>July 2, 2025</w:t>
+                                    </w:r>
+                                  </w:p>
+                                </w:sdtContent>
+                              </w:sdt>
+                            </w:txbxContent>
+                          </wps:txbx>
+                          <wps:bodyPr rot="0" spcFirstLastPara="0" vertOverflow="overflow" horzOverflow="overflow" vert="horz" wrap="square" lIns="0" tIns="0" rIns="0" bIns="0" numCol="1" spcCol="0" rtlCol="0" fromWordArt="0" anchor="b" anchorCtr="0" forceAA="0" compatLnSpc="1">
+                            <a:prstTxWarp prst="textNoShape">
+                              <a:avLst/>
+                            </a:prstTxWarp>
+                            <a:spAutoFit/>
+                          </wps:bodyPr>
+                        </wps:wsp>
+                      </a:graphicData>
+                    </a:graphic>
+                    <wp14:sizeRelH relativeFrom="page">
+                      <wp14:pctWidth>73400</wp14:pctWidth>
+                    </wp14:sizeRelH>
+                    <wp14:sizeRelV relativeFrom="page">
+                      <wp14:pctHeight>36300</wp14:pctHeight>
+                    </wp14:sizeRelV>
+                  </wp:anchor>
+                </w:drawing>
+              </mc:Choice>
+              <mc:Fallback>
+                <w:pict>
+                  <v:shapetype w14:anchorId="6F01A8CA" id="_x0000_t202" coordsize="21600,21600" o:spt="202" path="m,l,21600r21600,l21600,xe">
+                    <v:stroke joinstyle="miter"/>
+                    <v:path gradientshapeok="t" o:connecttype="rect"/>
+                  </v:shapetype>
+                  <v:shape id="Text Box 91" o:spid="_x0000_s1026" type="#_x0000_t202" style="position:absolute;margin-left:0;margin-top:0;width:288.25pt;height:287.5pt;z-index:251662336;visibility:visible;mso-wrap-style:square;mso-width-percent:734;mso-height-percent:363;mso-left-percent:150;mso-top-percent:91;mso-wrap-distance-left:9pt;mso-wrap-distance-top:0;mso-wrap-distance-right:9pt;mso-wrap-distance-bottom:0;mso-position-horizontal-relative:page;mso-position-vertical-relative:page;mso-width-percent:734;mso-height-percent:363;mso-left-percent:150;mso-top-percent:91;mso-width-relative:page;mso-height-relative:page;v-text-anchor:bottom" o:gfxdata="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" filled="f" stroked="f" strokeweight=".5pt">
+                    <v:textbox style="mso-fit-shape-to-text:t" inset="0,0,0,0">
+                      <w:txbxContent>
+                        <w:sdt>
+                          <w:sdtPr>
+                            <w:rPr>
+                              <w:caps/>
+                              <w:color w:val="0A1D30" w:themeColor="text2" w:themeShade="BF"/>
+                              <w:sz w:val="40"/>
+                              <w:szCs w:val="40"/>
+                            </w:rPr>
+                            <w:alias w:val="Publish Date"/>
+                            <w:tag w:val=""/>
+                            <w:id w:val="400952559"/>
+                            <w:dataBinding w:prefixMappings="xmlns:ns0='http://schemas.microsoft.com/office/2006/coverPageProps' " w:xpath="/ns0:CoverPageProperties[1]/ns0:PublishDate[1]" w:storeItemID="{55AF091B-3C7A-41E3-B477-F2FDAA23CFDA}"/>
+                            <w:date w:fullDate="2025-07-02T00:00:00Z">
+                              <w:dateFormat w:val="MMMM d, yyyy"/>
+                              <w:lid w:val="en-US"/>
+                              <w:storeMappedDataAs w:val="dateTime"/>
+                              <w:calendar w:val="gregorian"/>
+                            </w:date>
+                          </w:sdtPr>
+                          <w:sdtContent>
+                            <w:p>
+                              <w:pPr>
+                                <w:pStyle w:val="NoSpacing"/>
+                                <w:jc w:val="right"/>
+                                <w:rPr>
+                                  <w:caps/>
+                                  <w:color w:val="0A1D30" w:themeColor="text2" w:themeShade="BF"/>
+                                  <w:sz w:val="40"/>
+                                  <w:szCs w:val="40"/>
+                                </w:rPr>
+                              </w:pPr>
+                              <w:r>
+                                <w:rPr>
+                                  <w:caps/>
+                                  <w:color w:val="0A1D30" w:themeColor="text2" w:themeShade="BF"/>
+                                  <w:sz w:val="40"/>
+                                  <w:szCs w:val="40"/>
+                                </w:rPr>
+                                <w:t>July 2, 2025</w:t>
+                              </w:r>
+                            </w:p>
+                          </w:sdtContent>
+                        </w:sdt>
+                      </w:txbxContent>
+                    </v:textbox>
+                    <w10:wrap type="square" anchorx="page" anchory="page"/>
+                  </v:shape>
+                </w:pict>
+              </mc:Fallback>
+            </mc:AlternateContent>
+          </w:r>
+          <w:r>
+            <w:rPr>
+              <w:noProof/>
+              <w:lang w:eastAsia="zh-CN"/>
+            </w:rPr>
+            <mc:AlternateContent>
+              <mc:Choice Requires="wps">
+                <w:drawing>
+                  <wp:anchor distT="0" distB="0" distL="114300" distR="114300" simplePos="0" relativeHeight="251661312" behindDoc="0" locked="0" layoutInCell="1" allowOverlap="1" wp14:anchorId="1E3D92F3" wp14:editId="1AE2AC2C">
+                    <wp:simplePos x="0" y="0"/>
+                    <mc:AlternateContent>
+                      <mc:Choice Requires="wp14">
+                        <wp:positionH relativeFrom="page">
+                          <wp14:pctPosHOffset>15000</wp14:pctPosHOffset>
+                        </wp:positionH>
+                      </mc:Choice>
+                      <mc:Fallback>
+                        <wp:positionH relativeFrom="page">
+                          <wp:posOffset>1165860</wp:posOffset>
+                        </wp:positionH>
+                      </mc:Fallback>
+                    </mc:AlternateContent>
+                    <mc:AlternateContent>
+                      <mc:Choice Requires="wp14">
+                        <wp:positionV relativeFrom="page">
+                          <wp14:pctPosVOffset>83700</wp14:pctPosVOffset>
+                        </wp:positionV>
+                      </mc:Choice>
+                      <mc:Fallback>
+                        <wp:positionV relativeFrom="page">
+                          <wp:posOffset>8418830</wp:posOffset>
+                        </wp:positionV>
+                      </mc:Fallback>
+                    </mc:AlternateContent>
+                    <wp:extent cx="5753100" cy="652780"/>
+                    <wp:effectExtent l="0" t="0" r="0" b="8255"/>
+                    <wp:wrapSquare wrapText="bothSides"/>
+                    <wp:docPr id="112" name="Text Box 93"/>
+                    <wp:cNvGraphicFramePr/>
+                    <a:graphic xmlns:a="http://schemas.openxmlformats.org/drawingml/2006/main">
+                      <a:graphicData uri="http://schemas.microsoft.com/office/word/2010/wordprocessingShape">
+                        <wps:wsp>
+                          <wps:cNvSpPr txBox="1"/>
+                          <wps:spPr>
+                            <a:xfrm>
+                              <a:off x="0" y="0"/>
+                              <a:ext cx="5753100" cy="652780"/>
+                            </a:xfrm>
+                            <a:prstGeom prst="rect">
+                              <a:avLst/>
+                            </a:prstGeom>
+                            <a:noFill/>
+                            <a:ln w="6350">
+                              <a:noFill/>
+                            </a:ln>
+                            <a:effectLst/>
+                          </wps:spPr>
+                          <wps:style>
+                            <a:lnRef idx="0">
+                              <a:schemeClr val="accent1"/>
+                            </a:lnRef>
+                            <a:fillRef idx="0">
+                              <a:schemeClr val="accent1"/>
+                            </a:fillRef>
+                            <a:effectRef idx="0">
+                              <a:schemeClr val="accent1"/>
+                            </a:effectRef>
+                            <a:fontRef idx="minor">
+                              <a:schemeClr val="dk1"/>
+                            </a:fontRef>
+                          </wps:style>
+                          <wps:txbx>
+                            <w:txbxContent>
+                              <w:sdt>
+                                <w:sdtPr>
+                                  <w:rPr>
+                                    <w:caps/>
+                                    <w:color w:val="262626" w:themeColor="text1" w:themeTint="D9"/>
+                                    <w:sz w:val="28"/>
+                                    <w:szCs w:val="28"/>
+                                  </w:rPr>
+                                  <w:alias w:val="Author"/>
+                                  <w:tag w:val=""/>
+                                  <w:id w:val="1901796142"/>
+                                  <w:dataBinding w:prefixMappings="xmlns:ns0='http://purl.org/dc/elements/1.1/' xmlns:ns1='http://schemas.openxmlformats.org/package/2006/metadata/core-properties' " w:xpath="/ns1:coreProperties[1]/ns0:creator[1]" w:storeItemID="{6C3C8BC8-F283-45AE-878A-BAB7291924A1}"/>
+                                  <w:text/>
+                                </w:sdtPr>
+                                <w:sdtContent>
+                                  <w:p>
+                                    <w:pPr>
+                                      <w:pStyle w:val="NoSpacing"/>
+                                      <w:jc w:val="right"/>
+                                      <w:rPr>
+                                        <w:caps/>
+                                        <w:color w:val="262626" w:themeColor="text1" w:themeTint="D9"/>
+                                        <w:sz w:val="28"/>
+                                        <w:szCs w:val="28"/>
+                                      </w:rPr>
+                                    </w:pPr>
+                                    <w:r>
+                                      <w:rPr>
+                                        <w:caps/>
+                                        <w:color w:val="262626" w:themeColor="text1" w:themeTint="D9"/>
+                                        <w:sz w:val="28"/>
+                                        <w:szCs w:val="28"/>
+                                      </w:rPr>
+                                      <w:t>Fethe, Bo J</w:t>
+                                    </w:r>
+                                  </w:p>
+                                </w:sdtContent>
+                              </w:sdt>
+                              <w:p>
+                                <w:pPr>
+                                  <w:pStyle w:val="NoSpacing"/>
+                                  <w:jc w:val="right"/>
+                                  <w:rPr>
+                                    <w:caps/>
+                                    <w:color w:val="262626" w:themeColor="text1" w:themeTint="D9"/>
+                                    <w:sz w:val="20"/>
+                                    <w:szCs w:val="20"/>
+                                  </w:rPr>
+                                </w:pPr>
+                                <w:sdt>
+                                  <w:sdtPr>
+                                    <w:rPr>
+                                      <w:caps/>
+                                      <w:color w:val="262626" w:themeColor="text1" w:themeTint="D9"/>
+                                      <w:sz w:val="20"/>
+                                      <w:szCs w:val="20"/>
+                                    </w:rPr>
+                                    <w:alias w:val="Company"/>
+                                    <w:tag w:val=""/>
+                                    <w:id w:val="-661235724"/>
+                                    <w:dataBinding w:prefixMappings="xmlns:ns0='http://schemas.openxmlformats.org/officeDocument/2006/extended-properties' " w:xpath="/ns0:Properties[1]/ns0:Company[1]" w:storeItemID="{6668398D-A668-4E3E-A5EB-62B293D839F1}"/>
+                                    <w:text/>
+                                  </w:sdtPr>
+                                  <w:sdtContent>
+                                    <w:r>
+                                      <w:rPr>
+                                        <w:caps/>
+                                        <w:color w:val="262626" w:themeColor="text1" w:themeTint="D9"/>
+                                        <w:sz w:val="20"/>
+                                        <w:szCs w:val="20"/>
+                                      </w:rPr>
+                                      <w:t>Georgia Institute of Technology</w:t>
+                                    </w:r>
+                                  </w:sdtContent>
+                                </w:sdt>
+                              </w:p>
+                              <w:p>
+                                <w:pPr>
+                                  <w:pStyle w:val="NoSpacing"/>
+                                  <w:jc w:val="right"/>
+                                  <w:rPr>
+                                    <w:caps/>
+                                    <w:color w:val="262626" w:themeColor="text1" w:themeTint="D9"/>
+                                    <w:sz w:val="20"/>
+                                    <w:szCs w:val="20"/>
+                                  </w:rPr>
+                                </w:pPr>
+                                <w:sdt>
+                                  <w:sdtPr>
+                                    <w:rPr>
+                                      <w:color w:val="262626" w:themeColor="text1" w:themeTint="D9"/>
+                                      <w:sz w:val="20"/>
+                                      <w:szCs w:val="20"/>
+                                    </w:rPr>
+                                    <w:alias w:val="Address"/>
+                                    <w:tag w:val=""/>
+                                    <w:id w:val="171227497"/>
+                                    <w:dataBinding w:prefixMappings="xmlns:ns0='http://schemas.microsoft.com/office/2006/coverPageProps' " w:xpath="/ns0:CoverPageProperties[1]/ns0:CompanyAddress[1]" w:storeItemID="{55AF091B-3C7A-41E3-B477-F2FDAA23CFDA}"/>
+                                    <w:text/>
+                                  </w:sdtPr>
+                                  <w:sdtContent>
+                                    <w:r>
+                                      <w:rPr>
+                                        <w:color w:val="262626" w:themeColor="text1" w:themeTint="D9"/>
+                                        <w:sz w:val="20"/>
+                                        <w:szCs w:val="20"/>
+                                      </w:rPr>
+                                      <w:t>bfethe3@gatech.edu</w:t>
+                                    </w:r>
+                                  </w:sdtContent>
+                                </w:sdt>
+                                <w:r>
+                                  <w:rPr>
+                                    <w:color w:val="262626" w:themeColor="text1" w:themeTint="D9"/>
+                                    <w:sz w:val="20"/>
+                                    <w:szCs w:val="20"/>
+                                  </w:rPr>
+                                  <w:t xml:space="preserve"> </w:t>
+                                </w:r>
+                              </w:p>
+                            </w:txbxContent>
+                          </wps:txbx>
+                          <wps:bodyPr rot="0" spcFirstLastPara="0" vertOverflow="overflow" horzOverflow="overflow" vert="horz" wrap="square" lIns="0" tIns="0" rIns="0" bIns="0" numCol="1" spcCol="0" rtlCol="0" fromWordArt="0" anchor="b" anchorCtr="0" forceAA="0" compatLnSpc="1">
+                            <a:prstTxWarp prst="textNoShape">
+                              <a:avLst/>
+                            </a:prstTxWarp>
+                            <a:noAutofit/>
+                          </wps:bodyPr>
+                        </wps:wsp>
+                      </a:graphicData>
+                    </a:graphic>
+                    <wp14:sizeRelH relativeFrom="page">
+                      <wp14:pctWidth>73400</wp14:pctWidth>
+                    </wp14:sizeRelH>
+                    <wp14:sizeRelV relativeFrom="page">
+                      <wp14:pctHeight>8000</wp14:pctHeight>
+                    </wp14:sizeRelV>
+                  </wp:anchor>
+                </w:drawing>
+              </mc:Choice>
+              <mc:Fallback>
+                <w:pict>
+                  <v:shape w14:anchorId="1E3D92F3" id="Text Box 93" o:spid="_x0000_s1027" type="#_x0000_t202" style="position:absolute;margin-left:0;margin-top:0;width:453pt;height:51.4pt;z-index:251661312;visibility:visible;mso-wrap-style:square;mso-width-percent:734;mso-height-percent:80;mso-left-percent:150;mso-top-percent:837;mso-wrap-distance-left:9pt;mso-wrap-distance-top:0;mso-wrap-distance-right:9pt;mso-wrap-distance-bottom:0;mso-position-horizontal-relative:page;mso-position-vertical-relative:page;mso-width-percent:734;mso-height-percent:80;mso-left-percent:150;mso-top-percent:837;mso-width-relative:page;mso-height-relative:page;v-text-anchor:bottom" o:gfxdata="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" filled="f" stroked="f" strokeweight=".5pt">
+                    <v:textbox inset="0,0,0,0">
+                      <w:txbxContent>
+                        <w:sdt>
+                          <w:sdtPr>
+                            <w:rPr>
+                              <w:caps/>
+                              <w:color w:val="262626" w:themeColor="text1" w:themeTint="D9"/>
+                              <w:sz w:val="28"/>
+                              <w:szCs w:val="28"/>
+                            </w:rPr>
+                            <w:alias w:val="Author"/>
+                            <w:tag w:val=""/>
+                            <w:id w:val="1901796142"/>
+                            <w:dataBinding w:prefixMappings="xmlns:ns0='http://purl.org/dc/elements/1.1/' xmlns:ns1='http://schemas.openxmlformats.org/package/2006/metadata/core-properties' " w:xpath="/ns1:coreProperties[1]/ns0:creator[1]" w:storeItemID="{6C3C8BC8-F283-45AE-878A-BAB7291924A1}"/>
+                            <w:text/>
+                          </w:sdtPr>
+                          <w:sdtContent>
+                            <w:p>
+                              <w:pPr>
+                                <w:pStyle w:val="NoSpacing"/>
+                                <w:jc w:val="right"/>
+                                <w:rPr>
+                                  <w:caps/>
+                                  <w:color w:val="262626" w:themeColor="text1" w:themeTint="D9"/>
+                                  <w:sz w:val="28"/>
+                                  <w:szCs w:val="28"/>
+                                </w:rPr>
+                              </w:pPr>
+                              <w:r>
+                                <w:rPr>
+                                  <w:caps/>
+                                  <w:color w:val="262626" w:themeColor="text1" w:themeTint="D9"/>
+                                  <w:sz w:val="28"/>
+                                  <w:szCs w:val="28"/>
+                                </w:rPr>
+                                <w:t>Fethe, Bo J</w:t>
+                              </w:r>
+                            </w:p>
+                          </w:sdtContent>
+                        </w:sdt>
+                        <w:p>
+                          <w:pPr>
+                            <w:pStyle w:val="NoSpacing"/>
+                            <w:jc w:val="right"/>
+                            <w:rPr>
+                              <w:caps/>
+                              <w:color w:val="262626" w:themeColor="text1" w:themeTint="D9"/>
+                              <w:sz w:val="20"/>
+                              <w:szCs w:val="20"/>
+                            </w:rPr>
+                          </w:pPr>
+                          <w:sdt>
+                            <w:sdtPr>
+                              <w:rPr>
+                                <w:caps/>
+                                <w:color w:val="262626" w:themeColor="text1" w:themeTint="D9"/>
+                                <w:sz w:val="20"/>
+                                <w:szCs w:val="20"/>
+                              </w:rPr>
+                              <w:alias w:val="Company"/>
+                              <w:tag w:val=""/>
+                              <w:id w:val="-661235724"/>
+                              <w:dataBinding w:prefixMappings="xmlns:ns0='http://schemas.openxmlformats.org/officeDocument/2006/extended-properties' " w:xpath="/ns0:Properties[1]/ns0:Company[1]" w:storeItemID="{6668398D-A668-4E3E-A5EB-62B293D839F1}"/>
+                              <w:text/>
+                            </w:sdtPr>
+                            <w:sdtContent>
+                              <w:r>
+                                <w:rPr>
+                                  <w:caps/>
+                                  <w:color w:val="262626" w:themeColor="text1" w:themeTint="D9"/>
+                                  <w:sz w:val="20"/>
+                                  <w:szCs w:val="20"/>
+                                </w:rPr>
+                                <w:t>Georgia Institute of Technology</w:t>
+                              </w:r>
+                            </w:sdtContent>
+                          </w:sdt>
+                        </w:p>
+                        <w:p>
+                          <w:pPr>
+                            <w:pStyle w:val="NoSpacing"/>
+                            <w:jc w:val="right"/>
+                            <w:rPr>
+                              <w:caps/>
+                              <w:color w:val="262626" w:themeColor="text1" w:themeTint="D9"/>
+                              <w:sz w:val="20"/>
+                              <w:szCs w:val="20"/>
+                            </w:rPr>
+                          </w:pPr>
+                          <w:sdt>
+                            <w:sdtPr>
+                              <w:rPr>
+                                <w:color w:val="262626" w:themeColor="text1" w:themeTint="D9"/>
+                                <w:sz w:val="20"/>
+                                <w:szCs w:val="20"/>
+                              </w:rPr>
+                              <w:alias w:val="Address"/>
+                              <w:tag w:val=""/>
+                              <w:id w:val="171227497"/>
+                              <w:dataBinding w:prefixMappings="xmlns:ns0='http://schemas.microsoft.com/office/2006/coverPageProps' " w:xpath="/ns0:CoverPageProperties[1]/ns0:CompanyAddress[1]" w:storeItemID="{55AF091B-3C7A-41E3-B477-F2FDAA23CFDA}"/>
+                              <w:text/>
+                            </w:sdtPr>
+                            <w:sdtContent>
+                              <w:r>
+                                <w:rPr>
+                                  <w:color w:val="262626" w:themeColor="text1" w:themeTint="D9"/>
+                                  <w:sz w:val="20"/>
+                                  <w:szCs w:val="20"/>
+                                </w:rPr>
+                                <w:t>bfethe3@gatech.edu</w:t>
+                              </w:r>
+                            </w:sdtContent>
+                          </w:sdt>
+                          <w:r>
+                            <w:rPr>
+                              <w:color w:val="262626" w:themeColor="text1" w:themeTint="D9"/>
+                              <w:sz w:val="20"/>
+                              <w:szCs w:val="20"/>
+                            </w:rPr>
+                            <w:t xml:space="preserve"> </w:t>
+                          </w:r>
+                        </w:p>
+                      </w:txbxContent>
+                    </v:textbox>
+                    <w10:wrap type="square" anchorx="page" anchory="page"/>
+                  </v:shape>
+                </w:pict>
+              </mc:Fallback>
+            </mc:AlternateContent>
+          </w:r>
+          <w:r>
+            <w:rPr>
+              <w:noProof/>
+              <w:lang w:eastAsia="zh-CN"/>
+            </w:rPr>
+            <mc:AlternateContent>
+              <mc:Choice Requires="wps">
+                <w:drawing>
+                  <wp:anchor distT="0" distB="0" distL="114300" distR="114300" simplePos="0" relativeHeight="251660288" behindDoc="0" locked="0" layoutInCell="1" allowOverlap="1" wp14:anchorId="6AA423ED" wp14:editId="36032340">
+                    <wp:simplePos x="0" y="0"/>
+                    <mc:AlternateContent>
+                      <mc:Choice Requires="wp14">
+                        <wp:positionH relativeFrom="page">
+                          <wp14:pctPosHOffset>15000</wp14:pctPosHOffset>
+                        </wp:positionH>
+                      </mc:Choice>
+                      <mc:Fallback>
+                        <wp:positionH relativeFrom="page">
+                          <wp:posOffset>1165860</wp:posOffset>
+                        </wp:positionH>
+                      </mc:Fallback>
+                    </mc:AlternateContent>
+                    <mc:AlternateContent>
+                      <mc:Choice Requires="wp14">
+                        <wp:positionV relativeFrom="page">
+                          <wp14:pctPosVOffset>45500</wp14:pctPosVOffset>
+                        </wp:positionV>
+                      </mc:Choice>
+                      <mc:Fallback>
+                        <wp:positionV relativeFrom="page">
+                          <wp:posOffset>4576445</wp:posOffset>
+                        </wp:positionV>
+                      </mc:Fallback>
+                    </mc:AlternateContent>
+                    <wp:extent cx="5753100" cy="525780"/>
+                    <wp:effectExtent l="0" t="0" r="10160" b="6350"/>
+                    <wp:wrapSquare wrapText="bothSides"/>
+                    <wp:docPr id="113" name="Text Box 95"/>
+                    <wp:cNvGraphicFramePr/>
+                    <a:graphic xmlns:a="http://schemas.openxmlformats.org/drawingml/2006/main">
+                      <a:graphicData uri="http://schemas.microsoft.com/office/word/2010/wordprocessingShape">
+                        <wps:wsp>
+                          <wps:cNvSpPr txBox="1"/>
+                          <wps:spPr>
+                            <a:xfrm>
+                              <a:off x="0" y="0"/>
+                              <a:ext cx="5753100" cy="525780"/>
+                            </a:xfrm>
+                            <a:prstGeom prst="rect">
+                              <a:avLst/>
+                            </a:prstGeom>
+                            <a:noFill/>
+                            <a:ln w="6350">
+                              <a:noFill/>
+                            </a:ln>
+                            <a:effectLst/>
+                          </wps:spPr>
+                          <wps:style>
+                            <a:lnRef idx="0">
+                              <a:schemeClr val="accent1"/>
+                            </a:lnRef>
+                            <a:fillRef idx="0">
+                              <a:schemeClr val="accent1"/>
+                            </a:fillRef>
+                            <a:effectRef idx="0">
+                              <a:schemeClr val="accent1"/>
+                            </a:effectRef>
+                            <a:fontRef idx="minor">
+                              <a:schemeClr val="dk1"/>
+                            </a:fontRef>
+                          </wps:style>
+                          <wps:txbx>
+                            <w:txbxContent>
+                              <w:p>
+                                <w:pPr>
+                                  <w:pStyle w:val="NoSpacing"/>
+                                  <w:jc w:val="right"/>
+                                  <w:rPr>
+                                    <w:caps/>
+                                    <w:color w:val="0A1D30" w:themeColor="text2" w:themeShade="BF"/>
+                                    <w:sz w:val="52"/>
+                                    <w:szCs w:val="52"/>
+                                  </w:rPr>
+                                </w:pPr>
+                                <w:sdt>
+                                  <w:sdtPr>
+                                    <w:rPr>
+                                      <w:caps/>
+                                      <w:color w:val="0A1D30" w:themeColor="text2" w:themeShade="BF"/>
+                                      <w:sz w:val="52"/>
+                                      <w:szCs w:val="52"/>
+                                    </w:rPr>
+                                    <w:alias w:val="Title"/>
+                                    <w:tag w:val=""/>
+                                    <w:id w:val="-1315561441"/>
+                                    <w:dataBinding w:prefixMappings="xmlns:ns0='http://purl.org/dc/elements/1.1/' xmlns:ns1='http://schemas.openxmlformats.org/package/2006/metadata/core-properties' " w:xpath="/ns1:coreProperties[1]/ns0:title[1]" w:storeItemID="{6C3C8BC8-F283-45AE-878A-BAB7291924A1}"/>
+                                    <w:text w:multiLine="1"/>
+                                  </w:sdtPr>
+                                  <w:sdtContent>
+                                    <w:r>
+                                      <w:rPr>
+                                        <w:caps/>
+                                        <w:color w:val="0A1D30" w:themeColor="text2" w:themeShade="BF"/>
+                                        <w:sz w:val="52"/>
+                                        <w:szCs w:val="52"/>
+                                      </w:rPr>
+                                      <w:t>Hillsborough County Parcel Sales Prediction</w:t>
+                                    </w:r>
+                                  </w:sdtContent>
+                                </w:sdt>
+                              </w:p>
+                            </w:txbxContent>
+                          </wps:txbx>
+                          <wps:bodyPr rot="0" spcFirstLastPara="0" vertOverflow="overflow" horzOverflow="overflow" vert="horz" wrap="square" lIns="0" tIns="0" rIns="0" bIns="0" numCol="1" spcCol="0" rtlCol="0" fromWordArt="0" anchor="b" anchorCtr="0" forceAA="0" compatLnSpc="1">
+                            <a:prstTxWarp prst="textNoShape">
+                              <a:avLst/>
+                            </a:prstTxWarp>
+                            <a:noAutofit/>
+                          </wps:bodyPr>
+                        </wps:wsp>
+                      </a:graphicData>
+                    </a:graphic>
+                    <wp14:sizeRelH relativeFrom="page">
+                      <wp14:pctWidth>73400</wp14:pctWidth>
+                    </wp14:sizeRelH>
+                    <wp14:sizeRelV relativeFrom="page">
+                      <wp14:pctHeight>36300</wp14:pctHeight>
+                    </wp14:sizeRelV>
+                  </wp:anchor>
+                </w:drawing>
+              </mc:Choice>
+              <mc:Fallback>
+                <w:pict>
+                  <v:shape w14:anchorId="6AA423ED" id="Text Box 95" o:spid="_x0000_s1028" type="#_x0000_t202" style="position:absolute;margin-left:0;margin-top:0;width:453pt;height:41.4pt;z-index:251660288;visibility:visible;mso-wrap-style:square;mso-width-percent:734;mso-height-percent:363;mso-left-percent:150;mso-top-percent:455;mso-wrap-distance-left:9pt;mso-wrap-distance-top:0;mso-wrap-distance-right:9pt;mso-wrap-distance-bottom:0;mso-position-horizontal-relative:page;mso-position-vertical-relative:page;mso-width-percent:734;mso-height-percent:363;mso-left-percent:150;mso-top-percent:455;mso-width-relative:page;mso-height-relative:page;v-text-anchor:bottom" o:gfxdata="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" filled="f" stroked="f" strokeweight=".5pt">
+                    <v:textbox inset="0,0,0,0">
+                      <w:txbxContent>
+                        <w:p>
+                          <w:pPr>
+                            <w:pStyle w:val="NoSpacing"/>
+                            <w:jc w:val="right"/>
+                            <w:rPr>
+                              <w:caps/>
+                              <w:color w:val="0A1D30" w:themeColor="text2" w:themeShade="BF"/>
+                              <w:sz w:val="52"/>
+                              <w:szCs w:val="52"/>
+                            </w:rPr>
+                          </w:pPr>
+                          <w:sdt>
+                            <w:sdtPr>
+                              <w:rPr>
+                                <w:caps/>
+                                <w:color w:val="0A1D30" w:themeColor="text2" w:themeShade="BF"/>
+                                <w:sz w:val="52"/>
+                                <w:szCs w:val="52"/>
+                              </w:rPr>
+                              <w:alias w:val="Title"/>
+                              <w:tag w:val=""/>
+                              <w:id w:val="-1315561441"/>
+                              <w:dataBinding w:prefixMappings="xmlns:ns0='http://purl.org/dc/elements/1.1/' xmlns:ns1='http://schemas.openxmlformats.org/package/2006/metadata/core-properties' " w:xpath="/ns1:coreProperties[1]/ns0:title[1]" w:storeItemID="{6C3C8BC8-F283-45AE-878A-BAB7291924A1}"/>
+                              <w:text w:multiLine="1"/>
+                            </w:sdtPr>
+                            <w:sdtContent>
+                              <w:r>
+                                <w:rPr>
+                                  <w:caps/>
+                                  <w:color w:val="0A1D30" w:themeColor="text2" w:themeShade="BF"/>
+                                  <w:sz w:val="52"/>
+                                  <w:szCs w:val="52"/>
+                                </w:rPr>
+                                <w:t>Hillsborough County Parcel Sales Prediction</w:t>
+                              </w:r>
+                            </w:sdtContent>
+                          </w:sdt>
+                        </w:p>
+                      </w:txbxContent>
+                    </v:textbox>
+                    <w10:wrap type="square" anchorx="page" anchory="page"/>
+                  </v:shape>
+                </w:pict>
+              </mc:Fallback>
+            </mc:AlternateContent>
+          </w:r>
+          <w:r>
+            <w:rPr>
+              <w:noProof/>
+              <w:lang w:eastAsia="zh-CN"/>
+            </w:rPr>
+            <mc:AlternateContent>
+              <mc:Choice Requires="wpg">
+                <w:drawing>
+                  <wp:anchor distT="0" distB="0" distL="114300" distR="114300" simplePos="0" relativeHeight="251659264" behindDoc="0" locked="0" layoutInCell="1" allowOverlap="1" wp14:anchorId="316C1429" wp14:editId="7C2D6A4F">
+                    <wp:simplePos x="0" y="0"/>
+                    <mc:AlternateContent>
+                      <mc:Choice Requires="wp14">
+                        <wp:positionH relativeFrom="page">
+                          <wp14:pctPosHOffset>4500</wp14:pctPosHOffset>
+                        </wp:positionH>
+                      </mc:Choice>
+                      <mc:Fallback>
+                        <wp:positionH relativeFrom="page">
+                          <wp:posOffset>349250</wp:posOffset>
+                        </wp:positionH>
+                      </mc:Fallback>
+                    </mc:AlternateContent>
+                    <wp:positionV relativeFrom="page">
+                      <wp:align>center</wp:align>
+                    </wp:positionV>
+                    <wp:extent cx="228600" cy="9144000"/>
+                    <wp:effectExtent l="0" t="0" r="3175" b="635"/>
+                    <wp:wrapNone/>
+                    <wp:docPr id="114" name="Group 98"/>
+                    <wp:cNvGraphicFramePr/>
+                    <a:graphic xmlns:a="http://schemas.openxmlformats.org/drawingml/2006/main">
+                      <a:graphicData uri="http://schemas.microsoft.com/office/word/2010/wordprocessingGroup">
+                        <wpg:wgp>
+                          <wpg:cNvGrpSpPr/>
+                          <wpg:grpSpPr>
+                            <a:xfrm>
+                              <a:off x="0" y="0"/>
+                              <a:ext cx="228600" cy="9144000"/>
+                              <a:chOff x="0" y="0"/>
+                              <a:chExt cx="228600" cy="9144000"/>
+                            </a:xfrm>
+                            <a:solidFill>
+                              <a:srgbClr val="3B43D7"/>
+                            </a:solidFill>
+                          </wpg:grpSpPr>
+                          <wps:wsp>
+                            <wps:cNvPr id="115" name="Rectangle 115"/>
+                            <wps:cNvSpPr/>
+                            <wps:spPr>
+                              <a:xfrm>
+                                <a:off x="0" y="0"/>
+                                <a:ext cx="228600" cy="8782050"/>
+                              </a:xfrm>
+                              <a:prstGeom prst="rect">
+                                <a:avLst/>
+                              </a:prstGeom>
+                              <a:grpFill/>
+                              <a:ln>
+                                <a:noFill/>
+                              </a:ln>
+                            </wps:spPr>
+                            <wps:style>
+                              <a:lnRef idx="2">
+                                <a:schemeClr val="accent1">
+                                  <a:shade val="50000"/>
+                                </a:schemeClr>
+                              </a:lnRef>
+                              <a:fillRef idx="1">
+                                <a:schemeClr val="accent1"/>
+                              </a:fillRef>
+                              <a:effectRef idx="0">
+                                <a:schemeClr val="accent1"/>
+                              </a:effectRef>
+                              <a:fontRef idx="minor">
+                                <a:schemeClr val="lt1"/>
+                              </a:fontRef>
+                            </wps:style>
+                            <wps:bodyPr rot="0" spcFirstLastPara="0" vertOverflow="overflow" horzOverflow="overflow" vert="horz" wrap="square" lIns="91440" tIns="45720" rIns="91440" bIns="45720" numCol="1" spcCol="0" rtlCol="0" fromWordArt="0" anchor="ctr" anchorCtr="0" forceAA="0" compatLnSpc="1">
+                              <a:prstTxWarp prst="textNoShape">
+                                <a:avLst/>
+                              </a:prstTxWarp>
+                              <a:noAutofit/>
+                            </wps:bodyPr>
+                          </wps:wsp>
+                          <wps:wsp>
+                            <wps:cNvPr id="116" name="Rectangle 116"/>
+                            <wps:cNvSpPr>
+                              <a:spLocks noChangeAspect="1"/>
+                            </wps:cNvSpPr>
+                            <wps:spPr>
+                              <a:xfrm>
+                                <a:off x="0" y="8915400"/>
+                                <a:ext cx="228600" cy="228600"/>
+                              </a:xfrm>
+                              <a:prstGeom prst="rect">
+                                <a:avLst/>
+                              </a:prstGeom>
+                              <a:grpFill/>
+                              <a:ln>
+                                <a:noFill/>
+                              </a:ln>
+                            </wps:spPr>
+                            <wps:style>
+                              <a:lnRef idx="2">
+                                <a:schemeClr val="accent1">
+                                  <a:shade val="50000"/>
+                                </a:schemeClr>
+                              </a:lnRef>
+                              <a:fillRef idx="1">
+                                <a:schemeClr val="accent1"/>
+                              </a:fillRef>
+                              <a:effectRef idx="0">
+                                <a:schemeClr val="accent1"/>
+                              </a:effectRef>
+                              <a:fontRef idx="minor">
+                                <a:schemeClr val="lt1"/>
+                              </a:fontRef>
+                            </wps:style>
+                            <wps:bodyPr rot="0" spcFirstLastPara="0" vertOverflow="overflow" horzOverflow="overflow" vert="horz" wrap="square" lIns="91440" tIns="45720" rIns="91440" bIns="45720" numCol="1" spcCol="0" rtlCol="0" fromWordArt="0" anchor="ctr" anchorCtr="0" forceAA="0" compatLnSpc="1">
+                              <a:prstTxWarp prst="textNoShape">
+                                <a:avLst/>
+                              </a:prstTxWarp>
+                              <a:noAutofit/>
+                            </wps:bodyPr>
+                          </wps:wsp>
+                        </wpg:wgp>
+                      </a:graphicData>
+                    </a:graphic>
+                    <wp14:sizeRelH relativeFrom="page">
+                      <wp14:pctWidth>2900</wp14:pctWidth>
+                    </wp14:sizeRelH>
+                    <wp14:sizeRelV relativeFrom="page">
+                      <wp14:pctHeight>90900</wp14:pctHeight>
+                    </wp14:sizeRelV>
+                  </wp:anchor>
+                </w:drawing>
+              </mc:Choice>
+              <mc:Fallback>
+                <w:pict>
+                  <v:group w14:anchorId="00F67AC3" id="Group 98" o:spid="_x0000_s1026" style="position:absolute;margin-left:0;margin-top:0;width:18pt;height:10in;z-index:251659264;mso-width-percent:29;mso-height-percent:909;mso-left-percent:45;mso-position-horizontal-relative:page;mso-position-vertical:center;mso-position-vertical-relative:page;mso-width-percent:29;mso-height-percent:909;mso-left-percent:45" coordsize="2286,91440" o:gfxdata="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">
+                    <v:rect id="Rectangle 115" o:spid="_x0000_s1027" style="position:absolute;width:2286;height:87820;visibility:visible;mso-wrap-style:square;v-text-anchor:middle" o:gfxdata="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" filled="f" stroked="f" strokeweight="1pt"/>
+                    <v:rect id="Rectangle 116" o:spid="_x0000_s1028" style="position:absolute;top:89154;width:2286;height:2286;visibility:visible;mso-wrap-style:square;v-text-anchor:middle" o:gfxdata="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" filled="f" stroked="f" strokeweight="1pt">
+                      <o:lock v:ext="edit" aspectratio="t"/>
+                    </v:rect>
+                    <w10:wrap anchorx="page" anchory="page"/>
+                  </v:group>
+                </w:pict>
+              </mc:Fallback>
+            </mc:AlternateContent>
+          </w:r>
+          <w:r>
+            <w:br w:type="page"/>
+          </w:r>
+        </w:p>
+      </w:sdtContent>
+    </w:sdt>
     <w:p>
       <w:pPr>
-        <w:pStyle w:val="Title"/>
-        <w:jc w:val="center"/>
-      </w:pPr>
-      <w:r>
-        <w:t xml:space="preserve">Hillsborough County </w:t>
-      </w:r>
-      <w:r>
-        <w:t>Parcel Sales Prediction</w:t>
-      </w:r>
-    </w:p>
-    <w:p>
-      <w:pPr>
-        <w:jc w:val="center"/>
-        <w:rPr>
-          <w:i/>
-          <w:iCs/>
-        </w:rPr>
-      </w:pPr>
-      <w:r>
-        <w:rPr>
-          <w:i/>
-          <w:iCs/>
-        </w:rPr>
-        <w:t>Bo Fethe</w:t>
-      </w:r>
-    </w:p>
-    <w:p>
-      <w:pPr>
         <w:sectPr>
-          <w:footerReference w:type="even" r:id="rId8"/>
-          <w:footerReference w:type="default" r:id="rId9"/>
+          <w:footerReference w:type="even" r:id="rId9"/>
+          <w:footerReference w:type="default" r:id="rId10"/>
           <w:pgSz w:w="12240" w:h="15840"/>
           <w:pgMar w:top="1440" w:right="1440" w:bottom="1440" w:left="1440" w:header="720" w:footer="720" w:gutter="0"/>
+          <w:pgNumType w:start="0"/>
           <w:cols w:space="720"/>
           <w:vAlign w:val="center"/>
+          <w:titlePg/>
           <w:docGrid w:linePitch="360"/>
         </w:sectPr>
       </w:pPr>
@@ -160,7 +1034,7 @@
     <w:p>
       <w:pPr>
         <w:sectPr>
-          <w:footerReference w:type="default" r:id="rId10"/>
+          <w:footerReference w:type="default" r:id="rId11"/>
           <w:pgSz w:w="12240" w:h="15840"/>
           <w:pgMar w:top="1440" w:right="1440" w:bottom="1440" w:left="1440" w:header="720" w:footer="720" w:gutter="0"/>
           <w:cols w:space="720"/>
@@ -170,6 +1044,16 @@
     </w:p>
     <w:sdt>
       <w:sdtPr>
+        <w:rPr>
+          <w:rFonts w:ascii="Calibri" w:eastAsiaTheme="minorHAnsi" w:hAnsi="Calibri" w:cs="Calibri"/>
+          <w:b w:val="0"/>
+          <w:bCs w:val="0"/>
+          <w:color w:val="auto"/>
+          <w:kern w:val="2"/>
+          <w:sz w:val="24"/>
+          <w:szCs w:val="24"/>
+          <w14:ligatures w14:val="standardContextual"/>
+        </w:rPr>
         <w:id w:val="1003009725"/>
         <w:docPartObj>
           <w:docPartGallery w:val="Table of Contents"/>
@@ -178,13 +1062,7 @@
       </w:sdtPr>
       <w:sdtEndPr>
         <w:rPr>
-          <w:rFonts w:ascii="Calibri" w:eastAsiaTheme="minorHAnsi" w:hAnsi="Calibri" w:cs="Calibri"/>
           <w:noProof/>
-          <w:color w:val="auto"/>
-          <w:kern w:val="2"/>
-          <w:sz w:val="24"/>
-          <w:szCs w:val="24"/>
-          <w14:ligatures w14:val="standardContextual"/>
         </w:rPr>
       </w:sdtEndPr>
       <w:sdtContent>
@@ -233,7 +1111,7 @@
             </w:rPr>
             <w:fldChar w:fldCharType="separate"/>
           </w:r>
-          <w:hyperlink w:anchor="_Toc202275306" w:history="1">
+          <w:hyperlink w:anchor="_Toc202387348" w:history="1">
             <w:r>
               <w:rPr>
                 <w:rStyle w:val="Hyperlink"/>
@@ -280,7 +1158,7 @@
                 <w:noProof/>
                 <w:webHidden/>
               </w:rPr>
-              <w:instrText xml:space="preserve"> PAGEREF _Toc202275306 \h </w:instrText>
+              <w:instrText xml:space="preserve"> PAGEREF _Toc202387348 \h </w:instrText>
             </w:r>
             <w:r>
               <w:rPr>
@@ -327,7 +1205,7 @@
               <w:noProof/>
             </w:rPr>
           </w:pPr>
-          <w:hyperlink w:anchor="_Toc202275307" w:history="1">
+          <w:hyperlink w:anchor="_Toc202387349" w:history="1">
             <w:r>
               <w:rPr>
                 <w:rStyle w:val="Hyperlink"/>
@@ -374,7 +1252,7 @@
                 <w:noProof/>
                 <w:webHidden/>
               </w:rPr>
-              <w:instrText xml:space="preserve"> PAGEREF _Toc202275307 \h </w:instrText>
+              <w:instrText xml:space="preserve"> PAGEREF _Toc202387349 \h </w:instrText>
             </w:r>
             <w:r>
               <w:rPr>
@@ -421,7 +1299,7 @@
               <w:szCs w:val="24"/>
             </w:rPr>
           </w:pPr>
-          <w:hyperlink w:anchor="_Toc202275308" w:history="1">
+          <w:hyperlink w:anchor="_Toc202387350" w:history="1">
             <w:r>
               <w:rPr>
                 <w:rStyle w:val="Hyperlink"/>
@@ -466,7 +1344,7 @@
                 <w:noProof/>
                 <w:webHidden/>
               </w:rPr>
-              <w:instrText xml:space="preserve"> PAGEREF _Toc202275308 \h </w:instrText>
+              <w:instrText xml:space="preserve"> PAGEREF _Toc202387350 \h </w:instrText>
             </w:r>
             <w:r>
               <w:rPr>
@@ -511,7 +1389,7 @@
               <w:szCs w:val="24"/>
             </w:rPr>
           </w:pPr>
-          <w:hyperlink w:anchor="_Toc202275309" w:history="1">
+          <w:hyperlink w:anchor="_Toc202387351" w:history="1">
             <w:r>
               <w:rPr>
                 <w:rStyle w:val="Hyperlink"/>
@@ -554,7 +1432,7 @@
                 <w:noProof/>
                 <w:webHidden/>
               </w:rPr>
-              <w:instrText xml:space="preserve"> PAGEREF _Toc202275309 \h </w:instrText>
+              <w:instrText xml:space="preserve"> PAGEREF _Toc202387351 \h </w:instrText>
             </w:r>
             <w:r>
               <w:rPr>
@@ -599,7 +1477,7 @@
               <w:szCs w:val="24"/>
             </w:rPr>
           </w:pPr>
-          <w:hyperlink w:anchor="_Toc202275310" w:history="1">
+          <w:hyperlink w:anchor="_Toc202387352" w:history="1">
             <w:r>
               <w:rPr>
                 <w:rStyle w:val="Hyperlink"/>
@@ -642,7 +1520,7 @@
                 <w:noProof/>
                 <w:webHidden/>
               </w:rPr>
-              <w:instrText xml:space="preserve"> PAGEREF _Toc202275310 \h </w:instrText>
+              <w:instrText xml:space="preserve"> PAGEREF _Toc202387352 \h </w:instrText>
             </w:r>
             <w:r>
               <w:rPr>
@@ -687,7 +1565,7 @@
               <w:szCs w:val="24"/>
             </w:rPr>
           </w:pPr>
-          <w:hyperlink w:anchor="_Toc202275311" w:history="1">
+          <w:hyperlink w:anchor="_Toc202387353" w:history="1">
             <w:r>
               <w:rPr>
                 <w:rStyle w:val="Hyperlink"/>
@@ -730,7 +1608,7 @@
                 <w:noProof/>
                 <w:webHidden/>
               </w:rPr>
-              <w:instrText xml:space="preserve"> PAGEREF _Toc202275311 \h </w:instrText>
+              <w:instrText xml:space="preserve"> PAGEREF _Toc202387353 \h </w:instrText>
             </w:r>
             <w:r>
               <w:rPr>
@@ -775,7 +1653,7 @@
               <w:szCs w:val="24"/>
             </w:rPr>
           </w:pPr>
-          <w:hyperlink w:anchor="_Toc202275312" w:history="1">
+          <w:hyperlink w:anchor="_Toc202387354" w:history="1">
             <w:r>
               <w:rPr>
                 <w:rStyle w:val="Hyperlink"/>
@@ -818,7 +1696,7 @@
                 <w:noProof/>
                 <w:webHidden/>
               </w:rPr>
-              <w:instrText xml:space="preserve"> PAGEREF _Toc202275312 \h </w:instrText>
+              <w:instrText xml:space="preserve"> PAGEREF _Toc202387354 \h </w:instrText>
             </w:r>
             <w:r>
               <w:rPr>
@@ -863,7 +1741,7 @@
               <w:szCs w:val="24"/>
             </w:rPr>
           </w:pPr>
-          <w:hyperlink w:anchor="_Toc202275313" w:history="1">
+          <w:hyperlink w:anchor="_Toc202387355" w:history="1">
             <w:r>
               <w:rPr>
                 <w:rStyle w:val="Hyperlink"/>
@@ -906,7 +1784,7 @@
                 <w:noProof/>
                 <w:webHidden/>
               </w:rPr>
-              <w:instrText xml:space="preserve"> PAGEREF _Toc202275313 \h </w:instrText>
+              <w:instrText xml:space="preserve"> PAGEREF _Toc202387355 \h </w:instrText>
             </w:r>
             <w:r>
               <w:rPr>
@@ -953,7 +1831,7 @@
               <w:noProof/>
             </w:rPr>
           </w:pPr>
-          <w:hyperlink w:anchor="_Toc202275314" w:history="1">
+          <w:hyperlink w:anchor="_Toc202387356" w:history="1">
             <w:r>
               <w:rPr>
                 <w:rStyle w:val="Hyperlink"/>
@@ -998,7 +1876,7 @@
                 <w:noProof/>
                 <w:webHidden/>
               </w:rPr>
-              <w:instrText xml:space="preserve"> PAGEREF _Toc202275314 \h </w:instrText>
+              <w:instrText xml:space="preserve"> PAGEREF _Toc202387356 \h </w:instrText>
             </w:r>
             <w:r>
               <w:rPr>
@@ -1045,7 +1923,7 @@
               <w:szCs w:val="24"/>
             </w:rPr>
           </w:pPr>
-          <w:hyperlink w:anchor="_Toc202275315" w:history="1">
+          <w:hyperlink w:anchor="_Toc202387357" w:history="1">
             <w:r>
               <w:rPr>
                 <w:rStyle w:val="Hyperlink"/>
@@ -1090,7 +1968,7 @@
                 <w:noProof/>
                 <w:webHidden/>
               </w:rPr>
-              <w:instrText xml:space="preserve"> PAGEREF _Toc202275315 \h </w:instrText>
+              <w:instrText xml:space="preserve"> PAGEREF _Toc202387357 \h </w:instrText>
             </w:r>
             <w:r>
               <w:rPr>
@@ -1137,7 +2015,7 @@
               <w:szCs w:val="24"/>
             </w:rPr>
           </w:pPr>
-          <w:hyperlink w:anchor="_Toc202275316" w:history="1">
+          <w:hyperlink w:anchor="_Toc202387358" w:history="1">
             <w:r>
               <w:rPr>
                 <w:rStyle w:val="Hyperlink"/>
@@ -1182,7 +2060,7 @@
                 <w:noProof/>
                 <w:webHidden/>
               </w:rPr>
-              <w:instrText xml:space="preserve"> PAGEREF _Toc202275316 \h </w:instrText>
+              <w:instrText xml:space="preserve"> PAGEREF _Toc202387358 \h </w:instrText>
             </w:r>
             <w:r>
               <w:rPr>
@@ -1229,7 +2107,7 @@
               <w:szCs w:val="24"/>
             </w:rPr>
           </w:pPr>
-          <w:hyperlink w:anchor="_Toc202275317" w:history="1">
+          <w:hyperlink w:anchor="_Toc202387359" w:history="1">
             <w:r>
               <w:rPr>
                 <w:rStyle w:val="Hyperlink"/>
@@ -1274,7 +2152,7 @@
                 <w:noProof/>
                 <w:webHidden/>
               </w:rPr>
-              <w:instrText xml:space="preserve"> PAGEREF _Toc202275317 \h </w:instrText>
+              <w:instrText xml:space="preserve"> PAGEREF _Toc202387359 \h </w:instrText>
             </w:r>
             <w:r>
               <w:rPr>
@@ -1321,7 +2199,7 @@
               <w:szCs w:val="24"/>
             </w:rPr>
           </w:pPr>
-          <w:hyperlink w:anchor="_Toc202275318" w:history="1">
+          <w:hyperlink w:anchor="_Toc202387360" w:history="1">
             <w:r>
               <w:rPr>
                 <w:rStyle w:val="Hyperlink"/>
@@ -1366,7 +2244,7 @@
                 <w:noProof/>
                 <w:webHidden/>
               </w:rPr>
-              <w:instrText xml:space="preserve"> PAGEREF _Toc202275318 \h </w:instrText>
+              <w:instrText xml:space="preserve"> PAGEREF _Toc202387360 \h </w:instrText>
             </w:r>
             <w:r>
               <w:rPr>
@@ -1413,7 +2291,7 @@
               <w:szCs w:val="24"/>
             </w:rPr>
           </w:pPr>
-          <w:hyperlink w:anchor="_Toc202275319" w:history="1">
+          <w:hyperlink w:anchor="_Toc202387361" w:history="1">
             <w:r>
               <w:rPr>
                 <w:rStyle w:val="Hyperlink"/>
@@ -1458,7 +2336,7 @@
                 <w:noProof/>
                 <w:webHidden/>
               </w:rPr>
-              <w:instrText xml:space="preserve"> PAGEREF _Toc202275319 \h </w:instrText>
+              <w:instrText xml:space="preserve"> PAGEREF _Toc202387361 \h </w:instrText>
             </w:r>
             <w:r>
               <w:rPr>
@@ -1505,7 +2383,7 @@
               <w:noProof/>
             </w:rPr>
           </w:pPr>
-          <w:hyperlink w:anchor="_Toc202275320" w:history="1">
+          <w:hyperlink w:anchor="_Toc202387362" w:history="1">
             <w:r>
               <w:rPr>
                 <w:rStyle w:val="Hyperlink"/>
@@ -1552,7 +2430,7 @@
                 <w:noProof/>
                 <w:webHidden/>
               </w:rPr>
-              <w:instrText xml:space="preserve"> PAGEREF _Toc202275320 \h </w:instrText>
+              <w:instrText xml:space="preserve"> PAGEREF _Toc202387362 \h </w:instrText>
             </w:r>
             <w:r>
               <w:rPr>
@@ -1599,7 +2477,7 @@
               <w:szCs w:val="24"/>
             </w:rPr>
           </w:pPr>
-          <w:hyperlink w:anchor="_Toc202275321" w:history="1">
+          <w:hyperlink w:anchor="_Toc202387363" w:history="1">
             <w:r>
               <w:rPr>
                 <w:rStyle w:val="Hyperlink"/>
@@ -1644,7 +2522,7 @@
                 <w:noProof/>
                 <w:webHidden/>
               </w:rPr>
-              <w:instrText xml:space="preserve"> PAGEREF _Toc202275321 \h </w:instrText>
+              <w:instrText xml:space="preserve"> PAGEREF _Toc202387363 \h </w:instrText>
             </w:r>
             <w:r>
               <w:rPr>
@@ -1691,7 +2569,7 @@
               <w:szCs w:val="24"/>
             </w:rPr>
           </w:pPr>
-          <w:hyperlink w:anchor="_Toc202275322" w:history="1">
+          <w:hyperlink w:anchor="_Toc202387364" w:history="1">
             <w:r>
               <w:rPr>
                 <w:rStyle w:val="Hyperlink"/>
@@ -1736,7 +2614,7 @@
                 <w:noProof/>
                 <w:webHidden/>
               </w:rPr>
-              <w:instrText xml:space="preserve"> PAGEREF _Toc202275322 \h </w:instrText>
+              <w:instrText xml:space="preserve"> PAGEREF _Toc202387364 \h </w:instrText>
             </w:r>
             <w:r>
               <w:rPr>
@@ -1783,7 +2661,7 @@
               <w:noProof/>
             </w:rPr>
           </w:pPr>
-          <w:hyperlink w:anchor="_Toc202275323" w:history="1">
+          <w:hyperlink w:anchor="_Toc202387365" w:history="1">
             <w:r>
               <w:rPr>
                 <w:rStyle w:val="Hyperlink"/>
@@ -1828,7 +2706,7 @@
                 <w:noProof/>
                 <w:webHidden/>
               </w:rPr>
-              <w:instrText xml:space="preserve"> PAGEREF _Toc202275323 \h </w:instrText>
+              <w:instrText xml:space="preserve"> PAGEREF _Toc202387365 \h </w:instrText>
             </w:r>
             <w:r>
               <w:rPr>
@@ -1848,7 +2726,7 @@
                 <w:noProof/>
                 <w:webHidden/>
               </w:rPr>
-              <w:t>11</w:t>
+              <w:t>12</w:t>
             </w:r>
             <w:r>
               <w:rPr>
@@ -1874,7 +2752,7 @@
               <w:noProof/>
             </w:rPr>
           </w:pPr>
-          <w:hyperlink w:anchor="_Toc202275324" w:history="1">
+          <w:hyperlink w:anchor="_Toc202387366" w:history="1">
             <w:r>
               <w:rPr>
                 <w:rStyle w:val="Hyperlink"/>
@@ -1901,7 +2779,7 @@
                 <w:noProof/>
                 <w:webHidden/>
               </w:rPr>
-              <w:instrText xml:space="preserve"> PAGEREF _Toc202275324 \h </w:instrText>
+              <w:instrText xml:space="preserve"> PAGEREF _Toc202387366 \h </w:instrText>
             </w:r>
             <w:r>
               <w:rPr>
@@ -2008,7 +2886,7 @@
           <w:r>
             <w:fldChar w:fldCharType="separate"/>
           </w:r>
-          <w:hyperlink w:anchor="_Toc202275325" w:history="1">
+          <w:hyperlink w:anchor="_Toc202387375" w:history="1">
             <w:r>
               <w:rPr>
                 <w:rStyle w:val="Hyperlink"/>
@@ -2035,7 +2913,7 @@
                 <w:noProof/>
                 <w:webHidden/>
               </w:rPr>
-              <w:instrText xml:space="preserve"> PAGEREF _Toc202275325 \h </w:instrText>
+              <w:instrText xml:space="preserve"> PAGEREF _Toc202387375 \h </w:instrText>
             </w:r>
             <w:r>
               <w:rPr>
@@ -2077,7 +2955,7 @@
               <w:noProof/>
             </w:rPr>
           </w:pPr>
-          <w:hyperlink w:anchor="_Toc202275326" w:history="1">
+          <w:hyperlink w:anchor="_Toc202387376" w:history="1">
             <w:r>
               <w:rPr>
                 <w:rStyle w:val="Hyperlink"/>
@@ -2104,7 +2982,7 @@
                 <w:noProof/>
                 <w:webHidden/>
               </w:rPr>
-              <w:instrText xml:space="preserve"> PAGEREF _Toc202275326 \h </w:instrText>
+              <w:instrText xml:space="preserve"> PAGEREF _Toc202387376 \h </w:instrText>
             </w:r>
             <w:r>
               <w:rPr>
@@ -2146,7 +3024,7 @@
               <w:noProof/>
             </w:rPr>
           </w:pPr>
-          <w:hyperlink w:anchor="_Toc202275327" w:history="1">
+          <w:hyperlink w:anchor="_Toc202387377" w:history="1">
             <w:r>
               <w:rPr>
                 <w:rStyle w:val="Hyperlink"/>
@@ -2173,7 +3051,7 @@
                 <w:noProof/>
                 <w:webHidden/>
               </w:rPr>
-              <w:instrText xml:space="preserve"> PAGEREF _Toc202275327 \h </w:instrText>
+              <w:instrText xml:space="preserve"> PAGEREF _Toc202387377 \h </w:instrText>
             </w:r>
             <w:r>
               <w:rPr>
@@ -2215,7 +3093,7 @@
               <w:noProof/>
             </w:rPr>
           </w:pPr>
-          <w:hyperlink w:anchor="_Toc202275328" w:history="1">
+          <w:hyperlink w:anchor="_Toc202387378" w:history="1">
             <w:r>
               <w:rPr>
                 <w:rStyle w:val="Hyperlink"/>
@@ -2242,7 +3120,7 @@
                 <w:noProof/>
                 <w:webHidden/>
               </w:rPr>
-              <w:instrText xml:space="preserve"> PAGEREF _Toc202275328 \h </w:instrText>
+              <w:instrText xml:space="preserve"> PAGEREF _Toc202387378 \h </w:instrText>
             </w:r>
             <w:r>
               <w:rPr>
@@ -2326,7 +3204,7 @@
           <w:r>
             <w:fldChar w:fldCharType="separate"/>
           </w:r>
-          <w:hyperlink w:anchor="_Toc202275329" w:history="1">
+          <w:hyperlink w:anchor="_Toc202387381" w:history="1">
             <w:r>
               <w:rPr>
                 <w:rStyle w:val="Hyperlink"/>
@@ -2353,7 +3231,7 @@
                 <w:noProof/>
                 <w:webHidden/>
               </w:rPr>
-              <w:instrText xml:space="preserve"> PAGEREF _Toc202275329 \h </w:instrText>
+              <w:instrText xml:space="preserve"> PAGEREF _Toc202387381 \h </w:instrText>
             </w:r>
             <w:r>
               <w:rPr>
@@ -2395,7 +3273,7 @@
               <w:noProof/>
             </w:rPr>
           </w:pPr>
-          <w:hyperlink w:anchor="_Toc202275330" w:history="1">
+          <w:hyperlink w:anchor="_Toc202387382" w:history="1">
             <w:r>
               <w:rPr>
                 <w:rStyle w:val="Hyperlink"/>
@@ -2422,7 +3300,7 @@
                 <w:noProof/>
                 <w:webHidden/>
               </w:rPr>
-              <w:instrText xml:space="preserve"> PAGEREF _Toc202275330 \h </w:instrText>
+              <w:instrText xml:space="preserve"> PAGEREF _Toc202387382 \h </w:instrText>
             </w:r>
             <w:r>
               <w:rPr>
@@ -2464,7 +3342,7 @@
               <w:noProof/>
             </w:rPr>
           </w:pPr>
-          <w:hyperlink w:anchor="_Toc202275331" w:history="1">
+          <w:hyperlink w:anchor="_Toc202387383" w:history="1">
             <w:r>
               <w:rPr>
                 <w:rStyle w:val="Hyperlink"/>
@@ -2491,7 +3369,7 @@
                 <w:noProof/>
                 <w:webHidden/>
               </w:rPr>
-              <w:instrText xml:space="preserve"> PAGEREF _Toc202275331 \h </w:instrText>
+              <w:instrText xml:space="preserve"> PAGEREF _Toc202387383 \h </w:instrText>
             </w:r>
             <w:r>
               <w:rPr>
@@ -2533,7 +3411,7 @@
               <w:noProof/>
             </w:rPr>
           </w:pPr>
-          <w:hyperlink w:anchor="_Toc202275332" w:history="1">
+          <w:hyperlink w:anchor="_Toc202387384" w:history="1">
             <w:r>
               <w:rPr>
                 <w:rStyle w:val="Hyperlink"/>
@@ -2560,7 +3438,7 @@
                 <w:noProof/>
                 <w:webHidden/>
               </w:rPr>
-              <w:instrText xml:space="preserve"> PAGEREF _Toc202275332 \h </w:instrText>
+              <w:instrText xml:space="preserve"> PAGEREF _Toc202387384 \h </w:instrText>
             </w:r>
             <w:r>
               <w:rPr>
@@ -2580,7 +3458,7 @@
                 <w:noProof/>
                 <w:webHidden/>
               </w:rPr>
-              <w:t>10</w:t>
+              <w:t>11</w:t>
             </w:r>
             <w:r>
               <w:rPr>
@@ -2602,7 +3480,7 @@
               <w:noProof/>
             </w:rPr>
           </w:pPr>
-          <w:hyperlink w:anchor="_Toc202275333" w:history="1">
+          <w:hyperlink w:anchor="_Toc202387385" w:history="1">
             <w:r>
               <w:rPr>
                 <w:rStyle w:val="Hyperlink"/>
@@ -2629,7 +3507,7 @@
                 <w:noProof/>
                 <w:webHidden/>
               </w:rPr>
-              <w:instrText xml:space="preserve"> PAGEREF _Toc202275333 \h </w:instrText>
+              <w:instrText xml:space="preserve"> PAGEREF _Toc202387385 \h </w:instrText>
             </w:r>
             <w:r>
               <w:rPr>
@@ -2670,7 +3548,7 @@
     <w:p>
       <w:pPr>
         <w:sectPr>
-          <w:footerReference w:type="default" r:id="rId11"/>
+          <w:footerReference w:type="default" r:id="rId12"/>
           <w:pgSz w:w="12240" w:h="15840"/>
           <w:pgMar w:top="1440" w:right="1440" w:bottom="1440" w:left="1440" w:header="720" w:footer="720" w:gutter="0"/>
           <w:cols w:space="720"/>
@@ -2685,7 +3563,7 @@
           <w:rFonts w:eastAsia="Times New Roman"/>
         </w:rPr>
       </w:pPr>
-      <w:bookmarkStart w:id="0" w:name="_Toc202275306"/>
+      <w:bookmarkStart w:id="0" w:name="_Toc202387348"/>
       <w:r>
         <w:rPr>
           <w:rFonts w:eastAsia="Times New Roman"/>
@@ -2703,10 +3581,16 @@
         <w:t>,</w:t>
       </w:r>
       <w:r>
-        <w:t xml:space="preserve"> such as hurricane</w:t>
-      </w:r>
-      <w:r>
-        <w:t>s,</w:t>
+        <w:t xml:space="preserve"> such as </w:t>
+      </w:r>
+      <w:r>
+        <w:t xml:space="preserve">a </w:t>
+      </w:r>
+      <w:r>
+        <w:t>hurricane</w:t>
+      </w:r>
+      <w:r>
+        <w:t>,</w:t>
       </w:r>
       <w:r>
         <w:t xml:space="preserve"> impacts a community, government entities rely on metrics from property appraisers to quantify and categorize the damages. For example: </w:t>
@@ -2764,7 +3648,51 @@
         <w:t xml:space="preserve"> a buyer would pay to purchase the property</w:t>
       </w:r>
       <w:r>
-        <w:t>. As a result, estimating total impacts can be challenging, and reimbursement programs may undervalue properties</w:t>
+        <w:t xml:space="preserve">. </w:t>
+      </w:r>
+      <w:r>
+        <w:t xml:space="preserve">In addition, </w:t>
+      </w:r>
+      <w:r>
+        <w:t xml:space="preserve">programs such as the Save Our Homes Act </w:t>
+      </w:r>
+      <w:r>
+        <w:t>introduces bias by limiting the annual increase in the assessed value of homesteaded properties to 3% or the change in the Consumer Price Index (CPI), whichever is less</w:t>
+      </w:r>
+      <w:r>
+        <w:t xml:space="preserve"> </w:t>
+      </w:r>
+      <w:sdt>
+        <w:sdtPr>
+          <w:id w:val="-1442139829"/>
+          <w:citation/>
+        </w:sdtPr>
+        <w:sdtContent>
+          <w:r>
+            <w:fldChar w:fldCharType="begin"/>
+          </w:r>
+          <w:r>
+            <w:instrText xml:space="preserve">CITATION Flo25 \l 1033 </w:instrText>
+          </w:r>
+          <w:r>
+            <w:fldChar w:fldCharType="separate"/>
+          </w:r>
+          <w:r>
+            <w:rPr>
+              <w:noProof/>
+            </w:rPr>
+            <w:t>(Florida Legislature, 2025)</w:t>
+          </w:r>
+          <w:r>
+            <w:fldChar w:fldCharType="end"/>
+          </w:r>
+        </w:sdtContent>
+      </w:sdt>
+      <w:r>
+        <w:t xml:space="preserve">. </w:t>
+      </w:r>
+      <w:r>
+        <w:t>As a result, estimating total impacts can be challenging, and reimbursement programs may undervalue properties</w:t>
       </w:r>
       <w:r>
         <w:t xml:space="preserve"> leaving substantial financial burdens on the residents</w:t>
@@ -2990,7 +3918,7 @@
           <w:rFonts w:eastAsia="Times New Roman"/>
         </w:rPr>
       </w:pPr>
-      <w:bookmarkStart w:id="1" w:name="_Toc202275307"/>
+      <w:bookmarkStart w:id="1" w:name="_Toc202387349"/>
       <w:r>
         <w:rPr>
           <w:rFonts w:eastAsia="Times New Roman"/>
@@ -3080,7 +4008,11 @@
         <w:t xml:space="preserve">cross-validation </w:t>
       </w:r>
       <w:r>
-        <w:t>error. Once the optimal hyperparameters are determined, the model</w:t>
+        <w:t xml:space="preserve">error. Once the optimal </w:t>
+      </w:r>
+      <w:r>
+        <w:lastRenderedPageBreak/>
+        <w:t>hyperparameters are determined, the model</w:t>
       </w:r>
       <w:r>
         <w:t>s</w:t>
@@ -3123,7 +4055,6 @@
             <w:rPr>
               <w:rFonts w:ascii="Cambria Math" w:hAnsi="Cambria Math"/>
             </w:rPr>
-            <w:lastRenderedPageBreak/>
             <m:t>RMSE</m:t>
           </m:r>
           <m:r>
@@ -3351,13 +4282,7 @@
       </w:r>
       <w:hyperlink w:anchor="_Appendix_A:_Analytical" w:history="1">
         <w:r>
-          <w:t>Appendi</w:t>
-        </w:r>
-        <w:r>
-          <w:t>x</w:t>
-        </w:r>
-        <w:r>
-          <w:t xml:space="preserve"> A</w:t>
+          <w:t>Appendix A</w:t>
         </w:r>
       </w:hyperlink>
       <w:r>
@@ -3374,7 +4299,7 @@
       <w:pPr>
         <w:pStyle w:val="Heading2"/>
       </w:pPr>
-      <w:bookmarkStart w:id="2" w:name="_Toc202275308"/>
+      <w:bookmarkStart w:id="2" w:name="_Toc202387350"/>
       <w:r>
         <w:t>Models</w:t>
       </w:r>
@@ -3451,19 +4376,10 @@
         <w:t>evaluate</w:t>
       </w:r>
       <w:r>
-        <w:t xml:space="preserve"> complex patterns through a deep learning approach. </w:t>
-      </w:r>
-      <w:r>
-        <w:t xml:space="preserve">These models were selected to represent a diverse range of predictive </w:t>
-      </w:r>
-      <w:r>
-        <w:t xml:space="preserve">approaches </w:t>
-      </w:r>
-      <w:r>
-        <w:t>and balances interpretability and complexity</w:t>
-      </w:r>
-      <w:r>
-        <w:t xml:space="preserve"> using machine learning and deep learning.</w:t>
+        <w:t xml:space="preserve"> complex patterns through a deep learning approach. These models were selected to represent a diverse range of predictive </w:t>
+      </w:r>
+      <w:r>
+        <w:t>approaches and balances interpretability and complexity using machine learning and deep learning.</w:t>
       </w:r>
     </w:p>
     <w:p/>
@@ -3471,7 +4387,7 @@
       <w:pPr>
         <w:pStyle w:val="Heading3"/>
       </w:pPr>
-      <w:bookmarkStart w:id="3" w:name="_Toc202275309"/>
+      <w:bookmarkStart w:id="3" w:name="_Toc202387351"/>
       <w:r>
         <w:t>Linear Regression</w:t>
       </w:r>
@@ -3892,19 +4808,7 @@
           <w:rPr>
             <w:rFonts w:ascii="Cambria Math" w:eastAsiaTheme="minorEastAsia" w:hAnsi="Cambria Math"/>
           </w:rPr>
-          <m:t>:  Coefficient for the j</m:t>
-        </m:r>
-        <m:r>
-          <w:rPr>
-            <w:rFonts w:ascii="Cambria Math" w:eastAsiaTheme="minorEastAsia" w:hAnsi="Cambria Math"/>
-          </w:rPr>
-          <m:t>'</m:t>
-        </m:r>
-        <m:r>
-          <w:rPr>
-            <w:rFonts w:ascii="Cambria Math" w:eastAsiaTheme="minorEastAsia" w:hAnsi="Cambria Math"/>
-          </w:rPr>
-          <m:t>th feature</m:t>
+          <m:t>:  Coefficient for the j'th feature</m:t>
         </m:r>
       </m:oMath>
     </w:p>
@@ -3950,19 +4854,7 @@
           <w:rPr>
             <w:rFonts w:ascii="Cambria Math" w:eastAsiaTheme="minorEastAsia" w:hAnsi="Cambria Math"/>
           </w:rPr>
-          <m:t>:  Input of the j</m:t>
-        </m:r>
-        <m:r>
-          <w:rPr>
-            <w:rFonts w:ascii="Cambria Math" w:eastAsiaTheme="minorEastAsia" w:hAnsi="Cambria Math"/>
-          </w:rPr>
-          <m:t>'</m:t>
-        </m:r>
-        <m:r>
-          <w:rPr>
-            <w:rFonts w:ascii="Cambria Math" w:eastAsiaTheme="minorEastAsia" w:hAnsi="Cambria Math"/>
-          </w:rPr>
-          <m:t>th predictor</m:t>
+          <m:t>:  Input of the j'th predictor</m:t>
         </m:r>
       </m:oMath>
     </w:p>
@@ -3982,13 +4874,7 @@
           <w:rPr>
             <w:rFonts w:ascii="Cambria Math" w:eastAsiaTheme="minorEastAsia" w:hAnsi="Cambria Math"/>
           </w:rPr>
-          <m:t>n</m:t>
-        </m:r>
-        <m:r>
-          <w:rPr>
-            <w:rFonts w:ascii="Cambria Math" w:eastAsiaTheme="minorEastAsia" w:hAnsi="Cambria Math"/>
-          </w:rPr>
-          <m:t>:  Number of features</m:t>
+          <m:t>n:  Number of features</m:t>
         </m:r>
       </m:oMath>
     </w:p>
@@ -4003,7 +4889,7 @@
       <w:pPr>
         <w:pStyle w:val="Heading3"/>
       </w:pPr>
-      <w:bookmarkStart w:id="4" w:name="_Toc202275310"/>
+      <w:bookmarkStart w:id="4" w:name="_Toc202387352"/>
       <w:r>
         <w:t>Elastic Net</w:t>
       </w:r>
@@ -4032,6 +4918,7 @@
     <w:p/>
     <w:p>
       <w:r>
+        <w:lastRenderedPageBreak/>
         <w:t>Elastic Net</w:t>
       </w:r>
       <w:r>
@@ -4060,7 +4947,6 @@
             <w:rPr>
               <w:rFonts w:ascii="Cambria Math" w:hAnsi="Cambria Math"/>
             </w:rPr>
-            <w:lastRenderedPageBreak/>
             <m:t>Loss</m:t>
           </m:r>
           <m:r>
@@ -4833,7 +5719,7 @@
       <w:pPr>
         <w:pStyle w:val="Heading3"/>
       </w:pPr>
-      <w:bookmarkStart w:id="5" w:name="_Toc202275311"/>
+      <w:bookmarkStart w:id="5" w:name="_Toc202387353"/>
       <w:r>
         <w:t>Random Forest</w:t>
       </w:r>
@@ -5156,19 +6042,7 @@
           <w:rPr>
             <w:rFonts w:ascii="Cambria Math" w:eastAsiaTheme="minorEastAsia" w:hAnsi="Cambria Math"/>
           </w:rPr>
-          <m:t>:  Prediction from the t</m:t>
-        </m:r>
-        <m:r>
-          <w:rPr>
-            <w:rFonts w:ascii="Cambria Math" w:eastAsiaTheme="minorEastAsia" w:hAnsi="Cambria Math"/>
-          </w:rPr>
-          <m:t>'</m:t>
-        </m:r>
-        <m:r>
-          <w:rPr>
-            <w:rFonts w:ascii="Cambria Math" w:eastAsiaTheme="minorEastAsia" w:hAnsi="Cambria Math"/>
-          </w:rPr>
-          <m:t>th decision tree</m:t>
+          <m:t>:  Prediction from the t'th decision tree</m:t>
         </m:r>
       </m:oMath>
     </w:p>
@@ -5197,7 +6071,7 @@
       <w:pPr>
         <w:pStyle w:val="Heading3"/>
       </w:pPr>
-      <w:bookmarkStart w:id="6" w:name="_Toc202275312"/>
+      <w:bookmarkStart w:id="6" w:name="_Toc202387354"/>
       <w:r>
         <w:t>Artificial Neural Network</w:t>
       </w:r>
@@ -6018,7 +6892,7 @@
       <w:pPr>
         <w:pStyle w:val="Heading3"/>
       </w:pPr>
-      <w:bookmarkStart w:id="7" w:name="_Toc202275313"/>
+      <w:bookmarkStart w:id="7" w:name="_Toc202387355"/>
       <w:r>
         <w:t>Light Gradient Boosting Machine</w:t>
       </w:r>
@@ -6484,7 +7358,7 @@
           <w:rFonts w:eastAsiaTheme="minorEastAsia"/>
         </w:rPr>
       </w:pPr>
-      <w:bookmarkStart w:id="8" w:name="_Toc202275314"/>
+      <w:bookmarkStart w:id="8" w:name="_Toc202387356"/>
       <w:r>
         <w:rPr>
           <w:rFonts w:eastAsiaTheme="minorEastAsia"/>
@@ -6539,32 +7413,19 @@
         <w:keepNext/>
         <w:jc w:val="center"/>
       </w:pPr>
-      <w:bookmarkStart w:id="9" w:name="_Toc202275329"/>
+      <w:bookmarkStart w:id="9" w:name="_Toc202387381"/>
       <w:r>
         <w:lastRenderedPageBreak/>
         <w:t xml:space="preserve">Table </w:t>
       </w:r>
-      <w:r>
-        <w:fldChar w:fldCharType="begin"/>
-      </w:r>
-      <w:r>
-        <w:instrText xml:space="preserve"> SEQ Table \* ARABIC </w:instrText>
-      </w:r>
-      <w:r>
-        <w:fldChar w:fldCharType="separate"/>
-      </w:r>
-      <w:r>
-        <w:rPr>
-          <w:noProof/>
-        </w:rPr>
-        <w:t>1</w:t>
-      </w:r>
-      <w:r>
-        <w:rPr>
-          <w:noProof/>
-        </w:rPr>
-        <w:fldChar w:fldCharType="end"/>
-      </w:r>
+      <w:fldSimple w:instr=" SEQ Table \* ARABIC ">
+        <w:r>
+          <w:rPr>
+            <w:noProof/>
+          </w:rPr>
+          <w:t>1</w:t>
+        </w:r>
+      </w:fldSimple>
       <w:r>
         <w:t>: Schema for Finalized Data</w:t>
       </w:r>
@@ -8106,7 +8967,7 @@
       <w:pPr>
         <w:pStyle w:val="Heading2"/>
       </w:pPr>
-      <w:bookmarkStart w:id="10" w:name="_Toc202275315"/>
+      <w:bookmarkStart w:id="10" w:name="_Toc202387357"/>
       <w:r>
         <w:t>Land Use</w:t>
       </w:r>
@@ -8143,10 +9004,7 @@
         <w:t xml:space="preserve"> (87.26%, n=</w:t>
       </w:r>
       <w:r>
-        <w:t xml:space="preserve"> </w:t>
-      </w:r>
-      <w:r>
-        <w:t>2</w:t>
+        <w:t xml:space="preserve"> 2</w:t>
       </w:r>
       <w:r>
         <w:t>,</w:t>
@@ -8195,31 +9053,18 @@
         <w:keepNext/>
         <w:jc w:val="center"/>
       </w:pPr>
-      <w:bookmarkStart w:id="11" w:name="_Toc202275330"/>
+      <w:bookmarkStart w:id="11" w:name="_Toc202387382"/>
       <w:r>
         <w:t xml:space="preserve">Table </w:t>
       </w:r>
-      <w:r>
-        <w:fldChar w:fldCharType="begin"/>
-      </w:r>
-      <w:r>
-        <w:instrText xml:space="preserve"> SEQ Table \* ARABIC </w:instrText>
-      </w:r>
-      <w:r>
-        <w:fldChar w:fldCharType="separate"/>
-      </w:r>
-      <w:r>
-        <w:rPr>
-          <w:noProof/>
-        </w:rPr>
-        <w:t>2</w:t>
-      </w:r>
-      <w:r>
-        <w:rPr>
-          <w:noProof/>
-        </w:rPr>
-        <w:fldChar w:fldCharType="end"/>
-      </w:r>
+      <w:fldSimple w:instr=" SEQ Table \* ARABIC ">
+        <w:r>
+          <w:rPr>
+            <w:noProof/>
+          </w:rPr>
+          <w:t>2</w:t>
+        </w:r>
+      </w:fldSimple>
       <w:r>
         <w:t>: Land Use Breakdown for Raw Data</w:t>
       </w:r>
@@ -9064,7 +9909,7 @@
       <w:pPr>
         <w:pStyle w:val="Heading2"/>
       </w:pPr>
-      <w:bookmarkStart w:id="12" w:name="_Toc202275316"/>
+      <w:bookmarkStart w:id="12" w:name="_Toc202387358"/>
       <w:r>
         <w:lastRenderedPageBreak/>
         <w:t>Time Frame</w:t>
@@ -9105,10 +9950,7 @@
         </w:sdtContent>
       </w:sdt>
       <w:r>
-        <w:t>. To avoid significant financial events such as the Subprime Mortgage Crisis which started in 2007 and eventually led to a housing market crash in 2008, records from 2014-2024 are used for this analysis.</w:t>
-      </w:r>
-      <w:r>
-        <w:t xml:space="preserve"> </w:t>
+        <w:t xml:space="preserve">. To avoid significant financial events such as the Subprime Mortgage Crisis which started in 2007 and eventually led to a housing market crash in 2008, records from 2014-2024 are used for this analysis. </w:t>
       </w:r>
       <w:r>
         <w:t>The figure below shows the distribution of sales by year.</w:t>
@@ -9120,31 +9962,18 @@
         <w:keepNext/>
         <w:jc w:val="center"/>
       </w:pPr>
-      <w:bookmarkStart w:id="13" w:name="_Toc202275325"/>
+      <w:bookmarkStart w:id="13" w:name="_Toc202387375"/>
       <w:r>
         <w:t xml:space="preserve">Figure </w:t>
       </w:r>
-      <w:r>
-        <w:fldChar w:fldCharType="begin"/>
-      </w:r>
-      <w:r>
-        <w:instrText xml:space="preserve"> SEQ Figure \* ARABIC </w:instrText>
-      </w:r>
-      <w:r>
-        <w:fldChar w:fldCharType="separate"/>
-      </w:r>
-      <w:r>
-        <w:rPr>
-          <w:noProof/>
-        </w:rPr>
-        <w:t>1</w:t>
-      </w:r>
-      <w:r>
-        <w:rPr>
-          <w:noProof/>
-        </w:rPr>
-        <w:fldChar w:fldCharType="end"/>
-      </w:r>
+      <w:fldSimple w:instr=" SEQ Figure \* ARABIC ">
+        <w:r>
+          <w:rPr>
+            <w:noProof/>
+          </w:rPr>
+          <w:t>1</w:t>
+        </w:r>
+      </w:fldSimple>
       <w:r>
         <w:t>: Sales Distribution for Raw Data</w:t>
       </w:r>
@@ -9185,7 +10014,7 @@
                     </pic:cNvPicPr>
                   </pic:nvPicPr>
                   <pic:blipFill>
-                    <a:blip r:embed="rId12">
+                    <a:blip r:embed="rId13">
                       <a:extLst>
                         <a:ext uri="{28A0092B-C50C-407E-A947-70E740481C1C}">
                           <a14:useLocalDpi xmlns:a14="http://schemas.microsoft.com/office/drawing/2010/main" val="0"/>
@@ -9217,7 +10046,7 @@
       <w:pPr>
         <w:pStyle w:val="Heading2"/>
       </w:pPr>
-      <w:bookmarkStart w:id="14" w:name="_Toc202275317"/>
+      <w:bookmarkStart w:id="14" w:name="_Toc202387359"/>
       <w:r>
         <w:t>Outliers</w:t>
       </w:r>
@@ -9231,7 +10060,19 @@
         <w:t>and</w:t>
       </w:r>
       <w:r>
-        <w:t xml:space="preserve"> sentinel values are systematically removed using an Isolation Forest. This model</w:t>
+        <w:t xml:space="preserve"> sentinel values are systematically removed using </w:t>
+      </w:r>
+      <w:r>
+        <w:t xml:space="preserve">a minimum sales value of </w:t>
+      </w:r>
+      <w:r>
+        <w:t>$</w:t>
+      </w:r>
+      <w:r>
+        <w:t xml:space="preserve">50,000 and </w:t>
+      </w:r>
+      <w:r>
+        <w:t>an Isolation Forest. This model</w:t>
       </w:r>
       <w:r>
         <w:t xml:space="preserve"> is an anomaly detection algorithm </w:t>
@@ -9252,28 +10093,37 @@
         <w:t>es</w:t>
       </w:r>
       <w:r>
-        <w:t xml:space="preserve"> observations by randomly selecting features and split</w:t>
-      </w:r>
-      <w:r>
-        <w:t>s</w:t>
-      </w:r>
-      <w:r>
-        <w:t xml:space="preserve"> values</w:t>
+        <w:t xml:space="preserve"> observations by randomly selecting features and </w:t>
+      </w:r>
+      <w:r>
+        <w:t>a split value</w:t>
       </w:r>
       <w:r>
         <w:t xml:space="preserve"> until the instance is isolated or the tree reaches a predefined height limit</w:t>
       </w:r>
       <w:r>
+        <w:t xml:space="preserve"> and scores </w:t>
+      </w:r>
+      <w:r>
+        <w:t>the average path length</w:t>
+      </w:r>
+      <w:r>
         <w:t>.</w:t>
       </w:r>
       <w:r>
-        <w:t xml:space="preserve"> This uses </w:t>
-      </w:r>
-      <w:r>
-        <w:t>a</w:t>
-      </w:r>
-      <w:r>
-        <w:t xml:space="preserve"> concept that anomalies</w:t>
+        <w:t xml:space="preserve"> </w:t>
+      </w:r>
+      <w:r>
+        <w:t>The key</w:t>
+      </w:r>
+      <w:r>
+        <w:t xml:space="preserve"> concept </w:t>
+      </w:r>
+      <w:r>
+        <w:t xml:space="preserve">is </w:t>
+      </w:r>
+      <w:r>
+        <w:t>that anomalies</w:t>
       </w:r>
       <w:r>
         <w:t xml:space="preserve"> are easier to isolate because they require fewer random splits to be separated from the rest of the data.</w:t>
@@ -9841,31 +10691,18 @@
         <w:keepNext/>
         <w:jc w:val="center"/>
       </w:pPr>
-      <w:bookmarkStart w:id="15" w:name="_Toc202275326"/>
+      <w:bookmarkStart w:id="15" w:name="_Toc202387376"/>
       <w:r>
         <w:t xml:space="preserve">Figure </w:t>
       </w:r>
-      <w:r>
-        <w:fldChar w:fldCharType="begin"/>
-      </w:r>
-      <w:r>
-        <w:instrText xml:space="preserve"> SEQ Figure \* ARABIC </w:instrText>
-      </w:r>
-      <w:r>
-        <w:fldChar w:fldCharType="separate"/>
-      </w:r>
-      <w:r>
-        <w:rPr>
-          <w:noProof/>
-        </w:rPr>
-        <w:t>2</w:t>
-      </w:r>
-      <w:r>
-        <w:rPr>
-          <w:noProof/>
-        </w:rPr>
-        <w:fldChar w:fldCharType="end"/>
-      </w:r>
+      <w:fldSimple w:instr=" SEQ Figure \* ARABIC ">
+        <w:r>
+          <w:rPr>
+            <w:noProof/>
+          </w:rPr>
+          <w:t>2</w:t>
+        </w:r>
+      </w:fldSimple>
       <w:r>
         <w:t>: Outlier Removal</w:t>
       </w:r>
@@ -9909,7 +10746,7 @@
                     </pic:cNvPicPr>
                   </pic:nvPicPr>
                   <pic:blipFill>
-                    <a:blip r:embed="rId13">
+                    <a:blip r:embed="rId14">
                       <a:extLst>
                         <a:ext uri="{28A0092B-C50C-407E-A947-70E740481C1C}">
                           <a14:useLocalDpi xmlns:a14="http://schemas.microsoft.com/office/drawing/2010/main" val="0"/>
@@ -9953,7 +10790,13 @@
         <w:t xml:space="preserve"> from the Isolation Forest. This c</w:t>
       </w:r>
       <w:r>
-        <w:t xml:space="preserve">aptured both sentinel values in the lower tail and extreme high-value properties in the upper tail which are absent in the </w:t>
+        <w:t xml:space="preserve">aptured both sentinel values in the lower tail and extreme high-value </w:t>
+      </w:r>
+      <w:r>
+        <w:t>records</w:t>
+      </w:r>
+      <w:r>
+        <w:t xml:space="preserve"> in the upper tail which are absent in the </w:t>
       </w:r>
       <w:r>
         <w:rPr>
@@ -10030,7 +10873,7 @@
           <w:rFonts w:eastAsiaTheme="minorHAnsi"/>
         </w:rPr>
       </w:pPr>
-      <w:bookmarkStart w:id="16" w:name="_Toc202275318"/>
+      <w:bookmarkStart w:id="16" w:name="_Toc202387360"/>
       <w:r>
         <w:t>Multicollinearity</w:t>
       </w:r>
@@ -10056,10 +10899,19 @@
         <w:t xml:space="preserve"> </w:t>
       </w:r>
       <w:r>
+        <w:t xml:space="preserve">While </w:t>
+      </w:r>
+      <w:r>
         <w:t>Elastic Net</w:t>
       </w:r>
       <w:r>
-        <w:t xml:space="preserve"> and some other models are more reliant to multicollinearity while this can especially be problematic for simple linear models.</w:t>
+        <w:t xml:space="preserve"> and some other models are more reliant to multicollinearity</w:t>
+      </w:r>
+      <w:r>
+        <w:t xml:space="preserve">, </w:t>
+      </w:r>
+      <w:r>
+        <w:t>this can especially be problematic for simple linear models.</w:t>
       </w:r>
       <w:r>
         <w:t xml:space="preserve"> To evaluate this, a correlation heatmap </w:t>
@@ -10102,31 +10954,18 @@
         <w:keepNext/>
         <w:jc w:val="center"/>
       </w:pPr>
-      <w:bookmarkStart w:id="17" w:name="_Toc202275327"/>
+      <w:bookmarkStart w:id="17" w:name="_Toc202387377"/>
       <w:r>
         <w:t xml:space="preserve">Figure </w:t>
       </w:r>
-      <w:r>
-        <w:fldChar w:fldCharType="begin"/>
-      </w:r>
-      <w:r>
-        <w:instrText xml:space="preserve"> SEQ Figure \* ARABIC </w:instrText>
-      </w:r>
-      <w:r>
-        <w:fldChar w:fldCharType="separate"/>
-      </w:r>
-      <w:r>
-        <w:rPr>
-          <w:noProof/>
-        </w:rPr>
-        <w:t>3</w:t>
-      </w:r>
-      <w:r>
-        <w:rPr>
-          <w:noProof/>
-        </w:rPr>
-        <w:fldChar w:fldCharType="end"/>
-      </w:r>
+      <w:fldSimple w:instr=" SEQ Figure \* ARABIC ">
+        <w:r>
+          <w:rPr>
+            <w:noProof/>
+          </w:rPr>
+          <w:t>3</w:t>
+        </w:r>
+      </w:fldSimple>
       <w:r>
         <w:t>: Correlation Plot</w:t>
       </w:r>
@@ -10170,7 +11009,7 @@
                     </pic:cNvPicPr>
                   </pic:nvPicPr>
                   <pic:blipFill>
-                    <a:blip r:embed="rId14">
+                    <a:blip r:embed="rId15">
                       <a:extLst>
                         <a:ext uri="{28A0092B-C50C-407E-A947-70E740481C1C}">
                           <a14:useLocalDpi xmlns:a14="http://schemas.microsoft.com/office/drawing/2010/main" val="0"/>
@@ -10239,32 +11078,19 @@
         <w:keepNext/>
         <w:jc w:val="center"/>
       </w:pPr>
-      <w:bookmarkStart w:id="18" w:name="_Toc202275331"/>
+      <w:bookmarkStart w:id="18" w:name="_Toc202387383"/>
       <w:r>
         <w:lastRenderedPageBreak/>
         <w:t xml:space="preserve">Table </w:t>
       </w:r>
-      <w:r>
-        <w:fldChar w:fldCharType="begin"/>
-      </w:r>
-      <w:r>
-        <w:instrText xml:space="preserve"> SEQ Table \* ARABIC </w:instrText>
-      </w:r>
-      <w:r>
-        <w:fldChar w:fldCharType="separate"/>
-      </w:r>
-      <w:r>
-        <w:rPr>
-          <w:noProof/>
-        </w:rPr>
-        <w:t>3</w:t>
-      </w:r>
-      <w:r>
-        <w:rPr>
-          <w:noProof/>
-        </w:rPr>
-        <w:fldChar w:fldCharType="end"/>
-      </w:r>
+      <w:fldSimple w:instr=" SEQ Table \* ARABIC ">
+        <w:r>
+          <w:rPr>
+            <w:noProof/>
+          </w:rPr>
+          <w:t>3</w:t>
+        </w:r>
+      </w:fldSimple>
       <w:r>
         <w:t xml:space="preserve">: </w:t>
       </w:r>
@@ -11038,7 +11864,7 @@
       <w:pPr>
         <w:pStyle w:val="Heading2"/>
       </w:pPr>
-      <w:bookmarkStart w:id="19" w:name="_Toc202275319"/>
+      <w:bookmarkStart w:id="19" w:name="_Toc202387361"/>
       <w:r>
         <w:t>Transformation</w:t>
       </w:r>
@@ -11046,7 +11872,13 @@
     </w:p>
     <w:p>
       <w:r>
-        <w:t xml:space="preserve">One-hot encoding is a method to convert categorical data into numerical format by representing the values as binary vectors. This ensures models treat each category as independent and avoids implicit ordering systems. Zip codes and land use group values were one-hot encoded to allow the algorithms to understand it and use it efficiently. </w:t>
+        <w:t xml:space="preserve">One-hot encoding is a method to convert categorical data into numerical format by representing the values as binary vectors. This ensures models treat each category as independent and avoids </w:t>
+      </w:r>
+      <w:r>
+        <w:t xml:space="preserve">an </w:t>
+      </w:r>
+      <w:r>
+        <w:t xml:space="preserve">implicit ordering system. Zip codes and land use group values were one-hot encoded to allow the algorithms to understand it and use it efficiently. </w:t>
       </w:r>
     </w:p>
     <w:p/>
@@ -11057,7 +11889,13 @@
         </w:rPr>
       </w:pPr>
       <w:r>
-        <w:t xml:space="preserve">When analyzing datasets using machine learning, a normal distribution is often assumed. If ignored, the results can lead to biased parameter estimation, inaccurate confidence intervals, and faulty hypothesis testing. For this analysis, sales amounts do not follow a normal distribution and needs to be transformed prior to training. </w:t>
+        <w:t xml:space="preserve">When analyzing datasets using machine learning, a normal distribution is often assumed. If ignored, the results can lead to biased parameter estimation, inaccurate confidence intervals, and faulty hypothesis testing. For this </w:t>
+      </w:r>
+      <w:r>
+        <w:t>dataset</w:t>
+      </w:r>
+      <w:r>
+        <w:t xml:space="preserve">, sales amounts do not follow a normal distribution and needs to be transformed prior to training. </w:t>
       </w:r>
       <w:r>
         <w:t xml:space="preserve">The training data’s sales amount is </w:t>
@@ -11098,7 +11936,19 @@
         <w:rPr>
           <w:rFonts w:eastAsiaTheme="minorEastAsia"/>
         </w:rPr>
-        <w:t>formula equation and the results are shown below.</w:t>
+        <w:t xml:space="preserve">formula equation and the </w:t>
+      </w:r>
+      <w:r>
+        <w:rPr>
+          <w:rFonts w:eastAsiaTheme="minorEastAsia"/>
+        </w:rPr>
+        <w:t>distributions before and after transformation</w:t>
+      </w:r>
+      <w:r>
+        <w:rPr>
+          <w:rFonts w:eastAsiaTheme="minorEastAsia"/>
+        </w:rPr>
+        <w:t xml:space="preserve"> are shown below.</w:t>
       </w:r>
     </w:p>
     <w:p>
@@ -11217,6 +12067,13 @@
     </w:p>
     <w:p>
       <w:pPr>
+        <w:rPr>
+          <w:rFonts w:eastAsiaTheme="minorEastAsia"/>
+        </w:rPr>
+      </w:pPr>
+    </w:p>
+    <w:p>
+      <w:pPr>
         <w:pStyle w:val="ListParagraph"/>
         <w:numPr>
           <w:ilvl w:val="0"/>
@@ -11309,13 +12166,7 @@
           <w:rPr>
             <w:rFonts w:ascii="Cambria Math" w:eastAsiaTheme="minorEastAsia" w:hAnsi="Cambria Math"/>
           </w:rPr>
-          <m:t>λ:  transformation control</m:t>
-        </m:r>
-        <m:r>
-          <w:rPr>
-            <w:rFonts w:ascii="Cambria Math" w:eastAsiaTheme="minorEastAsia" w:hAnsi="Cambria Math"/>
-          </w:rPr>
-          <m:t xml:space="preserve"> value</m:t>
+          <m:t>λ:  transformation control value</m:t>
         </m:r>
       </m:oMath>
     </w:p>
@@ -11332,29 +12183,19 @@
         <w:keepNext/>
         <w:jc w:val="center"/>
       </w:pPr>
-      <w:bookmarkStart w:id="20" w:name="_Toc202275328"/>
+      <w:bookmarkStart w:id="20" w:name="_Toc202387378"/>
       <w:r>
         <w:lastRenderedPageBreak/>
         <w:t xml:space="preserve">Figure </w:t>
       </w:r>
-      <w:r>
-        <w:fldChar w:fldCharType="begin"/>
-      </w:r>
-      <w:r>
-        <w:instrText xml:space="preserve"> SEQ Figure \* ARABIC </w:instrText>
-      </w:r>
-      <w:r>
-        <w:fldChar w:fldCharType="separate"/>
-      </w:r>
-      <w:r>
-        <w:rPr>
-          <w:noProof/>
-        </w:rPr>
-        <w:t>4</w:t>
-      </w:r>
-      <w:r>
-        <w:fldChar w:fldCharType="end"/>
-      </w:r>
+      <w:fldSimple w:instr=" SEQ Figure \* ARABIC ">
+        <w:r>
+          <w:rPr>
+            <w:noProof/>
+          </w:rPr>
+          <w:t>4</w:t>
+        </w:r>
+      </w:fldSimple>
       <w:r>
         <w:t>: Box-Cox Transformation</w:t>
       </w:r>
@@ -11384,7 +12225,7 @@
                     <pic:cNvPicPr/>
                   </pic:nvPicPr>
                   <pic:blipFill>
-                    <a:blip r:embed="rId15">
+                    <a:blip r:embed="rId16">
                       <a:extLst>
                         <a:ext uri="{28A0092B-C50C-407E-A947-70E740481C1C}">
                           <a14:useLocalDpi xmlns:a14="http://schemas.microsoft.com/office/drawing/2010/main" val="0"/>
@@ -11418,7 +12259,7 @@
           <w:rFonts w:eastAsia="Times New Roman"/>
         </w:rPr>
       </w:pPr>
-      <w:bookmarkStart w:id="21" w:name="_Toc202275320"/>
+      <w:bookmarkStart w:id="21" w:name="_Toc202387362"/>
       <w:r>
         <w:rPr>
           <w:rFonts w:eastAsia="Times New Roman"/>
@@ -11431,7 +12272,7 @@
       <w:pPr>
         <w:pStyle w:val="Heading2"/>
       </w:pPr>
-      <w:bookmarkStart w:id="22" w:name="_Toc202275321"/>
+      <w:bookmarkStart w:id="22" w:name="_Toc202387363"/>
       <w:r>
         <w:t>Training</w:t>
       </w:r>
@@ -11482,7 +12323,16 @@
         <w:t>, which randomly samples from a predefined parameter grid. This approach provides a more computationally efficient approach compared to an exhaustive grid search while still exploring a wide range of hyperparameter options.</w:t>
       </w:r>
       <w:r>
-        <w:t xml:space="preserve"> The tuning process was performed using a 5-fold cross-validation and evaluated based on the RMSE to identify the optimal combination of hyperparameters for each model.</w:t>
+        <w:t xml:space="preserve"> The tuning process was performed using a 5-fold cross-validation and evaluated based on the RMSE to identify the </w:t>
+      </w:r>
+      <w:r>
+        <w:t>best</w:t>
+      </w:r>
+      <w:r>
+        <w:t xml:space="preserve"> combination of hyperparameters for each model.</w:t>
+      </w:r>
+      <w:r>
+        <w:t xml:space="preserve"> Once the best hyperparameters were selected, the parameter grid was adjusted to fine tune each model until the optimal hyperparameters were discovered. Consideration was given to inputs such as number of estimators or tree depth to avoid potentially overfitting the training data.</w:t>
       </w:r>
     </w:p>
     <w:p/>
@@ -11492,31 +12342,19 @@
         <w:keepNext/>
         <w:jc w:val="center"/>
       </w:pPr>
-      <w:bookmarkStart w:id="23" w:name="_Toc202275332"/>
-      <w:r>
+      <w:bookmarkStart w:id="23" w:name="_Toc202387384"/>
+      <w:r>
+        <w:lastRenderedPageBreak/>
         <w:t xml:space="preserve">Table </w:t>
       </w:r>
-      <w:r>
-        <w:fldChar w:fldCharType="begin"/>
-      </w:r>
-      <w:r>
-        <w:instrText xml:space="preserve"> SEQ Table \* ARABIC </w:instrText>
-      </w:r>
-      <w:r>
-        <w:fldChar w:fldCharType="separate"/>
-      </w:r>
-      <w:r>
-        <w:rPr>
-          <w:noProof/>
-        </w:rPr>
-        <w:t>4</w:t>
-      </w:r>
-      <w:r>
-        <w:rPr>
-          <w:noProof/>
-        </w:rPr>
-        <w:fldChar w:fldCharType="end"/>
-      </w:r>
+      <w:fldSimple w:instr=" SEQ Table \* ARABIC ">
+        <w:r>
+          <w:rPr>
+            <w:noProof/>
+          </w:rPr>
+          <w:t>4</w:t>
+        </w:r>
+      </w:fldSimple>
       <w:r>
         <w:t>: Parameter Grid</w:t>
       </w:r>
@@ -11524,7 +12362,7 @@
     </w:p>
     <w:tbl>
       <w:tblPr>
-        <w:tblW w:w="9080" w:type="dxa"/>
+        <w:tblW w:w="9340" w:type="dxa"/>
         <w:jc w:val="center"/>
         <w:tblCellMar>
           <w:left w:w="0" w:type="dxa"/>
@@ -11533,8 +12371,9 @@
         <w:tblLook w:val="0420" w:firstRow="1" w:lastRow="0" w:firstColumn="0" w:lastColumn="0" w:noHBand="0" w:noVBand="1"/>
       </w:tblPr>
       <w:tblGrid>
-        <w:gridCol w:w="1880"/>
-        <w:gridCol w:w="7200"/>
+        <w:gridCol w:w="1384"/>
+        <w:gridCol w:w="4424"/>
+        <w:gridCol w:w="3532"/>
       </w:tblGrid>
       <w:tr>
         <w:trPr>
@@ -11544,7 +12383,7 @@
         </w:trPr>
         <w:tc>
           <w:tcPr>
-            <w:tcW w:w="1880" w:type="dxa"/>
+            <w:tcW w:w="1384" w:type="dxa"/>
             <w:tcBorders>
               <w:top w:val="single" w:sz="8" w:space="0" w:color="3B43D7"/>
               <w:left w:val="single" w:sz="8" w:space="0" w:color="3B43D7"/>
@@ -11580,7 +12419,7 @@
         </w:tc>
         <w:tc>
           <w:tcPr>
-            <w:tcW w:w="7200" w:type="dxa"/>
+            <w:tcW w:w="4424" w:type="dxa"/>
             <w:tcBorders>
               <w:top w:val="single" w:sz="8" w:space="0" w:color="3B43D7"/>
               <w:left w:val="nil"/>
@@ -11614,6 +12453,37 @@
             </w:r>
           </w:p>
         </w:tc>
+        <w:tc>
+          <w:tcPr>
+            <w:tcW w:w="3532" w:type="dxa"/>
+            <w:tcBorders>
+              <w:top w:val="single" w:sz="8" w:space="0" w:color="3B43D7"/>
+              <w:left w:val="nil"/>
+              <w:bottom w:val="single" w:sz="8" w:space="0" w:color="3B43D7"/>
+              <w:right w:val="single" w:sz="8" w:space="0" w:color="3B43D7"/>
+            </w:tcBorders>
+            <w:shd w:val="clear" w:color="auto" w:fill="3B43D7"/>
+            <w:vAlign w:val="center"/>
+          </w:tcPr>
+          <w:p>
+            <w:pPr>
+              <w:jc w:val="center"/>
+              <w:rPr>
+                <w:b/>
+                <w:bCs/>
+                <w:color w:val="FFFFFF" w:themeColor="background1"/>
+              </w:rPr>
+            </w:pPr>
+            <w:r>
+              <w:rPr>
+                <w:b/>
+                <w:bCs/>
+                <w:color w:val="FFFFFF" w:themeColor="background1"/>
+              </w:rPr>
+              <w:t>Optimal Hyperparameters</w:t>
+            </w:r>
+          </w:p>
+        </w:tc>
       </w:tr>
       <w:tr>
         <w:trPr>
@@ -11622,7 +12492,7 @@
         </w:trPr>
         <w:tc>
           <w:tcPr>
-            <w:tcW w:w="1880" w:type="dxa"/>
+            <w:tcW w:w="1384" w:type="dxa"/>
             <w:tcBorders>
               <w:top w:val="single" w:sz="8" w:space="0" w:color="3B43D7"/>
               <w:left w:val="single" w:sz="8" w:space="0" w:color="3B43D7"/>
@@ -11658,7 +12528,7 @@
         </w:tc>
         <w:tc>
           <w:tcPr>
-            <w:tcW w:w="7200" w:type="dxa"/>
+            <w:tcW w:w="4424" w:type="dxa"/>
             <w:tcBorders>
               <w:top w:val="single" w:sz="8" w:space="0" w:color="3B43D7"/>
               <w:left w:val="nil"/>
@@ -11690,12 +12560,33 @@
               </w:rPr>
               <w:t>None</w:t>
             </w:r>
-            <w:r>
-              <w:rPr>
-                <w:sz w:val="22"/>
-                <w:szCs w:val="22"/>
-              </w:rPr>
-              <w:t>; uses default</w:t>
+          </w:p>
+        </w:tc>
+        <w:tc>
+          <w:tcPr>
+            <w:tcW w:w="3532" w:type="dxa"/>
+            <w:tcBorders>
+              <w:top w:val="single" w:sz="8" w:space="0" w:color="3B43D7"/>
+              <w:left w:val="nil"/>
+              <w:bottom w:val="single" w:sz="8" w:space="0" w:color="3B43D7"/>
+              <w:right w:val="single" w:sz="8" w:space="0" w:color="3B43D7"/>
+            </w:tcBorders>
+            <w:shd w:val="clear" w:color="auto" w:fill="E8E9F8"/>
+          </w:tcPr>
+          <w:p>
+            <w:pPr>
+              <w:jc w:val="center"/>
+              <w:rPr>
+                <w:sz w:val="22"/>
+                <w:szCs w:val="22"/>
+              </w:rPr>
+            </w:pPr>
+            <w:r>
+              <w:rPr>
+                <w:sz w:val="22"/>
+                <w:szCs w:val="22"/>
+              </w:rPr>
+              <w:t>Use default</w:t>
             </w:r>
           </w:p>
         </w:tc>
@@ -11707,7 +12598,7 @@
         </w:trPr>
         <w:tc>
           <w:tcPr>
-            <w:tcW w:w="1880" w:type="dxa"/>
+            <w:tcW w:w="1384" w:type="dxa"/>
             <w:tcBorders>
               <w:top w:val="single" w:sz="8" w:space="0" w:color="3B43D7"/>
               <w:left w:val="single" w:sz="8" w:space="0" w:color="3B43D7"/>
@@ -11743,7 +12634,7 @@
         </w:tc>
         <w:tc>
           <w:tcPr>
-            <w:tcW w:w="7200" w:type="dxa"/>
+            <w:tcW w:w="4424" w:type="dxa"/>
             <w:tcBorders>
               <w:top w:val="single" w:sz="8" w:space="0" w:color="3B43D7"/>
               <w:left w:val="nil"/>
@@ -11788,6 +12679,53 @@
             </w:r>
           </w:p>
         </w:tc>
+        <w:tc>
+          <w:tcPr>
+            <w:tcW w:w="3532" w:type="dxa"/>
+            <w:tcBorders>
+              <w:top w:val="single" w:sz="8" w:space="0" w:color="3B43D7"/>
+              <w:left w:val="nil"/>
+              <w:bottom w:val="single" w:sz="8" w:space="0" w:color="3B43D7"/>
+              <w:right w:val="single" w:sz="8" w:space="0" w:color="3B43D7"/>
+            </w:tcBorders>
+          </w:tcPr>
+          <w:p>
+            <w:pPr>
+              <w:jc w:val="center"/>
+              <w:rPr>
+                <w:rFonts w:eastAsia="Aptos"/>
+                <w:sz w:val="22"/>
+                <w:szCs w:val="22"/>
+              </w:rPr>
+            </w:pPr>
+            <m:oMath>
+              <m:r>
+                <w:rPr>
+                  <w:rFonts w:ascii="Cambria Math" w:eastAsia="Aptos" w:hAnsi="Cambria Math"/>
+                  <w:sz w:val="22"/>
+                  <w:szCs w:val="22"/>
+                </w:rPr>
+                <m:t>α</m:t>
+              </m:r>
+            </m:oMath>
+            <w:r>
+              <w:rPr>
+                <w:rFonts w:eastAsia="Aptos"/>
+                <w:sz w:val="22"/>
+                <w:szCs w:val="22"/>
+              </w:rPr>
+              <w:t>=0.001</w:t>
+            </w:r>
+            <w:r>
+              <w:rPr>
+                <w:rFonts w:eastAsia="Aptos"/>
+                <w:sz w:val="22"/>
+                <w:szCs w:val="22"/>
+              </w:rPr>
+              <w:t>, L1=0.01</w:t>
+            </w:r>
+          </w:p>
+        </w:tc>
       </w:tr>
       <w:tr>
         <w:trPr>
@@ -11796,7 +12734,7 @@
         </w:trPr>
         <w:tc>
           <w:tcPr>
-            <w:tcW w:w="1880" w:type="dxa"/>
+            <w:tcW w:w="1384" w:type="dxa"/>
             <w:tcBorders>
               <w:top w:val="single" w:sz="8" w:space="0" w:color="3B43D7"/>
               <w:left w:val="single" w:sz="8" w:space="0" w:color="3B43D7"/>
@@ -11826,14 +12764,13 @@
                 <w:sz w:val="22"/>
                 <w:szCs w:val="22"/>
               </w:rPr>
-              <w:lastRenderedPageBreak/>
               <w:t>Random Forest</w:t>
             </w:r>
           </w:p>
         </w:tc>
         <w:tc>
           <w:tcPr>
-            <w:tcW w:w="7200" w:type="dxa"/>
+            <w:tcW w:w="4424" w:type="dxa"/>
             <w:tcBorders>
               <w:top w:val="single" w:sz="8" w:space="0" w:color="3B43D7"/>
               <w:left w:val="nil"/>
@@ -11867,6 +12804,69 @@
             </w:r>
           </w:p>
         </w:tc>
+        <w:tc>
+          <w:tcPr>
+            <w:tcW w:w="3532" w:type="dxa"/>
+            <w:tcBorders>
+              <w:top w:val="single" w:sz="8" w:space="0" w:color="3B43D7"/>
+              <w:left w:val="nil"/>
+              <w:bottom w:val="single" w:sz="8" w:space="0" w:color="3B43D7"/>
+              <w:right w:val="single" w:sz="8" w:space="0" w:color="3B43D7"/>
+            </w:tcBorders>
+            <w:shd w:val="clear" w:color="auto" w:fill="E8E9F8"/>
+          </w:tcPr>
+          <w:p>
+            <w:pPr>
+              <w:jc w:val="center"/>
+              <w:rPr>
+                <w:sz w:val="22"/>
+                <w:szCs w:val="22"/>
+              </w:rPr>
+            </w:pPr>
+            <w:r>
+              <w:rPr>
+                <w:sz w:val="22"/>
+                <w:szCs w:val="22"/>
+              </w:rPr>
+              <w:t>m</w:t>
+            </w:r>
+            <w:r>
+              <w:rPr>
+                <w:sz w:val="22"/>
+                <w:szCs w:val="22"/>
+              </w:rPr>
+              <w:t>ax</w:t>
+            </w:r>
+            <w:r>
+              <w:rPr>
+                <w:sz w:val="22"/>
+                <w:szCs w:val="22"/>
+              </w:rPr>
+              <w:t xml:space="preserve"> </w:t>
+            </w:r>
+            <w:r>
+              <w:rPr>
+                <w:sz w:val="22"/>
+                <w:szCs w:val="22"/>
+              </w:rPr>
+              <w:t>depth=25, n</w:t>
+            </w:r>
+            <w:r>
+              <w:rPr>
+                <w:sz w:val="22"/>
+                <w:szCs w:val="22"/>
+              </w:rPr>
+              <w:t xml:space="preserve">umber of </w:t>
+            </w:r>
+            <w:r>
+              <w:rPr>
+                <w:sz w:val="22"/>
+                <w:szCs w:val="22"/>
+              </w:rPr>
+              <w:t>estimators=425</w:t>
+            </w:r>
+          </w:p>
+        </w:tc>
       </w:tr>
       <w:tr>
         <w:trPr>
@@ -11875,7 +12875,7 @@
         </w:trPr>
         <w:tc>
           <w:tcPr>
-            <w:tcW w:w="1880" w:type="dxa"/>
+            <w:tcW w:w="1384" w:type="dxa"/>
             <w:tcBorders>
               <w:top w:val="single" w:sz="8" w:space="0" w:color="3B43D7"/>
               <w:left w:val="single" w:sz="8" w:space="0" w:color="3B43D7"/>
@@ -11913,7 +12913,7 @@
         </w:tc>
         <w:tc>
           <w:tcPr>
-            <w:tcW w:w="7200" w:type="dxa"/>
+            <w:tcW w:w="4424" w:type="dxa"/>
             <w:tcBorders>
               <w:top w:val="single" w:sz="8" w:space="0" w:color="3B43D7"/>
               <w:left w:val="nil"/>
@@ -11947,6 +12947,138 @@
             </w:r>
           </w:p>
         </w:tc>
+        <w:tc>
+          <w:tcPr>
+            <w:tcW w:w="3532" w:type="dxa"/>
+            <w:tcBorders>
+              <w:top w:val="single" w:sz="8" w:space="0" w:color="3B43D7"/>
+              <w:left w:val="nil"/>
+              <w:bottom w:val="single" w:sz="8" w:space="0" w:color="3B43D7"/>
+              <w:right w:val="single" w:sz="8" w:space="0" w:color="3B43D7"/>
+            </w:tcBorders>
+          </w:tcPr>
+          <w:p>
+            <w:pPr>
+              <w:jc w:val="center"/>
+              <w:rPr>
+                <w:sz w:val="22"/>
+                <w:szCs w:val="22"/>
+              </w:rPr>
+            </w:pPr>
+            <w:r>
+              <w:rPr>
+                <w:sz w:val="22"/>
+                <w:szCs w:val="22"/>
+              </w:rPr>
+              <w:t>l</w:t>
+            </w:r>
+            <w:r>
+              <w:rPr>
+                <w:sz w:val="22"/>
+                <w:szCs w:val="22"/>
+              </w:rPr>
+              <w:t>earning</w:t>
+            </w:r>
+            <w:r>
+              <w:rPr>
+                <w:sz w:val="22"/>
+                <w:szCs w:val="22"/>
+              </w:rPr>
+              <w:t xml:space="preserve"> </w:t>
+            </w:r>
+            <w:r>
+              <w:rPr>
+                <w:sz w:val="22"/>
+                <w:szCs w:val="22"/>
+              </w:rPr>
+              <w:t>rate=0.05, min</w:t>
+            </w:r>
+            <w:r>
+              <w:rPr>
+                <w:sz w:val="22"/>
+                <w:szCs w:val="22"/>
+              </w:rPr>
+              <w:t xml:space="preserve"> </w:t>
+            </w:r>
+            <w:r>
+              <w:rPr>
+                <w:sz w:val="22"/>
+                <w:szCs w:val="22"/>
+              </w:rPr>
+              <w:t>child</w:t>
+            </w:r>
+            <w:r>
+              <w:rPr>
+                <w:sz w:val="22"/>
+                <w:szCs w:val="22"/>
+              </w:rPr>
+              <w:t xml:space="preserve"> </w:t>
+            </w:r>
+            <w:r>
+              <w:rPr>
+                <w:sz w:val="22"/>
+                <w:szCs w:val="22"/>
+              </w:rPr>
+              <w:t>samples=10,</w:t>
+            </w:r>
+            <w:r>
+              <w:rPr>
+                <w:sz w:val="22"/>
+                <w:szCs w:val="22"/>
+              </w:rPr>
+              <w:t xml:space="preserve"> </w:t>
+            </w:r>
+            <w:r>
+              <w:rPr>
+                <w:sz w:val="22"/>
+                <w:szCs w:val="22"/>
+              </w:rPr>
+              <w:t>n</w:t>
+            </w:r>
+            <w:r>
+              <w:rPr>
+                <w:sz w:val="22"/>
+                <w:szCs w:val="22"/>
+              </w:rPr>
+              <w:t xml:space="preserve"> </w:t>
+            </w:r>
+            <w:r>
+              <w:rPr>
+                <w:sz w:val="22"/>
+                <w:szCs w:val="22"/>
+              </w:rPr>
+              <w:t>estimators=300, num</w:t>
+            </w:r>
+            <w:r>
+              <w:rPr>
+                <w:sz w:val="22"/>
+                <w:szCs w:val="22"/>
+              </w:rPr>
+              <w:t xml:space="preserve"> </w:t>
+            </w:r>
+            <w:r>
+              <w:rPr>
+                <w:sz w:val="22"/>
+                <w:szCs w:val="22"/>
+              </w:rPr>
+              <w:t>leaves=56,</w:t>
+            </w:r>
+            <w:r>
+              <w:rPr>
+                <w:sz w:val="22"/>
+                <w:szCs w:val="22"/>
+              </w:rPr>
+              <w:t xml:space="preserve"> L2</w:t>
+            </w:r>
+            <w:r>
+              <w:rPr>
+                <w:sz w:val="22"/>
+                <w:szCs w:val="22"/>
+              </w:rPr>
+              <w:t>=0.5, subsample=0.9</w:t>
+            </w:r>
+          </w:p>
+        </w:tc>
       </w:tr>
       <w:tr>
         <w:trPr>
@@ -11955,7 +13087,7 @@
         </w:trPr>
         <w:tc>
           <w:tcPr>
-            <w:tcW w:w="1880" w:type="dxa"/>
+            <w:tcW w:w="1384" w:type="dxa"/>
             <w:tcBorders>
               <w:top w:val="single" w:sz="8" w:space="0" w:color="3B43D7"/>
               <w:left w:val="single" w:sz="8" w:space="0" w:color="3B43D7"/>
@@ -11991,7 +13123,7 @@
         </w:tc>
         <w:tc>
           <w:tcPr>
-            <w:tcW w:w="7200" w:type="dxa"/>
+            <w:tcW w:w="4424" w:type="dxa"/>
             <w:tcBorders>
               <w:top w:val="single" w:sz="8" w:space="0" w:color="3B43D7"/>
               <w:left w:val="nil"/>
@@ -12041,6 +13173,168 @@
               </w:rPr>
               <w:t>, initial learning rate, max iterations</w:t>
             </w:r>
+            <w:r>
+              <w:rPr>
+                <w:rFonts w:eastAsiaTheme="minorEastAsia"/>
+                <w:sz w:val="22"/>
+                <w:szCs w:val="22"/>
+              </w:rPr>
+              <w:t>, activation function</w:t>
+            </w:r>
+          </w:p>
+        </w:tc>
+        <w:tc>
+          <w:tcPr>
+            <w:tcW w:w="3532" w:type="dxa"/>
+            <w:tcBorders>
+              <w:top w:val="single" w:sz="8" w:space="0" w:color="3B43D7"/>
+              <w:left w:val="nil"/>
+              <w:bottom w:val="single" w:sz="8" w:space="0" w:color="3B43D7"/>
+              <w:right w:val="single" w:sz="8" w:space="0" w:color="3B43D7"/>
+            </w:tcBorders>
+            <w:shd w:val="clear" w:color="auto" w:fill="E8E9F8"/>
+          </w:tcPr>
+          <w:p>
+            <w:pPr>
+              <w:jc w:val="center"/>
+              <w:rPr>
+                <w:sz w:val="22"/>
+                <w:szCs w:val="22"/>
+              </w:rPr>
+            </w:pPr>
+            <m:oMath>
+              <m:r>
+                <w:rPr>
+                  <w:rFonts w:ascii="Cambria Math" w:hAnsi="Cambria Math"/>
+                  <w:sz w:val="22"/>
+                  <w:szCs w:val="22"/>
+                </w:rPr>
+                <m:t>α</m:t>
+              </m:r>
+            </m:oMath>
+            <w:r>
+              <w:rPr>
+                <w:sz w:val="22"/>
+                <w:szCs w:val="22"/>
+              </w:rPr>
+              <w:t>=0.001, hidden</w:t>
+            </w:r>
+            <w:r>
+              <w:rPr>
+                <w:sz w:val="22"/>
+                <w:szCs w:val="22"/>
+              </w:rPr>
+              <w:t xml:space="preserve"> </w:t>
+            </w:r>
+            <w:r>
+              <w:rPr>
+                <w:sz w:val="22"/>
+                <w:szCs w:val="22"/>
+              </w:rPr>
+              <w:t>layer</w:t>
+            </w:r>
+            <w:r>
+              <w:rPr>
+                <w:sz w:val="22"/>
+                <w:szCs w:val="22"/>
+              </w:rPr>
+              <w:t xml:space="preserve"> </w:t>
+            </w:r>
+            <w:r>
+              <w:rPr>
+                <w:sz w:val="22"/>
+                <w:szCs w:val="22"/>
+              </w:rPr>
+              <w:t>sizes</w:t>
+            </w:r>
+            <w:proofErr w:type="gramStart"/>
+            <w:r>
+              <w:rPr>
+                <w:sz w:val="22"/>
+                <w:szCs w:val="22"/>
+              </w:rPr>
+              <w:t>=(</w:t>
+            </w:r>
+            <w:proofErr w:type="gramEnd"/>
+            <w:r>
+              <w:rPr>
+                <w:sz w:val="22"/>
+                <w:szCs w:val="22"/>
+              </w:rPr>
+              <w:t>64,),</w:t>
+            </w:r>
+            <w:r>
+              <w:rPr>
+                <w:sz w:val="22"/>
+                <w:szCs w:val="22"/>
+              </w:rPr>
+              <w:t xml:space="preserve"> initial </w:t>
+            </w:r>
+            <w:r>
+              <w:rPr>
+                <w:sz w:val="22"/>
+                <w:szCs w:val="22"/>
+              </w:rPr>
+              <w:t>learning</w:t>
+            </w:r>
+            <w:r>
+              <w:rPr>
+                <w:sz w:val="22"/>
+                <w:szCs w:val="22"/>
+              </w:rPr>
+              <w:t xml:space="preserve"> </w:t>
+            </w:r>
+            <w:r>
+              <w:rPr>
+                <w:sz w:val="22"/>
+                <w:szCs w:val="22"/>
+              </w:rPr>
+              <w:t>rate=0.0005, max</w:t>
+            </w:r>
+            <w:r>
+              <w:rPr>
+                <w:sz w:val="22"/>
+                <w:szCs w:val="22"/>
+              </w:rPr>
+              <w:t xml:space="preserve"> i</w:t>
+            </w:r>
+            <w:r>
+              <w:rPr>
+                <w:sz w:val="22"/>
+                <w:szCs w:val="22"/>
+              </w:rPr>
+              <w:t>ter</w:t>
+            </w:r>
+            <w:r>
+              <w:rPr>
+                <w:sz w:val="22"/>
+                <w:szCs w:val="22"/>
+              </w:rPr>
+              <w:t>ations</w:t>
+            </w:r>
+            <w:r>
+              <w:rPr>
+                <w:sz w:val="22"/>
+                <w:szCs w:val="22"/>
+              </w:rPr>
+              <w:t>=300,</w:t>
+            </w:r>
+            <w:r>
+              <w:rPr>
+                <w:sz w:val="22"/>
+                <w:szCs w:val="22"/>
+              </w:rPr>
+              <w:t xml:space="preserve"> activation function=</w:t>
+            </w:r>
+            <w:proofErr w:type="spellStart"/>
+            <w:r>
+              <w:rPr>
+                <w:sz w:val="22"/>
+                <w:szCs w:val="22"/>
+              </w:rPr>
+              <w:t>relu</w:t>
+            </w:r>
+            <w:proofErr w:type="spellEnd"/>
           </w:p>
         </w:tc>
       </w:tr>
@@ -12050,7 +13344,7 @@
       <w:pPr>
         <w:pStyle w:val="Heading2"/>
       </w:pPr>
-      <w:bookmarkStart w:id="24" w:name="_Toc202275322"/>
+      <w:bookmarkStart w:id="24" w:name="_Toc202387364"/>
       <w:r>
         <w:t>Results</w:t>
       </w:r>
@@ -12103,13 +13397,7 @@
         <w:t>USD.</w:t>
       </w:r>
       <w:r>
-        <w:t xml:space="preserve"> Reporting RMSE on both the transformed and original scale provides a more complete picture of model performance and </w:t>
-      </w:r>
-      <w:r>
-        <w:t>provides both statistically validity and stakeholder relevance</w:t>
-      </w:r>
-      <w:r>
-        <w:t>. The transformed RMSE reflects how well the model learned from a normalized distribution while the original scale RMSE reflects the error in real monetary terms for practical interpretation.</w:t>
+        <w:t xml:space="preserve"> Reporting RMSE on both the transformed and original scale provides a more complete picture of model performance and provides both statistically validity and stakeholder relevance. The transformed RMSE reflects how well the model learned from a normalized distribution while the original scale RMSE reflects the error in real monetary terms for practical interpretation.</w:t>
       </w:r>
     </w:p>
     <w:p/>
@@ -12119,31 +13407,18 @@
         <w:keepNext/>
         <w:jc w:val="center"/>
       </w:pPr>
-      <w:bookmarkStart w:id="25" w:name="_Toc202275333"/>
+      <w:bookmarkStart w:id="25" w:name="_Toc202387385"/>
       <w:r>
         <w:t xml:space="preserve">Table </w:t>
       </w:r>
-      <w:r>
-        <w:fldChar w:fldCharType="begin"/>
-      </w:r>
-      <w:r>
-        <w:instrText xml:space="preserve"> SEQ Table \* ARABIC </w:instrText>
-      </w:r>
-      <w:r>
-        <w:fldChar w:fldCharType="separate"/>
-      </w:r>
-      <w:r>
-        <w:rPr>
-          <w:noProof/>
-        </w:rPr>
-        <w:t>5</w:t>
-      </w:r>
-      <w:r>
-        <w:rPr>
-          <w:noProof/>
-        </w:rPr>
-        <w:fldChar w:fldCharType="end"/>
-      </w:r>
+      <w:fldSimple w:instr=" SEQ Table \* ARABIC ">
+        <w:r>
+          <w:rPr>
+            <w:noProof/>
+          </w:rPr>
+          <w:t>5</w:t>
+        </w:r>
+      </w:fldSimple>
       <w:r>
         <w:t xml:space="preserve">: </w:t>
       </w:r>
@@ -12846,8 +14121,9 @@
       <w:pPr>
         <w:pStyle w:val="Heading1"/>
       </w:pPr>
-      <w:bookmarkStart w:id="26" w:name="_Toc202275323"/>
-      <w:r>
+      <w:bookmarkStart w:id="26" w:name="_Toc202387365"/>
+      <w:r>
+        <w:lastRenderedPageBreak/>
         <w:t>Conclusion</w:t>
       </w:r>
       <w:bookmarkEnd w:id="26"/>
@@ -12878,112 +14154,188 @@
     <w:p/>
     <w:p>
       <w:r>
-        <w:t xml:space="preserve">A Box-Cox transformation was necessary to normalize the skewed response variable, sales amount, to improve model performance and stability. </w:t>
-      </w:r>
-      <w:r>
-        <w:t>Analytical</w:t>
-      </w:r>
-      <w:r>
-        <w:t xml:space="preserve"> models were trained and evaluated, including </w:t>
-      </w:r>
-      <w:r>
-        <w:t>Linear Regression</w:t>
-      </w:r>
-      <w:r>
-        <w:t xml:space="preserve">, </w:t>
-      </w:r>
-      <w:r>
-        <w:t>Elastic Net</w:t>
-      </w:r>
-      <w:r>
-        <w:t xml:space="preserve">, </w:t>
-      </w:r>
-      <w:r>
-        <w:t>Random Forest</w:t>
-      </w:r>
-      <w:r>
-        <w:t xml:space="preserve">, </w:t>
-      </w:r>
-      <w:r>
-        <w:t>ANN</w:t>
-      </w:r>
-      <w:r>
-        <w:t xml:space="preserve">, and </w:t>
-      </w:r>
-      <w:proofErr w:type="spellStart"/>
-      <w:r>
-        <w:t>LightGBM</w:t>
-      </w:r>
-      <w:proofErr w:type="spellEnd"/>
-      <w:r>
-        <w:t xml:space="preserve">. Each </w:t>
-      </w:r>
-      <w:r>
-        <w:lastRenderedPageBreak/>
-        <w:t xml:space="preserve">model was processed through a consistent pipeline </w:t>
-      </w:r>
-      <w:r>
-        <w:t xml:space="preserve">and parameter grid </w:t>
-      </w:r>
-      <w:r>
-        <w:t>that handles preprocessing and hyperparameter optimization using randomization with cross-validation.</w:t>
+        <w:t>The quality of an</w:t>
+      </w:r>
+      <w:r>
+        <w:t xml:space="preserve"> analy</w:t>
+      </w:r>
+      <w:r>
+        <w:t>sis using property appraiser data</w:t>
+      </w:r>
+      <w:r>
+        <w:t xml:space="preserve"> heavily relies on outlier detection. This data is largely manually entered </w:t>
+      </w:r>
+      <w:r>
+        <w:t>which</w:t>
+      </w:r>
+      <w:r>
+        <w:t xml:space="preserve"> can result in data entry errors as well as missing values represented by</w:t>
+      </w:r>
+      <w:r>
+        <w:t xml:space="preserve"> placeholder</w:t>
+      </w:r>
+      <w:r>
+        <w:t xml:space="preserve"> </w:t>
+      </w:r>
+      <w:r>
+        <w:t>sentinel</w:t>
+      </w:r>
+      <w:r>
+        <w:t xml:space="preserve"> values.</w:t>
+      </w:r>
+      <w:r>
+        <w:t xml:space="preserve"> </w:t>
+      </w:r>
+      <w:r>
+        <w:t xml:space="preserve">In this study, outlier detection was addressed using </w:t>
+      </w:r>
+      <w:r>
+        <w:t xml:space="preserve">a </w:t>
+      </w:r>
+      <w:r>
+        <w:t xml:space="preserve">conservative and realistic </w:t>
+      </w:r>
+      <w:r>
+        <w:t xml:space="preserve">minimum threshold of </w:t>
+      </w:r>
+      <w:r>
+        <w:t>$</w:t>
+      </w:r>
+      <w:r>
+        <w:t xml:space="preserve">50,000 and </w:t>
+      </w:r>
+      <w:r>
+        <w:t>Isolation Forest, which helped identify and remove anomalous records based on multivariate patterns. By cleaning the data of such inconsistencies, the models were better able to generalize and produce meaningful results.</w:t>
       </w:r>
     </w:p>
     <w:p/>
     <w:p>
       <w:r>
-        <w:t>Among the models</w:t>
-      </w:r>
-      <w:r>
-        <w:t xml:space="preserve"> used</w:t>
-      </w:r>
-      <w:r>
-        <w:t xml:space="preserve">, ensemble methods like </w:t>
+        <w:t xml:space="preserve">A Box-Cox transformation was necessary to normalize the skewed response variable, sales amount, to improve model performance and stability. </w:t>
+      </w:r>
+      <w:r>
+        <w:t>Analytical</w:t>
+      </w:r>
+      <w:r>
+        <w:t xml:space="preserve"> models were trained and evaluated, including </w:t>
+      </w:r>
+      <w:r>
+        <w:t>Linear Regression</w:t>
+      </w:r>
+      <w:r>
+        <w:t xml:space="preserve">, </w:t>
+      </w:r>
+      <w:r>
+        <w:t>Elastic Net</w:t>
+      </w:r>
+      <w:r>
+        <w:t xml:space="preserve">, </w:t>
       </w:r>
       <w:r>
         <w:t>Random Forest</w:t>
       </w:r>
       <w:r>
-        <w:t xml:space="preserve"> and </w:t>
-      </w:r>
-      <w:r>
-        <w:t>Light Gradient Boosting Machine</w:t>
-      </w:r>
-      <w:r>
-        <w:t xml:space="preserve"> </w:t>
-      </w:r>
-      <w:r>
-        <w:t xml:space="preserve">outperformed others in terms of RMSE when evaluated on the holdout testing subset. While simpler models such as </w:t>
-      </w:r>
-      <w:r>
-        <w:t>Linear Regression</w:t>
-      </w:r>
-      <w:r>
-        <w:t xml:space="preserve"> provide transparency and i</w:t>
-      </w:r>
-      <w:r>
-        <w:t>nterpretability</w:t>
-      </w:r>
-      <w:r>
-        <w:t>, boosting and bagging models better captured the complex and non-linear relationships in the data.</w:t>
+        <w:t xml:space="preserve">, </w:t>
+      </w:r>
+      <w:r>
+        <w:t>ANN</w:t>
+      </w:r>
+      <w:r>
+        <w:t xml:space="preserve">, and </w:t>
+      </w:r>
+      <w:proofErr w:type="spellStart"/>
+      <w:r>
+        <w:t>LightGBM</w:t>
+      </w:r>
+      <w:proofErr w:type="spellEnd"/>
+      <w:r>
+        <w:t xml:space="preserve">. Each model was processed through a consistent pipeline </w:t>
+      </w:r>
+      <w:r>
+        <w:t xml:space="preserve">and parameter grid </w:t>
+      </w:r>
+      <w:r>
+        <w:t>that handles preprocessing and hyperparameter optimization using randomization with cross-validation.</w:t>
       </w:r>
     </w:p>
     <w:p/>
     <w:p>
       <w:r>
-        <w:t xml:space="preserve">The final models showed predictive accuracy at levels suitable for offering valuable insights for future </w:t>
-      </w:r>
-      <w:r>
-        <w:t>property valuation</w:t>
-      </w:r>
-      <w:r>
-        <w:t xml:space="preserve"> for emergency response planning and recovery</w:t>
-      </w:r>
-      <w:r>
-        <w:t xml:space="preserve"> efforts.</w:t>
+        <w:t>Among the models</w:t>
+      </w:r>
+      <w:r>
+        <w:t xml:space="preserve"> used</w:t>
+      </w:r>
+      <w:r>
+        <w:t xml:space="preserve">, ensemble methods like </w:t>
+      </w:r>
+      <w:r>
+        <w:t>Random Forest</w:t>
+      </w:r>
+      <w:r>
+        <w:t xml:space="preserve"> and </w:t>
+      </w:r>
+      <w:r>
+        <w:t>Light Gradient Boosting Machine</w:t>
+      </w:r>
+      <w:r>
+        <w:t xml:space="preserve"> </w:t>
+      </w:r>
+      <w:r>
+        <w:t xml:space="preserve">outperformed others in terms of RMSE when evaluated on the holdout testing subset. While simpler models such as </w:t>
+      </w:r>
+      <w:r>
+        <w:t>Linear Regression</w:t>
+      </w:r>
+      <w:r>
+        <w:t xml:space="preserve"> provide transparency and i</w:t>
+      </w:r>
+      <w:r>
+        <w:t>nterpretability</w:t>
+      </w:r>
+      <w:r>
+        <w:t>, boosting and bagging models better captured the complex and non-linear relationships in the data.</w:t>
       </w:r>
     </w:p>
     <w:p/>
+    <w:p>
+      <w:r>
+        <w:t xml:space="preserve">The final models showed predictive accuracy at levels suitable for offering valuable insights for future </w:t>
+      </w:r>
+      <w:r>
+        <w:t>property valuation</w:t>
+      </w:r>
+      <w:r>
+        <w:t xml:space="preserve"> for emergency response planning and recovery</w:t>
+      </w:r>
+      <w:r>
+        <w:t xml:space="preserve"> efforts.</w:t>
+      </w:r>
+      <w:r>
+        <w:t xml:space="preserve"> </w:t>
+      </w:r>
+      <w:r>
+        <w:t>The analysis could be further improved by incorporating a</w:t>
+      </w:r>
+      <w:r>
+        <w:t xml:space="preserve"> </w:t>
+      </w:r>
+      <w:r>
+        <w:t xml:space="preserve">quality indicator or condition rating into the set of predictor variables. While structural characteristics such as the number of bedrooms and bathrooms provide a baseline for valuation, they do not fully capture differences in </w:t>
+      </w:r>
+      <w:r>
+        <w:t>structural</w:t>
+      </w:r>
+      <w:r>
+        <w:t xml:space="preserve"> condition</w:t>
+      </w:r>
+      <w:r>
+        <w:t xml:space="preserve"> </w:t>
+      </w:r>
+      <w:r>
+        <w:t>or renovation status.</w:t>
+      </w:r>
+    </w:p>
     <w:p>
       <w:r>
         <w:br w:type="page"/>
@@ -12999,7 +14351,15 @@
       </w:sdtPr>
       <w:sdtContent>
         <w:p>
+          <w:pPr>
+            <w:rPr>
+              <w:rStyle w:val="Heading1Char"/>
+            </w:rPr>
+          </w:pPr>
           <w:r>
+            <w:rPr>
+              <w:rStyle w:val="Heading1Char"/>
+            </w:rPr>
             <w:t>References</w:t>
           </w:r>
         </w:p>
@@ -13076,6 +14436,35 @@
                   <w:noProof/>
                 </w:rPr>
                 <w:t>. (GitHub) Retrieved from https://github.com/bofethe/parcel-sales</w:t>
+              </w:r>
+            </w:p>
+            <w:p>
+              <w:pPr>
+                <w:pStyle w:val="Bibliography"/>
+                <w:ind w:left="720" w:hanging="720"/>
+                <w:rPr>
+                  <w:noProof/>
+                </w:rPr>
+              </w:pPr>
+              <w:r>
+                <w:rPr>
+                  <w:noProof/>
+                </w:rPr>
+                <w:t xml:space="preserve">Florida Legislature. (2025). </w:t>
+              </w:r>
+              <w:r>
+                <w:rPr>
+                  <w:i/>
+                  <w:iCs/>
+                  <w:noProof/>
+                </w:rPr>
+                <w:t>Section 193.155 - Homestead Assessments</w:t>
+              </w:r>
+              <w:r>
+                <w:rPr>
+                  <w:noProof/>
+                </w:rPr>
+                <w:t>. Retrieved from http://leg.state.fl.us/Statutes/index.cfm?App_mode=Display_Statute&amp;URL=0100-0199/0193/Sections/0193.155.html</w:t>
               </w:r>
             </w:p>
             <w:p>
@@ -13211,7 +14600,7 @@
     <w:p>
       <w:pPr>
         <w:sectPr>
-          <w:footerReference w:type="default" r:id="rId16"/>
+          <w:footerReference w:type="default" r:id="rId17"/>
           <w:pgSz w:w="12240" w:h="15840"/>
           <w:pgMar w:top="1440" w:right="1440" w:bottom="1440" w:left="1440" w:header="720" w:footer="720" w:gutter="0"/>
           <w:pgNumType w:start="1"/>
@@ -13230,7 +14619,7 @@
         <w:ind w:left="432"/>
         <w:jc w:val="center"/>
         <w:sectPr>
-          <w:footerReference w:type="default" r:id="rId17"/>
+          <w:footerReference w:type="default" r:id="rId18"/>
           <w:pgSz w:w="12240" w:h="15840"/>
           <w:pgMar w:top="1440" w:right="1440" w:bottom="1440" w:left="1440" w:header="720" w:footer="720" w:gutter="0"/>
           <w:cols w:space="720"/>
@@ -13239,7 +14628,7 @@
         </w:sectPr>
       </w:pPr>
       <w:bookmarkStart w:id="27" w:name="_Appendix_A:_Analytical"/>
-      <w:bookmarkStart w:id="28" w:name="_Toc202275324"/>
+      <w:bookmarkStart w:id="28" w:name="_Toc202387366"/>
       <w:bookmarkEnd w:id="27"/>
       <w:r>
         <w:lastRenderedPageBreak/>
@@ -13279,7 +14668,7 @@
                     <pic:cNvPicPr/>
                   </pic:nvPicPr>
                   <pic:blipFill>
-                    <a:blip r:embed="rId18">
+                    <a:blip r:embed="rId19">
                       <a:extLst>
                         <a:ext uri="{28A0092B-C50C-407E-A947-70E740481C1C}">
                           <a14:useLocalDpi xmlns:a14="http://schemas.microsoft.com/office/drawing/2010/main" val="0"/>
@@ -13314,7 +14703,7 @@
       </w:r>
     </w:p>
     <w:sectPr>
-      <w:footerReference w:type="default" r:id="rId23"/>
+      <w:footerReference w:type="default" r:id="rId24"/>
       <w:pgSz w:w="15840" w:h="12240" w:orient="landscape"/>
       <w:pgMar w:top="720" w:right="720" w:bottom="720" w:left="720" w:header="720" w:footer="720" w:gutter="0"/>
       <w:cols w:space="720"/>
@@ -16650,6 +18039,36 @@
       <w:szCs w:val="20"/>
     </w:rPr>
   </w:style>
+  <w:style w:type="paragraph" w:styleId="NoSpacing">
+    <w:name w:val="No Spacing"/>
+    <w:link w:val="NoSpacingChar"/>
+    <w:uiPriority w:val="1"/>
+    <w:qFormat/>
+    <w:rsid w:val="009939C5"/>
+    <w:rPr>
+      <w:rFonts w:asciiTheme="minorHAnsi" w:eastAsiaTheme="minorEastAsia" w:hAnsiTheme="minorHAnsi" w:cstheme="minorBidi"/>
+      <w:kern w:val="0"/>
+      <w:sz w:val="22"/>
+      <w:szCs w:val="22"/>
+      <w:lang w:eastAsia="zh-CN"/>
+      <w14:ligatures w14:val="none"/>
+    </w:rPr>
+  </w:style>
+  <w:style w:type="character" w:customStyle="1" w:styleId="NoSpacingChar">
+    <w:name w:val="No Spacing Char"/>
+    <w:basedOn w:val="DefaultParagraphFont"/>
+    <w:link w:val="NoSpacing"/>
+    <w:uiPriority w:val="1"/>
+    <w:rsid w:val="009939C5"/>
+    <w:rPr>
+      <w:rFonts w:asciiTheme="minorHAnsi" w:eastAsiaTheme="minorEastAsia" w:hAnsiTheme="minorHAnsi" w:cstheme="minorBidi"/>
+      <w:kern w:val="0"/>
+      <w:sz w:val="22"/>
+      <w:szCs w:val="22"/>
+      <w:lang w:eastAsia="zh-CN"/>
+      <w14:ligatures w14:val="none"/>
+    </w:rPr>
+  </w:style>
 </w:styles>
 </file>
 
@@ -16949,6 +18368,17 @@
 </file>
 
 <file path=customXml/item1.xml><?xml version="1.0" encoding="utf-8"?>
+<CoverPageProperties xmlns="http://schemas.microsoft.com/office/2006/coverPageProps">
+  <PublishDate/>
+  <Abstract/>
+  <CompanyAddress>bfethe3@gatech.edu</CompanyAddress>
+  <CompanyPhone/>
+  <CompanyFax/>
+  <CompanyEmail/>
+</CoverPageProperties>
+</file>
+
+<file path=customXml/item2.xml><?xml version="1.0" encoding="utf-8"?>
 <b:Sources xmlns:b="http://schemas.openxmlformats.org/officeDocument/2006/bibliography" xmlns="http://schemas.openxmlformats.org/officeDocument/2006/bibliography" SelectedStyle="/APASixthEditionOfficeOnline.xsl" StyleName="APA" Version="6">
   <b:Source>
     <b:Tag>Yaz21</b:Tag>
@@ -16968,7 +18398,7 @@
     <b:City>Boulder</b:City>
     <b:Publisher>Department of Economics, Colorado University at Boulder</b:Publisher>
     <b:Year>2021</b:Year>
-    <b:RefOrder>1</b:RefOrder>
+    <b:RefOrder>2</b:RefOrder>
   </b:Source>
   <b:Source>
     <b:Tag>Mor22</b:Tag>
@@ -16997,7 +18427,7 @@
     <b:Year>2022</b:Year>
     <b:JournalName>Land</b:JournalName>
     <b:Pages>11, 2100</b:Pages>
-    <b:RefOrder>2</b:RefOrder>
+    <b:RefOrder>3</b:RefOrder>
   </b:Source>
   <b:Source>
     <b:Tag>Vik18</b:Tag>
@@ -17033,7 +18463,7 @@
     <b:Year>2018</b:Year>
     <b:Publisher>South Ural State University</b:Publisher>
     <b:City>Chelyabinsk</b:City>
-    <b:RefOrder>3</b:RefOrder>
+    <b:RefOrder>4</b:RefOrder>
   </b:Source>
   <b:Source>
     <b:Tag>Fet25</b:Tag>
@@ -17053,7 +18483,7 @@
     <b:URL>https://github.com/bofethe/parcel-sales</b:URL>
     <b:Year>2025</b:Year>
     <b:ProductionCompany>GitHub</b:ProductionCompany>
-    <b:RefOrder>5</b:RefOrder>
+    <b:RefOrder>6</b:RefOrder>
   </b:Source>
   <b:Source>
     <b:Tag>Hil25</b:Tag>
@@ -17067,7 +18497,7 @@
     </b:Author>
     <b:URL>https://downloads.hcpafl.org/</b:URL>
     <b:Title>Public Downloads</b:Title>
-    <b:RefOrder>6</b:RefOrder>
+    <b:RefOrder>7</b:RefOrder>
   </b:Source>
   <b:Source>
     <b:Tag>Duc13</b:Tag>
@@ -17090,13 +18520,35 @@
     <b:URL>https://www.federalreservehistory.org/essays/subprime-mortgage-crisis</b:URL>
     <b:Month>November</b:Month>
     <b:Day>22</b:Day>
-    <b:RefOrder>4</b:RefOrder>
+    <b:RefOrder>5</b:RefOrder>
+  </b:Source>
+  <b:Source>
+    <b:Tag>Flo25</b:Tag>
+    <b:SourceType>InternetSite</b:SourceType>
+    <b:Guid>{87EDE4E0-5AC6-B745-ABE5-7C460A3342C0}</b:Guid>
+    <b:Title>Section 193.155 - Homestead Assessments</b:Title>
+    <b:URL>http://leg.state.fl.us/Statutes/index.cfm?App_mode=Display_Statute&amp;URL=0100-0199/0193/Sections/0193.155.html</b:URL>
+    <b:Year>2025</b:Year>
+    <b:Author>
+      <b:Author>
+        <b:Corporate>Florida Legislature</b:Corporate>
+      </b:Author>
+    </b:Author>
+    <b:RefOrder>1</b:RefOrder>
   </b:Source>
 </b:Sources>
 </file>
 
 <file path=customXml/itemProps1.xml><?xml version="1.0" encoding="utf-8"?>
-<ds:datastoreItem xmlns:ds="http://schemas.openxmlformats.org/officeDocument/2006/customXml" ds:itemID="{84F10FC2-88D1-8F46-88BF-6E2C3ED5C0C8}">
+<ds:datastoreItem xmlns:ds="http://schemas.openxmlformats.org/officeDocument/2006/customXml" ds:itemID="{55AF091B-3C7A-41E3-B477-F2FDAA23CFDA}">
+  <ds:schemaRefs>
+    <ds:schemaRef ds:uri="http://schemas.microsoft.com/office/2006/coverPageProps"/>
+  </ds:schemaRefs>
+</ds:datastoreItem>
+</file>
+
+<file path=customXml/itemProps2.xml><?xml version="1.0" encoding="utf-8"?>
+<ds:datastoreItem xmlns:ds="http://schemas.openxmlformats.org/officeDocument/2006/customXml" ds:itemID="{FA5D7E6F-1375-C844-8BE6-5D5ABDDB1B75}">
   <ds:schemaRefs>
     <ds:schemaRef ds:uri="http://schemas.openxmlformats.org/officeDocument/2006/bibliography"/>
   </ds:schemaRefs>

--- a/reports/HC_Parcel_Sales_Prediction.docx
+++ b/reports/HC_Parcel_Sales_Prediction.docx
@@ -30,7 +30,7 @@
             <mc:AlternateContent>
               <mc:Choice Requires="wps">
                 <w:drawing>
-                  <wp:anchor distT="0" distB="0" distL="114300" distR="114300" simplePos="0" relativeHeight="251662336" behindDoc="0" locked="0" layoutInCell="1" allowOverlap="1" wp14:anchorId="6F01A8CA" wp14:editId="2DB545A5">
+                  <wp:anchor distT="0" distB="0" distL="114300" distR="114300" simplePos="0" relativeHeight="251662336" behindDoc="0" locked="0" layoutInCell="1" allowOverlap="1" wp14:anchorId="6F01A8CA" wp14:editId="18CA1C0E">
                     <wp:simplePos x="0" y="0"/>
                     <mc:AlternateContent>
                       <mc:Choice Requires="wp14">
@@ -57,7 +57,7 @@
                       </mc:Fallback>
                     </mc:AlternateContent>
                     <wp:extent cx="3660775" cy="3651250"/>
-                    <wp:effectExtent l="0" t="0" r="10160" b="7620"/>
+                    <wp:effectExtent l="0" t="0" r="0" b="1270"/>
                     <wp:wrapSquare wrapText="bothSides"/>
                     <wp:docPr id="111" name="Text Box 91"/>
                     <wp:cNvGraphicFramePr/>
@@ -95,37 +95,37 @@
                           </wps:style>
                           <wps:txbx>
                             <w:txbxContent>
-                              <w:sdt>
-                                <w:sdtPr>
+                              <w:p>
+                                <w:pPr>
+                                  <w:pStyle w:val="NoSpacing"/>
+                                  <w:jc w:val="right"/>
                                   <w:rPr>
                                     <w:caps/>
                                     <w:color w:val="0A1D30" w:themeColor="text2" w:themeShade="BF"/>
                                     <w:sz w:val="40"/>
                                     <w:szCs w:val="40"/>
                                   </w:rPr>
-                                  <w:alias w:val="Publish Date"/>
-                                  <w:tag w:val=""/>
-                                  <w:id w:val="400952559"/>
-                                  <w:dataBinding w:prefixMappings="xmlns:ns0='http://schemas.microsoft.com/office/2006/coverPageProps' " w:xpath="/ns0:CoverPageProperties[1]/ns0:PublishDate[1]" w:storeItemID="{55AF091B-3C7A-41E3-B477-F2FDAA23CFDA}"/>
-                                  <w:date w:fullDate="2025-07-02T00:00:00Z">
-                                    <w:dateFormat w:val="MMMM d, yyyy"/>
-                                    <w:lid w:val="en-US"/>
-                                    <w:storeMappedDataAs w:val="dateTime"/>
-                                    <w:calendar w:val="gregorian"/>
-                                  </w:date>
-                                </w:sdtPr>
-                                <w:sdtContent>
-                                  <w:p>
-                                    <w:pPr>
-                                      <w:pStyle w:val="NoSpacing"/>
-                                      <w:jc w:val="right"/>
-                                      <w:rPr>
-                                        <w:caps/>
-                                        <w:color w:val="0A1D30" w:themeColor="text2" w:themeShade="BF"/>
-                                        <w:sz w:val="40"/>
-                                        <w:szCs w:val="40"/>
-                                      </w:rPr>
-                                    </w:pPr>
+                                </w:pPr>
+                                <w:sdt>
+                                  <w:sdtPr>
+                                    <w:rPr>
+                                      <w:caps/>
+                                      <w:color w:val="0A1D30" w:themeColor="text2" w:themeShade="BF"/>
+                                      <w:sz w:val="40"/>
+                                      <w:szCs w:val="40"/>
+                                    </w:rPr>
+                                    <w:alias w:val="Publish Date"/>
+                                    <w:tag w:val=""/>
+                                    <w:id w:val="400952559"/>
+                                    <w:dataBinding w:prefixMappings="xmlns:ns0='http://schemas.microsoft.com/office/2006/coverPageProps' " w:xpath="/ns0:CoverPageProperties[1]/ns0:PublishDate[1]" w:storeItemID="{55AF091B-3C7A-41E3-B477-F2FDAA23CFDA}"/>
+                                    <w:date w:fullDate="2025-07-01T00:00:00Z">
+                                      <w:dateFormat w:val="MMMM d, yyyy"/>
+                                      <w:lid w:val="en-US"/>
+                                      <w:storeMappedDataAs w:val="dateTime"/>
+                                      <w:calendar w:val="gregorian"/>
+                                    </w:date>
+                                  </w:sdtPr>
+                                  <w:sdtContent>
                                     <w:r>
                                       <w:rPr>
                                         <w:caps/>
@@ -133,11 +133,11 @@
                                         <w:sz w:val="40"/>
                                         <w:szCs w:val="40"/>
                                       </w:rPr>
-                                      <w:t>July 2, 2025</w:t>
+                                      <w:t>July 2025</w:t>
                                     </w:r>
-                                  </w:p>
-                                </w:sdtContent>
-                              </w:sdt>
+                                  </w:sdtContent>
+                                </w:sdt>
+                              </w:p>
                             </w:txbxContent>
                           </wps:txbx>
                           <wps:bodyPr rot="0" spcFirstLastPara="0" vertOverflow="overflow" horzOverflow="overflow" vert="horz" wrap="square" lIns="0" tIns="0" rIns="0" bIns="0" numCol="1" spcCol="0" rtlCol="0" fromWordArt="0" anchor="b" anchorCtr="0" forceAA="0" compatLnSpc="1">
@@ -167,37 +167,37 @@
                   <v:shape id="Text Box 91" o:spid="_x0000_s1026" type="#_x0000_t202" style="position:absolute;margin-left:0;margin-top:0;width:288.25pt;height:287.5pt;z-index:251662336;visibility:visible;mso-wrap-style:square;mso-width-percent:734;mso-height-percent:363;mso-left-percent:150;mso-top-percent:91;mso-wrap-distance-left:9pt;mso-wrap-distance-top:0;mso-wrap-distance-right:9pt;mso-wrap-distance-bottom:0;mso-position-horizontal-relative:page;mso-position-vertical-relative:page;mso-width-percent:734;mso-height-percent:363;mso-left-percent:150;mso-top-percent:91;mso-width-relative:page;mso-height-relative:page;v-text-anchor:bottom" o:gfxdata="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" filled="f" stroked="f" strokeweight=".5pt">
                     <v:textbox style="mso-fit-shape-to-text:t" inset="0,0,0,0">
                       <w:txbxContent>
-                        <w:sdt>
-                          <w:sdtPr>
+                        <w:p>
+                          <w:pPr>
+                            <w:pStyle w:val="NoSpacing"/>
+                            <w:jc w:val="right"/>
                             <w:rPr>
                               <w:caps/>
                               <w:color w:val="0A1D30" w:themeColor="text2" w:themeShade="BF"/>
                               <w:sz w:val="40"/>
                               <w:szCs w:val="40"/>
                             </w:rPr>
-                            <w:alias w:val="Publish Date"/>
-                            <w:tag w:val=""/>
-                            <w:id w:val="400952559"/>
-                            <w:dataBinding w:prefixMappings="xmlns:ns0='http://schemas.microsoft.com/office/2006/coverPageProps' " w:xpath="/ns0:CoverPageProperties[1]/ns0:PublishDate[1]" w:storeItemID="{55AF091B-3C7A-41E3-B477-F2FDAA23CFDA}"/>
-                            <w:date w:fullDate="2025-07-02T00:00:00Z">
-                              <w:dateFormat w:val="MMMM d, yyyy"/>
-                              <w:lid w:val="en-US"/>
-                              <w:storeMappedDataAs w:val="dateTime"/>
-                              <w:calendar w:val="gregorian"/>
-                            </w:date>
-                          </w:sdtPr>
-                          <w:sdtContent>
-                            <w:p>
-                              <w:pPr>
-                                <w:pStyle w:val="NoSpacing"/>
-                                <w:jc w:val="right"/>
-                                <w:rPr>
-                                  <w:caps/>
-                                  <w:color w:val="0A1D30" w:themeColor="text2" w:themeShade="BF"/>
-                                  <w:sz w:val="40"/>
-                                  <w:szCs w:val="40"/>
-                                </w:rPr>
-                              </w:pPr>
+                          </w:pPr>
+                          <w:sdt>
+                            <w:sdtPr>
+                              <w:rPr>
+                                <w:caps/>
+                                <w:color w:val="0A1D30" w:themeColor="text2" w:themeShade="BF"/>
+                                <w:sz w:val="40"/>
+                                <w:szCs w:val="40"/>
+                              </w:rPr>
+                              <w:alias w:val="Publish Date"/>
+                              <w:tag w:val=""/>
+                              <w:id w:val="400952559"/>
+                              <w:dataBinding w:prefixMappings="xmlns:ns0='http://schemas.microsoft.com/office/2006/coverPageProps' " w:xpath="/ns0:CoverPageProperties[1]/ns0:PublishDate[1]" w:storeItemID="{55AF091B-3C7A-41E3-B477-F2FDAA23CFDA}"/>
+                              <w:date w:fullDate="2025-07-01T00:00:00Z">
+                                <w:dateFormat w:val="MMMM d, yyyy"/>
+                                <w:lid w:val="en-US"/>
+                                <w:storeMappedDataAs w:val="dateTime"/>
+                                <w:calendar w:val="gregorian"/>
+                              </w:date>
+                            </w:sdtPr>
+                            <w:sdtContent>
                               <w:r>
                                 <w:rPr>
                                   <w:caps/>
@@ -205,11 +205,11 @@
                                   <w:sz w:val="40"/>
                                   <w:szCs w:val="40"/>
                                 </w:rPr>
-                                <w:t>July 2, 2025</w:t>
+                                <w:t>July 2025</w:t>
                               </w:r>
-                            </w:p>
-                          </w:sdtContent>
-                        </w:sdt>
+                            </w:sdtContent>
+                          </w:sdt>
+                        </w:p>
                       </w:txbxContent>
                     </v:textbox>
                     <w10:wrap type="square" anchorx="page" anchory="page"/>
@@ -951,7 +951,13 @@
         <w:t xml:space="preserve"> for residential parcel sales from 2014-2024</w:t>
       </w:r>
       <w:r>
-        <w:t xml:space="preserve">. A Box-Cox transformation was applied to correct for target variable skewness, and models were trained using a consistent pipeline that handled preprocessing and hyperparameter tuning. Five models were evaluated: </w:t>
+        <w:t xml:space="preserve">. A Box-Cox transformation was applied to correct for target variable skewness, and models were trained using a consistent pipeline that handled preprocessing </w:t>
+      </w:r>
+      <w:r>
+        <w:t>for the baseline models</w:t>
+      </w:r>
+      <w:r>
+        <w:t xml:space="preserve">. Five models were evaluated: </w:t>
       </w:r>
       <w:r>
         <w:t>Linear Regression</w:t>
@@ -989,7 +995,19 @@
       </w:r>
       <w:proofErr w:type="spellEnd"/>
       <w:r>
-        <w:t xml:space="preserve">). Hyperparameters were optimized using randomized search with cross-validation. Model performance was assessed using </w:t>
+        <w:t xml:space="preserve">). </w:t>
+      </w:r>
+      <w:r>
+        <w:t>The models</w:t>
+      </w:r>
+      <w:r>
+        <w:t xml:space="preserve"> were optimized </w:t>
+      </w:r>
+      <w:r>
+        <w:t>by randomly sampling hyperparameters from a parameter grid and fine tuning the grid after each iteration</w:t>
+      </w:r>
+      <w:r>
+        <w:t xml:space="preserve">. Model performance was assessed using </w:t>
       </w:r>
       <w:r>
         <w:t>r</w:t>
@@ -1013,7 +1031,25 @@
         <w:t>e</w:t>
       </w:r>
       <w:r>
-        <w:t xml:space="preserve">rror (RMSE) in USD on a holdout test set. Ensemble models, particularly </w:t>
+        <w:t xml:space="preserve">rror (RMSE) in </w:t>
+      </w:r>
+      <w:r>
+        <w:t xml:space="preserve">the transformed scale for the training subset and </w:t>
+      </w:r>
+      <w:r>
+        <w:t>USD on a holdout test</w:t>
+      </w:r>
+      <w:r>
+        <w:t>ing</w:t>
+      </w:r>
+      <w:r>
+        <w:t xml:space="preserve"> </w:t>
+      </w:r>
+      <w:r>
+        <w:t>sub</w:t>
+      </w:r>
+      <w:r>
+        <w:t xml:space="preserve">set. Ensemble models, particularly </w:t>
       </w:r>
       <w:r>
         <w:t>Random Forest</w:t>
@@ -1027,7 +1063,13 @@
       </w:r>
       <w:proofErr w:type="spellEnd"/>
       <w:r>
-        <w:t>, outperformed linear methods, capturing complex, non-linear relationships in the data. The results demonstrate the feasibility of using machine learning for scalable, data-driven property valuation in support of emergency management applications.</w:t>
+        <w:t xml:space="preserve">, outperformed linear methods, capturing complex, non-linear relationships in the data. The </w:t>
+      </w:r>
+      <w:r>
+        <w:t>final models</w:t>
+      </w:r>
+      <w:r>
+        <w:t xml:space="preserve"> demonstrate the feasibility of using machine learning for scalable, data-driven property valuation in support of emergency management applications.</w:t>
       </w:r>
     </w:p>
     <w:p/>
@@ -1111,7 +1153,7 @@
             </w:rPr>
             <w:fldChar w:fldCharType="separate"/>
           </w:r>
-          <w:hyperlink w:anchor="_Toc202387348" w:history="1">
+          <w:hyperlink w:anchor="_Toc202629155" w:history="1">
             <w:r>
               <w:rPr>
                 <w:rStyle w:val="Hyperlink"/>
@@ -1158,7 +1200,7 @@
                 <w:noProof/>
                 <w:webHidden/>
               </w:rPr>
-              <w:instrText xml:space="preserve"> PAGEREF _Toc202387348 \h </w:instrText>
+              <w:instrText xml:space="preserve"> PAGEREF _Toc202629155 \h </w:instrText>
             </w:r>
             <w:r>
               <w:rPr>
@@ -1205,7 +1247,7 @@
               <w:noProof/>
             </w:rPr>
           </w:pPr>
-          <w:hyperlink w:anchor="_Toc202387349" w:history="1">
+          <w:hyperlink w:anchor="_Toc202629156" w:history="1">
             <w:r>
               <w:rPr>
                 <w:rStyle w:val="Hyperlink"/>
@@ -1252,7 +1294,7 @@
                 <w:noProof/>
                 <w:webHidden/>
               </w:rPr>
-              <w:instrText xml:space="preserve"> PAGEREF _Toc202387349 \h </w:instrText>
+              <w:instrText xml:space="preserve"> PAGEREF _Toc202629156 \h </w:instrText>
             </w:r>
             <w:r>
               <w:rPr>
@@ -1299,7 +1341,7 @@
               <w:szCs w:val="24"/>
             </w:rPr>
           </w:pPr>
-          <w:hyperlink w:anchor="_Toc202387350" w:history="1">
+          <w:hyperlink w:anchor="_Toc202629157" w:history="1">
             <w:r>
               <w:rPr>
                 <w:rStyle w:val="Hyperlink"/>
@@ -1344,7 +1386,7 @@
                 <w:noProof/>
                 <w:webHidden/>
               </w:rPr>
-              <w:instrText xml:space="preserve"> PAGEREF _Toc202387350 \h </w:instrText>
+              <w:instrText xml:space="preserve"> PAGEREF _Toc202629157 \h </w:instrText>
             </w:r>
             <w:r>
               <w:rPr>
@@ -1389,7 +1431,7 @@
               <w:szCs w:val="24"/>
             </w:rPr>
           </w:pPr>
-          <w:hyperlink w:anchor="_Toc202387351" w:history="1">
+          <w:hyperlink w:anchor="_Toc202629158" w:history="1">
             <w:r>
               <w:rPr>
                 <w:rStyle w:val="Hyperlink"/>
@@ -1432,7 +1474,7 @@
                 <w:noProof/>
                 <w:webHidden/>
               </w:rPr>
-              <w:instrText xml:space="preserve"> PAGEREF _Toc202387351 \h </w:instrText>
+              <w:instrText xml:space="preserve"> PAGEREF _Toc202629158 \h </w:instrText>
             </w:r>
             <w:r>
               <w:rPr>
@@ -1477,7 +1519,7 @@
               <w:szCs w:val="24"/>
             </w:rPr>
           </w:pPr>
-          <w:hyperlink w:anchor="_Toc202387352" w:history="1">
+          <w:hyperlink w:anchor="_Toc202629159" w:history="1">
             <w:r>
               <w:rPr>
                 <w:rStyle w:val="Hyperlink"/>
@@ -1520,7 +1562,7 @@
                 <w:noProof/>
                 <w:webHidden/>
               </w:rPr>
-              <w:instrText xml:space="preserve"> PAGEREF _Toc202387352 \h </w:instrText>
+              <w:instrText xml:space="preserve"> PAGEREF _Toc202629159 \h </w:instrText>
             </w:r>
             <w:r>
               <w:rPr>
@@ -1565,7 +1607,7 @@
               <w:szCs w:val="24"/>
             </w:rPr>
           </w:pPr>
-          <w:hyperlink w:anchor="_Toc202387353" w:history="1">
+          <w:hyperlink w:anchor="_Toc202629160" w:history="1">
             <w:r>
               <w:rPr>
                 <w:rStyle w:val="Hyperlink"/>
@@ -1608,7 +1650,7 @@
                 <w:noProof/>
                 <w:webHidden/>
               </w:rPr>
-              <w:instrText xml:space="preserve"> PAGEREF _Toc202387353 \h </w:instrText>
+              <w:instrText xml:space="preserve"> PAGEREF _Toc202629160 \h </w:instrText>
             </w:r>
             <w:r>
               <w:rPr>
@@ -1653,7 +1695,7 @@
               <w:szCs w:val="24"/>
             </w:rPr>
           </w:pPr>
-          <w:hyperlink w:anchor="_Toc202387354" w:history="1">
+          <w:hyperlink w:anchor="_Toc202629161" w:history="1">
             <w:r>
               <w:rPr>
                 <w:rStyle w:val="Hyperlink"/>
@@ -1696,7 +1738,7 @@
                 <w:noProof/>
                 <w:webHidden/>
               </w:rPr>
-              <w:instrText xml:space="preserve"> PAGEREF _Toc202387354 \h </w:instrText>
+              <w:instrText xml:space="preserve"> PAGEREF _Toc202629161 \h </w:instrText>
             </w:r>
             <w:r>
               <w:rPr>
@@ -1741,7 +1783,7 @@
               <w:szCs w:val="24"/>
             </w:rPr>
           </w:pPr>
-          <w:hyperlink w:anchor="_Toc202387355" w:history="1">
+          <w:hyperlink w:anchor="_Toc202629162" w:history="1">
             <w:r>
               <w:rPr>
                 <w:rStyle w:val="Hyperlink"/>
@@ -1784,7 +1826,7 @@
                 <w:noProof/>
                 <w:webHidden/>
               </w:rPr>
-              <w:instrText xml:space="preserve"> PAGEREF _Toc202387355 \h </w:instrText>
+              <w:instrText xml:space="preserve"> PAGEREF _Toc202629162 \h </w:instrText>
             </w:r>
             <w:r>
               <w:rPr>
@@ -1831,7 +1873,7 @@
               <w:noProof/>
             </w:rPr>
           </w:pPr>
-          <w:hyperlink w:anchor="_Toc202387356" w:history="1">
+          <w:hyperlink w:anchor="_Toc202629163" w:history="1">
             <w:r>
               <w:rPr>
                 <w:rStyle w:val="Hyperlink"/>
@@ -1876,7 +1918,7 @@
                 <w:noProof/>
                 <w:webHidden/>
               </w:rPr>
-              <w:instrText xml:space="preserve"> PAGEREF _Toc202387356 \h </w:instrText>
+              <w:instrText xml:space="preserve"> PAGEREF _Toc202629163 \h </w:instrText>
             </w:r>
             <w:r>
               <w:rPr>
@@ -1923,7 +1965,7 @@
               <w:szCs w:val="24"/>
             </w:rPr>
           </w:pPr>
-          <w:hyperlink w:anchor="_Toc202387357" w:history="1">
+          <w:hyperlink w:anchor="_Toc202629164" w:history="1">
             <w:r>
               <w:rPr>
                 <w:rStyle w:val="Hyperlink"/>
@@ -1968,7 +2010,7 @@
                 <w:noProof/>
                 <w:webHidden/>
               </w:rPr>
-              <w:instrText xml:space="preserve"> PAGEREF _Toc202387357 \h </w:instrText>
+              <w:instrText xml:space="preserve"> PAGEREF _Toc202629164 \h </w:instrText>
             </w:r>
             <w:r>
               <w:rPr>
@@ -2015,7 +2057,7 @@
               <w:szCs w:val="24"/>
             </w:rPr>
           </w:pPr>
-          <w:hyperlink w:anchor="_Toc202387358" w:history="1">
+          <w:hyperlink w:anchor="_Toc202629165" w:history="1">
             <w:r>
               <w:rPr>
                 <w:rStyle w:val="Hyperlink"/>
@@ -2060,7 +2102,7 @@
                 <w:noProof/>
                 <w:webHidden/>
               </w:rPr>
-              <w:instrText xml:space="preserve"> PAGEREF _Toc202387358 \h </w:instrText>
+              <w:instrText xml:space="preserve"> PAGEREF _Toc202629165 \h </w:instrText>
             </w:r>
             <w:r>
               <w:rPr>
@@ -2107,7 +2149,7 @@
               <w:szCs w:val="24"/>
             </w:rPr>
           </w:pPr>
-          <w:hyperlink w:anchor="_Toc202387359" w:history="1">
+          <w:hyperlink w:anchor="_Toc202629166" w:history="1">
             <w:r>
               <w:rPr>
                 <w:rStyle w:val="Hyperlink"/>
@@ -2152,7 +2194,7 @@
                 <w:noProof/>
                 <w:webHidden/>
               </w:rPr>
-              <w:instrText xml:space="preserve"> PAGEREF _Toc202387359 \h </w:instrText>
+              <w:instrText xml:space="preserve"> PAGEREF _Toc202629166 \h </w:instrText>
             </w:r>
             <w:r>
               <w:rPr>
@@ -2199,7 +2241,7 @@
               <w:szCs w:val="24"/>
             </w:rPr>
           </w:pPr>
-          <w:hyperlink w:anchor="_Toc202387360" w:history="1">
+          <w:hyperlink w:anchor="_Toc202629167" w:history="1">
             <w:r>
               <w:rPr>
                 <w:rStyle w:val="Hyperlink"/>
@@ -2244,7 +2286,7 @@
                 <w:noProof/>
                 <w:webHidden/>
               </w:rPr>
-              <w:instrText xml:space="preserve"> PAGEREF _Toc202387360 \h </w:instrText>
+              <w:instrText xml:space="preserve"> PAGEREF _Toc202629167 \h </w:instrText>
             </w:r>
             <w:r>
               <w:rPr>
@@ -2291,7 +2333,7 @@
               <w:szCs w:val="24"/>
             </w:rPr>
           </w:pPr>
-          <w:hyperlink w:anchor="_Toc202387361" w:history="1">
+          <w:hyperlink w:anchor="_Toc202629168" w:history="1">
             <w:r>
               <w:rPr>
                 <w:rStyle w:val="Hyperlink"/>
@@ -2336,7 +2378,7 @@
                 <w:noProof/>
                 <w:webHidden/>
               </w:rPr>
-              <w:instrText xml:space="preserve"> PAGEREF _Toc202387361 \h </w:instrText>
+              <w:instrText xml:space="preserve"> PAGEREF _Toc202629168 \h </w:instrText>
             </w:r>
             <w:r>
               <w:rPr>
@@ -2383,7 +2425,7 @@
               <w:noProof/>
             </w:rPr>
           </w:pPr>
-          <w:hyperlink w:anchor="_Toc202387362" w:history="1">
+          <w:hyperlink w:anchor="_Toc202629169" w:history="1">
             <w:r>
               <w:rPr>
                 <w:rStyle w:val="Hyperlink"/>
@@ -2430,7 +2472,7 @@
                 <w:noProof/>
                 <w:webHidden/>
               </w:rPr>
-              <w:instrText xml:space="preserve"> PAGEREF _Toc202387362 \h </w:instrText>
+              <w:instrText xml:space="preserve"> PAGEREF _Toc202629169 \h </w:instrText>
             </w:r>
             <w:r>
               <w:rPr>
@@ -2477,7 +2519,7 @@
               <w:szCs w:val="24"/>
             </w:rPr>
           </w:pPr>
-          <w:hyperlink w:anchor="_Toc202387363" w:history="1">
+          <w:hyperlink w:anchor="_Toc202629170" w:history="1">
             <w:r>
               <w:rPr>
                 <w:rStyle w:val="Hyperlink"/>
@@ -2522,7 +2564,7 @@
                 <w:noProof/>
                 <w:webHidden/>
               </w:rPr>
-              <w:instrText xml:space="preserve"> PAGEREF _Toc202387363 \h </w:instrText>
+              <w:instrText xml:space="preserve"> PAGEREF _Toc202629170 \h </w:instrText>
             </w:r>
             <w:r>
               <w:rPr>
@@ -2569,7 +2611,7 @@
               <w:szCs w:val="24"/>
             </w:rPr>
           </w:pPr>
-          <w:hyperlink w:anchor="_Toc202387364" w:history="1">
+          <w:hyperlink w:anchor="_Toc202629171" w:history="1">
             <w:r>
               <w:rPr>
                 <w:rStyle w:val="Hyperlink"/>
@@ -2614,7 +2656,7 @@
                 <w:noProof/>
                 <w:webHidden/>
               </w:rPr>
-              <w:instrText xml:space="preserve"> PAGEREF _Toc202387364 \h </w:instrText>
+              <w:instrText xml:space="preserve"> PAGEREF _Toc202629171 \h </w:instrText>
             </w:r>
             <w:r>
               <w:rPr>
@@ -2661,7 +2703,7 @@
               <w:noProof/>
             </w:rPr>
           </w:pPr>
-          <w:hyperlink w:anchor="_Toc202387365" w:history="1">
+          <w:hyperlink w:anchor="_Toc202629172" w:history="1">
             <w:r>
               <w:rPr>
                 <w:rStyle w:val="Hyperlink"/>
@@ -2706,7 +2748,7 @@
                 <w:noProof/>
                 <w:webHidden/>
               </w:rPr>
-              <w:instrText xml:space="preserve"> PAGEREF _Toc202387365 \h </w:instrText>
+              <w:instrText xml:space="preserve"> PAGEREF _Toc202629172 \h </w:instrText>
             </w:r>
             <w:r>
               <w:rPr>
@@ -2752,7 +2794,7 @@
               <w:noProof/>
             </w:rPr>
           </w:pPr>
-          <w:hyperlink w:anchor="_Toc202387366" w:history="1">
+          <w:hyperlink w:anchor="_Toc202629173" w:history="1">
             <w:r>
               <w:rPr>
                 <w:rStyle w:val="Hyperlink"/>
@@ -2779,7 +2821,7 @@
                 <w:noProof/>
                 <w:webHidden/>
               </w:rPr>
-              <w:instrText xml:space="preserve"> PAGEREF _Toc202387366 \h </w:instrText>
+              <w:instrText xml:space="preserve"> PAGEREF _Toc202629173 \h </w:instrText>
             </w:r>
             <w:r>
               <w:rPr>
@@ -3563,7 +3605,7 @@
           <w:rFonts w:eastAsia="Times New Roman"/>
         </w:rPr>
       </w:pPr>
-      <w:bookmarkStart w:id="0" w:name="_Toc202387348"/>
+      <w:bookmarkStart w:id="0" w:name="_Toc202629155"/>
       <w:r>
         <w:rPr>
           <w:rFonts w:eastAsia="Times New Roman"/>
@@ -3623,10 +3665,22 @@
         <w:t>Tax Value</w:t>
       </w:r>
       <w:r>
-        <w:t xml:space="preserve"> is the assessed value minus any taxable exemptions. One issue with these metrics is that they are not standardized in how they are calculated</w:t>
-      </w:r>
-      <w:r>
-        <w:t xml:space="preserve"> or used</w:t>
+        <w:t xml:space="preserve"> is the assessed value minus any taxable exemptions. </w:t>
+      </w:r>
+      <w:r>
+        <w:t>An</w:t>
+      </w:r>
+      <w:r>
+        <w:t xml:space="preserve"> issue with these metrics is that they are not standardized in how they are calculated</w:t>
+      </w:r>
+      <w:r>
+        <w:t xml:space="preserve"> or </w:t>
+      </w:r>
+      <w:r>
+        <w:t xml:space="preserve">how they are </w:t>
+      </w:r>
+      <w:r>
+        <w:t>used</w:t>
       </w:r>
       <w:r>
         <w:t xml:space="preserve"> by local governments</w:t>
@@ -3698,7 +3752,13 @@
         <w:t xml:space="preserve"> leaving substantial financial burdens on the residents</w:t>
       </w:r>
       <w:r>
-        <w:t xml:space="preserve"> while filing a </w:t>
+        <w:t xml:space="preserve"> while filing a</w:t>
+      </w:r>
+      <w:r>
+        <w:t>n insurance</w:t>
+      </w:r>
+      <w:r>
+        <w:t xml:space="preserve"> </w:t>
       </w:r>
       <w:r>
         <w:t>claim</w:t>
@@ -3918,7 +3978,7 @@
           <w:rFonts w:eastAsia="Times New Roman"/>
         </w:rPr>
       </w:pPr>
-      <w:bookmarkStart w:id="1" w:name="_Toc202387349"/>
+      <w:bookmarkStart w:id="1" w:name="_Toc202629156"/>
       <w:r>
         <w:rPr>
           <w:rFonts w:eastAsia="Times New Roman"/>
@@ -4299,7 +4359,7 @@
       <w:pPr>
         <w:pStyle w:val="Heading2"/>
       </w:pPr>
-      <w:bookmarkStart w:id="2" w:name="_Toc202387350"/>
+      <w:bookmarkStart w:id="2" w:name="_Toc202629157"/>
       <w:r>
         <w:t>Models</w:t>
       </w:r>
@@ -4387,7 +4447,7 @@
       <w:pPr>
         <w:pStyle w:val="Heading3"/>
       </w:pPr>
-      <w:bookmarkStart w:id="3" w:name="_Toc202387351"/>
+      <w:bookmarkStart w:id="3" w:name="_Toc202629158"/>
       <w:r>
         <w:t>Linear Regression</w:t>
       </w:r>
@@ -4889,7 +4949,7 @@
       <w:pPr>
         <w:pStyle w:val="Heading3"/>
       </w:pPr>
-      <w:bookmarkStart w:id="4" w:name="_Toc202387352"/>
+      <w:bookmarkStart w:id="4" w:name="_Toc202629159"/>
       <w:r>
         <w:t>Elastic Net</w:t>
       </w:r>
@@ -5719,7 +5779,7 @@
       <w:pPr>
         <w:pStyle w:val="Heading3"/>
       </w:pPr>
-      <w:bookmarkStart w:id="5" w:name="_Toc202387353"/>
+      <w:bookmarkStart w:id="5" w:name="_Toc202629160"/>
       <w:r>
         <w:t>Random Forest</w:t>
       </w:r>
@@ -6071,7 +6131,7 @@
       <w:pPr>
         <w:pStyle w:val="Heading3"/>
       </w:pPr>
-      <w:bookmarkStart w:id="6" w:name="_Toc202387354"/>
+      <w:bookmarkStart w:id="6" w:name="_Toc202629161"/>
       <w:r>
         <w:t>Artificial Neural Network</w:t>
       </w:r>
@@ -6892,7 +6952,7 @@
       <w:pPr>
         <w:pStyle w:val="Heading3"/>
       </w:pPr>
-      <w:bookmarkStart w:id="7" w:name="_Toc202387355"/>
+      <w:bookmarkStart w:id="7" w:name="_Toc202629162"/>
       <w:r>
         <w:t>Light Gradient Boosting Machine</w:t>
       </w:r>
@@ -6945,7 +7005,10 @@
       </w:r>
       <w:proofErr w:type="spellEnd"/>
       <w:r>
-        <w:t xml:space="preserve"> also is</w:t>
+        <w:t xml:space="preserve"> </w:t>
+      </w:r>
+      <w:r>
+        <w:t>is</w:t>
       </w:r>
       <w:r>
         <w:t xml:space="preserve"> not a single </w:t>
@@ -6957,7 +7020,13 @@
         <w:t>equation, but the model is built iteratively</w:t>
       </w:r>
       <w:r>
-        <w:t xml:space="preserve"> as the equation below:</w:t>
+        <w:t xml:space="preserve"> as </w:t>
+      </w:r>
+      <w:r>
+        <w:t xml:space="preserve">described in </w:t>
+      </w:r>
+      <w:r>
+        <w:t>the equation below:</w:t>
       </w:r>
     </w:p>
     <w:p/>
@@ -7358,7 +7427,7 @@
           <w:rFonts w:eastAsiaTheme="minorEastAsia"/>
         </w:rPr>
       </w:pPr>
-      <w:bookmarkStart w:id="8" w:name="_Toc202387356"/>
+      <w:bookmarkStart w:id="8" w:name="_Toc202629163"/>
       <w:r>
         <w:rPr>
           <w:rFonts w:eastAsiaTheme="minorEastAsia"/>
@@ -7369,7 +7438,19 @@
     </w:p>
     <w:p>
       <w:r>
-        <w:t xml:space="preserve">Raw geographical information systems (GIS) data for property sales and parcel details are read into </w:t>
+        <w:t xml:space="preserve">Raw geographical information systems (GIS) data for </w:t>
+      </w:r>
+      <w:r>
+        <w:t xml:space="preserve">all </w:t>
+      </w:r>
+      <w:r>
+        <w:t xml:space="preserve">property sales and parcel details </w:t>
+      </w:r>
+      <w:r>
+        <w:t xml:space="preserve">as of April 2025 </w:t>
+      </w:r>
+      <w:r>
+        <w:t xml:space="preserve">are read into </w:t>
       </w:r>
       <w:r>
         <w:rPr>
@@ -8967,7 +9048,7 @@
       <w:pPr>
         <w:pStyle w:val="Heading2"/>
       </w:pPr>
-      <w:bookmarkStart w:id="10" w:name="_Toc202387357"/>
+      <w:bookmarkStart w:id="10" w:name="_Toc202629164"/>
       <w:r>
         <w:t>Land Use</w:t>
       </w:r>
@@ -9909,7 +9990,7 @@
       <w:pPr>
         <w:pStyle w:val="Heading2"/>
       </w:pPr>
-      <w:bookmarkStart w:id="12" w:name="_Toc202387358"/>
+      <w:bookmarkStart w:id="12" w:name="_Toc202629165"/>
       <w:r>
         <w:lastRenderedPageBreak/>
         <w:t>Time Frame</w:t>
@@ -9918,7 +9999,7 @@
     </w:p>
     <w:p>
       <w:r>
-        <w:t xml:space="preserve">The Hillsborough County Property Appraiser provides digital records of property sales in dating back to 1901; however, the quantity of records doesn’t start showing a significant amount until the late 1960s. </w:t>
+        <w:t xml:space="preserve">The Hillsborough County Property Appraiser provides digital records of property sales dating back to 1901; however, the quantity of records doesn’t start showing a significant amount until the late 1960s. </w:t>
       </w:r>
       <w:r>
         <w:t xml:space="preserve">The state of the economy also affects real estate valuation and can play a significant factor in the ability to purchase a home due to the cost of construction materials and the ability to acquire a loan </w:t>
@@ -9950,12 +10031,13 @@
         </w:sdtContent>
       </w:sdt>
       <w:r>
-        <w:t xml:space="preserve">. To avoid significant financial events such as the Subprime Mortgage Crisis which started in 2007 and eventually led to a housing market crash in 2008, records from 2014-2024 are used for this analysis. </w:t>
+        <w:t xml:space="preserve">. To avoid significant financial events such as the Subprime Mortgage Crisis which eventually led to a housing market crash in 2008, records from 2014-2024 are used for this analysis. </w:t>
       </w:r>
       <w:r>
         <w:t>The figure below shows the distribution of sales by year.</w:t>
       </w:r>
     </w:p>
+    <w:p/>
     <w:p>
       <w:pPr>
         <w:pStyle w:val="Caption"/>
@@ -9980,14 +10062,169 @@
       <w:bookmarkEnd w:id="13"/>
     </w:p>
     <w:p>
+      <w:pPr>
+        <w:jc w:val="center"/>
+      </w:pPr>
+      <w:r>
+        <w:rPr>
+          <w:noProof/>
+        </w:rPr>
+        <mc:AlternateContent>
+          <mc:Choice Requires="wps">
+            <w:drawing>
+              <wp:anchor distT="0" distB="0" distL="114300" distR="114300" simplePos="0" relativeHeight="251663360" behindDoc="0" locked="0" layoutInCell="1" allowOverlap="1" wp14:anchorId="47CD7284" wp14:editId="50BD1050">
+                <wp:simplePos x="0" y="0"/>
+                <wp:positionH relativeFrom="column">
+                  <wp:posOffset>5280660</wp:posOffset>
+                </wp:positionH>
+                <wp:positionV relativeFrom="paragraph">
+                  <wp:posOffset>542291</wp:posOffset>
+                </wp:positionV>
+                <wp:extent cx="495300" cy="2440940"/>
+                <wp:effectExtent l="12700" t="12700" r="12700" b="10160"/>
+                <wp:wrapNone/>
+                <wp:docPr id="1854166952" name="Rectangle 6"/>
+                <wp:cNvGraphicFramePr/>
+                <a:graphic xmlns:a="http://schemas.openxmlformats.org/drawingml/2006/main">
+                  <a:graphicData uri="http://schemas.microsoft.com/office/word/2010/wordprocessingShape">
+                    <wps:wsp>
+                      <wps:cNvSpPr/>
+                      <wps:spPr>
+                        <a:xfrm>
+                          <a:off x="0" y="0"/>
+                          <a:ext cx="495300" cy="2440940"/>
+                        </a:xfrm>
+                        <a:prstGeom prst="rect">
+                          <a:avLst/>
+                        </a:prstGeom>
+                        <a:noFill/>
+                        <a:ln w="19050">
+                          <a:solidFill>
+                            <a:srgbClr val="FF0000"/>
+                          </a:solidFill>
+                          <a:prstDash val="solid"/>
+                          <a:extLst>
+                            <a:ext uri="{C807C97D-BFC1-408E-A445-0C87EB9F89A2}">
+                              <ask:lineSketchStyleProps xmlns:ask="http://schemas.microsoft.com/office/drawing/2018/sketchyshapes" sd="1219033472">
+                                <a:custGeom>
+                                  <a:avLst/>
+                                  <a:gdLst>
+                                    <a:gd name="connsiteX0" fmla="*/ 0 w 508000"/>
+                                    <a:gd name="connsiteY0" fmla="*/ 0 h 2510386"/>
+                                    <a:gd name="connsiteX1" fmla="*/ 508000 w 508000"/>
+                                    <a:gd name="connsiteY1" fmla="*/ 0 h 2510386"/>
+                                    <a:gd name="connsiteX2" fmla="*/ 508000 w 508000"/>
+                                    <a:gd name="connsiteY2" fmla="*/ 2510386 h 2510386"/>
+                                    <a:gd name="connsiteX3" fmla="*/ 0 w 508000"/>
+                                    <a:gd name="connsiteY3" fmla="*/ 2510386 h 2510386"/>
+                                    <a:gd name="connsiteX4" fmla="*/ 0 w 508000"/>
+                                    <a:gd name="connsiteY4" fmla="*/ 0 h 2510386"/>
+                                  </a:gdLst>
+                                  <a:ahLst/>
+                                  <a:cxnLst>
+                                    <a:cxn ang="0">
+                                      <a:pos x="connsiteX0" y="connsiteY0"/>
+                                    </a:cxn>
+                                    <a:cxn ang="0">
+                                      <a:pos x="connsiteX1" y="connsiteY1"/>
+                                    </a:cxn>
+                                    <a:cxn ang="0">
+                                      <a:pos x="connsiteX2" y="connsiteY2"/>
+                                    </a:cxn>
+                                    <a:cxn ang="0">
+                                      <a:pos x="connsiteX3" y="connsiteY3"/>
+                                    </a:cxn>
+                                    <a:cxn ang="0">
+                                      <a:pos x="connsiteX4" y="connsiteY4"/>
+                                    </a:cxn>
+                                  </a:cxnLst>
+                                  <a:rect l="l" t="t" r="r" b="b"/>
+                                  <a:pathLst>
+                                    <a:path w="508000" h="2510386" extrusionOk="0">
+                                      <a:moveTo>
+                                        <a:pt x="0" y="0"/>
+                                      </a:moveTo>
+                                      <a:cubicBezTo>
+                                        <a:pt x="122222" y="4125"/>
+                                        <a:pt x="429510" y="-4828"/>
+                                        <a:pt x="508000" y="0"/>
+                                      </a:cubicBezTo>
+                                      <a:cubicBezTo>
+                                        <a:pt x="375118" y="1091959"/>
+                                        <a:pt x="592951" y="1875476"/>
+                                        <a:pt x="508000" y="2510386"/>
+                                      </a:cubicBezTo>
+                                      <a:cubicBezTo>
+                                        <a:pt x="366067" y="2546306"/>
+                                        <a:pt x="172686" y="2495630"/>
+                                        <a:pt x="0" y="2510386"/>
+                                      </a:cubicBezTo>
+                                      <a:cubicBezTo>
+                                        <a:pt x="-20187" y="1514413"/>
+                                        <a:pt x="-152480" y="900559"/>
+                                        <a:pt x="0" y="0"/>
+                                      </a:cubicBezTo>
+                                      <a:close/>
+                                    </a:path>
+                                  </a:pathLst>
+                                </a:custGeom>
+                                <ask:type>
+                                  <ask:lineSketchNone/>
+                                </ask:type>
+                              </ask:lineSketchStyleProps>
+                            </a:ext>
+                          </a:extLst>
+                        </a:ln>
+                      </wps:spPr>
+                      <wps:style>
+                        <a:lnRef idx="2">
+                          <a:schemeClr val="accent1">
+                            <a:shade val="15000"/>
+                          </a:schemeClr>
+                        </a:lnRef>
+                        <a:fillRef idx="1">
+                          <a:schemeClr val="accent1"/>
+                        </a:fillRef>
+                        <a:effectRef idx="0">
+                          <a:schemeClr val="accent1"/>
+                        </a:effectRef>
+                        <a:fontRef idx="minor">
+                          <a:schemeClr val="lt1"/>
+                        </a:fontRef>
+                      </wps:style>
+                      <wps:bodyPr rot="0" spcFirstLastPara="0" vertOverflow="overflow" horzOverflow="overflow" vert="horz" wrap="square" lIns="91440" tIns="45720" rIns="91440" bIns="45720" numCol="1" spcCol="0" rtlCol="0" fromWordArt="0" anchor="ctr" anchorCtr="0" forceAA="0" compatLnSpc="1">
+                        <a:prstTxWarp prst="textNoShape">
+                          <a:avLst/>
+                        </a:prstTxWarp>
+                        <a:noAutofit/>
+                      </wps:bodyPr>
+                    </wps:wsp>
+                  </a:graphicData>
+                </a:graphic>
+                <wp14:sizeRelH relativeFrom="margin">
+                  <wp14:pctWidth>0</wp14:pctWidth>
+                </wp14:sizeRelH>
+                <wp14:sizeRelV relativeFrom="margin">
+                  <wp14:pctHeight>0</wp14:pctHeight>
+                </wp14:sizeRelV>
+              </wp:anchor>
+            </w:drawing>
+          </mc:Choice>
+          <mc:Fallback>
+            <w:pict>
+              <v:rect w14:anchorId="109E68BF" id="Rectangle 6" o:spid="_x0000_s1026" style="position:absolute;margin-left:415.8pt;margin-top:42.7pt;width:39pt;height:192.2pt;z-index:251663360;visibility:visible;mso-wrap-style:square;mso-width-percent:0;mso-height-percent:0;mso-wrap-distance-left:9pt;mso-wrap-distance-top:0;mso-wrap-distance-right:9pt;mso-wrap-distance-bottom:0;mso-position-horizontal:absolute;mso-position-horizontal-relative:text;mso-position-vertical:absolute;mso-position-vertical-relative:text;mso-width-percent:0;mso-height-percent:0;mso-width-relative:margin;mso-height-relative:margin;v-text-anchor:middle" o:gfxdata="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" filled="f" strokecolor="red" strokeweight="1.5pt"/>
+            </w:pict>
+          </mc:Fallback>
+        </mc:AlternateContent>
+      </w:r>
       <w:r>
         <w:rPr>
           <w:noProof/>
         </w:rPr>
         <w:drawing>
-          <wp:inline distT="0" distB="0" distL="0" distR="0" wp14:anchorId="4620C19B" wp14:editId="71B0229C">
-            <wp:extent cx="5943600" cy="3526155"/>
-            <wp:effectExtent l="0" t="0" r="0" b="4445"/>
+          <wp:inline distT="0" distB="0" distL="0" distR="0" wp14:anchorId="4620C19B" wp14:editId="352B712A">
+            <wp:extent cx="5796810" cy="3439069"/>
+            <wp:effectExtent l="0" t="0" r="0" b="3175"/>
             <wp:docPr id="5" name="Picture 4" descr="A graph of sales&#10;&#10;AI-generated content may be incorrect.">
               <a:extLst xmlns:a="http://schemas.openxmlformats.org/drawingml/2006/main">
                 <a:ext uri="{FF2B5EF4-FFF2-40B4-BE49-F238E27FC236}">
@@ -10028,7 +10265,7 @@
                   <pic:spPr>
                     <a:xfrm>
                       <a:off x="0" y="0"/>
-                      <a:ext cx="5943600" cy="3526155"/>
+                      <a:ext cx="5813496" cy="3448969"/>
                     </a:xfrm>
                     <a:prstGeom prst="rect">
                       <a:avLst/>
@@ -10046,7 +10283,7 @@
       <w:pPr>
         <w:pStyle w:val="Heading2"/>
       </w:pPr>
-      <w:bookmarkStart w:id="14" w:name="_Toc202387359"/>
+      <w:bookmarkStart w:id="14" w:name="_Toc202629166"/>
       <w:r>
         <w:t>Outliers</w:t>
       </w:r>
@@ -10060,7 +10297,13 @@
         <w:t>and</w:t>
       </w:r>
       <w:r>
-        <w:t xml:space="preserve"> sentinel values are systematically removed using </w:t>
+        <w:t xml:space="preserve"> sentinel values</w:t>
+      </w:r>
+      <w:r>
+        <w:t>, such as low-dollar family transactions,</w:t>
+      </w:r>
+      <w:r>
+        <w:t xml:space="preserve"> are systematically removed using </w:t>
       </w:r>
       <w:r>
         <w:t xml:space="preserve">a minimum sales value of </w:t>
@@ -10609,11 +10852,6 @@
       </w:pPr>
     </w:p>
     <w:p>
-      <w:pPr>
-        <w:rPr>
-          <w:rFonts w:eastAsiaTheme="minorEastAsia"/>
-        </w:rPr>
-      </w:pPr>
       <w:r>
         <w:rPr>
           <w:rFonts w:eastAsiaTheme="minorEastAsia"/>
@@ -10685,6 +10923,7 @@
         <w:t xml:space="preserve"> Isolation Forest with contamination value of 0.025, number of estimators as 250, and max sample size of 256 was fitted to the data by year and the results are shown in the figure below.</w:t>
       </w:r>
     </w:p>
+    <w:p/>
     <w:p>
       <w:pPr>
         <w:pStyle w:val="Caption"/>
@@ -10717,9 +10956,9 @@
           <w:noProof/>
         </w:rPr>
         <w:drawing>
-          <wp:inline distT="0" distB="0" distL="0" distR="0" wp14:anchorId="0D2CA992" wp14:editId="0571F2ED">
-            <wp:extent cx="4355114" cy="6116734"/>
-            <wp:effectExtent l="0" t="0" r="1270" b="5080"/>
+          <wp:inline distT="0" distB="0" distL="0" distR="0" wp14:anchorId="0D2CA992" wp14:editId="10E1E42E">
+            <wp:extent cx="4223058" cy="5931263"/>
+            <wp:effectExtent l="0" t="0" r="6350" b="0"/>
             <wp:docPr id="1168948013" name="Picture 7" descr="A screenshot of a graph&#10;&#10;AI-generated content may be incorrect.">
               <a:extLst xmlns:a="http://schemas.openxmlformats.org/drawingml/2006/main">
                 <a:ext uri="{FF2B5EF4-FFF2-40B4-BE49-F238E27FC236}">
@@ -10759,7 +10998,7 @@
                   <pic:spPr>
                     <a:xfrm>
                       <a:off x="0" y="0"/>
-                      <a:ext cx="4355114" cy="6116734"/>
+                      <a:ext cx="4238341" cy="5952728"/>
                     </a:xfrm>
                     <a:prstGeom prst="rect">
                       <a:avLst/>
@@ -10825,7 +11064,13 @@
         <w:t xml:space="preserve">were </w:t>
       </w:r>
       <w:r>
-        <w:t xml:space="preserve">removed from 2014–2024 on the </w:t>
+        <w:t xml:space="preserve">removed from 2014–2024 </w:t>
+      </w:r>
+      <w:r>
+        <w:t xml:space="preserve">as described </w:t>
+      </w:r>
+      <w:r>
+        <w:t xml:space="preserve">on the </w:t>
       </w:r>
       <w:r>
         <w:rPr>
@@ -10873,7 +11118,7 @@
           <w:rFonts w:eastAsiaTheme="minorHAnsi"/>
         </w:rPr>
       </w:pPr>
-      <w:bookmarkStart w:id="16" w:name="_Toc202387360"/>
+      <w:bookmarkStart w:id="16" w:name="_Toc202629167"/>
       <w:r>
         <w:t>Multicollinearity</w:t>
       </w:r>
@@ -11864,7 +12109,7 @@
       <w:pPr>
         <w:pStyle w:val="Heading2"/>
       </w:pPr>
-      <w:bookmarkStart w:id="19" w:name="_Toc202387361"/>
+      <w:bookmarkStart w:id="19" w:name="_Toc202629168"/>
       <w:r>
         <w:t>Transformation</w:t>
       </w:r>
@@ -12259,7 +12504,7 @@
           <w:rFonts w:eastAsia="Times New Roman"/>
         </w:rPr>
       </w:pPr>
-      <w:bookmarkStart w:id="21" w:name="_Toc202387362"/>
+      <w:bookmarkStart w:id="21" w:name="_Toc202629169"/>
       <w:r>
         <w:rPr>
           <w:rFonts w:eastAsia="Times New Roman"/>
@@ -12272,7 +12517,7 @@
       <w:pPr>
         <w:pStyle w:val="Heading2"/>
       </w:pPr>
-      <w:bookmarkStart w:id="22" w:name="_Toc202387363"/>
+      <w:bookmarkStart w:id="22" w:name="_Toc202629170"/>
       <w:r>
         <w:t>Training</w:t>
       </w:r>
@@ -13344,7 +13589,7 @@
       <w:pPr>
         <w:pStyle w:val="Heading2"/>
       </w:pPr>
-      <w:bookmarkStart w:id="24" w:name="_Toc202387364"/>
+      <w:bookmarkStart w:id="24" w:name="_Toc202629171"/>
       <w:r>
         <w:t>Results</w:t>
       </w:r>
@@ -13397,7 +13642,19 @@
         <w:t>USD.</w:t>
       </w:r>
       <w:r>
-        <w:t xml:space="preserve"> Reporting RMSE on both the transformed and original scale provides a more complete picture of model performance and provides both statistically validity and stakeholder relevance. The transformed RMSE reflects how well the model learned from a normalized distribution while the original scale RMSE reflects the error in real monetary terms for practical interpretation.</w:t>
+        <w:t xml:space="preserve"> </w:t>
+      </w:r>
+      <w:r>
+        <w:t>The transformed RMSE reflects how well the model learned from a normalized distribution while the original scale RMSE reflects the error in real monetary terms for practical interpretation.</w:t>
+      </w:r>
+      <w:r>
+        <w:t xml:space="preserve"> </w:t>
+      </w:r>
+      <w:r>
+        <w:t xml:space="preserve">Reporting RMSE on both the transformed and original scale provides a more complete picture of model performance and provides both statistically validity and stakeholder relevance. </w:t>
+      </w:r>
+      <w:r>
+        <w:t>Random Forest performed the best with the lowest RMSE while ANN had the highest error of all models evaluated.</w:t>
       </w:r>
     </w:p>
     <w:p/>
@@ -14121,7 +14378,7 @@
       <w:pPr>
         <w:pStyle w:val="Heading1"/>
       </w:pPr>
-      <w:bookmarkStart w:id="26" w:name="_Toc202387365"/>
+      <w:bookmarkStart w:id="26" w:name="_Toc202629172"/>
       <w:r>
         <w:lastRenderedPageBreak/>
         <w:t>Conclusion</w:t>
@@ -14175,18 +14432,12 @@
         <w:t xml:space="preserve"> placeholder</w:t>
       </w:r>
       <w:r>
+        <w:t xml:space="preserve"> sentinel values.</w:t>
+      </w:r>
+      <w:r>
         <w:t xml:space="preserve"> </w:t>
       </w:r>
       <w:r>
-        <w:t>sentinel</w:t>
-      </w:r>
-      <w:r>
-        <w:t xml:space="preserve"> values.</w:t>
-      </w:r>
-      <w:r>
-        <w:t xml:space="preserve"> </w:t>
-      </w:r>
-      <w:r>
         <w:t xml:space="preserve">In this study, outlier detection was addressed using </w:t>
       </w:r>
       <w:r>
@@ -14205,7 +14456,13 @@
         <w:t xml:space="preserve">50,000 and </w:t>
       </w:r>
       <w:r>
-        <w:t>Isolation Forest, which helped identify and remove anomalous records based on multivariate patterns. By cleaning the data of such inconsistencies, the models were better able to generalize and produce meaningful results.</w:t>
+        <w:t xml:space="preserve">Isolation Forest, which helped identify and remove anomalous </w:t>
+      </w:r>
+      <w:r>
+        <w:t xml:space="preserve">placeholder </w:t>
+      </w:r>
+      <w:r>
+        <w:t>records based on multivariate patterns. By cleaning the data of such inconsistencies, the models were better able to generalize and produce meaningful results.</w:t>
       </w:r>
     </w:p>
     <w:p/>
@@ -14628,7 +14885,7 @@
         </w:sectPr>
       </w:pPr>
       <w:bookmarkStart w:id="27" w:name="_Appendix_A:_Analytical"/>
-      <w:bookmarkStart w:id="28" w:name="_Toc202387366"/>
+      <w:bookmarkStart w:id="28" w:name="_Toc202629173"/>
       <w:bookmarkEnd w:id="27"/>
       <w:r>
         <w:lastRenderedPageBreak/>
@@ -14646,17 +14903,16 @@
       <w:bookmarkEnd w:id="28"/>
     </w:p>
     <w:p>
-      <w:commentRangeStart w:id="29"/>
       <w:r>
         <w:rPr>
           <w:noProof/>
         </w:rPr>
         <w:lastRenderedPageBreak/>
         <w:drawing>
-          <wp:inline distT="0" distB="0" distL="0" distR="0" wp14:anchorId="6532CB3C" wp14:editId="6B1D9CC7">
-            <wp:extent cx="9069470" cy="4494028"/>
+          <wp:inline distT="0" distB="0" distL="0" distR="0" wp14:anchorId="6532CB3C" wp14:editId="44779AC1">
+            <wp:extent cx="9137512" cy="4527744"/>
             <wp:effectExtent l="0" t="0" r="0" b="0"/>
-            <wp:docPr id="1011296050" name="Picture 2" descr="A diagram of a software development process&#10;&#10;AI-generated content may be incorrect."/>
+            <wp:docPr id="1011296050" name="Picture 2"/>
             <wp:cNvGraphicFramePr>
               <a:graphicFrameLocks xmlns:a="http://schemas.openxmlformats.org/drawingml/2006/main" noChangeAspect="1"/>
             </wp:cNvGraphicFramePr>
@@ -14664,7 +14920,7 @@
               <a:graphicData uri="http://schemas.openxmlformats.org/drawingml/2006/picture">
                 <pic:pic xmlns:pic="http://schemas.openxmlformats.org/drawingml/2006/picture">
                   <pic:nvPicPr>
-                    <pic:cNvPr id="1011296050" name="Picture 2" descr="A diagram of a software development process&#10;&#10;AI-generated content may be incorrect."/>
+                    <pic:cNvPr id="1011296050" name="Picture 2"/>
                     <pic:cNvPicPr/>
                   </pic:nvPicPr>
                   <pic:blipFill>
@@ -14682,11 +14938,14 @@
                   <pic:spPr>
                     <a:xfrm>
                       <a:off x="0" y="0"/>
-                      <a:ext cx="9137513" cy="4527744"/>
+                      <a:ext cx="9137512" cy="4527744"/>
                     </a:xfrm>
                     <a:prstGeom prst="rect">
                       <a:avLst/>
                     </a:prstGeom>
+                    <a:ln>
+                      <a:noFill/>
+                    </a:ln>
                   </pic:spPr>
                 </pic:pic>
               </a:graphicData>
@@ -14694,16 +14953,9 @@
           </wp:inline>
         </w:drawing>
       </w:r>
-      <w:commentRangeEnd w:id="29"/>
-      <w:r>
-        <w:rPr>
-          <w:rStyle w:val="CommentReference"/>
-        </w:rPr>
-        <w:commentReference w:id="29"/>
-      </w:r>
     </w:p>
     <w:sectPr>
-      <w:footerReference w:type="default" r:id="rId24"/>
+      <w:footerReference w:type="default" r:id="rId20"/>
       <w:pgSz w:w="15840" w:h="12240" w:orient="landscape"/>
       <w:pgMar w:top="720" w:right="720" w:bottom="720" w:left="720" w:header="720" w:footer="720" w:gutter="0"/>
       <w:cols w:space="720"/>
@@ -14712,46 +14964,6 @@
     </w:sectPr>
   </w:body>
 </w:document>
-</file>
-
-<file path=word/comments.xml><?xml version="1.0" encoding="utf-8"?>
-<w:comments xmlns:wpc="http://schemas.microsoft.com/office/word/2010/wordprocessingCanvas" xmlns:cx="http://schemas.microsoft.com/office/drawing/2014/chartex" xmlns:cx1="http://schemas.microsoft.com/office/drawing/2015/9/8/chartex" xmlns:cx2="http://schemas.microsoft.com/office/drawing/2015/10/21/chartex" xmlns:cx3="http://schemas.microsoft.com/office/drawing/2016/5/9/chartex" xmlns:cx4="http://schemas.microsoft.com/office/drawing/2016/5/10/chartex" xmlns:cx5="http://schemas.microsoft.com/office/drawing/2016/5/11/chartex" xmlns:cx6="http://schemas.microsoft.com/office/drawing/2016/5/12/chartex" xmlns:cx7="http://schemas.microsoft.com/office/drawing/2016/5/13/chartex" xmlns:cx8="http://schemas.microsoft.com/office/drawing/2016/5/14/chartex" xmlns:mc="http://schemas.openxmlformats.org/markup-compatibility/2006" xmlns:aink="http://schemas.microsoft.com/office/drawing/2016/ink" xmlns:am3d="http://schemas.microsoft.com/office/drawing/2017/model3d" xmlns:o="urn:schemas-microsoft-com:office:office" xmlns:oel="http://schemas.microsoft.com/office/2019/extlst" xmlns:r="http://schemas.openxmlformats.org/officeDocument/2006/relationships" xmlns:m="http://schemas.openxmlformats.org/officeDocument/2006/math" xmlns:v="urn:schemas-microsoft-com:vml" xmlns:wp14="http://schemas.microsoft.com/office/word/2010/wordprocessingDrawing" xmlns:wp="http://schemas.openxmlformats.org/drawingml/2006/wordprocessingDrawing" xmlns:w10="urn:schemas-microsoft-com:office:word" xmlns:w="http://schemas.openxmlformats.org/wordprocessingml/2006/main" xmlns:w14="http://schemas.microsoft.com/office/word/2010/wordml" xmlns:w15="http://schemas.microsoft.com/office/word/2012/wordml" xmlns:w16cex="http://schemas.microsoft.com/office/word/2018/wordml/cex" xmlns:w16cid="http://schemas.microsoft.com/office/word/2016/wordml/cid" xmlns:w16="http://schemas.microsoft.com/office/word/2018/wordml" xmlns:w16du="http://schemas.microsoft.com/office/word/2023/wordml/word16du" xmlns:w16sdtdh="http://schemas.microsoft.com/office/word/2020/wordml/sdtdatahash" xmlns:w16sdtfl="http://schemas.microsoft.com/office/word/2024/wordml/sdtformatlock" xmlns:w16se="http://schemas.microsoft.com/office/word/2015/wordml/symex" xmlns:wpg="http://schemas.microsoft.com/office/word/2010/wordprocessingGroup" xmlns:wpi="http://schemas.microsoft.com/office/word/2010/wordprocessingInk" xmlns:wne="http://schemas.microsoft.com/office/word/2006/wordml" xmlns:wps="http://schemas.microsoft.com/office/word/2010/wordprocessingShape" mc:Ignorable="w14 w15 w16se w16cid w16 w16cex w16sdtdh w16sdtfl w16du wp14">
-  <w:comment w:id="29" w:author="Bo Fethe" w:date="2025-06-30T23:28:00Z" w:initials="BF">
-    <w:p>
-      <w:r>
-        <w:rPr>
-          <w:rStyle w:val="CommentReference"/>
-        </w:rPr>
-        <w:annotationRef/>
-      </w:r>
-      <w:r>
-        <w:rPr>
-          <w:sz w:val="20"/>
-          <w:szCs w:val="20"/>
-        </w:rPr>
-        <w:t>Update before sending</w:t>
-      </w:r>
-    </w:p>
-  </w:comment>
-</w:comments>
-</file>
-
-<file path=word/commentsExtended.xml><?xml version="1.0" encoding="utf-8"?>
-<w15:commentsEx xmlns:wpc="http://schemas.microsoft.com/office/word/2010/wordprocessingCanvas" xmlns:cx="http://schemas.microsoft.com/office/drawing/2014/chartex" xmlns:cx1="http://schemas.microsoft.com/office/drawing/2015/9/8/chartex" xmlns:cx2="http://schemas.microsoft.com/office/drawing/2015/10/21/chartex" xmlns:cx3="http://schemas.microsoft.com/office/drawing/2016/5/9/chartex" xmlns:cx4="http://schemas.microsoft.com/office/drawing/2016/5/10/chartex" xmlns:cx5="http://schemas.microsoft.com/office/drawing/2016/5/11/chartex" xmlns:cx6="http://schemas.microsoft.com/office/drawing/2016/5/12/chartex" xmlns:cx7="http://schemas.microsoft.com/office/drawing/2016/5/13/chartex" xmlns:cx8="http://schemas.microsoft.com/office/drawing/2016/5/14/chartex" xmlns:mc="http://schemas.openxmlformats.org/markup-compatibility/2006" xmlns:aink="http://schemas.microsoft.com/office/drawing/2016/ink" xmlns:am3d="http://schemas.microsoft.com/office/drawing/2017/model3d" xmlns:o="urn:schemas-microsoft-com:office:office" xmlns:oel="http://schemas.microsoft.com/office/2019/extlst" xmlns:r="http://schemas.openxmlformats.org/officeDocument/2006/relationships" xmlns:m="http://schemas.openxmlformats.org/officeDocument/2006/math" xmlns:v="urn:schemas-microsoft-com:vml" xmlns:wp14="http://schemas.microsoft.com/office/word/2010/wordprocessingDrawing" xmlns:wp="http://schemas.openxmlformats.org/drawingml/2006/wordprocessingDrawing" xmlns:w10="urn:schemas-microsoft-com:office:word" xmlns:w="http://schemas.openxmlformats.org/wordprocessingml/2006/main" xmlns:w14="http://schemas.microsoft.com/office/word/2010/wordml" xmlns:w15="http://schemas.microsoft.com/office/word/2012/wordml" xmlns:w16cex="http://schemas.microsoft.com/office/word/2018/wordml/cex" xmlns:w16cid="http://schemas.microsoft.com/office/word/2016/wordml/cid" xmlns:w16="http://schemas.microsoft.com/office/word/2018/wordml" xmlns:w16du="http://schemas.microsoft.com/office/word/2023/wordml/word16du" xmlns:w16sdtdh="http://schemas.microsoft.com/office/word/2020/wordml/sdtdatahash" xmlns:w16sdtfl="http://schemas.microsoft.com/office/word/2024/wordml/sdtformatlock" xmlns:w16se="http://schemas.microsoft.com/office/word/2015/wordml/symex" xmlns:wpg="http://schemas.microsoft.com/office/word/2010/wordprocessingGroup" xmlns:wpi="http://schemas.microsoft.com/office/word/2010/wordprocessingInk" xmlns:wne="http://schemas.microsoft.com/office/word/2006/wordml" xmlns:wps="http://schemas.microsoft.com/office/word/2010/wordprocessingShape" mc:Ignorable="w14 w15 w16se w16cid w16 w16cex w16sdtdh w16sdtfl w16du wp14">
-  <w15:commentEx w15:paraId="742C2F90" w15:done="0"/>
-</w15:commentsEx>
-</file>
-
-<file path=word/commentsExtensible.xml><?xml version="1.0" encoding="utf-8"?>
-<w16cex:commentsExtensible xmlns:wpc="http://schemas.microsoft.com/office/word/2010/wordprocessingCanvas" xmlns:cx="http://schemas.microsoft.com/office/drawing/2014/chartex" xmlns:cx1="http://schemas.microsoft.com/office/drawing/2015/9/8/chartex" xmlns:cx2="http://schemas.microsoft.com/office/drawing/2015/10/21/chartex" xmlns:cx3="http://schemas.microsoft.com/office/drawing/2016/5/9/chartex" xmlns:cx4="http://schemas.microsoft.com/office/drawing/2016/5/10/chartex" xmlns:cx5="http://schemas.microsoft.com/office/drawing/2016/5/11/chartex" xmlns:cx6="http://schemas.microsoft.com/office/drawing/2016/5/12/chartex" xmlns:cx7="http://schemas.microsoft.com/office/drawing/2016/5/13/chartex" xmlns:cx8="http://schemas.microsoft.com/office/drawing/2016/5/14/chartex" xmlns:cr="http://schemas.microsoft.com/office/comments/2020/reactions" xmlns:mc="http://schemas.openxmlformats.org/markup-compatibility/2006" xmlns:aink="http://schemas.microsoft.com/office/drawing/2016/ink" xmlns:am3d="http://schemas.microsoft.com/office/drawing/2017/model3d" xmlns:o="urn:schemas-microsoft-com:office:office" xmlns:oel="http://schemas.microsoft.com/office/2019/extlst" xmlns:r="http://schemas.openxmlformats.org/officeDocument/2006/relationships" xmlns:m="http://schemas.openxmlformats.org/officeDocument/2006/math" xmlns:v="urn:schemas-microsoft-com:vml" xmlns:wp14="http://schemas.microsoft.com/office/word/2010/wordprocessingDrawing" xmlns:wp="http://schemas.openxmlformats.org/drawingml/2006/wordprocessingDrawing" xmlns:w10="urn:schemas-microsoft-com:office:word" xmlns:w="http://schemas.openxmlformats.org/wordprocessingml/2006/main" xmlns:w14="http://schemas.microsoft.com/office/word/2010/wordml" xmlns:w15="http://schemas.microsoft.com/office/word/2012/wordml" xmlns:w16cex="http://schemas.microsoft.com/office/word/2018/wordml/cex" xmlns:w16cid="http://schemas.microsoft.com/office/word/2016/wordml/cid" xmlns:w16="http://schemas.microsoft.com/office/word/2018/wordml" xmlns:w16du="http://schemas.microsoft.com/office/word/2023/wordml/word16du" xmlns:w16sdtdh="http://schemas.microsoft.com/office/word/2020/wordml/sdtdatahash" xmlns:w16sdtfl="http://schemas.microsoft.com/office/word/2024/wordml/sdtformatlock" xmlns:w16se="http://schemas.microsoft.com/office/word/2015/wordml/symex" xmlns:wpg="http://schemas.microsoft.com/office/word/2010/wordprocessingGroup" xmlns:wpi="http://schemas.microsoft.com/office/word/2010/wordprocessingInk" xmlns:wne="http://schemas.microsoft.com/office/word/2006/wordml" xmlns:wps="http://schemas.microsoft.com/office/word/2010/wordprocessingShape" mc:Ignorable="w14 w15 w16se w16cid w16 w16cex w16sdtdh w16sdtfl cr w16du wp14">
-  <w16cex:commentExtensible w16cex:durableId="48F71A0B" w16cex:dateUtc="2025-07-01T03:28:00Z"/>
-</w16cex:commentsExtensible>
-</file>
-
-<file path=word/commentsIds.xml><?xml version="1.0" encoding="utf-8"?>
-<w16cid:commentsIds xmlns:wpc="http://schemas.microsoft.com/office/word/2010/wordprocessingCanvas" xmlns:cx="http://schemas.microsoft.com/office/drawing/2014/chartex" xmlns:cx1="http://schemas.microsoft.com/office/drawing/2015/9/8/chartex" xmlns:cx2="http://schemas.microsoft.com/office/drawing/2015/10/21/chartex" xmlns:cx3="http://schemas.microsoft.com/office/drawing/2016/5/9/chartex" xmlns:cx4="http://schemas.microsoft.com/office/drawing/2016/5/10/chartex" xmlns:cx5="http://schemas.microsoft.com/office/drawing/2016/5/11/chartex" xmlns:cx6="http://schemas.microsoft.com/office/drawing/2016/5/12/chartex" xmlns:cx7="http://schemas.microsoft.com/office/drawing/2016/5/13/chartex" xmlns:cx8="http://schemas.microsoft.com/office/drawing/2016/5/14/chartex" xmlns:mc="http://schemas.openxmlformats.org/markup-compatibility/2006" xmlns:aink="http://schemas.microsoft.com/office/drawing/2016/ink" xmlns:am3d="http://schemas.microsoft.com/office/drawing/2017/model3d" xmlns:o="urn:schemas-microsoft-com:office:office" xmlns:oel="http://schemas.microsoft.com/office/2019/extlst" xmlns:r="http://schemas.openxmlformats.org/officeDocument/2006/relationships" xmlns:m="http://schemas.openxmlformats.org/officeDocument/2006/math" xmlns:v="urn:schemas-microsoft-com:vml" xmlns:wp14="http://schemas.microsoft.com/office/word/2010/wordprocessingDrawing" xmlns:wp="http://schemas.openxmlformats.org/drawingml/2006/wordprocessingDrawing" xmlns:w10="urn:schemas-microsoft-com:office:word" xmlns:w="http://schemas.openxmlformats.org/wordprocessingml/2006/main" xmlns:w14="http://schemas.microsoft.com/office/word/2010/wordml" xmlns:w15="http://schemas.microsoft.com/office/word/2012/wordml" xmlns:w16cex="http://schemas.microsoft.com/office/word/2018/wordml/cex" xmlns:w16cid="http://schemas.microsoft.com/office/word/2016/wordml/cid" xmlns:w16="http://schemas.microsoft.com/office/word/2018/wordml" xmlns:w16du="http://schemas.microsoft.com/office/word/2023/wordml/word16du" xmlns:w16sdtdh="http://schemas.microsoft.com/office/word/2020/wordml/sdtdatahash" xmlns:w16sdtfl="http://schemas.microsoft.com/office/word/2024/wordml/sdtformatlock" xmlns:w16se="http://schemas.microsoft.com/office/word/2015/wordml/symex" xmlns:wpg="http://schemas.microsoft.com/office/word/2010/wordprocessingGroup" xmlns:wpi="http://schemas.microsoft.com/office/word/2010/wordprocessingInk" xmlns:wne="http://schemas.microsoft.com/office/word/2006/wordml" xmlns:wps="http://schemas.microsoft.com/office/word/2010/wordprocessingShape" mc:Ignorable="w14 w15 w16se w16cid w16 w16cex w16sdtdh w16sdtfl w16du wp14">
-  <w16cid:commentId w16cid:paraId="742C2F90" w16cid:durableId="48F71A0B"/>
-</w16cid:commentsIds>
 </file>
 
 <file path=word/endnotes.xml><?xml version="1.0" encoding="utf-8"?>
@@ -16678,14 +16890,6 @@
     <w:abstractNumId w:val="0"/>
   </w:num>
 </w:numbering>
-</file>
-
-<file path=word/people.xml><?xml version="1.0" encoding="utf-8"?>
-<w15:people xmlns:wpc="http://schemas.microsoft.com/office/word/2010/wordprocessingCanvas" xmlns:cx="http://schemas.microsoft.com/office/drawing/2014/chartex" xmlns:cx1="http://schemas.microsoft.com/office/drawing/2015/9/8/chartex" xmlns:cx2="http://schemas.microsoft.com/office/drawing/2015/10/21/chartex" xmlns:cx3="http://schemas.microsoft.com/office/drawing/2016/5/9/chartex" xmlns:cx4="http://schemas.microsoft.com/office/drawing/2016/5/10/chartex" xmlns:cx5="http://schemas.microsoft.com/office/drawing/2016/5/11/chartex" xmlns:cx6="http://schemas.microsoft.com/office/drawing/2016/5/12/chartex" xmlns:cx7="http://schemas.microsoft.com/office/drawing/2016/5/13/chartex" xmlns:cx8="http://schemas.microsoft.com/office/drawing/2016/5/14/chartex" xmlns:mc="http://schemas.openxmlformats.org/markup-compatibility/2006" xmlns:aink="http://schemas.microsoft.com/office/drawing/2016/ink" xmlns:am3d="http://schemas.microsoft.com/office/drawing/2017/model3d" xmlns:o="urn:schemas-microsoft-com:office:office" xmlns:oel="http://schemas.microsoft.com/office/2019/extlst" xmlns:r="http://schemas.openxmlformats.org/officeDocument/2006/relationships" xmlns:m="http://schemas.openxmlformats.org/officeDocument/2006/math" xmlns:v="urn:schemas-microsoft-com:vml" xmlns:wp14="http://schemas.microsoft.com/office/word/2010/wordprocessingDrawing" xmlns:wp="http://schemas.openxmlformats.org/drawingml/2006/wordprocessingDrawing" xmlns:w10="urn:schemas-microsoft-com:office:word" xmlns:w="http://schemas.openxmlformats.org/wordprocessingml/2006/main" xmlns:w14="http://schemas.microsoft.com/office/word/2010/wordml" xmlns:w15="http://schemas.microsoft.com/office/word/2012/wordml" xmlns:w16cex="http://schemas.microsoft.com/office/word/2018/wordml/cex" xmlns:w16cid="http://schemas.microsoft.com/office/word/2016/wordml/cid" xmlns:w16="http://schemas.microsoft.com/office/word/2018/wordml" xmlns:w16du="http://schemas.microsoft.com/office/word/2023/wordml/word16du" xmlns:w16sdtdh="http://schemas.microsoft.com/office/word/2020/wordml/sdtdatahash" xmlns:w16sdtfl="http://schemas.microsoft.com/office/word/2024/wordml/sdtformatlock" xmlns:w16se="http://schemas.microsoft.com/office/word/2015/wordml/symex" xmlns:wpg="http://schemas.microsoft.com/office/word/2010/wordprocessingGroup" xmlns:wpi="http://schemas.microsoft.com/office/word/2010/wordprocessingInk" xmlns:wne="http://schemas.microsoft.com/office/word/2006/wordml" xmlns:wps="http://schemas.microsoft.com/office/word/2010/wordprocessingShape" mc:Ignorable="w14 w15 w16se w16cid w16 w16cex w16sdtdh w16sdtfl w16du wp14">
-  <w15:person w15:author="Bo Fethe">
-    <w15:presenceInfo w15:providerId="Windows Live" w15:userId="269fedc320c0f261"/>
-  </w15:person>
-</w15:people>
 </file>
 
 <file path=word/styles.xml><?xml version="1.0" encoding="utf-8"?>
@@ -17318,6 +17522,7 @@
   <w:style w:type="character" w:default="1" w:styleId="DefaultParagraphFont">
     <w:name w:val="Default Paragraph Font"/>
     <w:uiPriority w:val="1"/>
+    <w:semiHidden/>
     <w:unhideWhenUsed/>
   </w:style>
   <w:style w:type="table" w:default="1" w:styleId="TableNormal">
@@ -18069,6 +18274,13 @@
       <w14:ligatures w14:val="none"/>
     </w:rPr>
   </w:style>
+  <w:style w:type="paragraph" w:styleId="Revision">
+    <w:name w:val="Revision"/>
+    <w:hidden/>
+    <w:uiPriority w:val="99"/>
+    <w:semiHidden/>
+    <w:rsid w:val="005876A6"/>
+  </w:style>
 </w:styles>
 </file>
 
@@ -18369,7 +18581,7 @@
 
 <file path=customXml/item1.xml><?xml version="1.0" encoding="utf-8"?>
 <CoverPageProperties xmlns="http://schemas.microsoft.com/office/2006/coverPageProps">
-  <PublishDate/>
+  <PublishDate>2025-07-01T00:00:00</PublishDate>
   <Abstract/>
   <CompanyAddress>bfethe3@gatech.edu</CompanyAddress>
   <CompanyPhone/>

--- a/reports/HC_Parcel_Sales_Prediction.docx
+++ b/reports/HC_Parcel_Sales_Prediction.docx
@@ -1153,7 +1153,7 @@
             </w:rPr>
             <w:fldChar w:fldCharType="separate"/>
           </w:r>
-          <w:hyperlink w:anchor="_Toc202629155" w:history="1">
+          <w:hyperlink w:anchor="_Toc203387745" w:history="1">
             <w:r>
               <w:rPr>
                 <w:rStyle w:val="Hyperlink"/>
@@ -1200,7 +1200,7 @@
                 <w:noProof/>
                 <w:webHidden/>
               </w:rPr>
-              <w:instrText xml:space="preserve"> PAGEREF _Toc202629155 \h </w:instrText>
+              <w:instrText xml:space="preserve"> PAGEREF _Toc203387745 \h </w:instrText>
             </w:r>
             <w:r>
               <w:rPr>
@@ -1247,7 +1247,7 @@
               <w:noProof/>
             </w:rPr>
           </w:pPr>
-          <w:hyperlink w:anchor="_Toc202629156" w:history="1">
+          <w:hyperlink w:anchor="_Toc203387746" w:history="1">
             <w:r>
               <w:rPr>
                 <w:rStyle w:val="Hyperlink"/>
@@ -1294,7 +1294,7 @@
                 <w:noProof/>
                 <w:webHidden/>
               </w:rPr>
-              <w:instrText xml:space="preserve"> PAGEREF _Toc202629156 \h </w:instrText>
+              <w:instrText xml:space="preserve"> PAGEREF _Toc203387746 \h </w:instrText>
             </w:r>
             <w:r>
               <w:rPr>
@@ -1341,7 +1341,7 @@
               <w:szCs w:val="24"/>
             </w:rPr>
           </w:pPr>
-          <w:hyperlink w:anchor="_Toc202629157" w:history="1">
+          <w:hyperlink w:anchor="_Toc203387747" w:history="1">
             <w:r>
               <w:rPr>
                 <w:rStyle w:val="Hyperlink"/>
@@ -1386,7 +1386,7 @@
                 <w:noProof/>
                 <w:webHidden/>
               </w:rPr>
-              <w:instrText xml:space="preserve"> PAGEREF _Toc202629157 \h </w:instrText>
+              <w:instrText xml:space="preserve"> PAGEREF _Toc203387747 \h </w:instrText>
             </w:r>
             <w:r>
               <w:rPr>
@@ -1431,7 +1431,7 @@
               <w:szCs w:val="24"/>
             </w:rPr>
           </w:pPr>
-          <w:hyperlink w:anchor="_Toc202629158" w:history="1">
+          <w:hyperlink w:anchor="_Toc203387748" w:history="1">
             <w:r>
               <w:rPr>
                 <w:rStyle w:val="Hyperlink"/>
@@ -1474,7 +1474,7 @@
                 <w:noProof/>
                 <w:webHidden/>
               </w:rPr>
-              <w:instrText xml:space="preserve"> PAGEREF _Toc202629158 \h </w:instrText>
+              <w:instrText xml:space="preserve"> PAGEREF _Toc203387748 \h </w:instrText>
             </w:r>
             <w:r>
               <w:rPr>
@@ -1519,7 +1519,7 @@
               <w:szCs w:val="24"/>
             </w:rPr>
           </w:pPr>
-          <w:hyperlink w:anchor="_Toc202629159" w:history="1">
+          <w:hyperlink w:anchor="_Toc203387749" w:history="1">
             <w:r>
               <w:rPr>
                 <w:rStyle w:val="Hyperlink"/>
@@ -1562,7 +1562,7 @@
                 <w:noProof/>
                 <w:webHidden/>
               </w:rPr>
-              <w:instrText xml:space="preserve"> PAGEREF _Toc202629159 \h </w:instrText>
+              <w:instrText xml:space="preserve"> PAGEREF _Toc203387749 \h </w:instrText>
             </w:r>
             <w:r>
               <w:rPr>
@@ -1607,7 +1607,7 @@
               <w:szCs w:val="24"/>
             </w:rPr>
           </w:pPr>
-          <w:hyperlink w:anchor="_Toc202629160" w:history="1">
+          <w:hyperlink w:anchor="_Toc203387750" w:history="1">
             <w:r>
               <w:rPr>
                 <w:rStyle w:val="Hyperlink"/>
@@ -1650,7 +1650,7 @@
                 <w:noProof/>
                 <w:webHidden/>
               </w:rPr>
-              <w:instrText xml:space="preserve"> PAGEREF _Toc202629160 \h </w:instrText>
+              <w:instrText xml:space="preserve"> PAGEREF _Toc203387750 \h </w:instrText>
             </w:r>
             <w:r>
               <w:rPr>
@@ -1695,7 +1695,7 @@
               <w:szCs w:val="24"/>
             </w:rPr>
           </w:pPr>
-          <w:hyperlink w:anchor="_Toc202629161" w:history="1">
+          <w:hyperlink w:anchor="_Toc203387751" w:history="1">
             <w:r>
               <w:rPr>
                 <w:rStyle w:val="Hyperlink"/>
@@ -1717,7 +1717,7 @@
                 <w:rStyle w:val="Hyperlink"/>
                 <w:noProof/>
               </w:rPr>
-              <w:t>Artificial Neural Network (ANN)</w:t>
+              <w:t>Light Gradient Boosting Machine (LightGBM)</w:t>
             </w:r>
             <w:r>
               <w:rPr>
@@ -1738,7 +1738,7 @@
                 <w:noProof/>
                 <w:webHidden/>
               </w:rPr>
-              <w:instrText xml:space="preserve"> PAGEREF _Toc202629161 \h </w:instrText>
+              <w:instrText xml:space="preserve"> PAGEREF _Toc203387751 \h </w:instrText>
             </w:r>
             <w:r>
               <w:rPr>
@@ -1783,7 +1783,7 @@
               <w:szCs w:val="24"/>
             </w:rPr>
           </w:pPr>
-          <w:hyperlink w:anchor="_Toc202629162" w:history="1">
+          <w:hyperlink w:anchor="_Toc203387752" w:history="1">
             <w:r>
               <w:rPr>
                 <w:rStyle w:val="Hyperlink"/>
@@ -1805,7 +1805,7 @@
                 <w:rStyle w:val="Hyperlink"/>
                 <w:noProof/>
               </w:rPr>
-              <w:t>Light Gradient Boosting Machine (LightGBM)</w:t>
+              <w:t>Artificial Neural Network (ANN)</w:t>
             </w:r>
             <w:r>
               <w:rPr>
@@ -1826,7 +1826,7 @@
                 <w:noProof/>
                 <w:webHidden/>
               </w:rPr>
-              <w:instrText xml:space="preserve"> PAGEREF _Toc202629162 \h </w:instrText>
+              <w:instrText xml:space="preserve"> PAGEREF _Toc203387752 \h </w:instrText>
             </w:r>
             <w:r>
               <w:rPr>
@@ -1873,7 +1873,7 @@
               <w:noProof/>
             </w:rPr>
           </w:pPr>
-          <w:hyperlink w:anchor="_Toc202629163" w:history="1">
+          <w:hyperlink w:anchor="_Toc203387753" w:history="1">
             <w:r>
               <w:rPr>
                 <w:rStyle w:val="Hyperlink"/>
@@ -1918,7 +1918,7 @@
                 <w:noProof/>
                 <w:webHidden/>
               </w:rPr>
-              <w:instrText xml:space="preserve"> PAGEREF _Toc202629163 \h </w:instrText>
+              <w:instrText xml:space="preserve"> PAGEREF _Toc203387753 \h </w:instrText>
             </w:r>
             <w:r>
               <w:rPr>
@@ -1965,7 +1965,7 @@
               <w:szCs w:val="24"/>
             </w:rPr>
           </w:pPr>
-          <w:hyperlink w:anchor="_Toc202629164" w:history="1">
+          <w:hyperlink w:anchor="_Toc203387754" w:history="1">
             <w:r>
               <w:rPr>
                 <w:rStyle w:val="Hyperlink"/>
@@ -2010,7 +2010,7 @@
                 <w:noProof/>
                 <w:webHidden/>
               </w:rPr>
-              <w:instrText xml:space="preserve"> PAGEREF _Toc202629164 \h </w:instrText>
+              <w:instrText xml:space="preserve"> PAGEREF _Toc203387754 \h </w:instrText>
             </w:r>
             <w:r>
               <w:rPr>
@@ -2057,7 +2057,7 @@
               <w:szCs w:val="24"/>
             </w:rPr>
           </w:pPr>
-          <w:hyperlink w:anchor="_Toc202629165" w:history="1">
+          <w:hyperlink w:anchor="_Toc203387755" w:history="1">
             <w:r>
               <w:rPr>
                 <w:rStyle w:val="Hyperlink"/>
@@ -2102,7 +2102,7 @@
                 <w:noProof/>
                 <w:webHidden/>
               </w:rPr>
-              <w:instrText xml:space="preserve"> PAGEREF _Toc202629165 \h </w:instrText>
+              <w:instrText xml:space="preserve"> PAGEREF _Toc203387755 \h </w:instrText>
             </w:r>
             <w:r>
               <w:rPr>
@@ -2149,7 +2149,7 @@
               <w:szCs w:val="24"/>
             </w:rPr>
           </w:pPr>
-          <w:hyperlink w:anchor="_Toc202629166" w:history="1">
+          <w:hyperlink w:anchor="_Toc203387756" w:history="1">
             <w:r>
               <w:rPr>
                 <w:rStyle w:val="Hyperlink"/>
@@ -2194,7 +2194,7 @@
                 <w:noProof/>
                 <w:webHidden/>
               </w:rPr>
-              <w:instrText xml:space="preserve"> PAGEREF _Toc202629166 \h </w:instrText>
+              <w:instrText xml:space="preserve"> PAGEREF _Toc203387756 \h </w:instrText>
             </w:r>
             <w:r>
               <w:rPr>
@@ -2241,7 +2241,7 @@
               <w:szCs w:val="24"/>
             </w:rPr>
           </w:pPr>
-          <w:hyperlink w:anchor="_Toc202629167" w:history="1">
+          <w:hyperlink w:anchor="_Toc203387757" w:history="1">
             <w:r>
               <w:rPr>
                 <w:rStyle w:val="Hyperlink"/>
@@ -2286,7 +2286,7 @@
                 <w:noProof/>
                 <w:webHidden/>
               </w:rPr>
-              <w:instrText xml:space="preserve"> PAGEREF _Toc202629167 \h </w:instrText>
+              <w:instrText xml:space="preserve"> PAGEREF _Toc203387757 \h </w:instrText>
             </w:r>
             <w:r>
               <w:rPr>
@@ -2333,7 +2333,7 @@
               <w:szCs w:val="24"/>
             </w:rPr>
           </w:pPr>
-          <w:hyperlink w:anchor="_Toc202629168" w:history="1">
+          <w:hyperlink w:anchor="_Toc203387758" w:history="1">
             <w:r>
               <w:rPr>
                 <w:rStyle w:val="Hyperlink"/>
@@ -2378,7 +2378,7 @@
                 <w:noProof/>
                 <w:webHidden/>
               </w:rPr>
-              <w:instrText xml:space="preserve"> PAGEREF _Toc202629168 \h </w:instrText>
+              <w:instrText xml:space="preserve"> PAGEREF _Toc203387758 \h </w:instrText>
             </w:r>
             <w:r>
               <w:rPr>
@@ -2425,7 +2425,7 @@
               <w:noProof/>
             </w:rPr>
           </w:pPr>
-          <w:hyperlink w:anchor="_Toc202629169" w:history="1">
+          <w:hyperlink w:anchor="_Toc203387759" w:history="1">
             <w:r>
               <w:rPr>
                 <w:rStyle w:val="Hyperlink"/>
@@ -2472,7 +2472,7 @@
                 <w:noProof/>
                 <w:webHidden/>
               </w:rPr>
-              <w:instrText xml:space="preserve"> PAGEREF _Toc202629169 \h </w:instrText>
+              <w:instrText xml:space="preserve"> PAGEREF _Toc203387759 \h </w:instrText>
             </w:r>
             <w:r>
               <w:rPr>
@@ -2519,7 +2519,7 @@
               <w:szCs w:val="24"/>
             </w:rPr>
           </w:pPr>
-          <w:hyperlink w:anchor="_Toc202629170" w:history="1">
+          <w:hyperlink w:anchor="_Toc203387760" w:history="1">
             <w:r>
               <w:rPr>
                 <w:rStyle w:val="Hyperlink"/>
@@ -2564,7 +2564,7 @@
                 <w:noProof/>
                 <w:webHidden/>
               </w:rPr>
-              <w:instrText xml:space="preserve"> PAGEREF _Toc202629170 \h </w:instrText>
+              <w:instrText xml:space="preserve"> PAGEREF _Toc203387760 \h </w:instrText>
             </w:r>
             <w:r>
               <w:rPr>
@@ -2611,7 +2611,7 @@
               <w:szCs w:val="24"/>
             </w:rPr>
           </w:pPr>
-          <w:hyperlink w:anchor="_Toc202629171" w:history="1">
+          <w:hyperlink w:anchor="_Toc203387761" w:history="1">
             <w:r>
               <w:rPr>
                 <w:rStyle w:val="Hyperlink"/>
@@ -2656,7 +2656,7 @@
                 <w:noProof/>
                 <w:webHidden/>
               </w:rPr>
-              <w:instrText xml:space="preserve"> PAGEREF _Toc202629171 \h </w:instrText>
+              <w:instrText xml:space="preserve"> PAGEREF _Toc203387761 \h </w:instrText>
             </w:r>
             <w:r>
               <w:rPr>
@@ -2703,7 +2703,7 @@
               <w:noProof/>
             </w:rPr>
           </w:pPr>
-          <w:hyperlink w:anchor="_Toc202629172" w:history="1">
+          <w:hyperlink w:anchor="_Toc203387762" w:history="1">
             <w:r>
               <w:rPr>
                 <w:rStyle w:val="Hyperlink"/>
@@ -2748,7 +2748,7 @@
                 <w:noProof/>
                 <w:webHidden/>
               </w:rPr>
-              <w:instrText xml:space="preserve"> PAGEREF _Toc202629172 \h </w:instrText>
+              <w:instrText xml:space="preserve"> PAGEREF _Toc203387762 \h </w:instrText>
             </w:r>
             <w:r>
               <w:rPr>
@@ -2794,7 +2794,7 @@
               <w:noProof/>
             </w:rPr>
           </w:pPr>
-          <w:hyperlink w:anchor="_Toc202629173" w:history="1">
+          <w:hyperlink w:anchor="_Toc203387763" w:history="1">
             <w:r>
               <w:rPr>
                 <w:rStyle w:val="Hyperlink"/>
@@ -2821,7 +2821,7 @@
                 <w:noProof/>
                 <w:webHidden/>
               </w:rPr>
-              <w:instrText xml:space="preserve"> PAGEREF _Toc202629173 \h </w:instrText>
+              <w:instrText xml:space="preserve"> PAGEREF _Toc203387763 \h </w:instrText>
             </w:r>
             <w:r>
               <w:rPr>
@@ -2928,13 +2928,13 @@
           <w:r>
             <w:fldChar w:fldCharType="separate"/>
           </w:r>
-          <w:hyperlink w:anchor="_Toc202387375" w:history="1">
+          <w:hyperlink w:anchor="_Toc203387764" w:history="1">
             <w:r>
               <w:rPr>
                 <w:rStyle w:val="Hyperlink"/>
                 <w:noProof/>
               </w:rPr>
-              <w:t>Figure 1: Sales Distribution for Raw Data</w:t>
+              <w:t>Figure 1: ANN Diagram</w:t>
             </w:r>
             <w:r>
               <w:rPr>
@@ -2955,7 +2955,7 @@
                 <w:noProof/>
                 <w:webHidden/>
               </w:rPr>
-              <w:instrText xml:space="preserve"> PAGEREF _Toc202387375 \h </w:instrText>
+              <w:instrText xml:space="preserve"> PAGEREF _Toc203387764 \h </w:instrText>
             </w:r>
             <w:r>
               <w:rPr>
@@ -2975,7 +2975,7 @@
                 <w:noProof/>
                 <w:webHidden/>
               </w:rPr>
-              <w:t>6</w:t>
+              <w:t>4</w:t>
             </w:r>
             <w:r>
               <w:rPr>
@@ -2997,13 +2997,13 @@
               <w:noProof/>
             </w:rPr>
           </w:pPr>
-          <w:hyperlink w:anchor="_Toc202387376" w:history="1">
+          <w:hyperlink w:anchor="_Toc203387765" w:history="1">
             <w:r>
               <w:rPr>
                 <w:rStyle w:val="Hyperlink"/>
                 <w:noProof/>
               </w:rPr>
-              <w:t>Figure 2: Outlier Removal</w:t>
+              <w:t>Figure 2: Sales Distribution for Raw Data</w:t>
             </w:r>
             <w:r>
               <w:rPr>
@@ -3024,7 +3024,7 @@
                 <w:noProof/>
                 <w:webHidden/>
               </w:rPr>
-              <w:instrText xml:space="preserve"> PAGEREF _Toc202387376 \h </w:instrText>
+              <w:instrText xml:space="preserve"> PAGEREF _Toc203387765 \h </w:instrText>
             </w:r>
             <w:r>
               <w:rPr>
@@ -3044,7 +3044,7 @@
                 <w:noProof/>
                 <w:webHidden/>
               </w:rPr>
-              <w:t>7</w:t>
+              <w:t>6</w:t>
             </w:r>
             <w:r>
               <w:rPr>
@@ -3066,13 +3066,13 @@
               <w:noProof/>
             </w:rPr>
           </w:pPr>
-          <w:hyperlink w:anchor="_Toc202387377" w:history="1">
+          <w:hyperlink w:anchor="_Toc203387766" w:history="1">
             <w:r>
               <w:rPr>
                 <w:rStyle w:val="Hyperlink"/>
                 <w:noProof/>
               </w:rPr>
-              <w:t>Figure 3: Correlation Plot</w:t>
+              <w:t>Figure 3: Outlier Removal</w:t>
             </w:r>
             <w:r>
               <w:rPr>
@@ -3093,7 +3093,7 @@
                 <w:noProof/>
                 <w:webHidden/>
               </w:rPr>
-              <w:instrText xml:space="preserve"> PAGEREF _Toc202387377 \h </w:instrText>
+              <w:instrText xml:space="preserve"> PAGEREF _Toc203387766 \h </w:instrText>
             </w:r>
             <w:r>
               <w:rPr>
@@ -3113,7 +3113,7 @@
                 <w:noProof/>
                 <w:webHidden/>
               </w:rPr>
-              <w:t>8</w:t>
+              <w:t>7</w:t>
             </w:r>
             <w:r>
               <w:rPr>
@@ -3135,13 +3135,13 @@
               <w:noProof/>
             </w:rPr>
           </w:pPr>
-          <w:hyperlink w:anchor="_Toc202387378" w:history="1">
+          <w:hyperlink w:anchor="_Toc203387767" w:history="1">
             <w:r>
               <w:rPr>
                 <w:rStyle w:val="Hyperlink"/>
                 <w:noProof/>
               </w:rPr>
-              <w:t>Figure 4: Box-Cox Transformation</w:t>
+              <w:t>Figure 4: Correlation Plot</w:t>
             </w:r>
             <w:r>
               <w:rPr>
@@ -3162,7 +3162,76 @@
                 <w:noProof/>
                 <w:webHidden/>
               </w:rPr>
-              <w:instrText xml:space="preserve"> PAGEREF _Toc202387378 \h </w:instrText>
+              <w:instrText xml:space="preserve"> PAGEREF _Toc203387767 \h </w:instrText>
+            </w:r>
+            <w:r>
+              <w:rPr>
+                <w:noProof/>
+                <w:webHidden/>
+              </w:rPr>
+            </w:r>
+            <w:r>
+              <w:rPr>
+                <w:noProof/>
+                <w:webHidden/>
+              </w:rPr>
+              <w:fldChar w:fldCharType="separate"/>
+            </w:r>
+            <w:r>
+              <w:rPr>
+                <w:noProof/>
+                <w:webHidden/>
+              </w:rPr>
+              <w:t>8</w:t>
+            </w:r>
+            <w:r>
+              <w:rPr>
+                <w:noProof/>
+                <w:webHidden/>
+              </w:rPr>
+              <w:fldChar w:fldCharType="end"/>
+            </w:r>
+          </w:hyperlink>
+        </w:p>
+        <w:p>
+          <w:pPr>
+            <w:pStyle w:val="TableofFigures"/>
+            <w:tabs>
+              <w:tab w:val="right" w:leader="dot" w:pos="9350"/>
+            </w:tabs>
+            <w:rPr>
+              <w:rFonts w:asciiTheme="minorHAnsi" w:eastAsiaTheme="minorEastAsia" w:hAnsiTheme="minorHAnsi" w:cstheme="minorBidi"/>
+              <w:noProof/>
+            </w:rPr>
+          </w:pPr>
+          <w:hyperlink w:anchor="_Toc203387768" w:history="1">
+            <w:r>
+              <w:rPr>
+                <w:rStyle w:val="Hyperlink"/>
+                <w:noProof/>
+              </w:rPr>
+              <w:t>Figure 5: Box-Cox Transformation</w:t>
+            </w:r>
+            <w:r>
+              <w:rPr>
+                <w:noProof/>
+                <w:webHidden/>
+              </w:rPr>
+              <w:tab/>
+            </w:r>
+            <w:r>
+              <w:rPr>
+                <w:noProof/>
+                <w:webHidden/>
+              </w:rPr>
+              <w:fldChar w:fldCharType="begin"/>
+            </w:r>
+            <w:r>
+              <w:rPr>
+                <w:noProof/>
+                <w:webHidden/>
+              </w:rPr>
+              <w:instrText xml:space="preserve"> PAGEREF _Toc203387768 \h </w:instrText>
             </w:r>
             <w:r>
               <w:rPr>
@@ -3246,7 +3315,7 @@
           <w:r>
             <w:fldChar w:fldCharType="separate"/>
           </w:r>
-          <w:hyperlink w:anchor="_Toc202387381" w:history="1">
+          <w:hyperlink w:anchor="_Toc203387769" w:history="1">
             <w:r>
               <w:rPr>
                 <w:rStyle w:val="Hyperlink"/>
@@ -3273,7 +3342,7 @@
                 <w:noProof/>
                 <w:webHidden/>
               </w:rPr>
-              <w:instrText xml:space="preserve"> PAGEREF _Toc202387381 \h </w:instrText>
+              <w:instrText xml:space="preserve"> PAGEREF _Toc203387769 \h </w:instrText>
             </w:r>
             <w:r>
               <w:rPr>
@@ -3315,7 +3384,7 @@
               <w:noProof/>
             </w:rPr>
           </w:pPr>
-          <w:hyperlink w:anchor="_Toc202387382" w:history="1">
+          <w:hyperlink w:anchor="_Toc203387770" w:history="1">
             <w:r>
               <w:rPr>
                 <w:rStyle w:val="Hyperlink"/>
@@ -3342,7 +3411,7 @@
                 <w:noProof/>
                 <w:webHidden/>
               </w:rPr>
-              <w:instrText xml:space="preserve"> PAGEREF _Toc202387382 \h </w:instrText>
+              <w:instrText xml:space="preserve"> PAGEREF _Toc203387770 \h </w:instrText>
             </w:r>
             <w:r>
               <w:rPr>
@@ -3384,7 +3453,7 @@
               <w:noProof/>
             </w:rPr>
           </w:pPr>
-          <w:hyperlink w:anchor="_Toc202387383" w:history="1">
+          <w:hyperlink w:anchor="_Toc203387771" w:history="1">
             <w:r>
               <w:rPr>
                 <w:rStyle w:val="Hyperlink"/>
@@ -3411,7 +3480,7 @@
                 <w:noProof/>
                 <w:webHidden/>
               </w:rPr>
-              <w:instrText xml:space="preserve"> PAGEREF _Toc202387383 \h </w:instrText>
+              <w:instrText xml:space="preserve"> PAGEREF _Toc203387771 \h </w:instrText>
             </w:r>
             <w:r>
               <w:rPr>
@@ -3453,7 +3522,7 @@
               <w:noProof/>
             </w:rPr>
           </w:pPr>
-          <w:hyperlink w:anchor="_Toc202387384" w:history="1">
+          <w:hyperlink w:anchor="_Toc203387772" w:history="1">
             <w:r>
               <w:rPr>
                 <w:rStyle w:val="Hyperlink"/>
@@ -3480,7 +3549,7 @@
                 <w:noProof/>
                 <w:webHidden/>
               </w:rPr>
-              <w:instrText xml:space="preserve"> PAGEREF _Toc202387384 \h </w:instrText>
+              <w:instrText xml:space="preserve"> PAGEREF _Toc203387772 \h </w:instrText>
             </w:r>
             <w:r>
               <w:rPr>
@@ -3522,7 +3591,7 @@
               <w:noProof/>
             </w:rPr>
           </w:pPr>
-          <w:hyperlink w:anchor="_Toc202387385" w:history="1">
+          <w:hyperlink w:anchor="_Toc203387773" w:history="1">
             <w:r>
               <w:rPr>
                 <w:rStyle w:val="Hyperlink"/>
@@ -3549,7 +3618,7 @@
                 <w:noProof/>
                 <w:webHidden/>
               </w:rPr>
-              <w:instrText xml:space="preserve"> PAGEREF _Toc202387385 \h </w:instrText>
+              <w:instrText xml:space="preserve"> PAGEREF _Toc203387773 \h </w:instrText>
             </w:r>
             <w:r>
               <w:rPr>
@@ -3605,7 +3674,7 @@
           <w:rFonts w:eastAsia="Times New Roman"/>
         </w:rPr>
       </w:pPr>
-      <w:bookmarkStart w:id="0" w:name="_Toc202629155"/>
+      <w:bookmarkStart w:id="0" w:name="_Toc203387745"/>
       <w:r>
         <w:rPr>
           <w:rFonts w:eastAsia="Times New Roman"/>
@@ -3978,7 +4047,7 @@
           <w:rFonts w:eastAsia="Times New Roman"/>
         </w:rPr>
       </w:pPr>
-      <w:bookmarkStart w:id="1" w:name="_Toc202629156"/>
+      <w:bookmarkStart w:id="1" w:name="_Toc203387746"/>
       <w:r>
         <w:rPr>
           <w:rFonts w:eastAsia="Times New Roman"/>
@@ -4016,7 +4085,13 @@
         <w:t xml:space="preserve">. </w:t>
       </w:r>
       <w:r>
-        <w:t xml:space="preserve">A cleaned version of the data will be split into training and testing subsets and will </w:t>
+        <w:t xml:space="preserve">A cleaned version of the data </w:t>
+      </w:r>
+      <w:r>
+        <w:t xml:space="preserve">is </w:t>
+      </w:r>
+      <w:r>
+        <w:t xml:space="preserve">split into training and testing subsets and will </w:t>
       </w:r>
       <w:r>
         <w:t>use a Box-Cox transformation to transform the data</w:t>
@@ -4045,10 +4120,16 @@
         <w:t xml:space="preserve">model </w:t>
       </w:r>
       <w:r>
-        <w:t xml:space="preserve">training. The training subset will </w:t>
-      </w:r>
-      <w:r>
-        <w:t xml:space="preserve">undergo multiple rounds of machine learning and deep learning </w:t>
+        <w:t xml:space="preserve">training. The training subset </w:t>
+      </w:r>
+      <w:r>
+        <w:t>undergo</w:t>
+      </w:r>
+      <w:r>
+        <w:t>es</w:t>
+      </w:r>
+      <w:r>
+        <w:t xml:space="preserve"> multiple rounds of machine learning and deep learning </w:t>
       </w:r>
       <w:proofErr w:type="spellStart"/>
       <w:r>
@@ -4078,7 +4159,15 @@
         <w:t>s</w:t>
       </w:r>
       <w:r>
-        <w:t xml:space="preserve"> will be fitted to the testing data subset to measure its performance</w:t>
+        <w:t xml:space="preserve"> </w:t>
+      </w:r>
+      <w:proofErr w:type="gramStart"/>
+      <w:r>
+        <w:t>is</w:t>
+      </w:r>
+      <w:proofErr w:type="gramEnd"/>
+      <w:r>
+        <w:t xml:space="preserve"> fitted to the testing data subset to measure its performance</w:t>
       </w:r>
       <w:r>
         <w:t xml:space="preserve"> using </w:t>
@@ -4352,14 +4441,17 @@
         <w:t>n analytical</w:t>
       </w:r>
       <w:r>
-        <w:t xml:space="preserve"> workflow diagram.</w:t>
+        <w:t xml:space="preserve"> workflow diagram</w:t>
+      </w:r>
+      <w:r>
+        <w:t>.</w:t>
       </w:r>
     </w:p>
     <w:p>
       <w:pPr>
         <w:pStyle w:val="Heading2"/>
       </w:pPr>
-      <w:bookmarkStart w:id="2" w:name="_Toc202629157"/>
+      <w:bookmarkStart w:id="2" w:name="_Toc203387747"/>
       <w:r>
         <w:t>Models</w:t>
       </w:r>
@@ -4447,7 +4539,7 @@
       <w:pPr>
         <w:pStyle w:val="Heading3"/>
       </w:pPr>
-      <w:bookmarkStart w:id="3" w:name="_Toc202629158"/>
+      <w:bookmarkStart w:id="3" w:name="_Toc203387748"/>
       <w:r>
         <w:t>Linear Regression</w:t>
       </w:r>
@@ -4949,7 +5041,7 @@
       <w:pPr>
         <w:pStyle w:val="Heading3"/>
       </w:pPr>
-      <w:bookmarkStart w:id="4" w:name="_Toc202629159"/>
+      <w:bookmarkStart w:id="4" w:name="_Toc203387749"/>
       <w:r>
         <w:t>Elastic Net</w:t>
       </w:r>
@@ -4982,133 +5074,176 @@
         <w:t>Elastic Net</w:t>
       </w:r>
       <w:r>
-        <w:t xml:space="preserve"> can be described as the following equation</w:t>
+        <w:t xml:space="preserve"> can be described </w:t>
+      </w:r>
+      <w:r>
+        <w:t>by minimizing</w:t>
+      </w:r>
+      <w:r>
+        <w:t xml:space="preserve"> the following equation</w:t>
       </w:r>
       <w:r>
         <w:t>:</w:t>
       </w:r>
     </w:p>
-    <w:p/>
     <w:p>
       <w:pPr>
         <w:rPr>
           <w:rFonts w:eastAsiaTheme="minorEastAsia"/>
         </w:rPr>
       </w:pPr>
+    </w:p>
+    <w:p>
+      <w:pPr>
+        <w:rPr>
+          <w:rFonts w:eastAsiaTheme="minorEastAsia"/>
+        </w:rPr>
+      </w:pPr>
       <m:oMathPara>
-        <m:oMathParaPr>
-          <m:jc m:val="center"/>
-        </m:oMathParaPr>
         <m:oMath>
-          <m:r>
-            <m:rPr>
-              <m:nor/>
-            </m:rPr>
-            <w:rPr>
-              <w:rFonts w:ascii="Cambria Math" w:hAnsi="Cambria Math"/>
-            </w:rPr>
-            <m:t>Loss</m:t>
-          </m:r>
+          <m:acc>
+            <m:accPr>
+              <m:ctrlPr>
+                <w:rPr>
+                  <w:rFonts w:ascii="Cambria Math" w:hAnsi="Cambria Math"/>
+                  <w:i/>
+                </w:rPr>
+              </m:ctrlPr>
+            </m:accPr>
+            <m:e>
+              <m:r>
+                <w:rPr>
+                  <w:rFonts w:ascii="Cambria Math" w:hAnsi="Cambria Math"/>
+                </w:rPr>
+                <m:t>β</m:t>
+              </m:r>
+            </m:e>
+          </m:acc>
           <m:r>
             <w:rPr>
               <w:rFonts w:ascii="Cambria Math" w:hAnsi="Cambria Math"/>
             </w:rPr>
             <m:t>=</m:t>
           </m:r>
-          <m:f>
-            <m:fPr>
-              <m:ctrlPr>
-                <w:rPr>
-                  <w:rFonts w:ascii="Cambria Math" w:hAnsi="Cambria Math"/>
-                </w:rPr>
-              </m:ctrlPr>
-            </m:fPr>
-            <m:num>
-              <m:r>
-                <w:rPr>
-                  <w:rFonts w:ascii="Cambria Math" w:hAnsi="Cambria Math"/>
-                </w:rPr>
-                <m:t>1</m:t>
-              </m:r>
+          <m:sSup>
+            <m:sSupPr>
               <m:ctrlPr>
                 <w:rPr>
                   <w:rFonts w:ascii="Cambria Math" w:hAnsi="Cambria Math"/>
                   <w:i/>
                 </w:rPr>
               </m:ctrlPr>
-            </m:num>
-            <m:den>
-              <m:r>
-                <w:rPr>
-                  <w:rFonts w:ascii="Cambria Math" w:hAnsi="Cambria Math"/>
-                </w:rPr>
-                <m:t>n</m:t>
-              </m:r>
-              <m:ctrlPr>
-                <w:rPr>
-                  <w:rFonts w:ascii="Cambria Math" w:hAnsi="Cambria Math"/>
-                  <w:i/>
-                </w:rPr>
-              </m:ctrlPr>
-            </m:den>
-          </m:f>
-          <m:nary>
-            <m:naryPr>
-              <m:chr m:val="∑"/>
-              <m:ctrlPr>
-                <w:rPr>
-                  <w:rFonts w:ascii="Cambria Math" w:hAnsi="Cambria Math"/>
-                </w:rPr>
-              </m:ctrlPr>
-            </m:naryPr>
-            <m:sub>
-              <m:r>
-                <w:rPr>
-                  <w:rFonts w:ascii="Cambria Math" w:hAnsi="Cambria Math"/>
-                </w:rPr>
-                <m:t>i=1</m:t>
-              </m:r>
-              <m:ctrlPr>
-                <w:rPr>
-                  <w:rFonts w:ascii="Cambria Math" w:hAnsi="Cambria Math"/>
-                  <w:i/>
-                </w:rPr>
-              </m:ctrlPr>
-            </m:sub>
-            <m:sup>
-              <m:r>
-                <w:rPr>
-                  <w:rFonts w:ascii="Cambria Math" w:hAnsi="Cambria Math"/>
-                </w:rPr>
-                <m:t>n</m:t>
-              </m:r>
-              <m:ctrlPr>
-                <w:rPr>
-                  <w:rFonts w:ascii="Cambria Math" w:hAnsi="Cambria Math"/>
-                  <w:i/>
-                </w:rPr>
-              </m:ctrlPr>
-            </m:sup>
+            </m:sSupPr>
             <m:e>
-              <m:sSup>
-                <m:sSupPr>
+              <m:func>
+                <m:funcPr>
                   <m:ctrlPr>
                     <w:rPr>
                       <w:rFonts w:ascii="Cambria Math" w:hAnsi="Cambria Math"/>
                       <w:i/>
                     </w:rPr>
                   </m:ctrlPr>
-                </m:sSupPr>
-                <m:e>
-                  <m:d>
-                    <m:dPr>
+                </m:funcPr>
+                <m:fName>
+                  <m:limLow>
+                    <m:limLowPr>
                       <m:ctrlPr>
                         <w:rPr>
                           <w:rFonts w:ascii="Cambria Math" w:hAnsi="Cambria Math"/>
                           <w:i/>
                         </w:rPr>
                       </m:ctrlPr>
-                    </m:dPr>
+                    </m:limLowPr>
+                    <m:e>
+                      <m:r>
+                        <m:rPr>
+                          <m:sty m:val="p"/>
+                        </m:rPr>
+                        <w:rPr>
+                          <w:rFonts w:ascii="Cambria Math" w:hAnsi="Cambria Math"/>
+                        </w:rPr>
+                        <m:t>min</m:t>
+                      </m:r>
+                      <m:ctrlPr>
+                        <w:rPr>
+                          <w:rFonts w:ascii="Cambria Math" w:hAnsi="Cambria Math"/>
+                        </w:rPr>
+                      </m:ctrlPr>
+                    </m:e>
+                    <m:lim>
+                      <m:r>
+                        <w:rPr>
+                          <w:rFonts w:ascii="Cambria Math" w:hAnsi="Cambria Math"/>
+                        </w:rPr>
+                        <m:t>β</m:t>
+                      </m:r>
+                      <m:ctrlPr>
+                        <w:rPr>
+                          <w:rFonts w:ascii="Cambria Math" w:hAnsi="Cambria Math"/>
+                        </w:rPr>
+                      </m:ctrlPr>
+                    </m:lim>
+                  </m:limLow>
+                </m:fName>
+                <m:e>
+                  <m:r>
+                    <w:rPr>
+                      <w:rFonts w:ascii="Cambria Math" w:hAnsi="Cambria Math"/>
+                    </w:rPr>
+                    <m:t>||</m:t>
+                  </m:r>
+                </m:e>
+              </m:func>
+              <m:d>
+                <m:dPr>
+                  <m:ctrlPr>
+                    <w:rPr>
+                      <w:rFonts w:ascii="Cambria Math" w:hAnsi="Cambria Math"/>
+                      <w:i/>
+                    </w:rPr>
+                  </m:ctrlPr>
+                </m:dPr>
+                <m:e>
+                  <m:sSub>
+                    <m:sSubPr>
+                      <m:ctrlPr>
+                        <w:rPr>
+                          <w:rFonts w:ascii="Cambria Math" w:hAnsi="Cambria Math"/>
+                          <w:i/>
+                        </w:rPr>
+                      </m:ctrlPr>
+                    </m:sSubPr>
+                    <m:e>
+                      <m:r>
+                        <w:rPr>
+                          <w:rFonts w:ascii="Cambria Math" w:hAnsi="Cambria Math"/>
+                        </w:rPr>
+                        <m:t>y</m:t>
+                      </m:r>
+                    </m:e>
+                    <m:sub>
+                      <m:r>
+                        <w:rPr>
+                          <w:rFonts w:ascii="Cambria Math" w:hAnsi="Cambria Math"/>
+                        </w:rPr>
+                        <m:t>i</m:t>
+                      </m:r>
+                    </m:sub>
+                  </m:sSub>
+                  <m:r>
+                    <w:rPr>
+                      <w:rFonts w:ascii="Cambria Math" w:hAnsi="Cambria Math"/>
+                    </w:rPr>
+                    <m:t>-</m:t>
+                  </m:r>
+                  <m:acc>
+                    <m:accPr>
+                      <m:ctrlPr>
+                        <w:rPr>
+                          <w:rFonts w:ascii="Cambria Math" w:hAnsi="Cambria Math"/>
+                        </w:rPr>
+                      </m:ctrlPr>
+                    </m:accPr>
                     <m:e>
                       <m:sSub>
                         <m:sSubPr>
@@ -5126,6 +5261,11 @@
                             </w:rPr>
                             <m:t>y</m:t>
                           </m:r>
+                          <m:ctrlPr>
+                            <w:rPr>
+                              <w:rFonts w:ascii="Cambria Math" w:hAnsi="Cambria Math"/>
+                            </w:rPr>
+                          </m:ctrlPr>
                         </m:e>
                         <m:sub>
                           <m:r>
@@ -5136,74 +5276,26 @@
                           </m:r>
                         </m:sub>
                       </m:sSub>
-                      <m:r>
-                        <w:rPr>
-                          <w:rFonts w:ascii="Cambria Math" w:hAnsi="Cambria Math"/>
-                        </w:rPr>
-                        <m:t>-</m:t>
-                      </m:r>
-                      <m:acc>
-                        <m:accPr>
-                          <m:ctrlPr>
-                            <w:rPr>
-                              <w:rFonts w:ascii="Cambria Math" w:hAnsi="Cambria Math"/>
-                            </w:rPr>
-                          </m:ctrlPr>
-                        </m:accPr>
-                        <m:e>
-                          <m:sSub>
-                            <m:sSubPr>
-                              <m:ctrlPr>
-                                <w:rPr>
-                                  <w:rFonts w:ascii="Cambria Math" w:hAnsi="Cambria Math"/>
-                                  <w:i/>
-                                </w:rPr>
-                              </m:ctrlPr>
-                            </m:sSubPr>
-                            <m:e>
-                              <m:r>
-                                <w:rPr>
-                                  <w:rFonts w:ascii="Cambria Math" w:hAnsi="Cambria Math"/>
-                                </w:rPr>
-                                <m:t>y</m:t>
-                              </m:r>
-                              <m:ctrlPr>
-                                <w:rPr>
-                                  <w:rFonts w:ascii="Cambria Math" w:hAnsi="Cambria Math"/>
-                                </w:rPr>
-                              </m:ctrlPr>
-                            </m:e>
-                            <m:sub>
-                              <m:r>
-                                <w:rPr>
-                                  <w:rFonts w:ascii="Cambria Math" w:hAnsi="Cambria Math"/>
-                                </w:rPr>
-                                <m:t>i</m:t>
-                              </m:r>
-                            </m:sub>
-                          </m:sSub>
-                        </m:e>
-                      </m:acc>
                     </m:e>
-                  </m:d>
+                  </m:acc>
                 </m:e>
-                <m:sup>
-                  <m:r>
-                    <w:rPr>
-                      <w:rFonts w:ascii="Cambria Math" w:hAnsi="Cambria Math"/>
-                    </w:rPr>
-                    <m:t>2</m:t>
-                  </m:r>
-                </m:sup>
-              </m:sSup>
-              <m:ctrlPr>
+              </m:d>
+              <m:r>
                 <w:rPr>
                   <w:rFonts w:ascii="Cambria Math" w:hAnsi="Cambria Math"/>
-                  <w:i/>
                 </w:rPr>
-              </m:ctrlPr>
+                <m:t>||</m:t>
+              </m:r>
             </m:e>
-          </m:nary>
+            <m:sup>
+              <m:r>
+                <w:rPr>
+                  <w:rFonts w:ascii="Cambria Math" w:hAnsi="Cambria Math"/>
+                </w:rPr>
+                <m:t>2</m:t>
+              </m:r>
+            </m:sup>
+          </m:sSup>
           <m:r>
             <w:rPr>
               <w:rFonts w:ascii="Cambria Math" w:hAnsi="Cambria Math"/>
@@ -5779,7 +5871,7 @@
       <w:pPr>
         <w:pStyle w:val="Heading3"/>
       </w:pPr>
-      <w:bookmarkStart w:id="5" w:name="_Toc202629160"/>
+      <w:bookmarkStart w:id="5" w:name="_Toc203387750"/>
       <w:r>
         <w:t>Random Forest</w:t>
       </w:r>
@@ -5799,7 +5891,13 @@
         <w:t>multiple</w:t>
       </w:r>
       <w:r>
-        <w:t xml:space="preserve"> decision trees using bootstrapped samples and random subsets of features. Each tree contributes to the final prediction through majority voting (classification) or averaging (regression). </w:t>
+        <w:t xml:space="preserve"> decision trees using bootstrapped samples and random subsets of features. Each tree contributes to the final prediction through majority voting </w:t>
+      </w:r>
+      <w:r>
+        <w:t>(</w:t>
+      </w:r>
+      <w:r>
+        <w:t xml:space="preserve">classification) or averaging (regression). </w:t>
       </w:r>
       <w:r>
         <w:t>Random Forest</w:t>
@@ -5829,7 +5927,10 @@
         <w:t>it</w:t>
       </w:r>
       <w:r>
-        <w:t xml:space="preserve"> can typically be described as the following equation:</w:t>
+        <w:t xml:space="preserve"> can typically be described as </w:t>
+      </w:r>
+      <w:r>
+        <w:t>drawing a bootstrap sample form the training dataset and fitting a model to each sample as shown the in the equation below:</w:t>
       </w:r>
     </w:p>
     <w:p/>
@@ -5861,6 +5962,12 @@
               </m:r>
             </m:e>
           </m:acc>
+          <m:r>
+            <w:rPr>
+              <w:rFonts w:ascii="Cambria Math" w:hAnsi="Cambria Math"/>
+            </w:rPr>
+            <m:t>(x)</m:t>
+          </m:r>
           <m:r>
             <w:rPr>
               <w:rFonts w:ascii="Cambria Math" w:hAnsi="Cambria Math"/>
@@ -5894,7 +6001,7 @@
                 <w:rPr>
                   <w:rFonts w:ascii="Cambria Math" w:hAnsi="Cambria Math"/>
                 </w:rPr>
-                <m:t>T</m:t>
+                <m:t>B</m:t>
               </m:r>
               <m:ctrlPr>
                 <w:rPr>
@@ -5918,7 +6025,13 @@
                 <w:rPr>
                   <w:rFonts w:ascii="Cambria Math" w:hAnsi="Cambria Math"/>
                 </w:rPr>
-                <m:t>t=1</m:t>
+                <m:t>b</m:t>
+              </m:r>
+              <m:r>
+                <w:rPr>
+                  <w:rFonts w:ascii="Cambria Math" w:hAnsi="Cambria Math"/>
+                </w:rPr>
+                <m:t>=1</m:t>
               </m:r>
               <m:ctrlPr>
                 <w:rPr>
@@ -5932,7 +6045,7 @@
                 <w:rPr>
                   <w:rFonts w:ascii="Cambria Math" w:hAnsi="Cambria Math"/>
                 </w:rPr>
-                <m:t>T</m:t>
+                <m:t>B</m:t>
               </m:r>
               <m:ctrlPr>
                 <w:rPr>
@@ -5964,7 +6077,7 @@
                     <w:rPr>
                       <w:rFonts w:ascii="Cambria Math" w:hAnsi="Cambria Math"/>
                     </w:rPr>
-                    <m:t>t</m:t>
+                    <m:t>b</m:t>
                   </m:r>
                 </m:sub>
               </m:sSub>
@@ -6034,11 +6147,29 @@
             </m:r>
           </m:e>
         </m:acc>
+        <m:d>
+          <m:dPr>
+            <m:ctrlPr>
+              <w:rPr>
+                <w:rFonts w:ascii="Cambria Math" w:hAnsi="Cambria Math"/>
+                <w:i/>
+              </w:rPr>
+            </m:ctrlPr>
+          </m:dPr>
+          <m:e>
+            <m:r>
+              <w:rPr>
+                <w:rFonts w:ascii="Cambria Math" w:hAnsi="Cambria Math"/>
+              </w:rPr>
+              <m:t>x</m:t>
+            </m:r>
+          </m:e>
+        </m:d>
         <m:r>
           <w:rPr>
             <w:rFonts w:ascii="Cambria Math" w:hAnsi="Cambria Math"/>
           </w:rPr>
-          <m:t>:  Final prediction</m:t>
+          <m:t>:  Final prediction at point x</m:t>
         </m:r>
       </m:oMath>
     </w:p>
@@ -6076,7 +6207,7 @@
               <w:rPr>
                 <w:rFonts w:ascii="Cambria Math" w:eastAsiaTheme="minorEastAsia" w:hAnsi="Cambria Math"/>
               </w:rPr>
-              <m:t>t</m:t>
+              <m:t>b</m:t>
             </m:r>
           </m:sub>
         </m:sSub>
@@ -6102,7 +6233,19 @@
           <w:rPr>
             <w:rFonts w:ascii="Cambria Math" w:eastAsiaTheme="minorEastAsia" w:hAnsi="Cambria Math"/>
           </w:rPr>
-          <m:t>:  Prediction from the t'th decision tree</m:t>
+          <m:t xml:space="preserve">:  Prediction from the </m:t>
+        </m:r>
+        <m:r>
+          <w:rPr>
+            <w:rFonts w:ascii="Cambria Math" w:eastAsiaTheme="minorEastAsia" w:hAnsi="Cambria Math"/>
+          </w:rPr>
+          <m:t>b</m:t>
+        </m:r>
+        <m:r>
+          <w:rPr>
+            <w:rFonts w:ascii="Cambria Math" w:eastAsiaTheme="minorEastAsia" w:hAnsi="Cambria Math"/>
+          </w:rPr>
+          <m:t>'th decision tree</m:t>
         </m:r>
       </m:oMath>
     </w:p>
@@ -6122,7 +6265,13 @@
           <w:rPr>
             <w:rFonts w:ascii="Cambria Math" w:eastAsiaTheme="minorEastAsia" w:hAnsi="Cambria Math"/>
           </w:rPr>
-          <m:t>T:  Total number of trees</m:t>
+          <m:t>B</m:t>
+        </m:r>
+        <m:r>
+          <w:rPr>
+            <w:rFonts w:ascii="Cambria Math" w:eastAsiaTheme="minorEastAsia" w:hAnsi="Cambria Math"/>
+          </w:rPr>
+          <m:t>:  Total number of trees</m:t>
         </m:r>
       </m:oMath>
     </w:p>
@@ -6131,18 +6280,34 @@
       <w:pPr>
         <w:pStyle w:val="Heading3"/>
       </w:pPr>
-      <w:bookmarkStart w:id="6" w:name="_Toc202629161"/>
-      <w:r>
-        <w:t>Artificial Neural Network</w:t>
-      </w:r>
-      <w:r>
-        <w:t xml:space="preserve"> (ANN)</w:t>
+      <w:bookmarkStart w:id="6" w:name="_Toc203387751"/>
+      <w:r>
+        <w:t>Light Gradient Boosting Machine</w:t>
+      </w:r>
+      <w:r>
+        <w:t xml:space="preserve"> (</w:t>
+      </w:r>
+      <w:proofErr w:type="spellStart"/>
+      <w:r>
+        <w:t>LightGBM</w:t>
+      </w:r>
+      <w:proofErr w:type="spellEnd"/>
+      <w:r>
+        <w:t>)</w:t>
       </w:r>
       <w:bookmarkEnd w:id="6"/>
     </w:p>
     <w:p>
       <w:r>
-        <w:t>A layered computational model composed of input, hidden, and output layers, where each node simulates a neuron. During training, the network adjusts the weights of connections between nodes to minimize prediction error. ANNs are powerful for capturing intricate patterns and nonlinear dependencies, making them suitable for tasks like image recognition, time series forecasting, and natural language processing.</w:t>
+        <w:t xml:space="preserve">A high-performance gradient boosting framework that builds decision trees sequentially, with each new tree correcting the errors of its predecessors. It uses histogram-based algorithms and leaf-wise tree growth to improve speed and accuracy. </w:t>
+      </w:r>
+      <w:proofErr w:type="spellStart"/>
+      <w:r>
+        <w:t>LightGBM</w:t>
+      </w:r>
+      <w:proofErr w:type="spellEnd"/>
+      <w:r>
+        <w:t xml:space="preserve"> is well-suited for large-scale structured data and excels in both classification and regression tasks, especially when model performance is prioritized over training time.</w:t>
       </w:r>
       <w:r>
         <w:t xml:space="preserve"> </w:t>
@@ -6151,885 +6316,29 @@
     <w:p/>
     <w:p>
       <w:r>
-        <w:t>For a simple feedforward network with one hidden layer</w:t>
-      </w:r>
-      <w:r>
-        <w:t>, ANN can be described as the following equation:</w:t>
+        <w:t xml:space="preserve">Like Random Forest, </w:t>
+      </w:r>
+      <w:proofErr w:type="spellStart"/>
+      <w:r>
+        <w:t>LightGBM</w:t>
+      </w:r>
+      <w:proofErr w:type="spellEnd"/>
+      <w:r>
+        <w:t xml:space="preserve"> is</w:t>
+      </w:r>
+      <w:r>
+        <w:t xml:space="preserve"> not a single </w:t>
+      </w:r>
+      <w:r>
+        <w:t xml:space="preserve">close-formed </w:t>
+      </w:r>
+      <w:r>
+        <w:t>equation, but the model is built iteratively</w:t>
+      </w:r>
+      <w:r>
+        <w:t xml:space="preserve"> as described in the equation below:</w:t>
       </w:r>
     </w:p>
-    <w:p/>
-    <w:p>
-      <w:pPr>
-        <w:rPr>
-          <w:rFonts w:eastAsiaTheme="minorEastAsia"/>
-        </w:rPr>
-      </w:pPr>
-      <m:oMathPara>
-        <m:oMathParaPr>
-          <m:jc m:val="center"/>
-        </m:oMathParaPr>
-        <m:oMath>
-          <m:acc>
-            <m:accPr>
-              <m:ctrlPr>
-                <w:rPr>
-                  <w:rFonts w:ascii="Cambria Math" w:hAnsi="Cambria Math"/>
-                </w:rPr>
-              </m:ctrlPr>
-            </m:accPr>
-            <m:e>
-              <m:r>
-                <w:rPr>
-                  <w:rFonts w:ascii="Cambria Math" w:hAnsi="Cambria Math"/>
-                </w:rPr>
-                <m:t>y</m:t>
-              </m:r>
-            </m:e>
-          </m:acc>
-          <m:r>
-            <w:rPr>
-              <w:rFonts w:ascii="Cambria Math" w:hAnsi="Cambria Math"/>
-            </w:rPr>
-            <m:t>=f</m:t>
-          </m:r>
-          <m:d>
-            <m:dPr>
-              <m:ctrlPr>
-                <w:rPr>
-                  <w:rFonts w:ascii="Cambria Math" w:hAnsi="Cambria Math"/>
-                </w:rPr>
-              </m:ctrlPr>
-            </m:dPr>
-            <m:e>
-              <m:nary>
-                <m:naryPr>
-                  <m:chr m:val="∑"/>
-                  <m:ctrlPr>
-                    <w:rPr>
-                      <w:rFonts w:ascii="Cambria Math" w:hAnsi="Cambria Math"/>
-                    </w:rPr>
-                  </m:ctrlPr>
-                </m:naryPr>
-                <m:sub>
-                  <m:r>
-                    <w:rPr>
-                      <w:rFonts w:ascii="Cambria Math" w:hAnsi="Cambria Math"/>
-                    </w:rPr>
-                    <m:t>j=1</m:t>
-                  </m:r>
-                  <m:ctrlPr>
-                    <w:rPr>
-                      <w:rFonts w:ascii="Cambria Math" w:hAnsi="Cambria Math"/>
-                      <w:i/>
-                    </w:rPr>
-                  </m:ctrlPr>
-                </m:sub>
-                <m:sup>
-                  <m:r>
-                    <w:rPr>
-                      <w:rFonts w:ascii="Cambria Math" w:hAnsi="Cambria Math"/>
-                    </w:rPr>
-                    <m:t>H</m:t>
-                  </m:r>
-                  <m:ctrlPr>
-                    <w:rPr>
-                      <w:rFonts w:ascii="Cambria Math" w:hAnsi="Cambria Math"/>
-                      <w:i/>
-                    </w:rPr>
-                  </m:ctrlPr>
-                </m:sup>
-                <m:e>
-                  <m:sSubSup>
-                    <m:sSubSupPr>
-                      <m:ctrlPr>
-                        <w:rPr>
-                          <w:rFonts w:ascii="Cambria Math" w:hAnsi="Cambria Math"/>
-                          <w:i/>
-                        </w:rPr>
-                      </m:ctrlPr>
-                    </m:sSubSupPr>
-                    <m:e>
-                      <m:r>
-                        <w:rPr>
-                          <w:rFonts w:ascii="Cambria Math" w:hAnsi="Cambria Math"/>
-                        </w:rPr>
-                        <m:t>w</m:t>
-                      </m:r>
-                    </m:e>
-                    <m:sub>
-                      <m:r>
-                        <w:rPr>
-                          <w:rFonts w:ascii="Cambria Math" w:hAnsi="Cambria Math"/>
-                        </w:rPr>
-                        <m:t>j</m:t>
-                      </m:r>
-                    </m:sub>
-                    <m:sup>
-                      <m:d>
-                        <m:dPr>
-                          <m:ctrlPr>
-                            <w:rPr>
-                              <w:rFonts w:ascii="Cambria Math" w:hAnsi="Cambria Math"/>
-                              <w:i/>
-                            </w:rPr>
-                          </m:ctrlPr>
-                        </m:dPr>
-                        <m:e>
-                          <m:r>
-                            <w:rPr>
-                              <w:rFonts w:ascii="Cambria Math" w:hAnsi="Cambria Math"/>
-                            </w:rPr>
-                            <m:t>2</m:t>
-                          </m:r>
-                        </m:e>
-                      </m:d>
-                    </m:sup>
-                  </m:sSubSup>
-                  <m:ctrlPr>
-                    <w:rPr>
-                      <w:rFonts w:ascii="Cambria Math" w:hAnsi="Cambria Math"/>
-                      <w:i/>
-                    </w:rPr>
-                  </m:ctrlPr>
-                </m:e>
-              </m:nary>
-              <m:r>
-                <m:rPr>
-                  <m:sty m:val="p"/>
-                </m:rPr>
-                <w:rPr>
-                  <w:rFonts w:ascii="Cambria Math" w:hAnsi="Cambria Math"/>
-                </w:rPr>
-                <m:t>⋅σ</m:t>
-              </m:r>
-              <m:d>
-                <m:dPr>
-                  <m:ctrlPr>
-                    <w:rPr>
-                      <w:rFonts w:ascii="Cambria Math" w:hAnsi="Cambria Math"/>
-                    </w:rPr>
-                  </m:ctrlPr>
-                </m:dPr>
-                <m:e>
-                  <m:nary>
-                    <m:naryPr>
-                      <m:chr m:val="∑"/>
-                      <m:ctrlPr>
-                        <w:rPr>
-                          <w:rFonts w:ascii="Cambria Math" w:hAnsi="Cambria Math"/>
-                        </w:rPr>
-                      </m:ctrlPr>
-                    </m:naryPr>
-                    <m:sub>
-                      <m:r>
-                        <w:rPr>
-                          <w:rFonts w:ascii="Cambria Math" w:hAnsi="Cambria Math"/>
-                        </w:rPr>
-                        <m:t>i=1</m:t>
-                      </m:r>
-                      <m:ctrlPr>
-                        <w:rPr>
-                          <w:rFonts w:ascii="Cambria Math" w:hAnsi="Cambria Math"/>
-                          <w:i/>
-                        </w:rPr>
-                      </m:ctrlPr>
-                    </m:sub>
-                    <m:sup>
-                      <m:r>
-                        <w:rPr>
-                          <w:rFonts w:ascii="Cambria Math" w:hAnsi="Cambria Math"/>
-                        </w:rPr>
-                        <m:t>p</m:t>
-                      </m:r>
-                      <m:ctrlPr>
-                        <w:rPr>
-                          <w:rFonts w:ascii="Cambria Math" w:hAnsi="Cambria Math"/>
-                          <w:i/>
-                        </w:rPr>
-                      </m:ctrlPr>
-                    </m:sup>
-                    <m:e>
-                      <m:sSubSup>
-                        <m:sSubSupPr>
-                          <m:ctrlPr>
-                            <w:rPr>
-                              <w:rFonts w:ascii="Cambria Math" w:hAnsi="Cambria Math"/>
-                              <w:i/>
-                            </w:rPr>
-                          </m:ctrlPr>
-                        </m:sSubSupPr>
-                        <m:e>
-                          <m:r>
-                            <w:rPr>
-                              <w:rFonts w:ascii="Cambria Math" w:hAnsi="Cambria Math"/>
-                            </w:rPr>
-                            <m:t>w</m:t>
-                          </m:r>
-                        </m:e>
-                        <m:sub>
-                          <m:r>
-                            <w:rPr>
-                              <w:rFonts w:ascii="Cambria Math" w:hAnsi="Cambria Math"/>
-                            </w:rPr>
-                            <m:t>ij</m:t>
-                          </m:r>
-                        </m:sub>
-                        <m:sup>
-                          <m:d>
-                            <m:dPr>
-                              <m:ctrlPr>
-                                <w:rPr>
-                                  <w:rFonts w:ascii="Cambria Math" w:hAnsi="Cambria Math"/>
-                                  <w:i/>
-                                </w:rPr>
-                              </m:ctrlPr>
-                            </m:dPr>
-                            <m:e>
-                              <m:r>
-                                <w:rPr>
-                                  <w:rFonts w:ascii="Cambria Math" w:hAnsi="Cambria Math"/>
-                                </w:rPr>
-                                <m:t>1</m:t>
-                              </m:r>
-                            </m:e>
-                          </m:d>
-                        </m:sup>
-                      </m:sSubSup>
-                      <m:sSub>
-                        <m:sSubPr>
-                          <m:ctrlPr>
-                            <w:rPr>
-                              <w:rFonts w:ascii="Cambria Math" w:hAnsi="Cambria Math"/>
-                              <w:i/>
-                            </w:rPr>
-                          </m:ctrlPr>
-                        </m:sSubPr>
-                        <m:e>
-                          <m:r>
-                            <w:rPr>
-                              <w:rFonts w:ascii="Cambria Math" w:hAnsi="Cambria Math"/>
-                            </w:rPr>
-                            <m:t>x</m:t>
-                          </m:r>
-                        </m:e>
-                        <m:sub>
-                          <m:r>
-                            <w:rPr>
-                              <w:rFonts w:ascii="Cambria Math" w:hAnsi="Cambria Math"/>
-                            </w:rPr>
-                            <m:t>i</m:t>
-                          </m:r>
-                        </m:sub>
-                      </m:sSub>
-                      <m:ctrlPr>
-                        <w:rPr>
-                          <w:rFonts w:ascii="Cambria Math" w:hAnsi="Cambria Math"/>
-                          <w:i/>
-                        </w:rPr>
-                      </m:ctrlPr>
-                    </m:e>
-                  </m:nary>
-                  <m:r>
-                    <w:rPr>
-                      <w:rFonts w:ascii="Cambria Math" w:hAnsi="Cambria Math"/>
-                    </w:rPr>
-                    <m:t>+</m:t>
-                  </m:r>
-                  <m:sSubSup>
-                    <m:sSubSupPr>
-                      <m:ctrlPr>
-                        <w:rPr>
-                          <w:rFonts w:ascii="Cambria Math" w:hAnsi="Cambria Math"/>
-                          <w:i/>
-                        </w:rPr>
-                      </m:ctrlPr>
-                    </m:sSubSupPr>
-                    <m:e>
-                      <m:r>
-                        <w:rPr>
-                          <w:rFonts w:ascii="Cambria Math" w:hAnsi="Cambria Math"/>
-                        </w:rPr>
-                        <m:t>b</m:t>
-                      </m:r>
-                    </m:e>
-                    <m:sub>
-                      <m:r>
-                        <w:rPr>
-                          <w:rFonts w:ascii="Cambria Math" w:hAnsi="Cambria Math"/>
-                        </w:rPr>
-                        <m:t>j</m:t>
-                      </m:r>
-                    </m:sub>
-                    <m:sup>
-                      <m:d>
-                        <m:dPr>
-                          <m:ctrlPr>
-                            <w:rPr>
-                              <w:rFonts w:ascii="Cambria Math" w:hAnsi="Cambria Math"/>
-                              <w:i/>
-                            </w:rPr>
-                          </m:ctrlPr>
-                        </m:dPr>
-                        <m:e>
-                          <m:r>
-                            <w:rPr>
-                              <w:rFonts w:ascii="Cambria Math" w:hAnsi="Cambria Math"/>
-                            </w:rPr>
-                            <m:t>1</m:t>
-                          </m:r>
-                        </m:e>
-                      </m:d>
-                    </m:sup>
-                  </m:sSubSup>
-                  <m:ctrlPr>
-                    <w:rPr>
-                      <w:rFonts w:ascii="Cambria Math" w:hAnsi="Cambria Math"/>
-                      <w:i/>
-                    </w:rPr>
-                  </m:ctrlPr>
-                </m:e>
-              </m:d>
-              <m:r>
-                <w:rPr>
-                  <w:rFonts w:ascii="Cambria Math" w:hAnsi="Cambria Math"/>
-                </w:rPr>
-                <m:t>+</m:t>
-              </m:r>
-              <m:sSup>
-                <m:sSupPr>
-                  <m:ctrlPr>
-                    <w:rPr>
-                      <w:rFonts w:ascii="Cambria Math" w:hAnsi="Cambria Math"/>
-                      <w:i/>
-                    </w:rPr>
-                  </m:ctrlPr>
-                </m:sSupPr>
-                <m:e>
-                  <m:r>
-                    <w:rPr>
-                      <w:rFonts w:ascii="Cambria Math" w:hAnsi="Cambria Math"/>
-                    </w:rPr>
-                    <m:t>b</m:t>
-                  </m:r>
-                </m:e>
-                <m:sup>
-                  <m:d>
-                    <m:dPr>
-                      <m:ctrlPr>
-                        <w:rPr>
-                          <w:rFonts w:ascii="Cambria Math" w:hAnsi="Cambria Math"/>
-                          <w:i/>
-                        </w:rPr>
-                      </m:ctrlPr>
-                    </m:dPr>
-                    <m:e>
-                      <m:r>
-                        <w:rPr>
-                          <w:rFonts w:ascii="Cambria Math" w:hAnsi="Cambria Math"/>
-                        </w:rPr>
-                        <m:t>2</m:t>
-                      </m:r>
-                    </m:e>
-                  </m:d>
-                </m:sup>
-              </m:sSup>
-              <m:ctrlPr>
-                <w:rPr>
-                  <w:rFonts w:ascii="Cambria Math" w:hAnsi="Cambria Math"/>
-                  <w:i/>
-                </w:rPr>
-              </m:ctrlPr>
-            </m:e>
-          </m:d>
-        </m:oMath>
-      </m:oMathPara>
-    </w:p>
-    <w:p>
-      <w:pPr>
-        <w:rPr>
-          <w:rFonts w:eastAsiaTheme="minorEastAsia"/>
-        </w:rPr>
-      </w:pPr>
-    </w:p>
-    <w:p>
-      <w:pPr>
-        <w:pStyle w:val="ListParagraph"/>
-        <w:numPr>
-          <w:ilvl w:val="0"/>
-          <w:numId w:val="4"/>
-        </w:numPr>
-        <w:rPr>
-          <w:rFonts w:eastAsiaTheme="minorEastAsia"/>
-        </w:rPr>
-      </w:pPr>
-      <m:oMath>
-        <m:sSub>
-          <m:sSubPr>
-            <m:ctrlPr>
-              <w:rPr>
-                <w:rFonts w:ascii="Cambria Math" w:hAnsi="Cambria Math"/>
-                <w:i/>
-              </w:rPr>
-            </m:ctrlPr>
-          </m:sSubPr>
-          <m:e>
-            <m:r>
-              <w:rPr>
-                <w:rFonts w:ascii="Cambria Math" w:hAnsi="Cambria Math"/>
-              </w:rPr>
-              <m:t>x</m:t>
-            </m:r>
-          </m:e>
-          <m:sub>
-            <m:r>
-              <w:rPr>
-                <w:rFonts w:ascii="Cambria Math" w:hAnsi="Cambria Math"/>
-              </w:rPr>
-              <m:t>i</m:t>
-            </m:r>
-          </m:sub>
-        </m:sSub>
-        <m:r>
-          <w:rPr>
-            <w:rFonts w:ascii="Cambria Math" w:hAnsi="Cambria Math"/>
-          </w:rPr>
-          <m:t>:  Input feature i</m:t>
-        </m:r>
-      </m:oMath>
-    </w:p>
-    <w:p>
-      <w:pPr>
-        <w:pStyle w:val="ListParagraph"/>
-        <w:numPr>
-          <w:ilvl w:val="0"/>
-          <w:numId w:val="4"/>
-        </w:numPr>
-        <w:rPr>
-          <w:rFonts w:eastAsiaTheme="minorEastAsia"/>
-        </w:rPr>
-      </w:pPr>
-      <m:oMath>
-        <m:sSubSup>
-          <m:sSubSupPr>
-            <m:ctrlPr>
-              <w:rPr>
-                <w:rFonts w:ascii="Cambria Math" w:eastAsiaTheme="minorEastAsia" w:hAnsi="Cambria Math"/>
-                <w:i/>
-              </w:rPr>
-            </m:ctrlPr>
-          </m:sSubSupPr>
-          <m:e>
-            <m:r>
-              <w:rPr>
-                <w:rFonts w:ascii="Cambria Math" w:eastAsiaTheme="minorEastAsia" w:hAnsi="Cambria Math"/>
-              </w:rPr>
-              <m:t>w</m:t>
-            </m:r>
-          </m:e>
-          <m:sub>
-            <m:r>
-              <w:rPr>
-                <w:rFonts w:ascii="Cambria Math" w:eastAsiaTheme="minorEastAsia" w:hAnsi="Cambria Math"/>
-              </w:rPr>
-              <m:t>ij</m:t>
-            </m:r>
-          </m:sub>
-          <m:sup>
-            <m:r>
-              <w:rPr>
-                <w:rFonts w:ascii="Cambria Math" w:eastAsiaTheme="minorEastAsia" w:hAnsi="Cambria Math"/>
-              </w:rPr>
-              <m:t>(1)</m:t>
-            </m:r>
-          </m:sup>
-        </m:sSubSup>
-        <m:r>
-          <w:rPr>
-            <w:rFonts w:ascii="Cambria Math" w:eastAsiaTheme="minorEastAsia" w:hAnsi="Cambria Math"/>
-          </w:rPr>
-          <m:t>:  Weight from input i to hidden node j</m:t>
-        </m:r>
-      </m:oMath>
-    </w:p>
-    <w:p>
-      <w:pPr>
-        <w:pStyle w:val="ListParagraph"/>
-        <w:numPr>
-          <w:ilvl w:val="0"/>
-          <w:numId w:val="4"/>
-        </w:numPr>
-        <w:rPr>
-          <w:rFonts w:eastAsiaTheme="minorEastAsia"/>
-        </w:rPr>
-      </w:pPr>
-      <m:oMath>
-        <m:sSubSup>
-          <m:sSubSupPr>
-            <m:ctrlPr>
-              <w:rPr>
-                <w:rFonts w:ascii="Cambria Math" w:eastAsiaTheme="minorEastAsia" w:hAnsi="Cambria Math"/>
-                <w:i/>
-              </w:rPr>
-            </m:ctrlPr>
-          </m:sSubSupPr>
-          <m:e>
-            <m:r>
-              <w:rPr>
-                <w:rFonts w:ascii="Cambria Math" w:eastAsiaTheme="minorEastAsia" w:hAnsi="Cambria Math"/>
-              </w:rPr>
-              <m:t>w</m:t>
-            </m:r>
-          </m:e>
-          <m:sub>
-            <m:r>
-              <w:rPr>
-                <w:rFonts w:ascii="Cambria Math" w:eastAsiaTheme="minorEastAsia" w:hAnsi="Cambria Math"/>
-              </w:rPr>
-              <m:t>j</m:t>
-            </m:r>
-          </m:sub>
-          <m:sup>
-            <m:r>
-              <w:rPr>
-                <w:rFonts w:ascii="Cambria Math" w:eastAsiaTheme="minorEastAsia" w:hAnsi="Cambria Math"/>
-              </w:rPr>
-              <m:t>(2)</m:t>
-            </m:r>
-          </m:sup>
-        </m:sSubSup>
-        <m:r>
-          <w:rPr>
-            <w:rFonts w:ascii="Cambria Math" w:eastAsiaTheme="minorEastAsia" w:hAnsi="Cambria Math"/>
-          </w:rPr>
-          <m:t>:  Weight from hidden node j to output</m:t>
-        </m:r>
-      </m:oMath>
-    </w:p>
-    <w:p>
-      <w:pPr>
-        <w:pStyle w:val="ListParagraph"/>
-        <w:numPr>
-          <w:ilvl w:val="0"/>
-          <w:numId w:val="4"/>
-        </w:numPr>
-        <w:rPr>
-          <w:rFonts w:eastAsiaTheme="minorEastAsia"/>
-        </w:rPr>
-      </w:pPr>
-      <m:oMath>
-        <m:sSubSup>
-          <m:sSubSupPr>
-            <m:ctrlPr>
-              <w:rPr>
-                <w:rFonts w:ascii="Cambria Math" w:eastAsiaTheme="minorEastAsia" w:hAnsi="Cambria Math"/>
-                <w:i/>
-              </w:rPr>
-            </m:ctrlPr>
-          </m:sSubSupPr>
-          <m:e>
-            <m:r>
-              <w:rPr>
-                <w:rFonts w:ascii="Cambria Math" w:eastAsiaTheme="minorEastAsia" w:hAnsi="Cambria Math"/>
-              </w:rPr>
-              <m:t>b</m:t>
-            </m:r>
-          </m:e>
-          <m:sub>
-            <m:r>
-              <w:rPr>
-                <w:rFonts w:ascii="Cambria Math" w:eastAsiaTheme="minorEastAsia" w:hAnsi="Cambria Math"/>
-              </w:rPr>
-              <m:t>j</m:t>
-            </m:r>
-          </m:sub>
-          <m:sup>
-            <m:d>
-              <m:dPr>
-                <m:ctrlPr>
-                  <w:rPr>
-                    <w:rFonts w:ascii="Cambria Math" w:eastAsiaTheme="minorEastAsia" w:hAnsi="Cambria Math"/>
-                    <w:i/>
-                  </w:rPr>
-                </m:ctrlPr>
-              </m:dPr>
-              <m:e>
-                <m:r>
-                  <w:rPr>
-                    <w:rFonts w:ascii="Cambria Math" w:eastAsiaTheme="minorEastAsia" w:hAnsi="Cambria Math"/>
-                  </w:rPr>
-                  <m:t>1</m:t>
-                </m:r>
-              </m:e>
-            </m:d>
-          </m:sup>
-        </m:sSubSup>
-        <m:r>
-          <w:rPr>
-            <w:rFonts w:ascii="Cambria Math" w:eastAsiaTheme="minorEastAsia" w:hAnsi="Cambria Math"/>
-          </w:rPr>
-          <m:t>:  Bias for hidden node j</m:t>
-        </m:r>
-      </m:oMath>
-    </w:p>
-    <w:p>
-      <w:pPr>
-        <w:pStyle w:val="ListParagraph"/>
-        <w:numPr>
-          <w:ilvl w:val="0"/>
-          <w:numId w:val="4"/>
-        </w:numPr>
-        <w:rPr>
-          <w:rFonts w:eastAsiaTheme="minorEastAsia"/>
-        </w:rPr>
-      </w:pPr>
-      <m:oMath>
-        <m:sSup>
-          <m:sSupPr>
-            <m:ctrlPr>
-              <w:rPr>
-                <w:rFonts w:ascii="Cambria Math" w:eastAsiaTheme="minorEastAsia" w:hAnsi="Cambria Math"/>
-                <w:i/>
-              </w:rPr>
-            </m:ctrlPr>
-          </m:sSupPr>
-          <m:e>
-            <m:r>
-              <w:rPr>
-                <w:rFonts w:ascii="Cambria Math" w:eastAsiaTheme="minorEastAsia" w:hAnsi="Cambria Math"/>
-              </w:rPr>
-              <m:t>b</m:t>
-            </m:r>
-          </m:e>
-          <m:sup>
-            <m:d>
-              <m:dPr>
-                <m:ctrlPr>
-                  <w:rPr>
-                    <w:rFonts w:ascii="Cambria Math" w:eastAsiaTheme="minorEastAsia" w:hAnsi="Cambria Math"/>
-                    <w:i/>
-                  </w:rPr>
-                </m:ctrlPr>
-              </m:dPr>
-              <m:e>
-                <m:r>
-                  <w:rPr>
-                    <w:rFonts w:ascii="Cambria Math" w:eastAsiaTheme="minorEastAsia" w:hAnsi="Cambria Math"/>
-                  </w:rPr>
-                  <m:t>2</m:t>
-                </m:r>
-              </m:e>
-            </m:d>
-          </m:sup>
-        </m:sSup>
-        <m:r>
-          <w:rPr>
-            <w:rFonts w:ascii="Cambria Math" w:eastAsiaTheme="minorEastAsia" w:hAnsi="Cambria Math"/>
-          </w:rPr>
-          <m:t>:  Bias for output node</m:t>
-        </m:r>
-      </m:oMath>
-    </w:p>
-    <w:p>
-      <w:pPr>
-        <w:pStyle w:val="ListParagraph"/>
-        <w:numPr>
-          <w:ilvl w:val="0"/>
-          <w:numId w:val="4"/>
-        </w:numPr>
-        <w:rPr>
-          <w:rFonts w:eastAsiaTheme="minorEastAsia"/>
-        </w:rPr>
-      </w:pPr>
-      <m:oMath>
-        <m:r>
-          <w:rPr>
-            <w:rFonts w:ascii="Cambria Math" w:eastAsiaTheme="minorEastAsia" w:hAnsi="Cambria Math"/>
-          </w:rPr>
-          <m:t>σ:  Activation function</m:t>
-        </m:r>
-      </m:oMath>
-    </w:p>
-    <w:p>
-      <w:pPr>
-        <w:pStyle w:val="ListParagraph"/>
-        <w:numPr>
-          <w:ilvl w:val="0"/>
-          <w:numId w:val="4"/>
-        </w:numPr>
-        <w:rPr>
-          <w:rFonts w:eastAsiaTheme="minorEastAsia"/>
-        </w:rPr>
-      </w:pPr>
-      <m:oMath>
-        <m:r>
-          <w:rPr>
-            <w:rFonts w:ascii="Cambria Math" w:eastAsiaTheme="minorEastAsia" w:hAnsi="Cambria Math"/>
-          </w:rPr>
-          <m:t>f:  Output activation function</m:t>
-        </m:r>
-      </m:oMath>
-    </w:p>
-    <w:p>
-      <w:pPr>
-        <w:pStyle w:val="ListParagraph"/>
-        <w:numPr>
-          <w:ilvl w:val="0"/>
-          <w:numId w:val="4"/>
-        </w:numPr>
-        <w:rPr>
-          <w:rFonts w:eastAsiaTheme="minorEastAsia"/>
-        </w:rPr>
-      </w:pPr>
-      <m:oMath>
-        <m:r>
-          <w:rPr>
-            <w:rFonts w:ascii="Cambria Math" w:eastAsiaTheme="minorEastAsia" w:hAnsi="Cambria Math"/>
-          </w:rPr>
-          <m:t>H:  Number of hidden units</m:t>
-        </m:r>
-      </m:oMath>
-    </w:p>
-    <w:p>
-      <w:pPr>
-        <w:pStyle w:val="ListParagraph"/>
-        <w:numPr>
-          <w:ilvl w:val="0"/>
-          <w:numId w:val="4"/>
-        </w:numPr>
-        <w:rPr>
-          <w:rFonts w:eastAsiaTheme="minorEastAsia"/>
-        </w:rPr>
-      </w:pPr>
-      <m:oMath>
-        <m:r>
-          <w:rPr>
-            <w:rFonts w:ascii="Cambria Math" w:eastAsiaTheme="minorEastAsia" w:hAnsi="Cambria Math"/>
-          </w:rPr>
-          <m:t>p:  Number of input features</m:t>
-        </m:r>
-      </m:oMath>
-    </w:p>
-    <w:p>
-      <w:pPr>
-        <w:pStyle w:val="ListParagraph"/>
-        <w:numPr>
-          <w:ilvl w:val="0"/>
-          <w:numId w:val="4"/>
-        </w:numPr>
-        <w:rPr>
-          <w:rFonts w:eastAsiaTheme="minorEastAsia"/>
-        </w:rPr>
-      </w:pPr>
-      <m:oMath>
-        <m:acc>
-          <m:accPr>
-            <m:ctrlPr>
-              <w:rPr>
-                <w:rFonts w:ascii="Cambria Math" w:eastAsiaTheme="minorEastAsia" w:hAnsi="Cambria Math"/>
-                <w:i/>
-              </w:rPr>
-            </m:ctrlPr>
-          </m:accPr>
-          <m:e>
-            <m:r>
-              <w:rPr>
-                <w:rFonts w:ascii="Cambria Math" w:eastAsiaTheme="minorEastAsia" w:hAnsi="Cambria Math"/>
-              </w:rPr>
-              <m:t>y</m:t>
-            </m:r>
-          </m:e>
-        </m:acc>
-        <m:r>
-          <w:rPr>
-            <w:rFonts w:ascii="Cambria Math" w:eastAsiaTheme="minorEastAsia" w:hAnsi="Cambria Math"/>
-          </w:rPr>
-          <m:t>:  Predicted output</m:t>
-        </m:r>
-      </m:oMath>
-    </w:p>
-    <w:p/>
-    <w:p>
-      <w:pPr>
-        <w:pStyle w:val="Heading3"/>
-      </w:pPr>
-      <w:bookmarkStart w:id="7" w:name="_Toc202629162"/>
-      <w:r>
-        <w:t>Light Gradient Boosting Machine</w:t>
-      </w:r>
-      <w:r>
-        <w:t xml:space="preserve"> (</w:t>
-      </w:r>
-      <w:proofErr w:type="spellStart"/>
-      <w:r>
-        <w:t>LightGBM</w:t>
-      </w:r>
-      <w:proofErr w:type="spellEnd"/>
-      <w:r>
-        <w:t>)</w:t>
-      </w:r>
-      <w:bookmarkEnd w:id="7"/>
-    </w:p>
-    <w:p>
-      <w:r>
-        <w:t xml:space="preserve">A high-performance gradient boosting framework that builds decision trees sequentially, with each new tree correcting the errors of its predecessors. It uses histogram-based algorithms and leaf-wise tree growth to improve speed and accuracy. </w:t>
-      </w:r>
-      <w:proofErr w:type="spellStart"/>
-      <w:r>
-        <w:t>LightGBM</w:t>
-      </w:r>
-      <w:proofErr w:type="spellEnd"/>
-      <w:r>
-        <w:t xml:space="preserve"> is well-suited for large-scale structured data and excels in both classification and regression tasks, especially when model performance is prioritized over training time.</w:t>
-      </w:r>
-      <w:r>
-        <w:t xml:space="preserve"> </w:t>
-      </w:r>
-    </w:p>
-    <w:p/>
-    <w:p>
-      <w:r>
-        <w:t>Like</w:t>
-      </w:r>
-      <w:r>
-        <w:t xml:space="preserve"> </w:t>
-      </w:r>
-      <w:r>
-        <w:t>Random Forest</w:t>
-      </w:r>
-      <w:r>
-        <w:t xml:space="preserve">, </w:t>
-      </w:r>
-      <w:proofErr w:type="spellStart"/>
-      <w:r>
-        <w:t>LightGBM</w:t>
-      </w:r>
-      <w:proofErr w:type="spellEnd"/>
-      <w:r>
-        <w:t xml:space="preserve"> </w:t>
-      </w:r>
-      <w:r>
-        <w:t>is</w:t>
-      </w:r>
-      <w:r>
-        <w:t xml:space="preserve"> not a single </w:t>
-      </w:r>
-      <w:r>
-        <w:t xml:space="preserve">close-formed </w:t>
-      </w:r>
-      <w:r>
-        <w:t>equation, but the model is built iteratively</w:t>
-      </w:r>
-      <w:r>
-        <w:t xml:space="preserve"> as </w:t>
-      </w:r>
-      <w:r>
-        <w:t xml:space="preserve">described in </w:t>
-      </w:r>
-      <w:r>
-        <w:t>the equation below:</w:t>
-      </w:r>
-    </w:p>
-    <w:p/>
     <w:p>
       <w:pPr>
         <w:rPr>
@@ -7422,19 +6731,140 @@
     <w:p/>
     <w:p>
       <w:pPr>
+        <w:pStyle w:val="Heading3"/>
+      </w:pPr>
+      <w:bookmarkStart w:id="7" w:name="_Toc203387752"/>
+      <w:r>
+        <w:t>Artificial Neural Network</w:t>
+      </w:r>
+      <w:r>
+        <w:t xml:space="preserve"> (ANN)</w:t>
+      </w:r>
+      <w:bookmarkEnd w:id="7"/>
+    </w:p>
+    <w:p>
+      <w:r>
+        <w:t xml:space="preserve">A layered computational model composed of input, hidden, and output layers, where each node simulates a neuron. During training, the network </w:t>
+      </w:r>
+      <w:r>
+        <w:t xml:space="preserve">uses an activation function and </w:t>
+      </w:r>
+      <w:r>
+        <w:t>adjusts the weights of connections between nodes to minimize prediction error. ANNs are powerful for capturing intricate patterns and nonlinear dependencies, making them suitable for tasks like image recognition, time series forecasting, and natural language processing.</w:t>
+      </w:r>
+      <w:r>
+        <w:t xml:space="preserve"> </w:t>
+      </w:r>
+    </w:p>
+    <w:p/>
+    <w:p>
+      <w:r>
+        <w:t xml:space="preserve">For a simple </w:t>
+      </w:r>
+      <w:r>
+        <w:t xml:space="preserve">neural </w:t>
+      </w:r>
+      <w:r>
+        <w:t>network with hidden layer</w:t>
+      </w:r>
+      <w:r>
+        <w:t>s</w:t>
+      </w:r>
+      <w:r>
+        <w:t xml:space="preserve">, ANN can be described as the following </w:t>
+      </w:r>
+      <w:r>
+        <w:t>diagram with 2 input layers and 1 output layer</w:t>
+      </w:r>
+      <w:r>
+        <w:t>:</w:t>
+      </w:r>
+    </w:p>
+    <w:p/>
+    <w:p>
+      <w:pPr>
+        <w:pStyle w:val="Caption"/>
+        <w:keepNext/>
+        <w:jc w:val="center"/>
+      </w:pPr>
+      <w:bookmarkStart w:id="8" w:name="_Toc203387764"/>
+      <w:r>
+        <w:t xml:space="preserve">Figure </w:t>
+      </w:r>
+      <w:fldSimple w:instr=" SEQ Figure \* ARABIC ">
+        <w:r>
+          <w:rPr>
+            <w:noProof/>
+          </w:rPr>
+          <w:t>1</w:t>
+        </w:r>
+      </w:fldSimple>
+      <w:r>
+        <w:t>: ANN Diagram</w:t>
+      </w:r>
+      <w:bookmarkEnd w:id="8"/>
+    </w:p>
+    <w:p>
+      <w:pPr>
+        <w:jc w:val="center"/>
+      </w:pPr>
+      <w:r>
+        <w:rPr>
+          <w:noProof/>
+        </w:rPr>
+        <w:drawing>
+          <wp:inline distT="0" distB="0" distL="0" distR="0" wp14:anchorId="22783B80" wp14:editId="677F43F1">
+            <wp:extent cx="3625702" cy="2984572"/>
+            <wp:effectExtent l="0" t="0" r="0" b="0"/>
+            <wp:docPr id="65782022" name="Picture 1"/>
+            <wp:cNvGraphicFramePr>
+              <a:graphicFrameLocks xmlns:a="http://schemas.openxmlformats.org/drawingml/2006/main" noChangeAspect="1"/>
+            </wp:cNvGraphicFramePr>
+            <a:graphic xmlns:a="http://schemas.openxmlformats.org/drawingml/2006/main">
+              <a:graphicData uri="http://schemas.openxmlformats.org/drawingml/2006/picture">
+                <pic:pic xmlns:pic="http://schemas.openxmlformats.org/drawingml/2006/picture">
+                  <pic:nvPicPr>
+                    <pic:cNvPr id="65782022" name=""/>
+                    <pic:cNvPicPr/>
+                  </pic:nvPicPr>
+                  <pic:blipFill>
+                    <a:blip r:embed="rId13"/>
+                    <a:stretch>
+                      <a:fillRect/>
+                    </a:stretch>
+                  </pic:blipFill>
+                  <pic:spPr>
+                    <a:xfrm>
+                      <a:off x="0" y="0"/>
+                      <a:ext cx="3666114" cy="3017838"/>
+                    </a:xfrm>
+                    <a:prstGeom prst="rect">
+                      <a:avLst/>
+                    </a:prstGeom>
+                  </pic:spPr>
+                </pic:pic>
+              </a:graphicData>
+            </a:graphic>
+          </wp:inline>
+        </w:drawing>
+      </w:r>
+    </w:p>
+    <w:p/>
+    <w:p>
+      <w:pPr>
         <w:pStyle w:val="Heading1"/>
         <w:rPr>
           <w:rFonts w:eastAsiaTheme="minorEastAsia"/>
         </w:rPr>
       </w:pPr>
-      <w:bookmarkStart w:id="8" w:name="_Toc202629163"/>
+      <w:bookmarkStart w:id="9" w:name="_Toc203387753"/>
       <w:r>
         <w:rPr>
           <w:rFonts w:eastAsiaTheme="minorEastAsia"/>
         </w:rPr>
         <w:t>Exploratory Data Analysis</w:t>
       </w:r>
-      <w:bookmarkEnd w:id="8"/>
+      <w:bookmarkEnd w:id="9"/>
     </w:p>
     <w:p>
       <w:r>
@@ -7494,9 +6924,8 @@
         <w:keepNext/>
         <w:jc w:val="center"/>
       </w:pPr>
-      <w:bookmarkStart w:id="9" w:name="_Toc202387381"/>
-      <w:r>
-        <w:lastRenderedPageBreak/>
+      <w:bookmarkStart w:id="10" w:name="_Toc203387769"/>
+      <w:r>
         <w:t xml:space="preserve">Table </w:t>
       </w:r>
       <w:fldSimple w:instr=" SEQ Table \* ARABIC ">
@@ -7510,7 +6939,7 @@
       <w:r>
         <w:t>: Schema for Finalized Data</w:t>
       </w:r>
-      <w:bookmarkEnd w:id="9"/>
+      <w:bookmarkEnd w:id="10"/>
     </w:p>
     <w:tbl>
       <w:tblPr>
@@ -9048,14 +8477,14 @@
       <w:pPr>
         <w:pStyle w:val="Heading2"/>
       </w:pPr>
-      <w:bookmarkStart w:id="10" w:name="_Toc202629164"/>
+      <w:bookmarkStart w:id="11" w:name="_Toc203387754"/>
       <w:r>
         <w:t>Land Use</w:t>
       </w:r>
       <w:r>
         <w:t xml:space="preserve"> Group</w:t>
       </w:r>
-      <w:bookmarkEnd w:id="10"/>
+      <w:bookmarkEnd w:id="11"/>
     </w:p>
     <w:p>
       <w:proofErr w:type="gramStart"/>
@@ -9134,7 +8563,7 @@
         <w:keepNext/>
         <w:jc w:val="center"/>
       </w:pPr>
-      <w:bookmarkStart w:id="11" w:name="_Toc202387382"/>
+      <w:bookmarkStart w:id="12" w:name="_Toc203387770"/>
       <w:r>
         <w:t xml:space="preserve">Table </w:t>
       </w:r>
@@ -9149,7 +8578,7 @@
       <w:r>
         <w:t>: Land Use Breakdown for Raw Data</w:t>
       </w:r>
-      <w:bookmarkEnd w:id="11"/>
+      <w:bookmarkEnd w:id="12"/>
     </w:p>
     <w:tbl>
       <w:tblPr>
@@ -9990,12 +9419,11 @@
       <w:pPr>
         <w:pStyle w:val="Heading2"/>
       </w:pPr>
-      <w:bookmarkStart w:id="12" w:name="_Toc202629165"/>
-      <w:r>
-        <w:lastRenderedPageBreak/>
+      <w:bookmarkStart w:id="13" w:name="_Toc203387755"/>
+      <w:r>
         <w:t>Time Frame</w:t>
       </w:r>
-      <w:bookmarkEnd w:id="12"/>
+      <w:bookmarkEnd w:id="13"/>
     </w:p>
     <w:p>
       <w:r>
@@ -10044,7 +9472,7 @@
         <w:keepNext/>
         <w:jc w:val="center"/>
       </w:pPr>
-      <w:bookmarkStart w:id="13" w:name="_Toc202387375"/>
+      <w:bookmarkStart w:id="14" w:name="_Toc203387765"/>
       <w:r>
         <w:t xml:space="preserve">Figure </w:t>
       </w:r>
@@ -10053,13 +9481,13 @@
           <w:rPr>
             <w:noProof/>
           </w:rPr>
-          <w:t>1</w:t>
+          <w:t>2</w:t>
         </w:r>
       </w:fldSimple>
       <w:r>
         <w:t>: Sales Distribution for Raw Data</w:t>
       </w:r>
-      <w:bookmarkEnd w:id="13"/>
+      <w:bookmarkEnd w:id="14"/>
     </w:p>
     <w:p>
       <w:pPr>
@@ -10251,7 +9679,7 @@
                     </pic:cNvPicPr>
                   </pic:nvPicPr>
                   <pic:blipFill>
-                    <a:blip r:embed="rId13">
+                    <a:blip r:embed="rId14">
                       <a:extLst>
                         <a:ext uri="{28A0092B-C50C-407E-A947-70E740481C1C}">
                           <a14:useLocalDpi xmlns:a14="http://schemas.microsoft.com/office/drawing/2010/main" val="0"/>
@@ -10283,11 +9711,11 @@
       <w:pPr>
         <w:pStyle w:val="Heading2"/>
       </w:pPr>
-      <w:bookmarkStart w:id="14" w:name="_Toc202629166"/>
+      <w:bookmarkStart w:id="15" w:name="_Toc203387756"/>
       <w:r>
         <w:t>Outliers</w:t>
       </w:r>
-      <w:bookmarkEnd w:id="14"/>
+      <w:bookmarkEnd w:id="15"/>
     </w:p>
     <w:p>
       <w:r>
@@ -10372,7 +9800,16 @@
         <w:t xml:space="preserve"> are easier to isolate because they require fewer random splits to be separated from the rest of the data.</w:t>
       </w:r>
       <w:r>
-        <w:t xml:space="preserve"> The scoring for an Isolation Forest can be described as below.</w:t>
+        <w:t xml:space="preserve"> </w:t>
+      </w:r>
+    </w:p>
+    <w:p/>
+    <w:p>
+      <w:r>
+        <w:t>The scoring for an Isolation Forest can be described as below</w:t>
+      </w:r>
+      <w:r>
+        <w:t>:</w:t>
       </w:r>
     </w:p>
     <w:p/>
@@ -10388,6 +9825,7 @@
             <w:rPr>
               <w:rFonts w:ascii="Cambria Math" w:hAnsi="Cambria Math"/>
             </w:rPr>
+            <w:lastRenderedPageBreak/>
             <m:t>s</m:t>
           </m:r>
           <m:d>
@@ -10612,7 +10050,6 @@
           <w:rPr>
             <w:rFonts w:ascii="Cambria Math" w:eastAsiaTheme="minorEastAsia" w:hAnsi="Cambria Math"/>
           </w:rPr>
-          <w:lastRenderedPageBreak/>
           <m:t>s</m:t>
         </m:r>
         <m:d>
@@ -10930,7 +10367,7 @@
         <w:keepNext/>
         <w:jc w:val="center"/>
       </w:pPr>
-      <w:bookmarkStart w:id="15" w:name="_Toc202387376"/>
+      <w:bookmarkStart w:id="16" w:name="_Toc203387766"/>
       <w:r>
         <w:t xml:space="preserve">Figure </w:t>
       </w:r>
@@ -10939,13 +10376,13 @@
           <w:rPr>
             <w:noProof/>
           </w:rPr>
-          <w:t>2</w:t>
+          <w:t>3</w:t>
         </w:r>
       </w:fldSimple>
       <w:r>
         <w:t>: Outlier Removal</w:t>
       </w:r>
-      <w:bookmarkEnd w:id="15"/>
+      <w:bookmarkEnd w:id="16"/>
     </w:p>
     <w:p>
       <w:pPr>
@@ -10956,9 +10393,9 @@
           <w:noProof/>
         </w:rPr>
         <w:drawing>
-          <wp:inline distT="0" distB="0" distL="0" distR="0" wp14:anchorId="0D2CA992" wp14:editId="10E1E42E">
-            <wp:extent cx="4223058" cy="5931263"/>
-            <wp:effectExtent l="0" t="0" r="6350" b="0"/>
+          <wp:inline distT="0" distB="0" distL="0" distR="0" wp14:anchorId="0D2CA992" wp14:editId="07711CB7">
+            <wp:extent cx="3838354" cy="5390948"/>
+            <wp:effectExtent l="0" t="0" r="0" b="0"/>
             <wp:docPr id="1168948013" name="Picture 7" descr="A screenshot of a graph&#10;&#10;AI-generated content may be incorrect.">
               <a:extLst xmlns:a="http://schemas.openxmlformats.org/drawingml/2006/main">
                 <a:ext uri="{FF2B5EF4-FFF2-40B4-BE49-F238E27FC236}">
@@ -10985,7 +10422,7 @@
                     </pic:cNvPicPr>
                   </pic:nvPicPr>
                   <pic:blipFill>
-                    <a:blip r:embed="rId14">
+                    <a:blip r:embed="rId15" cstate="print">
                       <a:extLst>
                         <a:ext uri="{28A0092B-C50C-407E-A947-70E740481C1C}">
                           <a14:useLocalDpi xmlns:a14="http://schemas.microsoft.com/office/drawing/2010/main" val="0"/>
@@ -10998,7 +10435,7 @@
                   <pic:spPr>
                     <a:xfrm>
                       <a:off x="0" y="0"/>
-                      <a:ext cx="4238341" cy="5952728"/>
+                      <a:ext cx="4021325" cy="5647929"/>
                     </a:xfrm>
                     <a:prstGeom prst="rect">
                       <a:avLst/>
@@ -11118,11 +10555,11 @@
           <w:rFonts w:eastAsiaTheme="minorHAnsi"/>
         </w:rPr>
       </w:pPr>
-      <w:bookmarkStart w:id="16" w:name="_Toc202629167"/>
+      <w:bookmarkStart w:id="17" w:name="_Toc203387757"/>
       <w:r>
         <w:t>Multicollinearity</w:t>
       </w:r>
-      <w:bookmarkEnd w:id="16"/>
+      <w:bookmarkEnd w:id="17"/>
     </w:p>
     <w:p>
       <w:r>
@@ -11199,7 +10636,7 @@
         <w:keepNext/>
         <w:jc w:val="center"/>
       </w:pPr>
-      <w:bookmarkStart w:id="17" w:name="_Toc202387377"/>
+      <w:bookmarkStart w:id="18" w:name="_Toc203387767"/>
       <w:r>
         <w:t xml:space="preserve">Figure </w:t>
       </w:r>
@@ -11208,13 +10645,13 @@
           <w:rPr>
             <w:noProof/>
           </w:rPr>
-          <w:t>3</w:t>
+          <w:t>4</w:t>
         </w:r>
       </w:fldSimple>
       <w:r>
         <w:t>: Correlation Plot</w:t>
       </w:r>
-      <w:bookmarkEnd w:id="17"/>
+      <w:bookmarkEnd w:id="18"/>
     </w:p>
     <w:p>
       <w:pPr>
@@ -11254,7 +10691,7 @@
                     </pic:cNvPicPr>
                   </pic:nvPicPr>
                   <pic:blipFill>
-                    <a:blip r:embed="rId15">
+                    <a:blip r:embed="rId16">
                       <a:extLst>
                         <a:ext uri="{28A0092B-C50C-407E-A947-70E740481C1C}">
                           <a14:useLocalDpi xmlns:a14="http://schemas.microsoft.com/office/drawing/2010/main" val="0"/>
@@ -11323,7 +10760,7 @@
         <w:keepNext/>
         <w:jc w:val="center"/>
       </w:pPr>
-      <w:bookmarkStart w:id="18" w:name="_Toc202387383"/>
+      <w:bookmarkStart w:id="19" w:name="_Toc203387771"/>
       <w:r>
         <w:lastRenderedPageBreak/>
         <w:t xml:space="preserve">Table </w:t>
@@ -11345,7 +10782,7 @@
       <w:r>
         <w:t xml:space="preserve"> Results</w:t>
       </w:r>
-      <w:bookmarkEnd w:id="18"/>
+      <w:bookmarkEnd w:id="19"/>
     </w:p>
     <w:tbl>
       <w:tblPr>
@@ -12109,11 +11546,11 @@
       <w:pPr>
         <w:pStyle w:val="Heading2"/>
       </w:pPr>
-      <w:bookmarkStart w:id="19" w:name="_Toc202629168"/>
+      <w:bookmarkStart w:id="20" w:name="_Toc203387758"/>
       <w:r>
         <w:t>Transformation</w:t>
       </w:r>
-      <w:bookmarkEnd w:id="19"/>
+      <w:bookmarkEnd w:id="20"/>
     </w:p>
     <w:p>
       <w:r>
@@ -12428,7 +11865,7 @@
         <w:keepNext/>
         <w:jc w:val="center"/>
       </w:pPr>
-      <w:bookmarkStart w:id="20" w:name="_Toc202387378"/>
+      <w:bookmarkStart w:id="21" w:name="_Toc203387768"/>
       <w:r>
         <w:lastRenderedPageBreak/>
         <w:t xml:space="preserve">Figure </w:t>
@@ -12438,13 +11875,13 @@
           <w:rPr>
             <w:noProof/>
           </w:rPr>
-          <w:t>4</w:t>
+          <w:t>5</w:t>
         </w:r>
       </w:fldSimple>
       <w:r>
         <w:t>: Box-Cox Transformation</w:t>
       </w:r>
-      <w:bookmarkEnd w:id="20"/>
+      <w:bookmarkEnd w:id="21"/>
     </w:p>
     <w:p>
       <w:pPr>
@@ -12470,7 +11907,7 @@
                     <pic:cNvPicPr/>
                   </pic:nvPicPr>
                   <pic:blipFill>
-                    <a:blip r:embed="rId16">
+                    <a:blip r:embed="rId17">
                       <a:extLst>
                         <a:ext uri="{28A0092B-C50C-407E-A947-70E740481C1C}">
                           <a14:useLocalDpi xmlns:a14="http://schemas.microsoft.com/office/drawing/2010/main" val="0"/>
@@ -12504,24 +11941,24 @@
           <w:rFonts w:eastAsia="Times New Roman"/>
         </w:rPr>
       </w:pPr>
-      <w:bookmarkStart w:id="21" w:name="_Toc202629169"/>
+      <w:bookmarkStart w:id="22" w:name="_Toc203387759"/>
       <w:r>
         <w:rPr>
           <w:rFonts w:eastAsia="Times New Roman"/>
         </w:rPr>
         <w:t>Analysis</w:t>
       </w:r>
-      <w:bookmarkEnd w:id="21"/>
+      <w:bookmarkEnd w:id="22"/>
     </w:p>
     <w:p>
       <w:pPr>
         <w:pStyle w:val="Heading2"/>
       </w:pPr>
-      <w:bookmarkStart w:id="22" w:name="_Toc202629170"/>
+      <w:bookmarkStart w:id="23" w:name="_Toc203387760"/>
       <w:r>
         <w:t>Training</w:t>
       </w:r>
-      <w:bookmarkEnd w:id="22"/>
+      <w:bookmarkEnd w:id="23"/>
     </w:p>
     <w:p>
       <w:r>
@@ -12587,7 +12024,7 @@
         <w:keepNext/>
         <w:jc w:val="center"/>
       </w:pPr>
-      <w:bookmarkStart w:id="23" w:name="_Toc202387384"/>
+      <w:bookmarkStart w:id="24" w:name="_Toc203387772"/>
       <w:r>
         <w:lastRenderedPageBreak/>
         <w:t xml:space="preserve">Table </w:t>
@@ -12603,7 +12040,7 @@
       <w:r>
         <w:t>: Parameter Grid</w:t>
       </w:r>
-      <w:bookmarkEnd w:id="23"/>
+      <w:bookmarkEnd w:id="24"/>
     </w:p>
     <w:tbl>
       <w:tblPr>
@@ -13589,11 +13026,11 @@
       <w:pPr>
         <w:pStyle w:val="Heading2"/>
       </w:pPr>
-      <w:bookmarkStart w:id="24" w:name="_Toc202629171"/>
+      <w:bookmarkStart w:id="25" w:name="_Toc203387761"/>
       <w:r>
         <w:t>Results</w:t>
       </w:r>
-      <w:bookmarkEnd w:id="24"/>
+      <w:bookmarkEnd w:id="25"/>
     </w:p>
     <w:p>
       <w:r>
@@ -13645,10 +13082,7 @@
         <w:t xml:space="preserve"> </w:t>
       </w:r>
       <w:r>
-        <w:t>The transformed RMSE reflects how well the model learned from a normalized distribution while the original scale RMSE reflects the error in real monetary terms for practical interpretation.</w:t>
-      </w:r>
-      <w:r>
-        <w:t xml:space="preserve"> </w:t>
+        <w:t xml:space="preserve">The transformed RMSE reflects how well the model learned from a normalized distribution while the original scale RMSE reflects the error in real monetary terms for practical interpretation. </w:t>
       </w:r>
       <w:r>
         <w:t xml:space="preserve">Reporting RMSE on both the transformed and original scale provides a more complete picture of model performance and provides both statistically validity and stakeholder relevance. </w:t>
@@ -13664,7 +13098,7 @@
         <w:keepNext/>
         <w:jc w:val="center"/>
       </w:pPr>
-      <w:bookmarkStart w:id="25" w:name="_Toc202387385"/>
+      <w:bookmarkStart w:id="26" w:name="_Toc203387773"/>
       <w:r>
         <w:t xml:space="preserve">Table </w:t>
       </w:r>
@@ -13685,7 +13119,7 @@
       <w:r>
         <w:t xml:space="preserve"> Results</w:t>
       </w:r>
-      <w:bookmarkEnd w:id="25"/>
+      <w:bookmarkEnd w:id="26"/>
     </w:p>
     <w:tbl>
       <w:tblPr>
@@ -14378,12 +13812,12 @@
       <w:pPr>
         <w:pStyle w:val="Heading1"/>
       </w:pPr>
-      <w:bookmarkStart w:id="26" w:name="_Toc202629172"/>
+      <w:bookmarkStart w:id="27" w:name="_Toc203387762"/>
       <w:r>
         <w:lastRenderedPageBreak/>
         <w:t>Conclusion</w:t>
       </w:r>
-      <w:bookmarkEnd w:id="26"/>
+      <w:bookmarkEnd w:id="27"/>
     </w:p>
     <w:p>
       <w:r>
@@ -14393,7 +13827,19 @@
         <w:t>project</w:t>
       </w:r>
       <w:r>
-        <w:t xml:space="preserve"> aimed to develop an accurate model to predict property sale values in Hillsborough County, Florida, with the goal of supporting post-disaster damage assessments. This analysis involved a complete pipeline from extracting and cleaning property appraiser and historical sales data to </w:t>
+        <w:t xml:space="preserve"> aimed to develop an accurate model to predict </w:t>
+      </w:r>
+      <w:r>
+        <w:t xml:space="preserve">single-family and multi-family </w:t>
+      </w:r>
+      <w:r>
+        <w:t>property sale values in Hillsborough County, Florida</w:t>
+      </w:r>
+      <w:r>
+        <w:t xml:space="preserve"> from 2014-2024</w:t>
+      </w:r>
+      <w:r>
+        <w:t xml:space="preserve">, with the goal of supporting post-disaster damage assessments. This analysis involved a complete pipeline from extracting and cleaning property appraiser and historical sales data to </w:t>
       </w:r>
       <w:r>
         <w:t xml:space="preserve">feature </w:t>
@@ -14426,19 +13872,43 @@
         <w:t>which</w:t>
       </w:r>
       <w:r>
-        <w:t xml:space="preserve"> can result in data entry errors as well as missing values represented by</w:t>
-      </w:r>
-      <w:r>
-        <w:t xml:space="preserve"> placeholder</w:t>
-      </w:r>
-      <w:r>
-        <w:t xml:space="preserve"> sentinel values.</w:t>
+        <w:t xml:space="preserve"> can result in data entry errors as well as missing </w:t>
+      </w:r>
+      <w:r>
+        <w:t>data points</w:t>
+      </w:r>
+      <w:r>
+        <w:t xml:space="preserve"> represented by</w:t>
       </w:r>
       <w:r>
         <w:t xml:space="preserve"> </w:t>
       </w:r>
       <w:r>
-        <w:t xml:space="preserve">In this study, outlier detection was addressed using </w:t>
+        <w:t>sentinel values</w:t>
+      </w:r>
+      <w:r>
+        <w:t xml:space="preserve"> as placeholders and extreme low values </w:t>
+      </w:r>
+      <w:r>
+        <w:t>during</w:t>
+      </w:r>
+      <w:r>
+        <w:t xml:space="preserve"> changes in property ownership within the same family</w:t>
+      </w:r>
+      <w:r>
+        <w:t>.</w:t>
+      </w:r>
+      <w:r>
+        <w:t xml:space="preserve"> </w:t>
+      </w:r>
+      <w:r>
+        <w:t xml:space="preserve">In this study, outlier detection was </w:t>
+      </w:r>
+      <w:r>
+        <w:t>accomplished</w:t>
+      </w:r>
+      <w:r>
+        <w:t xml:space="preserve"> using </w:t>
       </w:r>
       <w:r>
         <w:t xml:space="preserve">a </w:t>
@@ -14453,7 +13923,13 @@
         <w:t>$</w:t>
       </w:r>
       <w:r>
-        <w:t xml:space="preserve">50,000 and </w:t>
+        <w:t>50,000 and</w:t>
+      </w:r>
+      <w:r>
+        <w:t xml:space="preserve"> an</w:t>
+      </w:r>
+      <w:r>
+        <w:t xml:space="preserve"> </w:t>
       </w:r>
       <w:r>
         <w:t xml:space="preserve">Isolation Forest, which helped identify and remove anomalous </w:t>
@@ -14462,7 +13938,13 @@
         <w:t xml:space="preserve">placeholder </w:t>
       </w:r>
       <w:r>
-        <w:t>records based on multivariate patterns. By cleaning the data of such inconsistencies, the models were better able to generalize and produce meaningful results.</w:t>
+        <w:t xml:space="preserve">records </w:t>
+      </w:r>
+      <w:r>
+        <w:t>by recursively isolating and splitting the data</w:t>
+      </w:r>
+      <w:r>
+        <w:t>. By cleaning the data of such inconsistencies, the models were better able to generalize and produce meaningful results.</w:t>
       </w:r>
     </w:p>
     <w:p/>
@@ -14539,7 +14021,13 @@
         <w:t xml:space="preserve"> </w:t>
       </w:r>
       <w:r>
-        <w:t xml:space="preserve">outperformed others in terms of RMSE when evaluated on the holdout testing subset. While simpler models such as </w:t>
+        <w:t xml:space="preserve">outperformed others in terms of RMSE when evaluated on the holdout testing subset. While </w:t>
+      </w:r>
+      <w:r>
+        <w:t>simple baseline</w:t>
+      </w:r>
+      <w:r>
+        <w:t xml:space="preserve"> models such as </w:t>
       </w:r>
       <w:r>
         <w:t>Linear Regression</w:t>
@@ -14551,7 +14039,13 @@
         <w:t>nterpretability</w:t>
       </w:r>
       <w:r>
-        <w:t>, boosting and bagging models better captured the complex and non-linear relationships in the data.</w:t>
+        <w:t xml:space="preserve">, boosting and bagging models better captured the complex and non-linear relationships </w:t>
+      </w:r>
+      <w:r>
+        <w:t xml:space="preserve">shown </w:t>
+      </w:r>
+      <w:r>
+        <w:t>in the data.</w:t>
       </w:r>
     </w:p>
     <w:p/>
@@ -14590,7 +14084,10 @@
         <w:t xml:space="preserve"> </w:t>
       </w:r>
       <w:r>
-        <w:t>or renovation status.</w:t>
+        <w:t>or renovation status</w:t>
+      </w:r>
+      <w:r>
+        <w:t>, and properties of similar size and amenities can vary significantly in value.</w:t>
       </w:r>
     </w:p>
     <w:p>
@@ -14857,7 +14354,7 @@
     <w:p>
       <w:pPr>
         <w:sectPr>
-          <w:footerReference w:type="default" r:id="rId17"/>
+          <w:footerReference w:type="default" r:id="rId18"/>
           <w:pgSz w:w="12240" w:h="15840"/>
           <w:pgMar w:top="1440" w:right="1440" w:bottom="1440" w:left="1440" w:header="720" w:footer="720" w:gutter="0"/>
           <w:pgNumType w:start="1"/>
@@ -14876,7 +14373,7 @@
         <w:ind w:left="432"/>
         <w:jc w:val="center"/>
         <w:sectPr>
-          <w:footerReference w:type="default" r:id="rId18"/>
+          <w:footerReference w:type="default" r:id="rId19"/>
           <w:pgSz w:w="12240" w:h="15840"/>
           <w:pgMar w:top="1440" w:right="1440" w:bottom="1440" w:left="1440" w:header="720" w:footer="720" w:gutter="0"/>
           <w:cols w:space="720"/>
@@ -14884,9 +14381,9 @@
           <w:docGrid w:linePitch="360"/>
         </w:sectPr>
       </w:pPr>
-      <w:bookmarkStart w:id="27" w:name="_Appendix_A:_Analytical"/>
-      <w:bookmarkStart w:id="28" w:name="_Toc202629173"/>
-      <w:bookmarkEnd w:id="27"/>
+      <w:bookmarkStart w:id="28" w:name="_Appendix_A:_Analytical"/>
+      <w:bookmarkStart w:id="29" w:name="_Toc203387763"/>
+      <w:bookmarkEnd w:id="28"/>
       <w:r>
         <w:lastRenderedPageBreak/>
         <w:t>Appendix A</w:t>
@@ -14900,7 +14397,7 @@
       <w:r>
         <w:t>Analytical Flowchart</w:t>
       </w:r>
-      <w:bookmarkEnd w:id="28"/>
+      <w:bookmarkEnd w:id="29"/>
     </w:p>
     <w:p>
       <w:r>
@@ -14924,7 +14421,7 @@
                     <pic:cNvPicPr/>
                   </pic:nvPicPr>
                   <pic:blipFill>
-                    <a:blip r:embed="rId19">
+                    <a:blip r:embed="rId20">
                       <a:extLst>
                         <a:ext uri="{28A0092B-C50C-407E-A947-70E740481C1C}">
                           <a14:useLocalDpi xmlns:a14="http://schemas.microsoft.com/office/drawing/2010/main" val="0"/>
@@ -14955,7 +14452,7 @@
       </w:r>
     </w:p>
     <w:sectPr>
-      <w:footerReference w:type="default" r:id="rId20"/>
+      <w:footerReference w:type="default" r:id="rId21"/>
       <w:pgSz w:w="15840" w:h="12240" w:orient="landscape"/>
       <w:pgMar w:top="720" w:right="720" w:bottom="720" w:left="720" w:header="720" w:footer="720" w:gutter="0"/>
       <w:cols w:space="720"/>
@@ -17522,7 +17019,6 @@
   <w:style w:type="character" w:default="1" w:styleId="DefaultParagraphFont">
     <w:name w:val="Default Paragraph Font"/>
     <w:uiPriority w:val="1"/>
-    <w:semiHidden/>
     <w:unhideWhenUsed/>
   </w:style>
   <w:style w:type="table" w:default="1" w:styleId="TableNormal">

--- a/reports/HC_Parcel_Sales_Prediction.docx
+++ b/reports/HC_Parcel_Sales_Prediction.docx
@@ -5966,13 +5966,7 @@
             <w:rPr>
               <w:rFonts w:ascii="Cambria Math" w:hAnsi="Cambria Math"/>
             </w:rPr>
-            <m:t>(x)</m:t>
-          </m:r>
-          <m:r>
-            <w:rPr>
-              <w:rFonts w:ascii="Cambria Math" w:hAnsi="Cambria Math"/>
-            </w:rPr>
-            <m:t>=</m:t>
+            <m:t>(x)=</m:t>
           </m:r>
           <m:f>
             <m:fPr>
@@ -6025,13 +6019,7 @@
                 <w:rPr>
                   <w:rFonts w:ascii="Cambria Math" w:hAnsi="Cambria Math"/>
                 </w:rPr>
-                <m:t>b</m:t>
-              </m:r>
-              <m:r>
-                <w:rPr>
-                  <w:rFonts w:ascii="Cambria Math" w:hAnsi="Cambria Math"/>
-                </w:rPr>
-                <m:t>=1</m:t>
+                <m:t>b=1</m:t>
               </m:r>
               <m:ctrlPr>
                 <w:rPr>
@@ -6233,19 +6221,7 @@
           <w:rPr>
             <w:rFonts w:ascii="Cambria Math" w:eastAsiaTheme="minorEastAsia" w:hAnsi="Cambria Math"/>
           </w:rPr>
-          <m:t xml:space="preserve">:  Prediction from the </m:t>
-        </m:r>
-        <m:r>
-          <w:rPr>
-            <w:rFonts w:ascii="Cambria Math" w:eastAsiaTheme="minorEastAsia" w:hAnsi="Cambria Math"/>
-          </w:rPr>
-          <m:t>b</m:t>
-        </m:r>
-        <m:r>
-          <w:rPr>
-            <w:rFonts w:ascii="Cambria Math" w:eastAsiaTheme="minorEastAsia" w:hAnsi="Cambria Math"/>
-          </w:rPr>
-          <m:t>'th decision tree</m:t>
+          <m:t>:  Prediction from the b'th decision tree</m:t>
         </m:r>
       </m:oMath>
     </w:p>
@@ -6265,13 +6241,7 @@
           <w:rPr>
             <w:rFonts w:ascii="Cambria Math" w:eastAsiaTheme="minorEastAsia" w:hAnsi="Cambria Math"/>
           </w:rPr>
-          <m:t>B</m:t>
-        </m:r>
-        <m:r>
-          <w:rPr>
-            <w:rFonts w:ascii="Cambria Math" w:eastAsiaTheme="minorEastAsia" w:hAnsi="Cambria Math"/>
-          </w:rPr>
-          <m:t>:  Total number of trees</m:t>
+          <m:t>B:  Total number of trees</m:t>
         </m:r>
       </m:oMath>
     </w:p>
@@ -10393,7 +10363,7 @@
           <w:noProof/>
         </w:rPr>
         <w:drawing>
-          <wp:inline distT="0" distB="0" distL="0" distR="0" wp14:anchorId="0D2CA992" wp14:editId="07711CB7">
+          <wp:inline distT="0" distB="0" distL="0" distR="0" wp14:anchorId="0D2CA992" wp14:editId="162A4908">
             <wp:extent cx="3838354" cy="5390948"/>
             <wp:effectExtent l="0" t="0" r="0" b="0"/>
             <wp:docPr id="1168948013" name="Picture 7" descr="A screenshot of a graph&#10;&#10;AI-generated content may be incorrect.">
@@ -14060,10 +14030,10 @@
         <w:t xml:space="preserve"> for emergency response planning and recovery</w:t>
       </w:r>
       <w:r>
-        <w:t xml:space="preserve"> efforts.</w:t>
-      </w:r>
-      <w:r>
-        <w:t xml:space="preserve"> </w:t>
+        <w:t xml:space="preserve"> efforts</w:t>
+      </w:r>
+      <w:r>
+        <w:t xml:space="preserve">. At the county-level scale, this can provide planners an opportunity to heuristically measure the level of economical financial impacts by only providing an input of the properties within a disaster zone. </w:t>
       </w:r>
       <w:r>
         <w:t>The analysis could be further improved by incorporating a</w:t>
@@ -17019,6 +16989,7 @@
   <w:style w:type="character" w:default="1" w:styleId="DefaultParagraphFont">
     <w:name w:val="Default Paragraph Font"/>
     <w:uiPriority w:val="1"/>
+    <w:semiHidden/>
     <w:unhideWhenUsed/>
   </w:style>
   <w:style w:type="table" w:default="1" w:styleId="TableNormal">
